--- a/Rapport_LEFEVRE_LARZUL.docx
+++ b/Rapport_LEFEVRE_LARZUL.docx
@@ -31,7 +31,7 @@
                     <pic:cNvPicPr/>
                   </pic:nvPicPr>
                   <pic:blipFill>
-                    <a:blip r:embed="rId4" cstate="print">
+                    <a:blip r:embed="rId5" cstate="print">
                       <a:extLst>
                         <a:ext uri="{28A0092B-C50C-407E-A947-70E740481C1C}">
                           <a14:useLocalDpi xmlns:a14="http://schemas.microsoft.com/office/drawing/2010/main" val="0"/>
@@ -422,7 +422,7 @@
           <w:szCs w:val="28"/>
         </w:rPr>
       </w:pPr>
-      <w:hyperlink r:id="rId5" w:history="1">
+      <w:hyperlink r:id="rId6" w:history="1">
         <w:r>
           <w:rPr>
             <w:sz w:val="28"/>
@@ -525,6 +525,2836 @@
         </w:rPr>
         <w:tab/>
       </w:r>
+    </w:p>
+    <w:p/>
+    <w:p/>
+    <w:p>
+      <w:pPr>
+        <w:pStyle w:val="Titre1"/>
+        <w:rPr>
+          <w:rFonts w:ascii="Times New Roman" w:hAnsi="Times New Roman" w:cs="Times New Roman"/>
+          <w:b/>
+          <w:bCs/>
+          <w:color w:val="000000" w:themeColor="text1"/>
+          <w:sz w:val="44"/>
+          <w:szCs w:val="44"/>
+          <w:lang w:eastAsia="en-US"/>
+        </w:rPr>
+      </w:pPr>
+      <w:r>
+        <w:rPr>
+          <w:rFonts w:ascii="Times New Roman" w:hAnsi="Times New Roman" w:cs="Times New Roman"/>
+          <w:b/>
+          <w:bCs/>
+          <w:color w:val="000000" w:themeColor="text1"/>
+          <w:sz w:val="44"/>
+          <w:szCs w:val="44"/>
+          <w:lang w:eastAsia="en-US"/>
+        </w:rPr>
+        <w:lastRenderedPageBreak/>
+        <w:t>É</w:t>
+      </w:r>
+      <w:r>
+        <w:rPr>
+          <w:rFonts w:ascii="Times New Roman" w:hAnsi="Times New Roman" w:cs="Times New Roman"/>
+          <w:b/>
+          <w:bCs/>
+          <w:color w:val="000000" w:themeColor="text1"/>
+          <w:sz w:val="44"/>
+          <w:szCs w:val="44"/>
+          <w:lang w:eastAsia="en-US"/>
+        </w:rPr>
+        <w:t>tude th</w:t>
+      </w:r>
+      <w:r>
+        <w:rPr>
+          <w:rFonts w:ascii="Times New Roman" w:hAnsi="Times New Roman" w:cs="Times New Roman"/>
+          <w:b/>
+          <w:bCs/>
+          <w:color w:val="000000" w:themeColor="text1"/>
+          <w:sz w:val="44"/>
+          <w:szCs w:val="44"/>
+          <w:lang w:eastAsia="en-US"/>
+        </w:rPr>
+        <w:t>é</w:t>
+      </w:r>
+      <w:r>
+        <w:rPr>
+          <w:rFonts w:ascii="Times New Roman" w:hAnsi="Times New Roman" w:cs="Times New Roman"/>
+          <w:b/>
+          <w:bCs/>
+          <w:color w:val="000000" w:themeColor="text1"/>
+          <w:sz w:val="44"/>
+          <w:szCs w:val="44"/>
+          <w:lang w:eastAsia="en-US"/>
+        </w:rPr>
+        <w:t>orique de cas simples</w:t>
+      </w:r>
+    </w:p>
+    <w:p/>
+    <w:p>
+      <w:pPr>
+        <w:pStyle w:val="Titre2"/>
+        <w:rPr>
+          <w:rFonts w:ascii="Times New Roman" w:hAnsi="Times New Roman" w:cs="Times New Roman"/>
+          <w:b/>
+          <w:bCs/>
+          <w:color w:val="000000" w:themeColor="text1"/>
+        </w:rPr>
+      </w:pPr>
+      <w:r>
+        <w:rPr>
+          <w:rFonts w:ascii="Times New Roman" w:hAnsi="Times New Roman" w:cs="Times New Roman"/>
+          <w:b/>
+          <w:bCs/>
+          <w:color w:val="000000" w:themeColor="text1"/>
+        </w:rPr>
+        <w:t>Influence de η</w:t>
+      </w:r>
+    </w:p>
+    <w:p/>
+    <w:p>
+      <w:pPr>
+        <w:rPr>
+          <w:color w:val="000000"/>
+        </w:rPr>
+      </w:pPr>
+      <w:r>
+        <w:rPr>
+          <w:color w:val="000000"/>
+        </w:rPr>
+        <w:t>On notera l’entr</w:t>
+      </w:r>
+      <w:r>
+        <w:rPr>
+          <w:color w:val="000000"/>
+        </w:rPr>
+        <w:t>é</w:t>
+      </w:r>
+      <w:r>
+        <w:rPr>
+          <w:color w:val="000000"/>
+        </w:rPr>
+        <w:t>e courante X et le vecteur de poids courant du neurone gagnant W</w:t>
+      </w:r>
+      <w:r>
+        <w:rPr>
+          <w:rFonts w:ascii="Cambria Math" w:hAnsi="Cambria Math" w:cs="Cambria Math"/>
+          <w:color w:val="000000"/>
+          <w:vertAlign w:val="superscript"/>
+        </w:rPr>
+        <w:t>*</w:t>
+      </w:r>
+      <w:r>
+        <w:rPr>
+          <w:rFonts w:ascii="Cambria Math" w:hAnsi="Cambria Math" w:cs="Cambria Math"/>
+          <w:color w:val="000000"/>
+        </w:rPr>
+        <w:t>.</w:t>
+      </w:r>
+    </w:p>
+    <w:p/>
+    <w:p>
+      <w:pPr>
+        <w:rPr>
+          <w:i/>
+          <w:iCs/>
+          <w:color w:val="002060"/>
+        </w:rPr>
+      </w:pPr>
+      <w:r>
+        <w:rPr>
+          <w:i/>
+          <w:iCs/>
+          <w:color w:val="002060"/>
+        </w:rPr>
+        <w:t>Dans le cas o</w:t>
+      </w:r>
+      <w:r>
+        <w:rPr>
+          <w:i/>
+          <w:iCs/>
+          <w:color w:val="002060"/>
+        </w:rPr>
+        <w:t>ù</w:t>
+      </w:r>
+      <w:r>
+        <w:rPr>
+          <w:i/>
+          <w:iCs/>
+          <w:color w:val="002060"/>
+        </w:rPr>
+        <w:t xml:space="preserve"> η= 0 quelle sera la prochaine valeur des poids du neurone gagnant ?</w:t>
+      </w:r>
+    </w:p>
+    <w:p>
+      <w:pPr>
+        <w:rPr>
+          <w:i/>
+          <w:iCs/>
+          <w:color w:val="000000"/>
+        </w:rPr>
+      </w:pPr>
+    </w:p>
+    <w:p>
+      <w:pPr>
+        <w:jc w:val="both"/>
+        <w:rPr>
+          <w:color w:val="000000"/>
+        </w:rPr>
+      </w:pPr>
+      <w:r>
+        <w:rPr>
+          <w:color w:val="000000"/>
+        </w:rPr>
+        <w:t>Lorsque</w:t>
+      </w:r>
+      <w:r>
+        <w:rPr>
+          <w:rStyle w:val="apple-converted-space"/>
+          <w:rFonts w:eastAsiaTheme="majorEastAsia"/>
+          <w:color w:val="000000"/>
+        </w:rPr>
+        <w:t> </w:t>
+      </w:r>
+      <w:r>
+        <w:rPr>
+          <w:i/>
+          <w:iCs/>
+          <w:color w:val="000000"/>
+        </w:rPr>
+        <w:t>η= 0</w:t>
+      </w:r>
+      <w:r>
+        <w:rPr>
+          <w:color w:val="000000"/>
+        </w:rPr>
+        <w:t>, la formule de mise à jour des poids devient :</w:t>
+      </w:r>
+    </w:p>
+    <w:p>
+      <w:pPr>
+        <w:jc w:val="both"/>
+        <w:rPr>
+          <w:color w:val="000000"/>
+        </w:rPr>
+      </w:pPr>
+    </w:p>
+    <w:p>
+      <w:pPr>
+        <w:jc w:val="both"/>
+        <w:rPr>
+          <w:color w:val="000000"/>
+        </w:rPr>
+      </w:pPr>
+      <m:oMathPara>
+        <m:oMath>
+          <m:r>
+            <m:rPr>
+              <m:sty m:val="p"/>
+            </m:rPr>
+            <w:rPr>
+              <w:rFonts w:ascii="Cambria Math" w:hAnsi="Cambria Math"/>
+              <w:color w:val="000000"/>
+            </w:rPr>
+            <m:t>Δ</m:t>
+          </m:r>
+          <m:sSub>
+            <m:sSubPr>
+              <m:ctrlPr>
+                <w:rPr>
+                  <w:rFonts w:ascii="Cambria Math" w:hAnsi="Cambria Math"/>
+                  <w:i/>
+                  <w:color w:val="000000"/>
+                </w:rPr>
+              </m:ctrlPr>
+            </m:sSubPr>
+            <m:e>
+              <m:r>
+                <w:rPr>
+                  <w:rFonts w:ascii="Cambria Math" w:hAnsi="Cambria Math"/>
+                  <w:color w:val="000000"/>
+                </w:rPr>
+                <m:t>w</m:t>
+              </m:r>
+            </m:e>
+            <m:sub>
+              <m:r>
+                <w:rPr>
+                  <w:rFonts w:ascii="Cambria Math" w:hAnsi="Cambria Math"/>
+                  <w:color w:val="000000"/>
+                </w:rPr>
+                <m:t>ji</m:t>
+              </m:r>
+            </m:sub>
+          </m:sSub>
+          <m:r>
+            <w:rPr>
+              <w:rFonts w:ascii="Cambria Math" w:hAnsi="Cambria Math"/>
+              <w:color w:val="000000"/>
+            </w:rPr>
+            <m:t>=</m:t>
+          </m:r>
+          <m:r>
+            <m:rPr>
+              <m:sty m:val="p"/>
+            </m:rPr>
+            <w:rPr>
+              <w:rFonts w:ascii="Cambria Math" w:hAnsi="Cambria Math"/>
+              <w:color w:val="000000"/>
+            </w:rPr>
+            <m:t>η⋅</m:t>
+          </m:r>
+          <m:sSup>
+            <m:sSupPr>
+              <m:ctrlPr>
+                <w:rPr>
+                  <w:rFonts w:ascii="Cambria Math" w:hAnsi="Cambria Math"/>
+                  <w:i/>
+                  <w:color w:val="000000"/>
+                </w:rPr>
+              </m:ctrlPr>
+            </m:sSupPr>
+            <m:e>
+              <m:r>
+                <w:rPr>
+                  <w:rFonts w:ascii="Cambria Math" w:hAnsi="Cambria Math"/>
+                  <w:color w:val="000000"/>
+                </w:rPr>
+                <m:t>e</m:t>
+              </m:r>
+              <m:ctrlPr>
+                <w:rPr>
+                  <w:rFonts w:ascii="Cambria Math" w:hAnsi="Cambria Math"/>
+                  <w:color w:val="000000"/>
+                </w:rPr>
+              </m:ctrlPr>
+            </m:e>
+            <m:sup>
+              <m:f>
+                <m:fPr>
+                  <m:ctrlPr>
+                    <w:rPr>
+                      <w:rFonts w:ascii="Cambria Math" w:hAnsi="Cambria Math"/>
+                      <w:color w:val="000000"/>
+                    </w:rPr>
+                  </m:ctrlPr>
+                </m:fPr>
+                <m:num>
+                  <m:r>
+                    <w:rPr>
+                      <w:rFonts w:ascii="Cambria Math" w:hAnsi="Cambria Math"/>
+                      <w:color w:val="000000"/>
+                    </w:rPr>
+                    <m:t>-</m:t>
+                  </m:r>
+                  <m:r>
+                    <m:rPr>
+                      <m:lit/>
+                    </m:rPr>
+                    <w:rPr>
+                      <w:rFonts w:ascii="Cambria Math" w:hAnsi="Cambria Math"/>
+                      <w:color w:val="000000"/>
+                    </w:rPr>
+                    <m:t>|</m:t>
+                  </m:r>
+                  <m:r>
+                    <w:rPr>
+                      <w:rFonts w:ascii="Cambria Math" w:hAnsi="Cambria Math"/>
+                      <w:color w:val="000000"/>
+                    </w:rPr>
+                    <m:t>j-</m:t>
+                  </m:r>
+                  <m:sSup>
+                    <m:sSupPr>
+                      <m:ctrlPr>
+                        <w:rPr>
+                          <w:rFonts w:ascii="Cambria Math" w:hAnsi="Cambria Math"/>
+                          <w:i/>
+                          <w:color w:val="000000"/>
+                        </w:rPr>
+                      </m:ctrlPr>
+                    </m:sSupPr>
+                    <m:e>
+                      <m:r>
+                        <w:rPr>
+                          <w:rFonts w:ascii="Cambria Math" w:hAnsi="Cambria Math"/>
+                          <w:color w:val="000000"/>
+                        </w:rPr>
+                        <m:t>j</m:t>
+                      </m:r>
+                    </m:e>
+                    <m:sup>
+                      <m:r>
+                        <w:rPr>
+                          <w:rFonts w:ascii="Cambria Math" w:hAnsi="Cambria Math"/>
+                          <w:color w:val="000000"/>
+                        </w:rPr>
+                        <m:t>*</m:t>
+                      </m:r>
+                    </m:sup>
+                  </m:sSup>
+                  <m:sSup>
+                    <m:sSupPr>
+                      <m:ctrlPr>
+                        <w:rPr>
+                          <w:rFonts w:ascii="Cambria Math" w:hAnsi="Cambria Math"/>
+                          <w:i/>
+                          <w:color w:val="000000"/>
+                        </w:rPr>
+                      </m:ctrlPr>
+                    </m:sSupPr>
+                    <m:e>
+                      <m:r>
+                        <m:rPr>
+                          <m:lit/>
+                        </m:rPr>
+                        <w:rPr>
+                          <w:rFonts w:ascii="Cambria Math" w:hAnsi="Cambria Math"/>
+                          <w:color w:val="000000"/>
+                        </w:rPr>
+                        <m:t>|</m:t>
+                      </m:r>
+                    </m:e>
+                    <m:sup>
+                      <m:r>
+                        <w:rPr>
+                          <w:rFonts w:ascii="Cambria Math" w:hAnsi="Cambria Math"/>
+                          <w:color w:val="000000"/>
+                        </w:rPr>
+                        <m:t>2</m:t>
+                      </m:r>
+                    </m:sup>
+                  </m:sSup>
+                  <m:ctrlPr>
+                    <w:rPr>
+                      <w:rFonts w:ascii="Cambria Math" w:hAnsi="Cambria Math"/>
+                      <w:i/>
+                      <w:color w:val="000000"/>
+                    </w:rPr>
+                  </m:ctrlPr>
+                </m:num>
+                <m:den>
+                  <m:r>
+                    <w:rPr>
+                      <w:rFonts w:ascii="Cambria Math" w:hAnsi="Cambria Math"/>
+                      <w:color w:val="000000"/>
+                    </w:rPr>
+                    <m:t>2</m:t>
+                  </m:r>
+                  <m:sSup>
+                    <m:sSupPr>
+                      <m:ctrlPr>
+                        <w:rPr>
+                          <w:rFonts w:ascii="Cambria Math" w:hAnsi="Cambria Math"/>
+                          <w:i/>
+                          <w:color w:val="000000"/>
+                        </w:rPr>
+                      </m:ctrlPr>
+                    </m:sSupPr>
+                    <m:e>
+                      <m:r>
+                        <m:rPr>
+                          <m:sty m:val="p"/>
+                        </m:rPr>
+                        <w:rPr>
+                          <w:rFonts w:ascii="Cambria Math" w:hAnsi="Cambria Math"/>
+                          <w:color w:val="000000"/>
+                        </w:rPr>
+                        <m:t>σ</m:t>
+                      </m:r>
+                      <m:ctrlPr>
+                        <w:rPr>
+                          <w:rFonts w:ascii="Cambria Math" w:hAnsi="Cambria Math"/>
+                          <w:color w:val="000000"/>
+                        </w:rPr>
+                      </m:ctrlPr>
+                    </m:e>
+                    <m:sup>
+                      <m:r>
+                        <w:rPr>
+                          <w:rFonts w:ascii="Cambria Math" w:hAnsi="Cambria Math"/>
+                          <w:color w:val="000000"/>
+                        </w:rPr>
+                        <m:t>2</m:t>
+                      </m:r>
+                    </m:sup>
+                  </m:sSup>
+                  <m:ctrlPr>
+                    <w:rPr>
+                      <w:rFonts w:ascii="Cambria Math" w:hAnsi="Cambria Math"/>
+                      <w:i/>
+                      <w:color w:val="000000"/>
+                    </w:rPr>
+                  </m:ctrlPr>
+                </m:den>
+              </m:f>
+            </m:sup>
+          </m:sSup>
+          <m:r>
+            <m:rPr>
+              <m:sty m:val="p"/>
+            </m:rPr>
+            <w:rPr>
+              <w:rFonts w:ascii="Cambria Math" w:hAnsi="Cambria Math"/>
+              <w:color w:val="000000"/>
+            </w:rPr>
+            <m:t>⋅</m:t>
+          </m:r>
+          <m:d>
+            <m:dPr>
+              <m:ctrlPr>
+                <w:rPr>
+                  <w:rFonts w:ascii="Cambria Math" w:hAnsi="Cambria Math"/>
+                  <w:i/>
+                  <w:color w:val="000000"/>
+                </w:rPr>
+              </m:ctrlPr>
+            </m:dPr>
+            <m:e>
+              <m:sSub>
+                <m:sSubPr>
+                  <m:ctrlPr>
+                    <w:rPr>
+                      <w:rFonts w:ascii="Cambria Math" w:hAnsi="Cambria Math"/>
+                      <w:i/>
+                      <w:color w:val="000000"/>
+                    </w:rPr>
+                  </m:ctrlPr>
+                </m:sSubPr>
+                <m:e>
+                  <m:r>
+                    <w:rPr>
+                      <w:rFonts w:ascii="Cambria Math" w:hAnsi="Cambria Math"/>
+                      <w:color w:val="000000"/>
+                    </w:rPr>
+                    <m:t>x</m:t>
+                  </m:r>
+                </m:e>
+                <m:sub>
+                  <m:r>
+                    <w:rPr>
+                      <w:rFonts w:ascii="Cambria Math" w:hAnsi="Cambria Math"/>
+                      <w:color w:val="000000"/>
+                    </w:rPr>
+                    <m:t>i</m:t>
+                  </m:r>
+                </m:sub>
+              </m:sSub>
+              <m:r>
+                <w:rPr>
+                  <w:rFonts w:ascii="Cambria Math" w:hAnsi="Cambria Math"/>
+                  <w:color w:val="000000"/>
+                </w:rPr>
+                <m:t>-</m:t>
+              </m:r>
+              <m:sSub>
+                <m:sSubPr>
+                  <m:ctrlPr>
+                    <w:rPr>
+                      <w:rFonts w:ascii="Cambria Math" w:hAnsi="Cambria Math"/>
+                      <w:i/>
+                      <w:color w:val="000000"/>
+                    </w:rPr>
+                  </m:ctrlPr>
+                </m:sSubPr>
+                <m:e>
+                  <m:r>
+                    <w:rPr>
+                      <w:rFonts w:ascii="Cambria Math" w:hAnsi="Cambria Math"/>
+                      <w:color w:val="000000"/>
+                    </w:rPr>
+                    <m:t>w</m:t>
+                  </m:r>
+                </m:e>
+                <m:sub>
+                  <m:r>
+                    <w:rPr>
+                      <w:rFonts w:ascii="Cambria Math" w:hAnsi="Cambria Math"/>
+                      <w:color w:val="000000"/>
+                    </w:rPr>
+                    <m:t>ji</m:t>
+                  </m:r>
+                </m:sub>
+              </m:sSub>
+            </m:e>
+          </m:d>
+          <m:r>
+            <w:rPr>
+              <w:rFonts w:ascii="Cambria Math" w:hAnsi="Cambria Math"/>
+              <w:color w:val="000000"/>
+            </w:rPr>
+            <m:t xml:space="preserve"> =0</m:t>
+          </m:r>
+          <m:r>
+            <w:rPr>
+              <w:rFonts w:ascii="Cambria Math" w:hAnsi="Cambria Math"/>
+              <w:color w:val="000000"/>
+            </w:rPr>
+            <w:br/>
+          </m:r>
+        </m:oMath>
+      </m:oMathPara>
+    </w:p>
+    <w:p>
+      <w:pPr>
+        <w:jc w:val="both"/>
+        <w:rPr>
+          <w:color w:val="000000"/>
+        </w:rPr>
+      </w:pPr>
+      <w:r>
+        <w:rPr>
+          <w:color w:val="000000"/>
+        </w:rPr>
+        <w:t>Peu importe la valeur de l’entrée</w:t>
+      </w:r>
+      <w:r>
+        <w:rPr>
+          <w:rStyle w:val="apple-converted-space"/>
+          <w:rFonts w:eastAsiaTheme="majorEastAsia"/>
+          <w:color w:val="000000"/>
+        </w:rPr>
+        <w:t> </w:t>
+      </w:r>
+      <w:r>
+        <w:rPr>
+          <w:rStyle w:val="katex-mathml"/>
+          <w:color w:val="000000"/>
+        </w:rPr>
+        <w:t>x</w:t>
+      </w:r>
+      <w:r>
+        <w:rPr>
+          <w:rStyle w:val="katex-mathml"/>
+          <w:color w:val="000000"/>
+          <w:vertAlign w:val="subscript"/>
+        </w:rPr>
+        <w:t>i</w:t>
+      </w:r>
+      <w:r>
+        <w:rPr>
+          <w:color w:val="000000"/>
+        </w:rPr>
+        <w:t>, de la distance entre neurones ou du poids actuel</w:t>
+      </w:r>
+      <w:r>
+        <w:rPr>
+          <w:rStyle w:val="apple-converted-space"/>
+          <w:rFonts w:eastAsiaTheme="majorEastAsia"/>
+          <w:color w:val="000000"/>
+        </w:rPr>
+        <w:t> </w:t>
+      </w:r>
+      <w:proofErr w:type="spellStart"/>
+      <w:r>
+        <w:rPr>
+          <w:rStyle w:val="katex-mathml"/>
+          <w:color w:val="000000"/>
+        </w:rPr>
+        <w:t>w</w:t>
+      </w:r>
+      <w:r>
+        <w:rPr>
+          <w:rStyle w:val="katex-mathml"/>
+          <w:color w:val="000000"/>
+          <w:vertAlign w:val="subscript"/>
+        </w:rPr>
+        <w:t>j</w:t>
+      </w:r>
+      <w:r>
+        <w:rPr>
+          <w:rStyle w:val="katex-mathml"/>
+          <w:color w:val="000000"/>
+          <w:vertAlign w:val="subscript"/>
+        </w:rPr>
+        <w:t>i</w:t>
+      </w:r>
+      <w:proofErr w:type="spellEnd"/>
+      <w:r>
+        <w:rPr>
+          <w:rStyle w:val="vlist-s"/>
+          <w:color w:val="000000"/>
+        </w:rPr>
+        <w:t>​</w:t>
+      </w:r>
+      <w:r>
+        <w:rPr>
+          <w:color w:val="000000"/>
+        </w:rPr>
+        <w:t>, si le taux d’apprentissage η vaut</w:t>
+      </w:r>
+      <w:r>
+        <w:rPr>
+          <w:rStyle w:val="apple-converted-space"/>
+          <w:rFonts w:eastAsiaTheme="majorEastAsia"/>
+          <w:color w:val="000000"/>
+        </w:rPr>
+        <w:t> </w:t>
+      </w:r>
+      <w:r>
+        <w:rPr>
+          <w:rStyle w:val="lev"/>
+          <w:b w:val="0"/>
+          <w:bCs w:val="0"/>
+          <w:color w:val="000000"/>
+        </w:rPr>
+        <w:t>zéro</w:t>
+      </w:r>
+      <w:r>
+        <w:rPr>
+          <w:color w:val="000000"/>
+        </w:rPr>
+        <w:t>, alors :</w:t>
+      </w:r>
+    </w:p>
+    <w:p>
+      <w:pPr>
+        <w:jc w:val="both"/>
+        <w:rPr>
+          <w:color w:val="000000"/>
+        </w:rPr>
+      </w:pPr>
+    </w:p>
+    <w:p>
+      <w:pPr>
+        <w:jc w:val="both"/>
+      </w:pPr>
+      <m:oMathPara>
+        <m:oMath>
+          <m:r>
+            <m:rPr>
+              <m:sty m:val="p"/>
+            </m:rPr>
+            <w:rPr>
+              <w:rFonts w:ascii="Cambria Math" w:hAnsi="Cambria Math"/>
+            </w:rPr>
+            <m:t>Δ</m:t>
+          </m:r>
+          <m:sSub>
+            <m:sSubPr>
+              <m:ctrlPr>
+                <w:rPr>
+                  <w:rFonts w:ascii="Cambria Math" w:hAnsi="Cambria Math"/>
+                  <w:i/>
+                </w:rPr>
+              </m:ctrlPr>
+            </m:sSubPr>
+            <m:e>
+              <m:r>
+                <w:rPr>
+                  <w:rFonts w:ascii="Cambria Math" w:hAnsi="Cambria Math"/>
+                </w:rPr>
+                <m:t>w</m:t>
+              </m:r>
+            </m:e>
+            <m:sub>
+              <m:r>
+                <w:rPr>
+                  <w:rFonts w:ascii="Cambria Math" w:hAnsi="Cambria Math"/>
+                </w:rPr>
+                <m:t>ji</m:t>
+              </m:r>
+            </m:sub>
+          </m:sSub>
+          <m:r>
+            <w:rPr>
+              <w:rFonts w:ascii="Cambria Math" w:hAnsi="Cambria Math"/>
+            </w:rPr>
+            <m:t>=0</m:t>
+          </m:r>
+          <m:r>
+            <m:rPr>
+              <m:sty m:val="p"/>
+            </m:rPr>
+            <w:rPr>
+              <w:rFonts w:ascii="Cambria Math" w:hAnsi="Cambria Math"/>
+            </w:rPr>
+            <m:t>⇒</m:t>
+          </m:r>
+          <m:sSubSup>
+            <m:sSubSupPr>
+              <m:ctrlPr>
+                <w:rPr>
+                  <w:rFonts w:ascii="Cambria Math" w:hAnsi="Cambria Math"/>
+                  <w:i/>
+                </w:rPr>
+              </m:ctrlPr>
+            </m:sSubSupPr>
+            <m:e>
+              <m:r>
+                <w:rPr>
+                  <w:rFonts w:ascii="Cambria Math" w:hAnsi="Cambria Math"/>
+                </w:rPr>
+                <m:t>w</m:t>
+              </m:r>
+              <m:ctrlPr>
+                <w:rPr>
+                  <w:rFonts w:ascii="Cambria Math" w:hAnsi="Cambria Math"/>
+                </w:rPr>
+              </m:ctrlPr>
+            </m:e>
+            <m:sub>
+              <m:r>
+                <w:rPr>
+                  <w:rFonts w:ascii="Cambria Math" w:hAnsi="Cambria Math"/>
+                </w:rPr>
+                <m:t>ji</m:t>
+              </m:r>
+            </m:sub>
+            <m:sup>
+              <m:d>
+                <m:dPr>
+                  <m:ctrlPr>
+                    <w:rPr>
+                      <w:rFonts w:ascii="Cambria Math" w:hAnsi="Cambria Math"/>
+                      <w:i/>
+                    </w:rPr>
+                  </m:ctrlPr>
+                </m:dPr>
+                <m:e>
+                  <m:r>
+                    <w:rPr>
+                      <w:rFonts w:ascii="Cambria Math" w:hAnsi="Cambria Math"/>
+                    </w:rPr>
+                    <m:t>t+1</m:t>
+                  </m:r>
+                </m:e>
+              </m:d>
+            </m:sup>
+          </m:sSubSup>
+          <m:r>
+            <w:rPr>
+              <w:rFonts w:ascii="Cambria Math" w:hAnsi="Cambria Math"/>
+            </w:rPr>
+            <m:t>=</m:t>
+          </m:r>
+          <m:sSubSup>
+            <m:sSubSupPr>
+              <m:ctrlPr>
+                <w:rPr>
+                  <w:rFonts w:ascii="Cambria Math" w:hAnsi="Cambria Math"/>
+                  <w:i/>
+                </w:rPr>
+              </m:ctrlPr>
+            </m:sSubSupPr>
+            <m:e>
+              <m:r>
+                <w:rPr>
+                  <w:rFonts w:ascii="Cambria Math" w:hAnsi="Cambria Math"/>
+                </w:rPr>
+                <m:t>w</m:t>
+              </m:r>
+            </m:e>
+            <m:sub>
+              <m:r>
+                <w:rPr>
+                  <w:rFonts w:ascii="Cambria Math" w:hAnsi="Cambria Math"/>
+                </w:rPr>
+                <m:t>ji</m:t>
+              </m:r>
+            </m:sub>
+            <m:sup>
+              <m:d>
+                <m:dPr>
+                  <m:ctrlPr>
+                    <w:rPr>
+                      <w:rFonts w:ascii="Cambria Math" w:hAnsi="Cambria Math"/>
+                      <w:i/>
+                    </w:rPr>
+                  </m:ctrlPr>
+                </m:dPr>
+                <m:e>
+                  <m:r>
+                    <w:rPr>
+                      <w:rFonts w:ascii="Cambria Math" w:hAnsi="Cambria Math"/>
+                    </w:rPr>
+                    <m:t>t</m:t>
+                  </m:r>
+                </m:e>
+              </m:d>
+            </m:sup>
+          </m:sSubSup>
+        </m:oMath>
+      </m:oMathPara>
+    </w:p>
+    <w:p>
+      <w:pPr>
+        <w:rPr>
+          <w:rStyle w:val="lev"/>
+          <w:rFonts w:eastAsiaTheme="majorEastAsia"/>
+          <w:color w:val="000000"/>
+        </w:rPr>
+      </w:pPr>
+    </w:p>
+    <w:p>
+      <w:pPr>
+        <w:jc w:val="both"/>
+        <w:rPr>
+          <w:rStyle w:val="lev"/>
+          <w:rFonts w:eastAsiaTheme="majorEastAsia"/>
+          <w:b w:val="0"/>
+          <w:bCs w:val="0"/>
+          <w:color w:val="000000"/>
+        </w:rPr>
+      </w:pPr>
+    </w:p>
+    <w:p>
+      <w:pPr>
+        <w:jc w:val="both"/>
+        <w:rPr>
+          <w:rStyle w:val="lev"/>
+          <w:rFonts w:eastAsiaTheme="majorEastAsia"/>
+          <w:b w:val="0"/>
+          <w:bCs w:val="0"/>
+          <w:color w:val="000000"/>
+        </w:rPr>
+      </w:pPr>
+      <w:r>
+        <w:rPr>
+          <w:rStyle w:val="lev"/>
+          <w:rFonts w:eastAsiaTheme="majorEastAsia"/>
+          <w:b w:val="0"/>
+          <w:bCs w:val="0"/>
+          <w:color w:val="000000"/>
+        </w:rPr>
+        <w:t>Les poids du neurone gagnant</w:t>
+      </w:r>
+      <w:r>
+        <w:rPr>
+          <w:rStyle w:val="lev"/>
+          <w:rFonts w:eastAsiaTheme="majorEastAsia"/>
+          <w:b w:val="0"/>
+          <w:bCs w:val="0"/>
+          <w:color w:val="000000"/>
+        </w:rPr>
+        <w:t xml:space="preserve"> </w:t>
+      </w:r>
+      <w:r>
+        <w:rPr>
+          <w:rStyle w:val="lev"/>
+          <w:rFonts w:eastAsiaTheme="majorEastAsia"/>
+          <w:b w:val="0"/>
+          <w:bCs w:val="0"/>
+          <w:color w:val="000000"/>
+        </w:rPr>
+        <w:t>et de ses voisins ne changent pas.</w:t>
+      </w:r>
+    </w:p>
+    <w:p>
+      <w:pPr>
+        <w:jc w:val="both"/>
+        <w:rPr>
+          <w:b/>
+          <w:bCs/>
+        </w:rPr>
+      </w:pPr>
+      <w:r>
+        <w:rPr>
+          <w:b/>
+          <w:bCs/>
+          <w:color w:val="000000"/>
+        </w:rPr>
+        <w:br/>
+      </w:r>
+      <w:r>
+        <w:rPr>
+          <w:color w:val="000000"/>
+        </w:rPr>
+        <w:t>Ils restent</w:t>
+      </w:r>
+      <w:r>
+        <w:rPr>
+          <w:rStyle w:val="apple-converted-space"/>
+          <w:rFonts w:eastAsiaTheme="majorEastAsia"/>
+          <w:b/>
+          <w:bCs/>
+          <w:color w:val="000000"/>
+        </w:rPr>
+        <w:t> </w:t>
+      </w:r>
+      <w:r>
+        <w:rPr>
+          <w:rStyle w:val="lev"/>
+          <w:rFonts w:eastAsiaTheme="majorEastAsia"/>
+          <w:b w:val="0"/>
+          <w:bCs w:val="0"/>
+          <w:color w:val="000000"/>
+        </w:rPr>
+        <w:t>identiques à leur valeur actuelle</w:t>
+      </w:r>
+      <w:r>
+        <w:rPr>
+          <w:color w:val="000000"/>
+        </w:rPr>
+        <w:t>,</w:t>
+      </w:r>
+      <w:r>
+        <w:rPr>
+          <w:b/>
+          <w:bCs/>
+          <w:color w:val="000000"/>
+        </w:rPr>
+        <w:t xml:space="preserve"> </w:t>
+      </w:r>
+      <w:r>
+        <w:rPr>
+          <w:color w:val="000000"/>
+        </w:rPr>
+        <w:t>donc</w:t>
+      </w:r>
+      <w:r>
+        <w:rPr>
+          <w:rStyle w:val="apple-converted-space"/>
+          <w:rFonts w:eastAsiaTheme="majorEastAsia"/>
+          <w:b/>
+          <w:bCs/>
+          <w:color w:val="000000"/>
+        </w:rPr>
+        <w:t> </w:t>
+      </w:r>
+      <w:r>
+        <w:rPr>
+          <w:rStyle w:val="lev"/>
+          <w:rFonts w:eastAsiaTheme="majorEastAsia"/>
+          <w:b w:val="0"/>
+          <w:bCs w:val="0"/>
+          <w:color w:val="000000"/>
+        </w:rPr>
+        <w:t>aucun apprentissage n’a lieu</w:t>
+      </w:r>
+      <w:r>
+        <w:rPr>
+          <w:color w:val="000000"/>
+        </w:rPr>
+        <w:t>.</w:t>
+      </w:r>
+    </w:p>
+    <w:p>
+      <w:pPr>
+        <w:jc w:val="both"/>
+      </w:pPr>
+    </w:p>
+    <w:p>
+      <w:pPr>
+        <w:jc w:val="both"/>
+      </w:pPr>
+    </w:p>
+    <w:p>
+      <w:pPr>
+        <w:rPr>
+          <w:i/>
+          <w:iCs/>
+          <w:color w:val="002060"/>
+        </w:rPr>
+      </w:pPr>
+      <w:r>
+        <w:rPr>
+          <w:i/>
+          <w:iCs/>
+          <w:color w:val="002060"/>
+        </w:rPr>
+        <w:t>M</w:t>
+      </w:r>
+      <w:r>
+        <w:rPr>
+          <w:i/>
+          <w:iCs/>
+          <w:color w:val="002060"/>
+        </w:rPr>
+        <w:t>ê</w:t>
+      </w:r>
+      <w:r>
+        <w:rPr>
+          <w:i/>
+          <w:iCs/>
+          <w:color w:val="002060"/>
+        </w:rPr>
+        <w:t>me question dans le cas o</w:t>
+      </w:r>
+      <w:r>
+        <w:rPr>
+          <w:i/>
+          <w:iCs/>
+          <w:color w:val="002060"/>
+        </w:rPr>
+        <w:t>ù</w:t>
+      </w:r>
+      <w:r>
+        <w:rPr>
+          <w:i/>
+          <w:iCs/>
+          <w:color w:val="002060"/>
+        </w:rPr>
+        <w:t xml:space="preserve"> η= 1.</w:t>
+      </w:r>
+    </w:p>
+    <w:p>
+      <w:pPr>
+        <w:rPr>
+          <w:i/>
+          <w:iCs/>
+          <w:color w:val="002060"/>
+        </w:rPr>
+      </w:pPr>
+    </w:p>
+    <w:p>
+      <w:pPr>
+        <w:rPr>
+          <w:color w:val="000000"/>
+        </w:rPr>
+      </w:pPr>
+      <w:r>
+        <w:rPr>
+          <w:color w:val="000000"/>
+        </w:rPr>
+        <w:t>Quand on considère le</w:t>
+      </w:r>
+      <w:r>
+        <w:rPr>
+          <w:rStyle w:val="apple-converted-space"/>
+          <w:rFonts w:eastAsiaTheme="majorEastAsia"/>
+          <w:color w:val="000000"/>
+        </w:rPr>
+        <w:t> </w:t>
+      </w:r>
+      <w:r>
+        <w:rPr>
+          <w:rStyle w:val="lev"/>
+          <w:rFonts w:eastAsiaTheme="majorEastAsia"/>
+          <w:b w:val="0"/>
+          <w:bCs w:val="0"/>
+          <w:color w:val="000000"/>
+        </w:rPr>
+        <w:t>neurone gagnant</w:t>
+      </w:r>
+      <w:r>
+        <w:rPr>
+          <w:color w:val="000000"/>
+        </w:rPr>
+        <w:t>, on a</w:t>
+      </w:r>
+      <w:r>
+        <w:rPr>
+          <w:rStyle w:val="apple-converted-space"/>
+          <w:rFonts w:eastAsiaTheme="majorEastAsia"/>
+          <w:color w:val="000000"/>
+        </w:rPr>
+        <w:t> </w:t>
+      </w:r>
+      <m:oMath>
+        <m:r>
+          <w:rPr>
+            <w:rStyle w:val="apple-converted-space"/>
+            <w:rFonts w:ascii="Cambria Math" w:eastAsiaTheme="majorEastAsia" w:hAnsi="Cambria Math"/>
+            <w:color w:val="000000"/>
+          </w:rPr>
+          <m:t>j=</m:t>
+        </m:r>
+        <m:sSup>
+          <m:sSupPr>
+            <m:ctrlPr>
+              <w:rPr>
+                <w:rStyle w:val="apple-converted-space"/>
+                <w:rFonts w:ascii="Cambria Math" w:eastAsiaTheme="majorEastAsia" w:hAnsi="Cambria Math"/>
+                <w:i/>
+                <w:color w:val="000000"/>
+              </w:rPr>
+            </m:ctrlPr>
+          </m:sSupPr>
+          <m:e>
+            <m:r>
+              <w:rPr>
+                <w:rStyle w:val="apple-converted-space"/>
+                <w:rFonts w:ascii="Cambria Math" w:eastAsiaTheme="majorEastAsia" w:hAnsi="Cambria Math"/>
+                <w:color w:val="000000"/>
+              </w:rPr>
+              <m:t>j</m:t>
+            </m:r>
+          </m:e>
+          <m:sup>
+            <m:r>
+              <w:rPr>
+                <w:rStyle w:val="apple-converted-space"/>
+                <w:rFonts w:ascii="Cambria Math" w:eastAsiaTheme="majorEastAsia" w:hAnsi="Cambria Math"/>
+                <w:color w:val="000000"/>
+              </w:rPr>
+              <m:t>*</m:t>
+            </m:r>
+          </m:sup>
+        </m:sSup>
+      </m:oMath>
+      <w:r>
+        <w:rPr>
+          <w:color w:val="000000"/>
+        </w:rPr>
+        <w:t>, donc :</w:t>
+      </w:r>
+    </w:p>
+    <w:p>
+      <w:pPr>
+        <w:rPr>
+          <w:color w:val="000000"/>
+        </w:rPr>
+      </w:pPr>
+    </w:p>
+    <w:p>
+      <w:pPr>
+        <w:rPr>
+          <w:color w:val="000000"/>
+        </w:rPr>
+      </w:pPr>
+      <m:oMathPara>
+        <m:oMath>
+          <m:r>
+            <m:rPr>
+              <m:lit/>
+            </m:rPr>
+            <w:rPr>
+              <w:rFonts w:ascii="Cambria Math" w:eastAsiaTheme="majorEastAsia" w:hAnsi="Cambria Math"/>
+              <w:color w:val="000000"/>
+            </w:rPr>
+            <m:t>|</m:t>
+          </m:r>
+          <m:r>
+            <w:rPr>
+              <w:rFonts w:ascii="Cambria Math" w:eastAsiaTheme="majorEastAsia" w:hAnsi="Cambria Math"/>
+              <w:color w:val="000000"/>
+            </w:rPr>
+            <m:t>j-</m:t>
+          </m:r>
+          <m:sSup>
+            <m:sSupPr>
+              <m:ctrlPr>
+                <w:rPr>
+                  <w:rFonts w:ascii="Cambria Math" w:eastAsiaTheme="majorEastAsia" w:hAnsi="Cambria Math"/>
+                  <w:i/>
+                  <w:color w:val="000000"/>
+                </w:rPr>
+              </m:ctrlPr>
+            </m:sSupPr>
+            <m:e>
+              <m:r>
+                <w:rPr>
+                  <w:rFonts w:ascii="Cambria Math" w:eastAsiaTheme="majorEastAsia" w:hAnsi="Cambria Math"/>
+                  <w:color w:val="000000"/>
+                </w:rPr>
+                <m:t>j</m:t>
+              </m:r>
+            </m:e>
+            <m:sup>
+              <m:r>
+                <w:rPr>
+                  <w:rFonts w:ascii="Cambria Math" w:eastAsiaTheme="majorEastAsia" w:hAnsi="Cambria Math"/>
+                  <w:color w:val="000000"/>
+                </w:rPr>
+                <m:t>*</m:t>
+              </m:r>
+            </m:sup>
+          </m:sSup>
+          <m:sSup>
+            <m:sSupPr>
+              <m:ctrlPr>
+                <w:rPr>
+                  <w:rFonts w:ascii="Cambria Math" w:eastAsiaTheme="majorEastAsia" w:hAnsi="Cambria Math"/>
+                  <w:i/>
+                  <w:color w:val="000000"/>
+                </w:rPr>
+              </m:ctrlPr>
+            </m:sSupPr>
+            <m:e>
+              <m:r>
+                <m:rPr>
+                  <m:lit/>
+                </m:rPr>
+                <w:rPr>
+                  <w:rFonts w:ascii="Cambria Math" w:eastAsiaTheme="majorEastAsia" w:hAnsi="Cambria Math"/>
+                  <w:color w:val="000000"/>
+                </w:rPr>
+                <m:t>|</m:t>
+              </m:r>
+            </m:e>
+            <m:sup>
+              <m:r>
+                <w:rPr>
+                  <w:rFonts w:ascii="Cambria Math" w:eastAsiaTheme="majorEastAsia" w:hAnsi="Cambria Math"/>
+                  <w:color w:val="000000"/>
+                </w:rPr>
+                <m:t>2</m:t>
+              </m:r>
+            </m:sup>
+          </m:sSup>
+          <m:r>
+            <w:rPr>
+              <w:rFonts w:ascii="Cambria Math" w:eastAsiaTheme="majorEastAsia" w:hAnsi="Cambria Math"/>
+              <w:color w:val="000000"/>
+            </w:rPr>
+            <m:t>=0</m:t>
+          </m:r>
+          <m:r>
+            <m:rPr>
+              <m:sty m:val="p"/>
+            </m:rPr>
+            <w:rPr>
+              <w:rFonts w:ascii="Cambria Math" w:eastAsiaTheme="majorEastAsia" w:hAnsi="Cambria Math"/>
+              <w:color w:val="000000"/>
+            </w:rPr>
+            <m:t>⇒</m:t>
+          </m:r>
+          <m:sSup>
+            <m:sSupPr>
+              <m:ctrlPr>
+                <w:rPr>
+                  <w:rFonts w:ascii="Cambria Math" w:eastAsiaTheme="majorEastAsia" w:hAnsi="Cambria Math"/>
+                  <w:i/>
+                  <w:color w:val="000000"/>
+                </w:rPr>
+              </m:ctrlPr>
+            </m:sSupPr>
+            <m:e>
+              <m:r>
+                <w:rPr>
+                  <w:rFonts w:ascii="Cambria Math" w:eastAsiaTheme="majorEastAsia" w:hAnsi="Cambria Math"/>
+                  <w:color w:val="000000"/>
+                </w:rPr>
+                <m:t>e</m:t>
+              </m:r>
+              <m:ctrlPr>
+                <w:rPr>
+                  <w:rFonts w:ascii="Cambria Math" w:eastAsiaTheme="majorEastAsia" w:hAnsi="Cambria Math"/>
+                  <w:color w:val="000000"/>
+                </w:rPr>
+              </m:ctrlPr>
+            </m:e>
+            <m:sup>
+              <m:f>
+                <m:fPr>
+                  <m:ctrlPr>
+                    <w:rPr>
+                      <w:rFonts w:ascii="Cambria Math" w:eastAsiaTheme="majorEastAsia" w:hAnsi="Cambria Math"/>
+                      <w:color w:val="000000"/>
+                    </w:rPr>
+                  </m:ctrlPr>
+                </m:fPr>
+                <m:num>
+                  <m:r>
+                    <w:rPr>
+                      <w:rFonts w:ascii="Cambria Math" w:eastAsiaTheme="majorEastAsia" w:hAnsi="Cambria Math"/>
+                      <w:color w:val="000000"/>
+                    </w:rPr>
+                    <m:t>-</m:t>
+                  </m:r>
+                  <m:r>
+                    <m:rPr>
+                      <m:lit/>
+                    </m:rPr>
+                    <w:rPr>
+                      <w:rFonts w:ascii="Cambria Math" w:eastAsiaTheme="majorEastAsia" w:hAnsi="Cambria Math"/>
+                      <w:color w:val="000000"/>
+                    </w:rPr>
+                    <m:t>|</m:t>
+                  </m:r>
+                  <m:r>
+                    <w:rPr>
+                      <w:rFonts w:ascii="Cambria Math" w:eastAsiaTheme="majorEastAsia" w:hAnsi="Cambria Math"/>
+                      <w:color w:val="000000"/>
+                    </w:rPr>
+                    <m:t>j-</m:t>
+                  </m:r>
+                  <m:sSup>
+                    <m:sSupPr>
+                      <m:ctrlPr>
+                        <w:rPr>
+                          <w:rFonts w:ascii="Cambria Math" w:eastAsiaTheme="majorEastAsia" w:hAnsi="Cambria Math"/>
+                          <w:i/>
+                          <w:color w:val="000000"/>
+                        </w:rPr>
+                      </m:ctrlPr>
+                    </m:sSupPr>
+                    <m:e>
+                      <m:r>
+                        <w:rPr>
+                          <w:rFonts w:ascii="Cambria Math" w:eastAsiaTheme="majorEastAsia" w:hAnsi="Cambria Math"/>
+                          <w:color w:val="000000"/>
+                        </w:rPr>
+                        <m:t>j</m:t>
+                      </m:r>
+                    </m:e>
+                    <m:sup>
+                      <m:r>
+                        <w:rPr>
+                          <w:rFonts w:ascii="Cambria Math" w:eastAsiaTheme="majorEastAsia" w:hAnsi="Cambria Math"/>
+                          <w:color w:val="000000"/>
+                        </w:rPr>
+                        <m:t>*</m:t>
+                      </m:r>
+                    </m:sup>
+                  </m:sSup>
+                  <m:sSup>
+                    <m:sSupPr>
+                      <m:ctrlPr>
+                        <w:rPr>
+                          <w:rFonts w:ascii="Cambria Math" w:eastAsiaTheme="majorEastAsia" w:hAnsi="Cambria Math"/>
+                          <w:i/>
+                          <w:color w:val="000000"/>
+                        </w:rPr>
+                      </m:ctrlPr>
+                    </m:sSupPr>
+                    <m:e>
+                      <m:r>
+                        <m:rPr>
+                          <m:lit/>
+                        </m:rPr>
+                        <w:rPr>
+                          <w:rFonts w:ascii="Cambria Math" w:eastAsiaTheme="majorEastAsia" w:hAnsi="Cambria Math"/>
+                          <w:color w:val="000000"/>
+                        </w:rPr>
+                        <m:t>|</m:t>
+                      </m:r>
+                    </m:e>
+                    <m:sup>
+                      <m:r>
+                        <w:rPr>
+                          <w:rFonts w:ascii="Cambria Math" w:eastAsiaTheme="majorEastAsia" w:hAnsi="Cambria Math"/>
+                          <w:color w:val="000000"/>
+                        </w:rPr>
+                        <m:t>2</m:t>
+                      </m:r>
+                    </m:sup>
+                  </m:sSup>
+                  <m:ctrlPr>
+                    <w:rPr>
+                      <w:rFonts w:ascii="Cambria Math" w:eastAsiaTheme="majorEastAsia" w:hAnsi="Cambria Math"/>
+                      <w:i/>
+                      <w:color w:val="000000"/>
+                    </w:rPr>
+                  </m:ctrlPr>
+                </m:num>
+                <m:den>
+                  <m:r>
+                    <w:rPr>
+                      <w:rFonts w:ascii="Cambria Math" w:eastAsiaTheme="majorEastAsia" w:hAnsi="Cambria Math"/>
+                      <w:color w:val="000000"/>
+                    </w:rPr>
+                    <m:t>2</m:t>
+                  </m:r>
+                  <m:sSup>
+                    <m:sSupPr>
+                      <m:ctrlPr>
+                        <w:rPr>
+                          <w:rFonts w:ascii="Cambria Math" w:eastAsiaTheme="majorEastAsia" w:hAnsi="Cambria Math"/>
+                          <w:i/>
+                          <w:color w:val="000000"/>
+                        </w:rPr>
+                      </m:ctrlPr>
+                    </m:sSupPr>
+                    <m:e>
+                      <m:r>
+                        <m:rPr>
+                          <m:sty m:val="p"/>
+                        </m:rPr>
+                        <w:rPr>
+                          <w:rFonts w:ascii="Cambria Math" w:eastAsiaTheme="majorEastAsia" w:hAnsi="Cambria Math"/>
+                          <w:color w:val="000000"/>
+                        </w:rPr>
+                        <m:t>σ</m:t>
+                      </m:r>
+                      <m:ctrlPr>
+                        <w:rPr>
+                          <w:rFonts w:ascii="Cambria Math" w:eastAsiaTheme="majorEastAsia" w:hAnsi="Cambria Math"/>
+                          <w:color w:val="000000"/>
+                        </w:rPr>
+                      </m:ctrlPr>
+                    </m:e>
+                    <m:sup>
+                      <m:r>
+                        <w:rPr>
+                          <w:rFonts w:ascii="Cambria Math" w:eastAsiaTheme="majorEastAsia" w:hAnsi="Cambria Math"/>
+                          <w:color w:val="000000"/>
+                        </w:rPr>
+                        <m:t>2</m:t>
+                      </m:r>
+                    </m:sup>
+                  </m:sSup>
+                  <m:ctrlPr>
+                    <w:rPr>
+                      <w:rFonts w:ascii="Cambria Math" w:eastAsiaTheme="majorEastAsia" w:hAnsi="Cambria Math"/>
+                      <w:i/>
+                      <w:color w:val="000000"/>
+                    </w:rPr>
+                  </m:ctrlPr>
+                </m:den>
+              </m:f>
+            </m:sup>
+          </m:sSup>
+          <m:r>
+            <w:rPr>
+              <w:rFonts w:ascii="Cambria Math" w:eastAsiaTheme="majorEastAsia" w:hAnsi="Cambria Math"/>
+              <w:color w:val="000000"/>
+            </w:rPr>
+            <m:t>=1</m:t>
+          </m:r>
+        </m:oMath>
+      </m:oMathPara>
+    </w:p>
+    <w:p>
+      <w:pPr>
+        <w:rPr>
+          <w:color w:val="000000"/>
+        </w:rPr>
+      </w:pPr>
+    </w:p>
+    <w:p>
+      <w:pPr>
+        <w:rPr>
+          <w:color w:val="000000" w:themeColor="text1"/>
+        </w:rPr>
+      </w:pPr>
+      <w:r>
+        <w:rPr>
+          <w:color w:val="000000" w:themeColor="text1"/>
+        </w:rPr>
+        <w:t xml:space="preserve">Donc dans le cas où </w:t>
+      </w:r>
+      <w:r>
+        <w:rPr>
+          <w:color w:val="000000" w:themeColor="text1"/>
+        </w:rPr>
+        <w:t>η= 1</w:t>
+      </w:r>
+      <w:r>
+        <w:rPr>
+          <w:color w:val="000000" w:themeColor="text1"/>
+        </w:rPr>
+        <w:t xml:space="preserve"> on remplace dans la formule :</w:t>
+      </w:r>
+    </w:p>
+    <w:p>
+      <w:pPr>
+        <w:rPr>
+          <w:color w:val="000000" w:themeColor="text1"/>
+        </w:rPr>
+      </w:pPr>
+    </w:p>
+    <w:p>
+      <w:pPr>
+        <w:rPr>
+          <w:color w:val="000000" w:themeColor="text1"/>
+        </w:rPr>
+      </w:pPr>
+      <m:oMathPara>
+        <m:oMath>
+          <m:r>
+            <m:rPr>
+              <m:sty m:val="p"/>
+            </m:rPr>
+            <w:rPr>
+              <w:rFonts w:ascii="Cambria Math" w:hAnsi="Cambria Math"/>
+              <w:color w:val="000000" w:themeColor="text1"/>
+            </w:rPr>
+            <m:t>Δ</m:t>
+          </m:r>
+          <m:sSub>
+            <m:sSubPr>
+              <m:ctrlPr>
+                <w:rPr>
+                  <w:rFonts w:ascii="Cambria Math" w:hAnsi="Cambria Math"/>
+                  <w:color w:val="000000" w:themeColor="text1"/>
+                </w:rPr>
+              </m:ctrlPr>
+            </m:sSubPr>
+            <m:e>
+              <m:r>
+                <m:rPr>
+                  <m:sty m:val="p"/>
+                </m:rPr>
+                <w:rPr>
+                  <w:rFonts w:ascii="Cambria Math" w:hAnsi="Cambria Math"/>
+                  <w:color w:val="000000" w:themeColor="text1"/>
+                </w:rPr>
+                <m:t>w</m:t>
+              </m:r>
+            </m:e>
+            <m:sub>
+              <m:sSup>
+                <m:sSupPr>
+                  <m:ctrlPr>
+                    <w:rPr>
+                      <w:rFonts w:ascii="Cambria Math" w:hAnsi="Cambria Math"/>
+                      <w:color w:val="000000" w:themeColor="text1"/>
+                    </w:rPr>
+                  </m:ctrlPr>
+                </m:sSupPr>
+                <m:e>
+                  <m:r>
+                    <m:rPr>
+                      <m:sty m:val="p"/>
+                    </m:rPr>
+                    <w:rPr>
+                      <w:rFonts w:ascii="Cambria Math" w:hAnsi="Cambria Math"/>
+                      <w:color w:val="000000" w:themeColor="text1"/>
+                    </w:rPr>
+                    <m:t>j</m:t>
+                  </m:r>
+                </m:e>
+                <m:sup>
+                  <m:r>
+                    <m:rPr>
+                      <m:sty m:val="p"/>
+                    </m:rPr>
+                    <w:rPr>
+                      <w:rFonts w:ascii="Cambria Math" w:hAnsi="Cambria Math"/>
+                      <w:color w:val="000000" w:themeColor="text1"/>
+                    </w:rPr>
+                    <m:t>*</m:t>
+                  </m:r>
+                </m:sup>
+              </m:sSup>
+              <m:r>
+                <m:rPr>
+                  <m:sty m:val="p"/>
+                </m:rPr>
+                <w:rPr>
+                  <w:rFonts w:ascii="Cambria Math" w:hAnsi="Cambria Math"/>
+                  <w:color w:val="000000" w:themeColor="text1"/>
+                </w:rPr>
+                <m:t>i</m:t>
+              </m:r>
+            </m:sub>
+          </m:sSub>
+          <m:r>
+            <m:rPr>
+              <m:sty m:val="p"/>
+            </m:rPr>
+            <w:rPr>
+              <w:rFonts w:ascii="Cambria Math" w:hAnsi="Cambria Math"/>
+              <w:color w:val="000000" w:themeColor="text1"/>
+            </w:rPr>
+            <m:t>=1⋅1⋅</m:t>
+          </m:r>
+          <m:d>
+            <m:dPr>
+              <m:ctrlPr>
+                <w:rPr>
+                  <w:rFonts w:ascii="Cambria Math" w:hAnsi="Cambria Math"/>
+                  <w:color w:val="000000" w:themeColor="text1"/>
+                </w:rPr>
+              </m:ctrlPr>
+            </m:dPr>
+            <m:e>
+              <m:sSub>
+                <m:sSubPr>
+                  <m:ctrlPr>
+                    <w:rPr>
+                      <w:rFonts w:ascii="Cambria Math" w:hAnsi="Cambria Math"/>
+                      <w:color w:val="000000" w:themeColor="text1"/>
+                    </w:rPr>
+                  </m:ctrlPr>
+                </m:sSubPr>
+                <m:e>
+                  <m:r>
+                    <m:rPr>
+                      <m:sty m:val="p"/>
+                    </m:rPr>
+                    <w:rPr>
+                      <w:rFonts w:ascii="Cambria Math" w:hAnsi="Cambria Math"/>
+                      <w:color w:val="000000" w:themeColor="text1"/>
+                    </w:rPr>
+                    <m:t>x</m:t>
+                  </m:r>
+                </m:e>
+                <m:sub>
+                  <m:r>
+                    <m:rPr>
+                      <m:sty m:val="p"/>
+                    </m:rPr>
+                    <w:rPr>
+                      <w:rFonts w:ascii="Cambria Math" w:hAnsi="Cambria Math"/>
+                      <w:color w:val="000000" w:themeColor="text1"/>
+                    </w:rPr>
+                    <m:t>i</m:t>
+                  </m:r>
+                </m:sub>
+              </m:sSub>
+              <m:r>
+                <m:rPr>
+                  <m:sty m:val="p"/>
+                </m:rPr>
+                <w:rPr>
+                  <w:rFonts w:ascii="Cambria Math" w:hAnsi="Cambria Math"/>
+                  <w:color w:val="000000" w:themeColor="text1"/>
+                </w:rPr>
+                <m:t>-</m:t>
+              </m:r>
+              <m:sSub>
+                <m:sSubPr>
+                  <m:ctrlPr>
+                    <w:rPr>
+                      <w:rFonts w:ascii="Cambria Math" w:hAnsi="Cambria Math"/>
+                      <w:color w:val="000000" w:themeColor="text1"/>
+                    </w:rPr>
+                  </m:ctrlPr>
+                </m:sSubPr>
+                <m:e>
+                  <m:r>
+                    <m:rPr>
+                      <m:sty m:val="p"/>
+                    </m:rPr>
+                    <w:rPr>
+                      <w:rFonts w:ascii="Cambria Math" w:hAnsi="Cambria Math"/>
+                      <w:color w:val="000000" w:themeColor="text1"/>
+                    </w:rPr>
+                    <m:t>w</m:t>
+                  </m:r>
+                </m:e>
+                <m:sub>
+                  <m:sSup>
+                    <m:sSupPr>
+                      <m:ctrlPr>
+                        <w:rPr>
+                          <w:rFonts w:ascii="Cambria Math" w:hAnsi="Cambria Math"/>
+                          <w:color w:val="000000" w:themeColor="text1"/>
+                        </w:rPr>
+                      </m:ctrlPr>
+                    </m:sSupPr>
+                    <m:e>
+                      <m:r>
+                        <m:rPr>
+                          <m:sty m:val="p"/>
+                        </m:rPr>
+                        <w:rPr>
+                          <w:rFonts w:ascii="Cambria Math" w:hAnsi="Cambria Math"/>
+                          <w:color w:val="000000" w:themeColor="text1"/>
+                        </w:rPr>
+                        <m:t>j</m:t>
+                      </m:r>
+                    </m:e>
+                    <m:sup>
+                      <m:r>
+                        <m:rPr>
+                          <m:sty m:val="p"/>
+                        </m:rPr>
+                        <w:rPr>
+                          <w:rFonts w:ascii="Cambria Math" w:hAnsi="Cambria Math"/>
+                          <w:color w:val="000000" w:themeColor="text1"/>
+                        </w:rPr>
+                        <m:t>*</m:t>
+                      </m:r>
+                    </m:sup>
+                  </m:sSup>
+                  <m:r>
+                    <m:rPr>
+                      <m:sty m:val="p"/>
+                    </m:rPr>
+                    <w:rPr>
+                      <w:rFonts w:ascii="Cambria Math" w:hAnsi="Cambria Math"/>
+                      <w:color w:val="000000" w:themeColor="text1"/>
+                    </w:rPr>
+                    <m:t>i</m:t>
+                  </m:r>
+                </m:sub>
+              </m:sSub>
+            </m:e>
+          </m:d>
+          <m:r>
+            <m:rPr>
+              <m:sty m:val="p"/>
+            </m:rPr>
+            <w:rPr>
+              <w:rFonts w:ascii="Cambria Math" w:hAnsi="Cambria Math"/>
+              <w:color w:val="000000" w:themeColor="text1"/>
+            </w:rPr>
+            <m:t>=</m:t>
+          </m:r>
+          <m:sSub>
+            <m:sSubPr>
+              <m:ctrlPr>
+                <w:rPr>
+                  <w:rFonts w:ascii="Cambria Math" w:hAnsi="Cambria Math"/>
+                  <w:color w:val="000000" w:themeColor="text1"/>
+                </w:rPr>
+              </m:ctrlPr>
+            </m:sSubPr>
+            <m:e>
+              <m:r>
+                <m:rPr>
+                  <m:sty m:val="p"/>
+                </m:rPr>
+                <w:rPr>
+                  <w:rFonts w:ascii="Cambria Math" w:hAnsi="Cambria Math"/>
+                  <w:color w:val="000000" w:themeColor="text1"/>
+                </w:rPr>
+                <m:t>x</m:t>
+              </m:r>
+            </m:e>
+            <m:sub>
+              <m:r>
+                <m:rPr>
+                  <m:sty m:val="p"/>
+                </m:rPr>
+                <w:rPr>
+                  <w:rFonts w:ascii="Cambria Math" w:hAnsi="Cambria Math"/>
+                  <w:color w:val="000000" w:themeColor="text1"/>
+                </w:rPr>
+                <m:t>i</m:t>
+              </m:r>
+            </m:sub>
+          </m:sSub>
+          <m:r>
+            <m:rPr>
+              <m:sty m:val="p"/>
+            </m:rPr>
+            <w:rPr>
+              <w:rFonts w:ascii="Cambria Math" w:hAnsi="Cambria Math"/>
+              <w:color w:val="000000" w:themeColor="text1"/>
+            </w:rPr>
+            <m:t>-</m:t>
+          </m:r>
+          <m:sSub>
+            <m:sSubPr>
+              <m:ctrlPr>
+                <w:rPr>
+                  <w:rFonts w:ascii="Cambria Math" w:hAnsi="Cambria Math"/>
+                  <w:color w:val="000000" w:themeColor="text1"/>
+                </w:rPr>
+              </m:ctrlPr>
+            </m:sSubPr>
+            <m:e>
+              <m:r>
+                <m:rPr>
+                  <m:sty m:val="p"/>
+                </m:rPr>
+                <w:rPr>
+                  <w:rFonts w:ascii="Cambria Math" w:hAnsi="Cambria Math"/>
+                  <w:color w:val="000000" w:themeColor="text1"/>
+                </w:rPr>
+                <m:t>w</m:t>
+              </m:r>
+            </m:e>
+            <m:sub>
+              <m:sSup>
+                <m:sSupPr>
+                  <m:ctrlPr>
+                    <w:rPr>
+                      <w:rFonts w:ascii="Cambria Math" w:hAnsi="Cambria Math"/>
+                      <w:color w:val="000000" w:themeColor="text1"/>
+                    </w:rPr>
+                  </m:ctrlPr>
+                </m:sSupPr>
+                <m:e>
+                  <m:r>
+                    <m:rPr>
+                      <m:sty m:val="p"/>
+                    </m:rPr>
+                    <w:rPr>
+                      <w:rFonts w:ascii="Cambria Math" w:hAnsi="Cambria Math"/>
+                      <w:color w:val="000000" w:themeColor="text1"/>
+                    </w:rPr>
+                    <m:t>j</m:t>
+                  </m:r>
+                </m:e>
+                <m:sup>
+                  <m:r>
+                    <m:rPr>
+                      <m:sty m:val="p"/>
+                    </m:rPr>
+                    <w:rPr>
+                      <w:rFonts w:ascii="Cambria Math" w:hAnsi="Cambria Math"/>
+                      <w:color w:val="000000" w:themeColor="text1"/>
+                    </w:rPr>
+                    <m:t>*</m:t>
+                  </m:r>
+                </m:sup>
+              </m:sSup>
+              <m:r>
+                <m:rPr>
+                  <m:sty m:val="p"/>
+                </m:rPr>
+                <w:rPr>
+                  <w:rFonts w:ascii="Cambria Math" w:hAnsi="Cambria Math"/>
+                  <w:color w:val="000000" w:themeColor="text1"/>
+                </w:rPr>
+                <m:t>i</m:t>
+              </m:r>
+            </m:sub>
+          </m:sSub>
+        </m:oMath>
+      </m:oMathPara>
+    </w:p>
+    <w:p>
+      <w:pPr>
+        <w:rPr>
+          <w:color w:val="000000" w:themeColor="text1"/>
+        </w:rPr>
+      </w:pPr>
+    </w:p>
+    <w:p>
+      <w:pPr>
+        <w:rPr>
+          <w:color w:val="000000" w:themeColor="text1"/>
+        </w:rPr>
+      </w:pPr>
+      <m:oMathPara>
+        <m:oMath>
+          <m:sSubSup>
+            <m:sSubSupPr>
+              <m:ctrlPr>
+                <w:rPr>
+                  <w:rFonts w:ascii="Cambria Math" w:hAnsi="Cambria Math"/>
+                  <w:i/>
+                  <w:color w:val="000000" w:themeColor="text1"/>
+                </w:rPr>
+              </m:ctrlPr>
+            </m:sSubSupPr>
+            <m:e>
+              <m:r>
+                <w:rPr>
+                  <w:rFonts w:ascii="Cambria Math" w:hAnsi="Cambria Math"/>
+                  <w:color w:val="000000" w:themeColor="text1"/>
+                </w:rPr>
+                <m:t>w</m:t>
+              </m:r>
+            </m:e>
+            <m:sub>
+              <m:sSup>
+                <m:sSupPr>
+                  <m:ctrlPr>
+                    <w:rPr>
+                      <w:rFonts w:ascii="Cambria Math" w:hAnsi="Cambria Math"/>
+                      <w:i/>
+                      <w:color w:val="000000" w:themeColor="text1"/>
+                    </w:rPr>
+                  </m:ctrlPr>
+                </m:sSupPr>
+                <m:e>
+                  <m:r>
+                    <w:rPr>
+                      <w:rFonts w:ascii="Cambria Math" w:hAnsi="Cambria Math"/>
+                      <w:color w:val="000000" w:themeColor="text1"/>
+                    </w:rPr>
+                    <m:t>j</m:t>
+                  </m:r>
+                </m:e>
+                <m:sup>
+                  <m:r>
+                    <w:rPr>
+                      <w:rFonts w:ascii="Cambria Math" w:hAnsi="Cambria Math"/>
+                      <w:color w:val="000000" w:themeColor="text1"/>
+                    </w:rPr>
+                    <m:t>*</m:t>
+                  </m:r>
+                </m:sup>
+              </m:sSup>
+              <m:r>
+                <w:rPr>
+                  <w:rFonts w:ascii="Cambria Math" w:hAnsi="Cambria Math"/>
+                  <w:color w:val="000000" w:themeColor="text1"/>
+                </w:rPr>
+                <m:t>i</m:t>
+              </m:r>
+            </m:sub>
+            <m:sup>
+              <m:d>
+                <m:dPr>
+                  <m:ctrlPr>
+                    <w:rPr>
+                      <w:rFonts w:ascii="Cambria Math" w:hAnsi="Cambria Math"/>
+                      <w:i/>
+                      <w:color w:val="000000" w:themeColor="text1"/>
+                    </w:rPr>
+                  </m:ctrlPr>
+                </m:dPr>
+                <m:e>
+                  <m:r>
+                    <w:rPr>
+                      <w:rFonts w:ascii="Cambria Math" w:hAnsi="Cambria Math"/>
+                      <w:color w:val="000000" w:themeColor="text1"/>
+                    </w:rPr>
+                    <m:t>t+1</m:t>
+                  </m:r>
+                </m:e>
+              </m:d>
+            </m:sup>
+          </m:sSubSup>
+          <m:r>
+            <w:rPr>
+              <w:rFonts w:ascii="Cambria Math" w:hAnsi="Cambria Math"/>
+              <w:color w:val="000000" w:themeColor="text1"/>
+            </w:rPr>
+            <m:t>=</m:t>
+          </m:r>
+          <m:sSubSup>
+            <m:sSubSupPr>
+              <m:ctrlPr>
+                <w:rPr>
+                  <w:rFonts w:ascii="Cambria Math" w:hAnsi="Cambria Math"/>
+                  <w:i/>
+                  <w:color w:val="000000" w:themeColor="text1"/>
+                </w:rPr>
+              </m:ctrlPr>
+            </m:sSubSupPr>
+            <m:e>
+              <m:r>
+                <w:rPr>
+                  <w:rFonts w:ascii="Cambria Math" w:hAnsi="Cambria Math"/>
+                  <w:color w:val="000000" w:themeColor="text1"/>
+                </w:rPr>
+                <m:t>w</m:t>
+              </m:r>
+            </m:e>
+            <m:sub>
+              <m:sSup>
+                <m:sSupPr>
+                  <m:ctrlPr>
+                    <w:rPr>
+                      <w:rFonts w:ascii="Cambria Math" w:hAnsi="Cambria Math"/>
+                      <w:i/>
+                      <w:color w:val="000000" w:themeColor="text1"/>
+                    </w:rPr>
+                  </m:ctrlPr>
+                </m:sSupPr>
+                <m:e>
+                  <m:r>
+                    <w:rPr>
+                      <w:rFonts w:ascii="Cambria Math" w:hAnsi="Cambria Math"/>
+                      <w:color w:val="000000" w:themeColor="text1"/>
+                    </w:rPr>
+                    <m:t>j</m:t>
+                  </m:r>
+                </m:e>
+                <m:sup>
+                  <m:r>
+                    <w:rPr>
+                      <w:rFonts w:ascii="Cambria Math" w:hAnsi="Cambria Math"/>
+                      <w:color w:val="000000" w:themeColor="text1"/>
+                    </w:rPr>
+                    <m:t>*</m:t>
+                  </m:r>
+                </m:sup>
+              </m:sSup>
+              <m:r>
+                <w:rPr>
+                  <w:rFonts w:ascii="Cambria Math" w:hAnsi="Cambria Math"/>
+                  <w:color w:val="000000" w:themeColor="text1"/>
+                </w:rPr>
+                <m:t>i</m:t>
+              </m:r>
+            </m:sub>
+            <m:sup>
+              <m:d>
+                <m:dPr>
+                  <m:ctrlPr>
+                    <w:rPr>
+                      <w:rFonts w:ascii="Cambria Math" w:hAnsi="Cambria Math"/>
+                      <w:i/>
+                      <w:color w:val="000000" w:themeColor="text1"/>
+                    </w:rPr>
+                  </m:ctrlPr>
+                </m:dPr>
+                <m:e>
+                  <m:r>
+                    <w:rPr>
+                      <w:rFonts w:ascii="Cambria Math" w:hAnsi="Cambria Math"/>
+                      <w:color w:val="000000" w:themeColor="text1"/>
+                    </w:rPr>
+                    <m:t>t</m:t>
+                  </m:r>
+                </m:e>
+              </m:d>
+            </m:sup>
+          </m:sSubSup>
+          <m:r>
+            <w:rPr>
+              <w:rFonts w:ascii="Cambria Math" w:hAnsi="Cambria Math"/>
+              <w:color w:val="000000" w:themeColor="text1"/>
+            </w:rPr>
+            <m:t>+</m:t>
+          </m:r>
+          <m:d>
+            <m:dPr>
+              <m:ctrlPr>
+                <w:rPr>
+                  <w:rFonts w:ascii="Cambria Math" w:hAnsi="Cambria Math"/>
+                  <w:color w:val="000000" w:themeColor="text1"/>
+                </w:rPr>
+              </m:ctrlPr>
+            </m:dPr>
+            <m:e>
+              <m:sSub>
+                <m:sSubPr>
+                  <m:ctrlPr>
+                    <w:rPr>
+                      <w:rFonts w:ascii="Cambria Math" w:hAnsi="Cambria Math"/>
+                      <w:i/>
+                      <w:color w:val="000000" w:themeColor="text1"/>
+                    </w:rPr>
+                  </m:ctrlPr>
+                </m:sSubPr>
+                <m:e>
+                  <m:r>
+                    <w:rPr>
+                      <w:rFonts w:ascii="Cambria Math" w:hAnsi="Cambria Math"/>
+                      <w:color w:val="000000" w:themeColor="text1"/>
+                    </w:rPr>
+                    <m:t>x</m:t>
+                  </m:r>
+                </m:e>
+                <m:sub>
+                  <m:r>
+                    <w:rPr>
+                      <w:rFonts w:ascii="Cambria Math" w:hAnsi="Cambria Math"/>
+                      <w:color w:val="000000" w:themeColor="text1"/>
+                    </w:rPr>
+                    <m:t>i</m:t>
+                  </m:r>
+                </m:sub>
+              </m:sSub>
+              <m:r>
+                <w:rPr>
+                  <w:rFonts w:ascii="Cambria Math" w:hAnsi="Cambria Math"/>
+                  <w:color w:val="000000" w:themeColor="text1"/>
+                </w:rPr>
+                <m:t>-</m:t>
+              </m:r>
+              <m:sSubSup>
+                <m:sSubSupPr>
+                  <m:ctrlPr>
+                    <w:rPr>
+                      <w:rFonts w:ascii="Cambria Math" w:hAnsi="Cambria Math"/>
+                      <w:i/>
+                      <w:color w:val="000000" w:themeColor="text1"/>
+                    </w:rPr>
+                  </m:ctrlPr>
+                </m:sSubSupPr>
+                <m:e>
+                  <m:r>
+                    <w:rPr>
+                      <w:rFonts w:ascii="Cambria Math" w:hAnsi="Cambria Math"/>
+                      <w:color w:val="000000" w:themeColor="text1"/>
+                    </w:rPr>
+                    <m:t>w</m:t>
+                  </m:r>
+                </m:e>
+                <m:sub>
+                  <m:sSup>
+                    <m:sSupPr>
+                      <m:ctrlPr>
+                        <w:rPr>
+                          <w:rFonts w:ascii="Cambria Math" w:hAnsi="Cambria Math"/>
+                          <w:i/>
+                          <w:color w:val="000000" w:themeColor="text1"/>
+                        </w:rPr>
+                      </m:ctrlPr>
+                    </m:sSupPr>
+                    <m:e>
+                      <m:r>
+                        <w:rPr>
+                          <w:rFonts w:ascii="Cambria Math" w:hAnsi="Cambria Math"/>
+                          <w:color w:val="000000" w:themeColor="text1"/>
+                        </w:rPr>
+                        <m:t>j</m:t>
+                      </m:r>
+                    </m:e>
+                    <m:sup>
+                      <m:r>
+                        <w:rPr>
+                          <w:rFonts w:ascii="Cambria Math" w:hAnsi="Cambria Math"/>
+                          <w:color w:val="000000" w:themeColor="text1"/>
+                        </w:rPr>
+                        <m:t>*</m:t>
+                      </m:r>
+                    </m:sup>
+                  </m:sSup>
+                  <m:r>
+                    <w:rPr>
+                      <w:rFonts w:ascii="Cambria Math" w:hAnsi="Cambria Math"/>
+                      <w:color w:val="000000" w:themeColor="text1"/>
+                    </w:rPr>
+                    <m:t>i</m:t>
+                  </m:r>
+                </m:sub>
+                <m:sup>
+                  <m:d>
+                    <m:dPr>
+                      <m:ctrlPr>
+                        <w:rPr>
+                          <w:rFonts w:ascii="Cambria Math" w:hAnsi="Cambria Math"/>
+                          <w:i/>
+                          <w:color w:val="000000" w:themeColor="text1"/>
+                        </w:rPr>
+                      </m:ctrlPr>
+                    </m:dPr>
+                    <m:e>
+                      <m:r>
+                        <w:rPr>
+                          <w:rFonts w:ascii="Cambria Math" w:hAnsi="Cambria Math"/>
+                          <w:color w:val="000000" w:themeColor="text1"/>
+                        </w:rPr>
+                        <m:t>t</m:t>
+                      </m:r>
+                    </m:e>
+                  </m:d>
+                </m:sup>
+              </m:sSubSup>
+              <m:ctrlPr>
+                <w:rPr>
+                  <w:rFonts w:ascii="Cambria Math" w:hAnsi="Cambria Math"/>
+                  <w:i/>
+                  <w:color w:val="000000" w:themeColor="text1"/>
+                </w:rPr>
+              </m:ctrlPr>
+            </m:e>
+          </m:d>
+          <m:r>
+            <w:rPr>
+              <w:rFonts w:ascii="Cambria Math" w:hAnsi="Cambria Math"/>
+              <w:color w:val="000000" w:themeColor="text1"/>
+            </w:rPr>
+            <m:t>=</m:t>
+          </m:r>
+          <m:sSub>
+            <m:sSubPr>
+              <m:ctrlPr>
+                <w:rPr>
+                  <w:rFonts w:ascii="Cambria Math" w:hAnsi="Cambria Math"/>
+                  <w:i/>
+                  <w:color w:val="FF0000"/>
+                </w:rPr>
+              </m:ctrlPr>
+            </m:sSubPr>
+            <m:e>
+              <m:r>
+                <w:rPr>
+                  <w:rFonts w:ascii="Cambria Math" w:hAnsi="Cambria Math"/>
+                  <w:color w:val="FF0000"/>
+                </w:rPr>
+                <m:t>x</m:t>
+              </m:r>
+            </m:e>
+            <m:sub>
+              <m:r>
+                <w:rPr>
+                  <w:rFonts w:ascii="Cambria Math" w:hAnsi="Cambria Math"/>
+                  <w:color w:val="FF0000"/>
+                </w:rPr>
+                <m:t>i</m:t>
+              </m:r>
+            </m:sub>
+          </m:sSub>
+        </m:oMath>
+      </m:oMathPara>
+    </w:p>
+    <w:p>
+      <w:pPr>
+        <w:rPr>
+          <w:color w:val="000000" w:themeColor="text1"/>
+        </w:rPr>
+      </w:pPr>
+    </w:p>
+    <w:p>
+      <w:r>
+        <w:rPr>
+          <w:color w:val="000000"/>
+        </w:rPr>
+        <w:t>Le poids du neurone gagnant est mis à jour exactement à la valeur de l’entrée</w:t>
+      </w:r>
+      <w:r>
+        <w:rPr>
+          <w:rStyle w:val="apple-converted-space"/>
+          <w:rFonts w:eastAsiaTheme="majorEastAsia"/>
+          <w:color w:val="000000"/>
+        </w:rPr>
+        <w:t> </w:t>
+      </w:r>
+      <w:r>
+        <w:rPr>
+          <w:rStyle w:val="katex-mathml"/>
+          <w:color w:val="000000"/>
+        </w:rPr>
+        <w:t>x</w:t>
+      </w:r>
+      <w:r>
+        <w:rPr>
+          <w:rStyle w:val="katex-mathml"/>
+          <w:color w:val="000000"/>
+          <w:vertAlign w:val="subscript"/>
+        </w:rPr>
+        <w:t>i</w:t>
+      </w:r>
+      <w:r>
+        <w:rPr>
+          <w:rStyle w:val="vlist-s"/>
+          <w:color w:val="000000"/>
+        </w:rPr>
+        <w:t>​</w:t>
+      </w:r>
+      <w:r>
+        <w:rPr>
+          <w:color w:val="000000"/>
+        </w:rPr>
+        <w:t>.</w:t>
+      </w:r>
+    </w:p>
+    <w:p>
+      <w:pPr>
+        <w:spacing w:before="240"/>
+        <w:jc w:val="both"/>
+      </w:pPr>
+    </w:p>
+    <w:p>
+      <w:pPr>
+        <w:rPr>
+          <w:color w:val="000000"/>
+        </w:rPr>
+      </w:pPr>
+    </w:p>
+    <w:p>
+      <w:pPr>
+        <w:rPr>
+          <w:color w:val="000000"/>
+        </w:rPr>
+      </w:pPr>
+    </w:p>
+    <w:p>
+      <w:pPr>
+        <w:rPr>
+          <w:color w:val="000000"/>
+        </w:rPr>
+      </w:pPr>
+    </w:p>
+    <w:p>
+      <w:pPr>
+        <w:rPr>
+          <w:color w:val="000000"/>
+        </w:rPr>
+      </w:pPr>
+    </w:p>
+    <w:p>
+      <w:pPr>
+        <w:rPr>
+          <w:color w:val="000000"/>
+        </w:rPr>
+      </w:pPr>
+    </w:p>
+    <w:p>
+      <w:pPr>
+        <w:rPr>
+          <w:color w:val="000000"/>
+        </w:rPr>
+      </w:pPr>
+    </w:p>
+    <w:p>
+      <w:pPr>
+        <w:rPr>
+          <w:color w:val="000000"/>
+        </w:rPr>
+      </w:pPr>
+    </w:p>
+    <w:p>
+      <w:pPr>
+        <w:rPr>
+          <w:color w:val="000000"/>
+        </w:rPr>
+      </w:pPr>
+    </w:p>
+    <w:p>
+      <w:pPr>
+        <w:jc w:val="both"/>
+        <w:rPr>
+          <w:i/>
+          <w:iCs/>
+          <w:color w:val="002060"/>
+        </w:rPr>
+      </w:pPr>
+      <w:r>
+        <w:rPr>
+          <w:i/>
+          <w:iCs/>
+          <w:color w:val="002060"/>
+        </w:rPr>
+        <w:lastRenderedPageBreak/>
+        <w:t>Dans le cas o</w:t>
+      </w:r>
+      <w:r>
+        <w:rPr>
+          <w:i/>
+          <w:iCs/>
+          <w:color w:val="002060"/>
+        </w:rPr>
+        <w:t>ù</w:t>
+      </w:r>
+      <w:r>
+        <w:rPr>
+          <w:i/>
+          <w:iCs/>
+          <w:color w:val="002060"/>
+        </w:rPr>
+        <w:t xml:space="preserve"> η</w:t>
+      </w:r>
+      <w:r>
+        <w:rPr>
+          <w:rFonts w:ascii="Cambria Math" w:hAnsi="Cambria Math" w:cs="Cambria Math"/>
+          <w:i/>
+          <w:iCs/>
+          <w:color w:val="002060"/>
+        </w:rPr>
+        <w:t>∈</w:t>
+      </w:r>
+      <w:r>
+        <w:rPr>
+          <w:i/>
+          <w:iCs/>
+          <w:color w:val="002060"/>
+        </w:rPr>
+        <w:t>]0,</w:t>
+      </w:r>
+      <w:proofErr w:type="gramStart"/>
+      <w:r>
+        <w:rPr>
+          <w:i/>
+          <w:iCs/>
+          <w:color w:val="002060"/>
+        </w:rPr>
+        <w:t>1[</w:t>
+      </w:r>
+      <w:r>
+        <w:rPr>
+          <w:i/>
+          <w:iCs/>
+          <w:color w:val="002060"/>
+        </w:rPr>
+        <w:t xml:space="preserve"> </w:t>
+      </w:r>
+      <w:r>
+        <w:rPr>
+          <w:i/>
+          <w:iCs/>
+          <w:color w:val="002060"/>
+        </w:rPr>
+        <w:t>(</w:t>
+      </w:r>
+      <w:proofErr w:type="spellStart"/>
+      <w:proofErr w:type="gramEnd"/>
+      <w:r>
+        <w:rPr>
+          <w:i/>
+          <w:iCs/>
+          <w:color w:val="002060"/>
+        </w:rPr>
+        <w:t>param</w:t>
+      </w:r>
+      <w:r>
+        <w:rPr>
+          <w:i/>
+          <w:iCs/>
+          <w:color w:val="002060"/>
+        </w:rPr>
+        <w:t>é</w:t>
+      </w:r>
+      <w:r>
+        <w:rPr>
+          <w:i/>
+          <w:iCs/>
+          <w:color w:val="002060"/>
+        </w:rPr>
+        <w:t>trisation</w:t>
+      </w:r>
+      <w:proofErr w:type="spellEnd"/>
+      <w:r>
+        <w:rPr>
+          <w:i/>
+          <w:iCs/>
+          <w:color w:val="002060"/>
+        </w:rPr>
+        <w:t xml:space="preserve"> “normale”)o</w:t>
+      </w:r>
+      <w:r>
+        <w:rPr>
+          <w:i/>
+          <w:iCs/>
+          <w:color w:val="002060"/>
+        </w:rPr>
+        <w:t>ù</w:t>
+      </w:r>
+      <w:r>
+        <w:rPr>
+          <w:i/>
+          <w:iCs/>
+          <w:color w:val="002060"/>
+        </w:rPr>
+        <w:t xml:space="preserve"> se situera le nouveau poids par rapport </w:t>
+      </w:r>
+      <w:r>
+        <w:rPr>
+          <w:i/>
+          <w:iCs/>
+          <w:color w:val="002060"/>
+        </w:rPr>
+        <w:t>à</w:t>
+      </w:r>
+      <w:r>
+        <w:rPr>
+          <w:i/>
+          <w:iCs/>
+          <w:color w:val="002060"/>
+        </w:rPr>
+        <w:t xml:space="preserve"> W</w:t>
+      </w:r>
+      <w:r>
+        <w:rPr>
+          <w:rFonts w:ascii="Cambria Math" w:hAnsi="Cambria Math" w:cs="Cambria Math"/>
+          <w:i/>
+          <w:iCs/>
+          <w:color w:val="002060"/>
+          <w:vertAlign w:val="superscript"/>
+        </w:rPr>
+        <w:t>∗</w:t>
+      </w:r>
+      <w:r>
+        <w:rPr>
+          <w:i/>
+          <w:iCs/>
+          <w:color w:val="002060"/>
+        </w:rPr>
+        <w:t xml:space="preserve"> </w:t>
+      </w:r>
+      <w:r>
+        <w:rPr>
+          <w:i/>
+          <w:iCs/>
+          <w:color w:val="002060"/>
+        </w:rPr>
+        <w:t>et X</w:t>
+      </w:r>
+      <w:r>
+        <w:rPr>
+          <w:i/>
+          <w:iCs/>
+          <w:color w:val="002060"/>
+        </w:rPr>
+        <w:t xml:space="preserve"> </w:t>
+      </w:r>
+      <w:r>
+        <w:rPr>
+          <w:i/>
+          <w:iCs/>
+          <w:color w:val="002060"/>
+        </w:rPr>
+        <w:t>en fonction de η (formule math</w:t>
+      </w:r>
+      <w:r>
+        <w:rPr>
+          <w:i/>
+          <w:iCs/>
+          <w:color w:val="002060"/>
+        </w:rPr>
+        <w:t>é</w:t>
+      </w:r>
+      <w:r>
+        <w:rPr>
+          <w:i/>
+          <w:iCs/>
+          <w:color w:val="002060"/>
+        </w:rPr>
+        <w:t>matique simple ou explication g</w:t>
+      </w:r>
+      <w:r>
+        <w:rPr>
+          <w:i/>
+          <w:iCs/>
+          <w:color w:val="002060"/>
+        </w:rPr>
+        <w:t>é</w:t>
+      </w:r>
+      <w:r>
+        <w:rPr>
+          <w:i/>
+          <w:iCs/>
+          <w:color w:val="002060"/>
+        </w:rPr>
+        <w:t>om</w:t>
+      </w:r>
+      <w:r>
+        <w:rPr>
+          <w:i/>
+          <w:iCs/>
+          <w:color w:val="002060"/>
+        </w:rPr>
+        <w:t>é</w:t>
+      </w:r>
+      <w:r>
+        <w:rPr>
+          <w:i/>
+          <w:iCs/>
+          <w:color w:val="002060"/>
+        </w:rPr>
+        <w:t>trique) ?</w:t>
+      </w:r>
+    </w:p>
+    <w:p/>
+    <w:p>
+      <w:pPr>
+        <w:jc w:val="both"/>
+        <w:rPr>
+          <w:color w:val="000000"/>
+        </w:rPr>
+      </w:pPr>
+      <w:r>
+        <w:rPr>
+          <w:color w:val="000000"/>
+        </w:rPr>
+        <w:t>Dans le cas où le taux d’apprentissage</w:t>
+      </w:r>
+      <w:r>
+        <w:rPr>
+          <w:rStyle w:val="apple-converted-space"/>
+          <w:rFonts w:eastAsiaTheme="majorEastAsia"/>
+          <w:color w:val="000000"/>
+        </w:rPr>
+        <w:t> </w:t>
+      </w:r>
+      <w:r>
+        <w:rPr>
+          <w:rStyle w:val="katex-mathml"/>
+          <w:color w:val="000000"/>
+        </w:rPr>
+        <w:t>η</w:t>
+      </w:r>
+      <w:r>
+        <w:rPr>
+          <w:rStyle w:val="apple-converted-space"/>
+          <w:rFonts w:eastAsiaTheme="majorEastAsia"/>
+          <w:color w:val="000000"/>
+        </w:rPr>
+        <w:t> </w:t>
+      </w:r>
+      <w:r>
+        <w:rPr>
+          <w:color w:val="000000"/>
+        </w:rPr>
+        <w:t>appartient à l’intervalle</w:t>
+      </w:r>
+      <w:r>
+        <w:rPr>
+          <w:color w:val="000000"/>
+        </w:rPr>
+        <w:t xml:space="preserve"> </w:t>
+      </w:r>
+      <w:r>
+        <w:rPr>
+          <w:rStyle w:val="katex-mathml"/>
+          <w:color w:val="000000"/>
+        </w:rPr>
+        <w:t>]0,1[</w:t>
+      </w:r>
+      <w:r>
+        <w:rPr>
+          <w:color w:val="000000"/>
+        </w:rPr>
+        <w:t>, la mise à jour du poids du neurone gagnant</w:t>
+      </w:r>
+      <w:r>
+        <w:rPr>
+          <w:rStyle w:val="apple-converted-space"/>
+          <w:rFonts w:eastAsiaTheme="majorEastAsia"/>
+          <w:color w:val="000000"/>
+        </w:rPr>
+        <w:t> </w:t>
+      </w:r>
+      <w:r>
+        <w:rPr>
+          <w:rStyle w:val="katex-mathml"/>
+          <w:color w:val="000000"/>
+        </w:rPr>
+        <w:t>W</w:t>
+      </w:r>
+      <w:r>
+        <w:rPr>
+          <w:rStyle w:val="katex-mathml"/>
+          <w:rFonts w:ascii="Cambria Math" w:hAnsi="Cambria Math" w:cs="Cambria Math"/>
+          <w:color w:val="000000"/>
+          <w:vertAlign w:val="superscript"/>
+        </w:rPr>
+        <w:t>*</w:t>
+      </w:r>
+      <w:r>
+        <w:rPr>
+          <w:rStyle w:val="apple-converted-space"/>
+          <w:rFonts w:eastAsiaTheme="majorEastAsia"/>
+          <w:color w:val="000000"/>
+        </w:rPr>
+        <w:t> </w:t>
+      </w:r>
+      <w:r>
+        <w:rPr>
+          <w:color w:val="000000"/>
+        </w:rPr>
+        <w:t>se fait selon la formule suivante :</w:t>
+      </w:r>
+    </w:p>
+    <w:p>
+      <w:pPr>
+        <w:jc w:val="both"/>
+        <w:rPr>
+          <w:color w:val="000000"/>
+        </w:rPr>
+      </w:pPr>
+    </w:p>
+    <w:p>
+      <w:pPr>
+        <w:jc w:val="both"/>
+        <w:rPr>
+          <w:color w:val="000000"/>
+        </w:rPr>
+      </w:pPr>
+    </w:p>
+    <w:p>
+      <w:pPr>
+        <w:jc w:val="both"/>
+        <w:rPr>
+          <w:color w:val="000000"/>
+        </w:rPr>
+      </w:pPr>
+    </w:p>
+    <w:p>
+      <w:r>
+        <w:rPr>
+          <w:color w:val="000000"/>
+        </w:rPr>
+        <w:t>Cette équation peut également s’écrire sous la forme d’une moyenne pondérée :</w:t>
+      </w:r>
+    </w:p>
+    <w:p>
+      <w:pPr>
+        <w:jc w:val="both"/>
+        <w:rPr>
+          <w:color w:val="000000"/>
+        </w:rPr>
+      </w:pPr>
+    </w:p>
+    <w:p>
+      <w:pPr>
+        <w:jc w:val="both"/>
+      </w:pPr>
+    </w:p>
+    <w:p>
+      <m:oMathPara>
+        <m:oMath>
+          <m:sSup>
+            <m:sSupPr>
+              <m:ctrlPr>
+                <w:rPr>
+                  <w:rFonts w:ascii="Cambria Math" w:hAnsi="Cambria Math"/>
+                  <w:i/>
+                </w:rPr>
+              </m:ctrlPr>
+            </m:sSupPr>
+            <m:e>
+              <m:r>
+                <w:rPr>
+                  <w:rFonts w:ascii="Cambria Math" w:hAnsi="Cambria Math"/>
+                </w:rPr>
+                <m:t>W</m:t>
+              </m:r>
+            </m:e>
+            <m:sup>
+              <m:r>
+                <w:rPr>
+                  <w:rFonts w:ascii="Cambria Math" w:hAnsi="Cambria Math"/>
+                </w:rPr>
+                <m:t>*</m:t>
+              </m:r>
+              <m:d>
+                <m:dPr>
+                  <m:ctrlPr>
+                    <w:rPr>
+                      <w:rFonts w:ascii="Cambria Math" w:hAnsi="Cambria Math"/>
+                      <w:i/>
+                    </w:rPr>
+                  </m:ctrlPr>
+                </m:dPr>
+                <m:e>
+                  <m:r>
+                    <w:rPr>
+                      <w:rFonts w:ascii="Cambria Math" w:hAnsi="Cambria Math"/>
+                    </w:rPr>
+                    <m:t>t+1</m:t>
+                  </m:r>
+                </m:e>
+              </m:d>
+            </m:sup>
+          </m:sSup>
+          <m:r>
+            <w:rPr>
+              <w:rFonts w:ascii="Cambria Math" w:hAnsi="Cambria Math"/>
+            </w:rPr>
+            <m:t>=</m:t>
+          </m:r>
+          <m:d>
+            <m:dPr>
+              <m:ctrlPr>
+                <w:rPr>
+                  <w:rFonts w:ascii="Cambria Math" w:hAnsi="Cambria Math"/>
+                  <w:i/>
+                </w:rPr>
+              </m:ctrlPr>
+            </m:dPr>
+            <m:e>
+              <m:r>
+                <w:rPr>
+                  <w:rFonts w:ascii="Cambria Math" w:hAnsi="Cambria Math"/>
+                </w:rPr>
+                <m:t>1-</m:t>
+              </m:r>
+              <m:r>
+                <m:rPr>
+                  <m:sty m:val="p"/>
+                </m:rPr>
+                <w:rPr>
+                  <w:rFonts w:ascii="Cambria Math" w:hAnsi="Cambria Math"/>
+                </w:rPr>
+                <m:t>η</m:t>
+              </m:r>
+            </m:e>
+          </m:d>
+          <m:r>
+            <m:rPr>
+              <m:sty m:val="p"/>
+            </m:rPr>
+            <w:rPr>
+              <w:rFonts w:ascii="Cambria Math" w:hAnsi="Cambria Math"/>
+            </w:rPr>
+            <m:t>⋅</m:t>
+          </m:r>
+          <m:r>
+            <w:rPr>
+              <w:rFonts w:ascii="Cambria Math" w:hAnsi="Cambria Math"/>
+            </w:rPr>
+            <m:t>W</m:t>
+          </m:r>
+          <m:r>
+            <w:rPr>
+              <w:rFonts w:ascii="Cambria Math" w:hAnsi="Cambria Math"/>
+            </w:rPr>
+            <m:t>+</m:t>
+          </m:r>
+          <m:r>
+            <m:rPr>
+              <m:sty m:val="p"/>
+            </m:rPr>
+            <w:rPr>
+              <w:rFonts w:ascii="Cambria Math" w:hAnsi="Cambria Math"/>
+            </w:rPr>
+            <m:t>η⋅</m:t>
+          </m:r>
+          <m:r>
+            <w:rPr>
+              <w:rFonts w:ascii="Cambria Math" w:hAnsi="Cambria Math"/>
+            </w:rPr>
+            <m:t>X</m:t>
+          </m:r>
+        </m:oMath>
+      </m:oMathPara>
     </w:p>
     <w:p/>
     <w:sectPr>
@@ -535,6 +3365,127 @@
     </w:sectPr>
   </w:body>
 </w:document>
+</file>
+
+<file path=word/numbering.xml><?xml version="1.0" encoding="utf-8"?>
+<w:numbering xmlns:wpc="http://schemas.microsoft.com/office/word/2010/wordprocessingCanvas" xmlns:cx="http://schemas.microsoft.com/office/drawing/2014/chartex" xmlns:cx1="http://schemas.microsoft.com/office/drawing/2015/9/8/chartex" xmlns:cx2="http://schemas.microsoft.com/office/drawing/2015/10/21/chartex" xmlns:cx3="http://schemas.microsoft.com/office/drawing/2016/5/9/chartex" xmlns:cx4="http://schemas.microsoft.com/office/drawing/2016/5/10/chartex" xmlns:cx5="http://schemas.microsoft.com/office/drawing/2016/5/11/chartex" xmlns:cx6="http://schemas.microsoft.com/office/drawing/2016/5/12/chartex" xmlns:cx7="http://schemas.microsoft.com/office/drawing/2016/5/13/chartex" xmlns:cx8="http://schemas.microsoft.com/office/drawing/2016/5/14/chartex" xmlns:mc="http://schemas.openxmlformats.org/markup-compatibility/2006" xmlns:aink="http://schemas.microsoft.com/office/drawing/2016/ink" xmlns:am3d="http://schemas.microsoft.com/office/drawing/2017/model3d" xmlns:o="urn:schemas-microsoft-com:office:office" xmlns:r="http://schemas.openxmlformats.org/officeDocument/2006/relationships" xmlns:m="http://schemas.openxmlformats.org/officeDocument/2006/math" xmlns:v="urn:schemas-microsoft-com:vml" xmlns:wp14="http://schemas.microsoft.com/office/word/2010/wordprocessingDrawing" xmlns:wp="http://schemas.openxmlformats.org/drawingml/2006/wordprocessingDrawing" xmlns:w10="urn:schemas-microsoft-com:office:word" xmlns:w="http://schemas.openxmlformats.org/wordprocessingml/2006/main" xmlns:w14="http://schemas.microsoft.com/office/word/2010/wordml" xmlns:w15="http://schemas.microsoft.com/office/word/2012/wordml" xmlns:w16cex="http://schemas.microsoft.com/office/word/2018/wordml/cex" xmlns:w16cid="http://schemas.microsoft.com/office/word/2016/wordml/cid" xmlns:w16="http://schemas.microsoft.com/office/word/2018/wordml" xmlns:w16sdtdh="http://schemas.microsoft.com/office/word/2020/wordml/sdtdatahash" xmlns:w16se="http://schemas.microsoft.com/office/word/2015/wordml/symex" xmlns:wpg="http://schemas.microsoft.com/office/word/2010/wordprocessingGroup" xmlns:wpi="http://schemas.microsoft.com/office/word/2010/wordprocessingInk" xmlns:wne="http://schemas.microsoft.com/office/word/2006/wordml" xmlns:wps="http://schemas.microsoft.com/office/word/2010/wordprocessingShape" mc:Ignorable="w14 w15 w16se w16cid w16 w16cex w16sdtdh wp14">
+  <w:abstractNum w:abstractNumId="0" w15:restartNumberingAfterBreak="0">
+    <w:nsid w:val="3B6B37E7"/>
+    <w:multiLevelType w:val="hybridMultilevel"/>
+    <w:tmpl w:val="029A2734"/>
+    <w:lvl w:ilvl="0" w:tplc="2692FF84">
+      <w:start w:val="15"/>
+      <w:numFmt w:val="bullet"/>
+      <w:lvlText w:val="-"/>
+      <w:lvlJc w:val="left"/>
+      <w:pPr>
+        <w:ind w:left="720" w:hanging="360"/>
+      </w:pPr>
+      <w:rPr>
+        <w:rFonts w:ascii="Times New Roman" w:eastAsia="Times New Roman" w:hAnsi="Times New Roman" w:cs="Times New Roman" w:hint="default"/>
+      </w:rPr>
+    </w:lvl>
+    <w:lvl w:ilvl="1" w:tplc="040C0003" w:tentative="1">
+      <w:start w:val="1"/>
+      <w:numFmt w:val="bullet"/>
+      <w:lvlText w:val="o"/>
+      <w:lvlJc w:val="left"/>
+      <w:pPr>
+        <w:ind w:left="1440" w:hanging="360"/>
+      </w:pPr>
+      <w:rPr>
+        <w:rFonts w:ascii="Courier New" w:hAnsi="Courier New" w:cs="Courier New" w:hint="default"/>
+      </w:rPr>
+    </w:lvl>
+    <w:lvl w:ilvl="2" w:tplc="040C0005" w:tentative="1">
+      <w:start w:val="1"/>
+      <w:numFmt w:val="bullet"/>
+      <w:lvlText w:val=""/>
+      <w:lvlJc w:val="left"/>
+      <w:pPr>
+        <w:ind w:left="2160" w:hanging="360"/>
+      </w:pPr>
+      <w:rPr>
+        <w:rFonts w:ascii="Wingdings" w:hAnsi="Wingdings" w:hint="default"/>
+      </w:rPr>
+    </w:lvl>
+    <w:lvl w:ilvl="3" w:tplc="040C0001" w:tentative="1">
+      <w:start w:val="1"/>
+      <w:numFmt w:val="bullet"/>
+      <w:lvlText w:val=""/>
+      <w:lvlJc w:val="left"/>
+      <w:pPr>
+        <w:ind w:left="2880" w:hanging="360"/>
+      </w:pPr>
+      <w:rPr>
+        <w:rFonts w:ascii="Symbol" w:hAnsi="Symbol" w:hint="default"/>
+      </w:rPr>
+    </w:lvl>
+    <w:lvl w:ilvl="4" w:tplc="040C0003" w:tentative="1">
+      <w:start w:val="1"/>
+      <w:numFmt w:val="bullet"/>
+      <w:lvlText w:val="o"/>
+      <w:lvlJc w:val="left"/>
+      <w:pPr>
+        <w:ind w:left="3600" w:hanging="360"/>
+      </w:pPr>
+      <w:rPr>
+        <w:rFonts w:ascii="Courier New" w:hAnsi="Courier New" w:cs="Courier New" w:hint="default"/>
+      </w:rPr>
+    </w:lvl>
+    <w:lvl w:ilvl="5" w:tplc="040C0005" w:tentative="1">
+      <w:start w:val="1"/>
+      <w:numFmt w:val="bullet"/>
+      <w:lvlText w:val=""/>
+      <w:lvlJc w:val="left"/>
+      <w:pPr>
+        <w:ind w:left="4320" w:hanging="360"/>
+      </w:pPr>
+      <w:rPr>
+        <w:rFonts w:ascii="Wingdings" w:hAnsi="Wingdings" w:hint="default"/>
+      </w:rPr>
+    </w:lvl>
+    <w:lvl w:ilvl="6" w:tplc="040C0001" w:tentative="1">
+      <w:start w:val="1"/>
+      <w:numFmt w:val="bullet"/>
+      <w:lvlText w:val=""/>
+      <w:lvlJc w:val="left"/>
+      <w:pPr>
+        <w:ind w:left="5040" w:hanging="360"/>
+      </w:pPr>
+      <w:rPr>
+        <w:rFonts w:ascii="Symbol" w:hAnsi="Symbol" w:hint="default"/>
+      </w:rPr>
+    </w:lvl>
+    <w:lvl w:ilvl="7" w:tplc="040C0003" w:tentative="1">
+      <w:start w:val="1"/>
+      <w:numFmt w:val="bullet"/>
+      <w:lvlText w:val="o"/>
+      <w:lvlJc w:val="left"/>
+      <w:pPr>
+        <w:ind w:left="5760" w:hanging="360"/>
+      </w:pPr>
+      <w:rPr>
+        <w:rFonts w:ascii="Courier New" w:hAnsi="Courier New" w:cs="Courier New" w:hint="default"/>
+      </w:rPr>
+    </w:lvl>
+    <w:lvl w:ilvl="8" w:tplc="040C0005" w:tentative="1">
+      <w:start w:val="1"/>
+      <w:numFmt w:val="bullet"/>
+      <w:lvlText w:val=""/>
+      <w:lvlJc w:val="left"/>
+      <w:pPr>
+        <w:ind w:left="6480" w:hanging="360"/>
+      </w:pPr>
+      <w:rPr>
+        <w:rFonts w:ascii="Wingdings" w:hAnsi="Wingdings" w:hint="default"/>
+      </w:rPr>
+    </w:lvl>
+  </w:abstractNum>
+  <w:num w:numId="1">
+    <w:abstractNumId w:val="0"/>
+  </w:num>
+</w:numbering>
 </file>
 
 <file path=word/styles.xml><?xml version="1.0" encoding="utf-8"?>
@@ -931,10 +3882,53 @@
   <w:style w:type="paragraph" w:default="1" w:styleId="Normal">
     <w:name w:val="Normal"/>
     <w:qFormat/>
-    <w:rsid w:val="00882394"/>
+    <w:rsid w:val="002F0DC6"/>
     <w:rPr>
       <w:rFonts w:ascii="Times New Roman" w:eastAsia="Times New Roman" w:hAnsi="Times New Roman" w:cs="Times New Roman"/>
       <w:lang w:eastAsia="fr-FR"/>
+    </w:rPr>
+  </w:style>
+  <w:style w:type="paragraph" w:styleId="Titre1">
+    <w:name w:val="heading 1"/>
+    <w:basedOn w:val="Normal"/>
+    <w:next w:val="Normal"/>
+    <w:link w:val="Titre1Car"/>
+    <w:uiPriority w:val="9"/>
+    <w:qFormat/>
+    <w:rsid w:val="009213E0"/>
+    <w:pPr>
+      <w:keepNext/>
+      <w:keepLines/>
+      <w:spacing w:before="240"/>
+      <w:outlineLvl w:val="0"/>
+    </w:pPr>
+    <w:rPr>
+      <w:rFonts w:asciiTheme="majorHAnsi" w:eastAsiaTheme="majorEastAsia" w:hAnsiTheme="majorHAnsi" w:cstheme="majorBidi"/>
+      <w:color w:val="2F5496" w:themeColor="accent1" w:themeShade="BF"/>
+      <w:sz w:val="32"/>
+      <w:szCs w:val="32"/>
+    </w:rPr>
+  </w:style>
+  <w:style w:type="paragraph" w:styleId="Titre2">
+    <w:name w:val="heading 2"/>
+    <w:basedOn w:val="Normal"/>
+    <w:next w:val="Normal"/>
+    <w:link w:val="Titre2Car"/>
+    <w:uiPriority w:val="9"/>
+    <w:unhideWhenUsed/>
+    <w:qFormat/>
+    <w:rsid w:val="009213E0"/>
+    <w:pPr>
+      <w:keepNext/>
+      <w:keepLines/>
+      <w:spacing w:before="40"/>
+      <w:outlineLvl w:val="1"/>
+    </w:pPr>
+    <w:rPr>
+      <w:rFonts w:asciiTheme="majorHAnsi" w:eastAsiaTheme="majorEastAsia" w:hAnsiTheme="majorHAnsi" w:cstheme="majorBidi"/>
+      <w:color w:val="2F5496" w:themeColor="accent1" w:themeShade="BF"/>
+      <w:sz w:val="26"/>
+      <w:szCs w:val="26"/>
     </w:rPr>
   </w:style>
   <w:style w:type="character" w:default="1" w:styleId="Policepardfaut">
@@ -963,6 +3957,132 @@
     <w:uiPriority w:val="99"/>
     <w:semiHidden/>
     <w:unhideWhenUsed/>
+  </w:style>
+  <w:style w:type="paragraph" w:customStyle="1" w:styleId="p1">
+    <w:name w:val="p1"/>
+    <w:basedOn w:val="Normal"/>
+    <w:rsid w:val="009213E0"/>
+    <w:rPr>
+      <w:rFonts w:ascii="Helvetica" w:hAnsi="Helvetica"/>
+      <w:color w:val="000000"/>
+      <w:sz w:val="21"/>
+      <w:szCs w:val="21"/>
+    </w:rPr>
+  </w:style>
+  <w:style w:type="character" w:customStyle="1" w:styleId="Titre1Car">
+    <w:name w:val="Titre 1 Car"/>
+    <w:basedOn w:val="Policepardfaut"/>
+    <w:link w:val="Titre1"/>
+    <w:uiPriority w:val="9"/>
+    <w:rsid w:val="009213E0"/>
+    <w:rPr>
+      <w:rFonts w:asciiTheme="majorHAnsi" w:eastAsiaTheme="majorEastAsia" w:hAnsiTheme="majorHAnsi" w:cstheme="majorBidi"/>
+      <w:color w:val="2F5496" w:themeColor="accent1" w:themeShade="BF"/>
+      <w:sz w:val="32"/>
+      <w:szCs w:val="32"/>
+      <w:lang w:eastAsia="fr-FR"/>
+    </w:rPr>
+  </w:style>
+  <w:style w:type="character" w:customStyle="1" w:styleId="Titre2Car">
+    <w:name w:val="Titre 2 Car"/>
+    <w:basedOn w:val="Policepardfaut"/>
+    <w:link w:val="Titre2"/>
+    <w:uiPriority w:val="9"/>
+    <w:rsid w:val="009213E0"/>
+    <w:rPr>
+      <w:rFonts w:asciiTheme="majorHAnsi" w:eastAsiaTheme="majorEastAsia" w:hAnsiTheme="majorHAnsi" w:cstheme="majorBidi"/>
+      <w:color w:val="2F5496" w:themeColor="accent1" w:themeShade="BF"/>
+      <w:sz w:val="26"/>
+      <w:szCs w:val="26"/>
+      <w:lang w:eastAsia="fr-FR"/>
+    </w:rPr>
+  </w:style>
+  <w:style w:type="character" w:customStyle="1" w:styleId="s1">
+    <w:name w:val="s1"/>
+    <w:basedOn w:val="Policepardfaut"/>
+    <w:rsid w:val="009213E0"/>
+    <w:rPr>
+      <w:rFonts w:ascii="Helvetica" w:hAnsi="Helvetica" w:hint="default"/>
+      <w:sz w:val="11"/>
+      <w:szCs w:val="11"/>
+    </w:rPr>
+  </w:style>
+  <w:style w:type="character" w:customStyle="1" w:styleId="apple-converted-space">
+    <w:name w:val="apple-converted-space"/>
+    <w:basedOn w:val="Policepardfaut"/>
+    <w:rsid w:val="00146E6D"/>
+  </w:style>
+  <w:style w:type="character" w:styleId="lev">
+    <w:name w:val="Strong"/>
+    <w:basedOn w:val="Policepardfaut"/>
+    <w:uiPriority w:val="22"/>
+    <w:qFormat/>
+    <w:rsid w:val="00146E6D"/>
+    <w:rPr>
+      <w:b/>
+      <w:bCs/>
+    </w:rPr>
+  </w:style>
+  <w:style w:type="character" w:styleId="Textedelespacerserv">
+    <w:name w:val="Placeholder Text"/>
+    <w:basedOn w:val="Policepardfaut"/>
+    <w:uiPriority w:val="99"/>
+    <w:semiHidden/>
+    <w:rsid w:val="00146E6D"/>
+    <w:rPr>
+      <w:color w:val="808080"/>
+    </w:rPr>
+  </w:style>
+  <w:style w:type="character" w:customStyle="1" w:styleId="katex-mathml">
+    <w:name w:val="katex-mathml"/>
+    <w:basedOn w:val="Policepardfaut"/>
+    <w:rsid w:val="00146E6D"/>
+  </w:style>
+  <w:style w:type="character" w:customStyle="1" w:styleId="mord">
+    <w:name w:val="mord"/>
+    <w:basedOn w:val="Policepardfaut"/>
+    <w:rsid w:val="00146E6D"/>
+  </w:style>
+  <w:style w:type="character" w:customStyle="1" w:styleId="vlist-s">
+    <w:name w:val="vlist-s"/>
+    <w:basedOn w:val="Policepardfaut"/>
+    <w:rsid w:val="00146E6D"/>
+  </w:style>
+  <w:style w:type="character" w:customStyle="1" w:styleId="mrel">
+    <w:name w:val="mrel"/>
+    <w:basedOn w:val="Policepardfaut"/>
+    <w:rsid w:val="004360CE"/>
+  </w:style>
+  <w:style w:type="character" w:customStyle="1" w:styleId="mbin">
+    <w:name w:val="mbin"/>
+    <w:basedOn w:val="Policepardfaut"/>
+    <w:rsid w:val="004360CE"/>
+  </w:style>
+  <w:style w:type="paragraph" w:styleId="Paragraphedeliste">
+    <w:name w:val="List Paragraph"/>
+    <w:basedOn w:val="Normal"/>
+    <w:uiPriority w:val="34"/>
+    <w:qFormat/>
+    <w:rsid w:val="002F0DC6"/>
+    <w:pPr>
+      <w:ind w:left="720"/>
+      <w:contextualSpacing/>
+    </w:pPr>
+  </w:style>
+  <w:style w:type="character" w:customStyle="1" w:styleId="mclose">
+    <w:name w:val="mclose"/>
+    <w:basedOn w:val="Policepardfaut"/>
+    <w:rsid w:val="00A977F3"/>
+  </w:style>
+  <w:style w:type="character" w:customStyle="1" w:styleId="mpunct">
+    <w:name w:val="mpunct"/>
+    <w:basedOn w:val="Policepardfaut"/>
+    <w:rsid w:val="00A977F3"/>
+  </w:style>
+  <w:style w:type="character" w:customStyle="1" w:styleId="mopen">
+    <w:name w:val="mopen"/>
+    <w:basedOn w:val="Policepardfaut"/>
+    <w:rsid w:val="00A977F3"/>
   </w:style>
 </w:styles>
 </file>

--- a/Rapport_LEFEVRE_LARZUL.docx
+++ b/Rapport_LEFEVRE_LARZUL.docx
@@ -495,12 +495,6 @@
           <w:szCs w:val="28"/>
         </w:rPr>
         <w:tab/>
-      </w:r>
-      <w:r>
-        <w:rPr>
-          <w:sz w:val="28"/>
-          <w:szCs w:val="28"/>
-        </w:rPr>
         <w:t>Mathieu Lefort</w:t>
       </w:r>
     </w:p>
@@ -552,139 +546,87 @@
           <w:lang w:eastAsia="en-US"/>
         </w:rPr>
         <w:lastRenderedPageBreak/>
-        <w:t>É</w:t>
-      </w:r>
-      <w:r>
+        <w:t>Étude théorique de cas simples</w:t>
+      </w:r>
+    </w:p>
+    <w:p/>
+    <w:p>
+      <w:pPr>
+        <w:pStyle w:val="Titre2"/>
         <w:rPr>
           <w:rFonts w:ascii="Times New Roman" w:hAnsi="Times New Roman" w:cs="Times New Roman"/>
           <w:b/>
           <w:bCs/>
           <w:color w:val="000000" w:themeColor="text1"/>
-          <w:sz w:val="44"/>
-          <w:szCs w:val="44"/>
-          <w:lang w:eastAsia="en-US"/>
-        </w:rPr>
-        <w:t>tude th</w:t>
-      </w:r>
+        </w:rPr>
+      </w:pPr>
       <w:r>
         <w:rPr>
           <w:rFonts w:ascii="Times New Roman" w:hAnsi="Times New Roman" w:cs="Times New Roman"/>
           <w:b/>
           <w:bCs/>
           <w:color w:val="000000" w:themeColor="text1"/>
-          <w:sz w:val="44"/>
-          <w:szCs w:val="44"/>
-          <w:lang w:eastAsia="en-US"/>
+        </w:rPr>
+        <w:t>Influence de η</w:t>
+      </w:r>
+    </w:p>
+    <w:p/>
+    <w:p>
+      <w:pPr>
+        <w:rPr>
+          <w:color w:val="000000"/>
+        </w:rPr>
+      </w:pPr>
+      <w:r>
+        <w:rPr>
+          <w:color w:val="000000"/>
+        </w:rPr>
+        <w:t>On notera l’entr</w:t>
+      </w:r>
+      <w:r>
+        <w:rPr>
+          <w:color w:val="000000"/>
         </w:rPr>
         <w:t>é</w:t>
       </w:r>
       <w:r>
         <w:rPr>
-          <w:rFonts w:ascii="Times New Roman" w:hAnsi="Times New Roman" w:cs="Times New Roman"/>
-          <w:b/>
-          <w:bCs/>
-          <w:color w:val="000000" w:themeColor="text1"/>
-          <w:sz w:val="44"/>
-          <w:szCs w:val="44"/>
-          <w:lang w:eastAsia="en-US"/>
-        </w:rPr>
-        <w:t>orique de cas simples</w:t>
+          <w:color w:val="000000"/>
+        </w:rPr>
+        <w:t>e courante X et le vecteur de poids courant du neurone gagnant W</w:t>
+      </w:r>
+      <w:r>
+        <w:rPr>
+          <w:rFonts w:ascii="Cambria Math" w:hAnsi="Cambria Math" w:cs="Cambria Math"/>
+          <w:color w:val="000000"/>
+          <w:vertAlign w:val="superscript"/>
+        </w:rPr>
+        <w:t>*</w:t>
+      </w:r>
+      <w:r>
+        <w:rPr>
+          <w:rFonts w:ascii="Cambria Math" w:hAnsi="Cambria Math" w:cs="Cambria Math"/>
+          <w:color w:val="000000"/>
+        </w:rPr>
+        <w:t>.</w:t>
       </w:r>
     </w:p>
     <w:p/>
     <w:p>
       <w:pPr>
-        <w:pStyle w:val="Titre2"/>
-        <w:rPr>
-          <w:rFonts w:ascii="Times New Roman" w:hAnsi="Times New Roman" w:cs="Times New Roman"/>
-          <w:b/>
-          <w:bCs/>
-          <w:color w:val="000000" w:themeColor="text1"/>
-        </w:rPr>
-      </w:pPr>
-      <w:r>
-        <w:rPr>
-          <w:rFonts w:ascii="Times New Roman" w:hAnsi="Times New Roman" w:cs="Times New Roman"/>
-          <w:b/>
-          <w:bCs/>
-          <w:color w:val="000000" w:themeColor="text1"/>
-        </w:rPr>
-        <w:t>Influence de η</w:t>
-      </w:r>
-    </w:p>
-    <w:p/>
-    <w:p>
-      <w:pPr>
-        <w:rPr>
-          <w:color w:val="000000"/>
-        </w:rPr>
-      </w:pPr>
-      <w:r>
-        <w:rPr>
-          <w:color w:val="000000"/>
-        </w:rPr>
-        <w:t>On notera l’entr</w:t>
-      </w:r>
-      <w:r>
-        <w:rPr>
-          <w:color w:val="000000"/>
-        </w:rPr>
-        <w:t>é</w:t>
-      </w:r>
-      <w:r>
-        <w:rPr>
-          <w:color w:val="000000"/>
-        </w:rPr>
-        <w:t>e courante X et le vecteur de poids courant du neurone gagnant W</w:t>
-      </w:r>
-      <w:r>
-        <w:rPr>
-          <w:rFonts w:ascii="Cambria Math" w:hAnsi="Cambria Math" w:cs="Cambria Math"/>
-          <w:color w:val="000000"/>
-          <w:vertAlign w:val="superscript"/>
-        </w:rPr>
-        <w:t>*</w:t>
-      </w:r>
-      <w:r>
-        <w:rPr>
-          <w:rFonts w:ascii="Cambria Math" w:hAnsi="Cambria Math" w:cs="Cambria Math"/>
-          <w:color w:val="000000"/>
-        </w:rPr>
-        <w:t>.</w:t>
-      </w:r>
-    </w:p>
-    <w:p/>
-    <w:p>
-      <w:pPr>
-        <w:rPr>
-          <w:i/>
-          <w:iCs/>
-          <w:color w:val="002060"/>
-        </w:rPr>
-      </w:pPr>
-      <w:r>
-        <w:rPr>
-          <w:i/>
-          <w:iCs/>
-          <w:color w:val="002060"/>
-        </w:rPr>
-        <w:t>Dans le cas o</w:t>
-      </w:r>
-      <w:r>
-        <w:rPr>
-          <w:i/>
-          <w:iCs/>
-          <w:color w:val="002060"/>
-        </w:rPr>
-        <w:t>ù</w:t>
-      </w:r>
-      <w:r>
-        <w:rPr>
-          <w:i/>
-          <w:iCs/>
-          <w:color w:val="002060"/>
-        </w:rPr>
-        <w:t xml:space="preserve"> η= 0 quelle sera la prochaine valeur des poids du neurone gagnant ?</w:t>
+        <w:rPr>
+          <w:i/>
+          <w:iCs/>
+          <w:color w:val="002060"/>
+        </w:rPr>
+      </w:pPr>
+      <w:r>
+        <w:rPr>
+          <w:i/>
+          <w:iCs/>
+          <w:color w:val="002060"/>
+        </w:rPr>
+        <w:t>Dans le cas où η= 0 quelle sera la prochaine valeur des poids du neurone gagnant ?</w:t>
       </w:r>
     </w:p>
     <w:p>
@@ -1087,6 +1029,9 @@
             <m:t xml:space="preserve"> =0</m:t>
           </m:r>
           <m:r>
+            <m:rPr>
+              <m:sty m:val="p"/>
+            </m:rPr>
             <w:rPr>
               <w:rFonts w:ascii="Cambria Math" w:hAnsi="Cambria Math"/>
               <w:color w:val="000000"/>
@@ -1160,15 +1105,7 @@
           <w:color w:val="000000"/>
           <w:vertAlign w:val="subscript"/>
         </w:rPr>
-        <w:t>j</w:t>
-      </w:r>
-      <w:r>
-        <w:rPr>
-          <w:rStyle w:val="katex-mathml"/>
-          <w:color w:val="000000"/>
-          <w:vertAlign w:val="subscript"/>
-        </w:rPr>
-        <w:t>i</w:t>
+        <w:t>ji</w:t>
       </w:r>
       <w:proofErr w:type="spellEnd"/>
       <w:r>
@@ -1554,39 +1491,7 @@
           <w:iCs/>
           <w:color w:val="002060"/>
         </w:rPr>
-        <w:t>M</w:t>
-      </w:r>
-      <w:r>
-        <w:rPr>
-          <w:i/>
-          <w:iCs/>
-          <w:color w:val="002060"/>
-        </w:rPr>
-        <w:t>ê</w:t>
-      </w:r>
-      <w:r>
-        <w:rPr>
-          <w:i/>
-          <w:iCs/>
-          <w:color w:val="002060"/>
-        </w:rPr>
-        <w:t>me question dans le cas o</w:t>
-      </w:r>
-      <w:r>
-        <w:rPr>
-          <w:i/>
-          <w:iCs/>
-          <w:color w:val="002060"/>
-        </w:rPr>
-        <w:t>ù</w:t>
-      </w:r>
-      <w:r>
-        <w:rPr>
-          <w:i/>
-          <w:iCs/>
-          <w:color w:val="002060"/>
-        </w:rPr>
-        <w:t xml:space="preserve"> η= 1.</w:t>
+        <w:t>Même question dans le cas où η= 1.</w:t>
       </w:r>
     </w:p>
     <w:p>
@@ -2873,23 +2778,15 @@
           <w:color w:val="002060"/>
         </w:rPr>
         <w:lastRenderedPageBreak/>
-        <w:t>Dans le cas o</w:t>
-      </w:r>
-      <w:r>
-        <w:rPr>
-          <w:i/>
-          <w:iCs/>
-          <w:color w:val="002060"/>
-        </w:rPr>
-        <w:t>ù</w:t>
-      </w:r>
-      <w:r>
-        <w:rPr>
-          <w:i/>
-          <w:iCs/>
-          <w:color w:val="002060"/>
-        </w:rPr>
-        <w:t xml:space="preserve"> η</w:t>
+        <w:t>Dans le cas où η</w:t>
+      </w:r>
+      <w:r>
+        <w:rPr>
+          <w:i/>
+          <w:iCs/>
+          <w:color w:val="002060"/>
+        </w:rPr>
+        <w:t xml:space="preserve"> </w:t>
       </w:r>
       <w:r>
         <w:rPr>
@@ -2902,23 +2799,7 @@
       </w:r>
       <w:r>
         <w:rPr>
-          <w:i/>
-          <w:iCs/>
-          <w:color w:val="002060"/>
-        </w:rPr>
-        <w:t>]0,</w:t>
-      </w:r>
-      <w:proofErr w:type="gramStart"/>
-      <w:r>
-        <w:rPr>
-          <w:i/>
-          <w:iCs/>
-          <w:color w:val="002060"/>
-        </w:rPr>
-        <w:t>1[</w:t>
-      </w:r>
-      <w:r>
-        <w:rPr>
+          <w:rFonts w:ascii="Cambria Math" w:hAnsi="Cambria Math" w:cs="Cambria Math"/>
           <w:i/>
           <w:iCs/>
           <w:color w:val="002060"/>
@@ -2931,74 +2812,23 @@
           <w:iCs/>
           <w:color w:val="002060"/>
         </w:rPr>
-        <w:t>(</w:t>
-      </w:r>
-      <w:proofErr w:type="spellStart"/>
-      <w:proofErr w:type="gramEnd"/>
-      <w:r>
-        <w:rPr>
-          <w:i/>
-          <w:iCs/>
-          <w:color w:val="002060"/>
-        </w:rPr>
-        <w:t>param</w:t>
-      </w:r>
-      <w:r>
-        <w:rPr>
-          <w:i/>
-          <w:iCs/>
-          <w:color w:val="002060"/>
-        </w:rPr>
-        <w:t>é</w:t>
-      </w:r>
-      <w:r>
-        <w:rPr>
-          <w:i/>
-          <w:iCs/>
-          <w:color w:val="002060"/>
-        </w:rPr>
-        <w:t>trisation</w:t>
-      </w:r>
-      <w:proofErr w:type="spellEnd"/>
-      <w:r>
-        <w:rPr>
-          <w:i/>
-          <w:iCs/>
-          <w:color w:val="002060"/>
-        </w:rPr>
-        <w:t xml:space="preserve"> “normale”)o</w:t>
-      </w:r>
-      <w:r>
-        <w:rPr>
-          <w:i/>
-          <w:iCs/>
-          <w:color w:val="002060"/>
-        </w:rPr>
-        <w:t>ù</w:t>
-      </w:r>
-      <w:r>
-        <w:rPr>
-          <w:i/>
-          <w:iCs/>
-          <w:color w:val="002060"/>
-        </w:rPr>
-        <w:t xml:space="preserve"> se situera le nouveau poids par rapport </w:t>
-      </w:r>
-      <w:r>
-        <w:rPr>
-          <w:i/>
-          <w:iCs/>
-          <w:color w:val="002060"/>
-        </w:rPr>
-        <w:t>à</w:t>
-      </w:r>
-      <w:r>
-        <w:rPr>
-          <w:i/>
-          <w:iCs/>
-          <w:color w:val="002060"/>
-        </w:rPr>
-        <w:t xml:space="preserve"> W</w:t>
+        <w:t>]0,1[</w:t>
+      </w:r>
+      <w:r>
+        <w:rPr>
+          <w:i/>
+          <w:iCs/>
+          <w:color w:val="002060"/>
+        </w:rPr>
+        <w:t xml:space="preserve"> </w:t>
+      </w:r>
+      <w:r>
+        <w:rPr>
+          <w:i/>
+          <w:iCs/>
+          <w:color w:val="002060"/>
+        </w:rPr>
+        <w:t>où se situera le nouveau poids par rapport à W</w:t>
       </w:r>
       <w:r>
         <w:rPr>
@@ -3016,79 +2846,7 @@
           <w:iCs/>
           <w:color w:val="002060"/>
         </w:rPr>
-        <w:t xml:space="preserve"> </w:t>
-      </w:r>
-      <w:r>
-        <w:rPr>
-          <w:i/>
-          <w:iCs/>
-          <w:color w:val="002060"/>
-        </w:rPr>
-        <w:t>et X</w:t>
-      </w:r>
-      <w:r>
-        <w:rPr>
-          <w:i/>
-          <w:iCs/>
-          <w:color w:val="002060"/>
-        </w:rPr>
-        <w:t xml:space="preserve"> </w:t>
-      </w:r>
-      <w:r>
-        <w:rPr>
-          <w:i/>
-          <w:iCs/>
-          <w:color w:val="002060"/>
-        </w:rPr>
-        <w:t>en fonction de η (formule math</w:t>
-      </w:r>
-      <w:r>
-        <w:rPr>
-          <w:i/>
-          <w:iCs/>
-          <w:color w:val="002060"/>
-        </w:rPr>
-        <w:t>é</w:t>
-      </w:r>
-      <w:r>
-        <w:rPr>
-          <w:i/>
-          <w:iCs/>
-          <w:color w:val="002060"/>
-        </w:rPr>
-        <w:t>matique simple ou explication g</w:t>
-      </w:r>
-      <w:r>
-        <w:rPr>
-          <w:i/>
-          <w:iCs/>
-          <w:color w:val="002060"/>
-        </w:rPr>
-        <w:t>é</w:t>
-      </w:r>
-      <w:r>
-        <w:rPr>
-          <w:i/>
-          <w:iCs/>
-          <w:color w:val="002060"/>
-        </w:rPr>
-        <w:t>om</w:t>
-      </w:r>
-      <w:r>
-        <w:rPr>
-          <w:i/>
-          <w:iCs/>
-          <w:color w:val="002060"/>
-        </w:rPr>
-        <w:t>é</w:t>
-      </w:r>
-      <w:r>
-        <w:rPr>
-          <w:i/>
-          <w:iCs/>
-          <w:color w:val="002060"/>
-        </w:rPr>
-        <w:t>trique) ?</w:t>
+        <w:t xml:space="preserve"> et X en fonction de η (formule mathématique simple ou explication géométrique) ?</w:t>
       </w:r>
     </w:p>
     <w:p/>
@@ -3199,6 +2957,215 @@
           <w:color w:val="000000"/>
         </w:rPr>
       </w:pPr>
+    </w:p>
+    <w:p>
+      <w:pPr>
+        <w:jc w:val="both"/>
+        <w:rPr>
+          <w:color w:val="000000"/>
+        </w:rPr>
+      </w:pPr>
+      <m:oMathPara>
+        <m:oMath>
+          <m:sSup>
+            <m:sSupPr>
+              <m:ctrlPr>
+                <w:rPr>
+                  <w:rFonts w:ascii="Cambria Math" w:hAnsi="Cambria Math"/>
+                  <w:i/>
+                  <w:color w:val="000000"/>
+                </w:rPr>
+              </m:ctrlPr>
+            </m:sSupPr>
+            <m:e>
+              <m:r>
+                <w:rPr>
+                  <w:rFonts w:ascii="Cambria Math" w:hAnsi="Cambria Math"/>
+                  <w:color w:val="000000"/>
+                </w:rPr>
+                <m:t>W</m:t>
+              </m:r>
+            </m:e>
+            <m:sup>
+              <m:r>
+                <w:rPr>
+                  <w:rFonts w:ascii="Cambria Math" w:hAnsi="Cambria Math"/>
+                  <w:color w:val="000000"/>
+                </w:rPr>
+                <m:t>*</m:t>
+              </m:r>
+              <m:d>
+                <m:dPr>
+                  <m:ctrlPr>
+                    <w:rPr>
+                      <w:rFonts w:ascii="Cambria Math" w:hAnsi="Cambria Math"/>
+                      <w:i/>
+                      <w:color w:val="000000"/>
+                    </w:rPr>
+                  </m:ctrlPr>
+                </m:dPr>
+                <m:e>
+                  <m:r>
+                    <w:rPr>
+                      <w:rFonts w:ascii="Cambria Math" w:hAnsi="Cambria Math"/>
+                      <w:color w:val="000000"/>
+                    </w:rPr>
+                    <m:t>t+1</m:t>
+                  </m:r>
+                </m:e>
+              </m:d>
+            </m:sup>
+          </m:sSup>
+          <m:r>
+            <w:rPr>
+              <w:rFonts w:ascii="Cambria Math" w:hAnsi="Cambria Math"/>
+              <w:color w:val="000000"/>
+            </w:rPr>
+            <m:t>=</m:t>
+          </m:r>
+          <m:sSup>
+            <m:sSupPr>
+              <m:ctrlPr>
+                <w:rPr>
+                  <w:rFonts w:ascii="Cambria Math" w:hAnsi="Cambria Math"/>
+                  <w:i/>
+                  <w:color w:val="000000"/>
+                </w:rPr>
+              </m:ctrlPr>
+            </m:sSupPr>
+            <m:e>
+              <m:r>
+                <w:rPr>
+                  <w:rFonts w:ascii="Cambria Math" w:hAnsi="Cambria Math"/>
+                  <w:color w:val="000000"/>
+                </w:rPr>
+                <m:t>W</m:t>
+              </m:r>
+            </m:e>
+            <m:sup>
+              <m:r>
+                <w:rPr>
+                  <w:rFonts w:ascii="Cambria Math" w:hAnsi="Cambria Math"/>
+                  <w:color w:val="000000"/>
+                </w:rPr>
+                <m:t>*</m:t>
+              </m:r>
+              <m:d>
+                <m:dPr>
+                  <m:ctrlPr>
+                    <w:rPr>
+                      <w:rFonts w:ascii="Cambria Math" w:hAnsi="Cambria Math"/>
+                      <w:i/>
+                      <w:color w:val="000000"/>
+                    </w:rPr>
+                  </m:ctrlPr>
+                </m:dPr>
+                <m:e>
+                  <m:r>
+                    <w:rPr>
+                      <w:rFonts w:ascii="Cambria Math" w:hAnsi="Cambria Math"/>
+                      <w:color w:val="000000"/>
+                    </w:rPr>
+                    <m:t>t</m:t>
+                  </m:r>
+                </m:e>
+              </m:d>
+            </m:sup>
+          </m:sSup>
+          <m:r>
+            <w:rPr>
+              <w:rFonts w:ascii="Cambria Math" w:hAnsi="Cambria Math"/>
+              <w:color w:val="000000"/>
+            </w:rPr>
+            <m:t>+</m:t>
+          </m:r>
+          <m:r>
+            <m:rPr>
+              <m:sty m:val="p"/>
+            </m:rPr>
+            <w:rPr>
+              <w:rFonts w:ascii="Cambria Math" w:hAnsi="Cambria Math"/>
+              <w:color w:val="000000"/>
+            </w:rPr>
+            <m:t>η⋅</m:t>
+          </m:r>
+          <m:d>
+            <m:dPr>
+              <m:ctrlPr>
+                <w:rPr>
+                  <w:rFonts w:ascii="Cambria Math" w:hAnsi="Cambria Math"/>
+                  <w:color w:val="000000"/>
+                </w:rPr>
+              </m:ctrlPr>
+            </m:dPr>
+            <m:e>
+              <m:r>
+                <w:rPr>
+                  <w:rFonts w:ascii="Cambria Math" w:hAnsi="Cambria Math"/>
+                  <w:color w:val="000000"/>
+                </w:rPr>
+                <m:t>X-</m:t>
+              </m:r>
+              <m:sSup>
+                <m:sSupPr>
+                  <m:ctrlPr>
+                    <w:rPr>
+                      <w:rFonts w:ascii="Cambria Math" w:hAnsi="Cambria Math"/>
+                      <w:i/>
+                      <w:color w:val="000000"/>
+                    </w:rPr>
+                  </m:ctrlPr>
+                </m:sSupPr>
+                <m:e>
+                  <m:r>
+                    <w:rPr>
+                      <w:rFonts w:ascii="Cambria Math" w:hAnsi="Cambria Math"/>
+                      <w:color w:val="000000"/>
+                    </w:rPr>
+                    <m:t>W</m:t>
+                  </m:r>
+                </m:e>
+                <m:sup>
+                  <m:r>
+                    <w:rPr>
+                      <w:rFonts w:ascii="Cambria Math" w:hAnsi="Cambria Math"/>
+                      <w:color w:val="000000"/>
+                    </w:rPr>
+                    <m:t>*</m:t>
+                  </m:r>
+                  <m:d>
+                    <m:dPr>
+                      <m:ctrlPr>
+                        <w:rPr>
+                          <w:rFonts w:ascii="Cambria Math" w:hAnsi="Cambria Math"/>
+                          <w:i/>
+                          <w:color w:val="000000"/>
+                        </w:rPr>
+                      </m:ctrlPr>
+                    </m:dPr>
+                    <m:e>
+                      <m:r>
+                        <w:rPr>
+                          <w:rFonts w:ascii="Cambria Math" w:hAnsi="Cambria Math"/>
+                          <w:color w:val="000000"/>
+                        </w:rPr>
+                        <m:t>t</m:t>
+                      </m:r>
+                    </m:e>
+                  </m:d>
+                </m:sup>
+              </m:sSup>
+              <m:ctrlPr>
+                <w:rPr>
+                  <w:rFonts w:ascii="Cambria Math" w:hAnsi="Cambria Math"/>
+                  <w:i/>
+                  <w:color w:val="000000"/>
+                </w:rPr>
+              </m:ctrlPr>
+            </m:e>
+          </m:d>
+        </m:oMath>
+      </m:oMathPara>
     </w:p>
     <w:p>
       <w:pPr>
@@ -3330,13 +3297,7 @@
             <w:rPr>
               <w:rFonts w:ascii="Cambria Math" w:hAnsi="Cambria Math"/>
             </w:rPr>
-            <m:t>W</m:t>
-          </m:r>
-          <m:r>
-            <w:rPr>
-              <w:rFonts w:ascii="Cambria Math" w:hAnsi="Cambria Math"/>
-            </w:rPr>
-            <m:t>+</m:t>
+            <m:t>W+</m:t>
           </m:r>
           <m:r>
             <m:rPr>
@@ -3356,6 +3317,2625 @@
         </m:oMath>
       </m:oMathPara>
     </w:p>
+    <w:p/>
+    <w:p>
+      <w:pPr>
+        <w:jc w:val="both"/>
+      </w:pPr>
+      <w:r>
+        <w:rPr>
+          <w:color w:val="000000"/>
+        </w:rPr>
+        <w:t>D’un point de vue géométrique, cela signifie que le nouveau poids se situe</w:t>
+      </w:r>
+      <w:r>
+        <w:rPr>
+          <w:rStyle w:val="apple-converted-space"/>
+          <w:rFonts w:eastAsiaTheme="majorEastAsia"/>
+          <w:color w:val="000000"/>
+        </w:rPr>
+        <w:t> </w:t>
+      </w:r>
+      <w:r>
+        <w:rPr>
+          <w:rStyle w:val="lev"/>
+          <w:rFonts w:eastAsiaTheme="majorEastAsia"/>
+          <w:b w:val="0"/>
+          <w:bCs w:val="0"/>
+          <w:color w:val="000000"/>
+        </w:rPr>
+        <w:t>sur le segment reliant l’ancien poids</w:t>
+      </w:r>
+      <w:r>
+        <w:rPr>
+          <w:rStyle w:val="apple-converted-space"/>
+          <w:rFonts w:eastAsiaTheme="majorEastAsia"/>
+          <w:b/>
+          <w:bCs/>
+          <w:color w:val="000000"/>
+        </w:rPr>
+        <w:t> </w:t>
+      </w:r>
+      <w:r>
+        <w:rPr>
+          <w:rStyle w:val="katex-mathml"/>
+          <w:color w:val="000000"/>
+        </w:rPr>
+        <w:t>W</w:t>
+      </w:r>
+      <w:r>
+        <w:rPr>
+          <w:rStyle w:val="katex-mathml"/>
+          <w:rFonts w:ascii="Cambria Math" w:hAnsi="Cambria Math" w:cs="Cambria Math"/>
+          <w:color w:val="000000"/>
+          <w:vertAlign w:val="superscript"/>
+        </w:rPr>
+        <w:t>*</w:t>
+      </w:r>
+      <w:r>
+        <w:rPr>
+          <w:rStyle w:val="katex-mathml"/>
+          <w:rFonts w:ascii="Cambria Math" w:hAnsi="Cambria Math" w:cs="Cambria Math"/>
+          <w:color w:val="000000"/>
+          <w:vertAlign w:val="superscript"/>
+        </w:rPr>
+        <w:t xml:space="preserve"> </w:t>
+      </w:r>
+      <w:r>
+        <w:rPr>
+          <w:rStyle w:val="lev"/>
+          <w:rFonts w:eastAsiaTheme="majorEastAsia"/>
+          <w:b w:val="0"/>
+          <w:bCs w:val="0"/>
+          <w:color w:val="000000"/>
+        </w:rPr>
+        <w:t>à l’entrée</w:t>
+      </w:r>
+      <w:r>
+        <w:rPr>
+          <w:rStyle w:val="apple-converted-space"/>
+          <w:rFonts w:eastAsiaTheme="majorEastAsia"/>
+          <w:b/>
+          <w:bCs/>
+          <w:color w:val="000000"/>
+        </w:rPr>
+        <w:t> </w:t>
+      </w:r>
+      <w:r>
+        <w:rPr>
+          <w:rStyle w:val="mord"/>
+          <w:color w:val="000000"/>
+        </w:rPr>
+        <w:t>X</w:t>
+      </w:r>
+      <w:r>
+        <w:rPr>
+          <w:color w:val="000000"/>
+        </w:rPr>
+        <w:t>. Plus la valeur de</w:t>
+      </w:r>
+      <w:r>
+        <w:rPr>
+          <w:rStyle w:val="apple-converted-space"/>
+          <w:rFonts w:eastAsiaTheme="majorEastAsia"/>
+          <w:color w:val="000000"/>
+        </w:rPr>
+        <w:t> </w:t>
+      </w:r>
+      <w:r>
+        <w:rPr>
+          <w:rStyle w:val="katex-mathml"/>
+          <w:color w:val="000000"/>
+        </w:rPr>
+        <w:t>η</w:t>
+      </w:r>
+      <w:r>
+        <w:rPr>
+          <w:rStyle w:val="apple-converted-space"/>
+          <w:rFonts w:eastAsiaTheme="majorEastAsia"/>
+          <w:color w:val="000000"/>
+        </w:rPr>
+        <w:t> </w:t>
+      </w:r>
+      <w:r>
+        <w:rPr>
+          <w:color w:val="000000"/>
+        </w:rPr>
+        <w:t>est proche de 1, plus le nouveau poids se rapproche de</w:t>
+      </w:r>
+      <w:r>
+        <w:rPr>
+          <w:rStyle w:val="apple-converted-space"/>
+          <w:rFonts w:eastAsiaTheme="majorEastAsia"/>
+          <w:color w:val="000000"/>
+        </w:rPr>
+        <w:t> </w:t>
+      </w:r>
+      <w:r>
+        <w:rPr>
+          <w:rStyle w:val="katex-mathml"/>
+          <w:color w:val="000000"/>
+        </w:rPr>
+        <w:t>X</w:t>
+      </w:r>
+      <w:r>
+        <w:rPr>
+          <w:color w:val="000000"/>
+        </w:rPr>
+        <w:t>. Inversement, plus</w:t>
+      </w:r>
+      <w:r>
+        <w:rPr>
+          <w:rStyle w:val="apple-converted-space"/>
+          <w:rFonts w:eastAsiaTheme="majorEastAsia"/>
+          <w:color w:val="000000"/>
+        </w:rPr>
+        <w:t> </w:t>
+      </w:r>
+      <w:r>
+        <w:rPr>
+          <w:rStyle w:val="katex-mathml"/>
+          <w:color w:val="000000"/>
+        </w:rPr>
+        <w:t>η</w:t>
+      </w:r>
+      <w:r>
+        <w:rPr>
+          <w:rStyle w:val="mord"/>
+          <w:color w:val="000000"/>
+        </w:rPr>
+        <w:t xml:space="preserve"> </w:t>
+      </w:r>
+      <w:r>
+        <w:rPr>
+          <w:color w:val="000000"/>
+        </w:rPr>
+        <w:t>est faible, plus la mise à jour est minime.</w:t>
+      </w:r>
+    </w:p>
+    <w:p/>
+    <w:p/>
+    <w:p>
+      <w:pPr>
+        <w:rPr>
+          <w:i/>
+          <w:iCs/>
+          <w:color w:val="002060"/>
+        </w:rPr>
+      </w:pPr>
+      <w:r>
+        <w:rPr>
+          <w:i/>
+          <w:iCs/>
+          <w:color w:val="002060"/>
+        </w:rPr>
+        <w:t>Que va-t-il se passer si η&gt;1 ?</w:t>
+      </w:r>
+    </w:p>
+    <w:p>
+      <w:pPr>
+        <w:rPr>
+          <w:color w:val="000000"/>
+        </w:rPr>
+      </w:pPr>
+    </w:p>
+    <w:p>
+      <w:r>
+        <w:rPr>
+          <w:color w:val="000000"/>
+        </w:rPr>
+        <w:t>On reprend la formule de mise à jour du poids pour le neurone gagnant :</w:t>
+      </w:r>
+    </w:p>
+    <w:p>
+      <w:pPr>
+        <w:rPr>
+          <w:color w:val="000000"/>
+        </w:rPr>
+      </w:pPr>
+    </w:p>
+    <w:p>
+      <m:oMathPara>
+        <m:oMath>
+          <m:sSup>
+            <m:sSupPr>
+              <m:ctrlPr>
+                <w:rPr>
+                  <w:rFonts w:ascii="Cambria Math" w:hAnsi="Cambria Math"/>
+                  <w:i/>
+                </w:rPr>
+              </m:ctrlPr>
+            </m:sSupPr>
+            <m:e>
+              <m:r>
+                <w:rPr>
+                  <w:rFonts w:ascii="Cambria Math" w:hAnsi="Cambria Math"/>
+                </w:rPr>
+                <m:t>W</m:t>
+              </m:r>
+            </m:e>
+            <m:sup>
+              <m:r>
+                <w:rPr>
+                  <w:rFonts w:ascii="Cambria Math" w:hAnsi="Cambria Math"/>
+                </w:rPr>
+                <m:t>*</m:t>
+              </m:r>
+              <m:d>
+                <m:dPr>
+                  <m:ctrlPr>
+                    <w:rPr>
+                      <w:rFonts w:ascii="Cambria Math" w:hAnsi="Cambria Math"/>
+                      <w:i/>
+                    </w:rPr>
+                  </m:ctrlPr>
+                </m:dPr>
+                <m:e>
+                  <m:r>
+                    <w:rPr>
+                      <w:rFonts w:ascii="Cambria Math" w:hAnsi="Cambria Math"/>
+                    </w:rPr>
+                    <m:t>t+1</m:t>
+                  </m:r>
+                </m:e>
+              </m:d>
+            </m:sup>
+          </m:sSup>
+          <m:r>
+            <w:rPr>
+              <w:rFonts w:ascii="Cambria Math" w:hAnsi="Cambria Math"/>
+            </w:rPr>
+            <m:t>=</m:t>
+          </m:r>
+          <m:sSup>
+            <m:sSupPr>
+              <m:ctrlPr>
+                <w:rPr>
+                  <w:rFonts w:ascii="Cambria Math" w:hAnsi="Cambria Math"/>
+                  <w:i/>
+                </w:rPr>
+              </m:ctrlPr>
+            </m:sSupPr>
+            <m:e>
+              <m:r>
+                <w:rPr>
+                  <w:rFonts w:ascii="Cambria Math" w:hAnsi="Cambria Math"/>
+                </w:rPr>
+                <m:t>W</m:t>
+              </m:r>
+            </m:e>
+            <m:sup>
+              <m:r>
+                <w:rPr>
+                  <w:rFonts w:ascii="Cambria Math" w:hAnsi="Cambria Math"/>
+                </w:rPr>
+                <m:t>*</m:t>
+              </m:r>
+              <m:d>
+                <m:dPr>
+                  <m:ctrlPr>
+                    <w:rPr>
+                      <w:rFonts w:ascii="Cambria Math" w:hAnsi="Cambria Math"/>
+                      <w:i/>
+                    </w:rPr>
+                  </m:ctrlPr>
+                </m:dPr>
+                <m:e>
+                  <m:r>
+                    <w:rPr>
+                      <w:rFonts w:ascii="Cambria Math" w:hAnsi="Cambria Math"/>
+                    </w:rPr>
+                    <m:t>t</m:t>
+                  </m:r>
+                </m:e>
+              </m:d>
+            </m:sup>
+          </m:sSup>
+          <m:r>
+            <w:rPr>
+              <w:rFonts w:ascii="Cambria Math" w:hAnsi="Cambria Math"/>
+            </w:rPr>
+            <m:t>+</m:t>
+          </m:r>
+          <m:r>
+            <m:rPr>
+              <m:sty m:val="p"/>
+            </m:rPr>
+            <w:rPr>
+              <w:rFonts w:ascii="Cambria Math" w:hAnsi="Cambria Math"/>
+            </w:rPr>
+            <m:t>η⋅</m:t>
+          </m:r>
+          <m:d>
+            <m:dPr>
+              <m:ctrlPr>
+                <w:rPr>
+                  <w:rFonts w:ascii="Cambria Math" w:hAnsi="Cambria Math"/>
+                </w:rPr>
+              </m:ctrlPr>
+            </m:dPr>
+            <m:e>
+              <m:r>
+                <w:rPr>
+                  <w:rFonts w:ascii="Cambria Math" w:hAnsi="Cambria Math"/>
+                </w:rPr>
+                <m:t>X-</m:t>
+              </m:r>
+              <m:sSup>
+                <m:sSupPr>
+                  <m:ctrlPr>
+                    <w:rPr>
+                      <w:rFonts w:ascii="Cambria Math" w:hAnsi="Cambria Math"/>
+                      <w:i/>
+                    </w:rPr>
+                  </m:ctrlPr>
+                </m:sSupPr>
+                <m:e>
+                  <m:r>
+                    <w:rPr>
+                      <w:rFonts w:ascii="Cambria Math" w:hAnsi="Cambria Math"/>
+                    </w:rPr>
+                    <m:t>W</m:t>
+                  </m:r>
+                </m:e>
+                <m:sup>
+                  <m:r>
+                    <w:rPr>
+                      <w:rFonts w:ascii="Cambria Math" w:hAnsi="Cambria Math"/>
+                    </w:rPr>
+                    <m:t>*</m:t>
+                  </m:r>
+                  <m:d>
+                    <m:dPr>
+                      <m:ctrlPr>
+                        <w:rPr>
+                          <w:rFonts w:ascii="Cambria Math" w:hAnsi="Cambria Math"/>
+                          <w:i/>
+                        </w:rPr>
+                      </m:ctrlPr>
+                    </m:dPr>
+                    <m:e>
+                      <m:r>
+                        <w:rPr>
+                          <w:rFonts w:ascii="Cambria Math" w:hAnsi="Cambria Math"/>
+                        </w:rPr>
+                        <m:t>t</m:t>
+                      </m:r>
+                    </m:e>
+                  </m:d>
+                </m:sup>
+              </m:sSup>
+              <m:ctrlPr>
+                <w:rPr>
+                  <w:rFonts w:ascii="Cambria Math" w:hAnsi="Cambria Math"/>
+                  <w:i/>
+                </w:rPr>
+              </m:ctrlPr>
+            </m:e>
+          </m:d>
+        </m:oMath>
+      </m:oMathPara>
+    </w:p>
+    <w:p>
+      <w:pPr>
+        <w:rPr>
+          <w:rFonts w:ascii="-webkit-standard" w:hAnsi="-webkit-standard"/>
+          <w:color w:val="000000"/>
+          <w:sz w:val="27"/>
+          <w:szCs w:val="27"/>
+        </w:rPr>
+      </w:pPr>
+    </w:p>
+    <w:p>
+      <w:r>
+        <w:rPr>
+          <w:color w:val="000000"/>
+        </w:rPr>
+        <w:t>Le terme</w:t>
+      </w:r>
+      <w:r>
+        <w:rPr>
+          <w:color w:val="000000"/>
+        </w:rPr>
+        <w:t xml:space="preserve"> </w:t>
+      </w:r>
+      <m:oMath>
+        <m:r>
+          <w:rPr>
+            <w:rFonts w:ascii="Cambria Math" w:hAnsi="Cambria Math"/>
+          </w:rPr>
+          <m:t>η</m:t>
+        </m:r>
+        <m:r>
+          <m:rPr>
+            <m:sty m:val="p"/>
+          </m:rPr>
+          <w:rPr>
+            <w:rFonts w:ascii="Cambria Math" w:hAnsi="Cambria Math"/>
+          </w:rPr>
+          <m:t>⋅</m:t>
+        </m:r>
+        <m:d>
+          <m:dPr>
+            <m:ctrlPr>
+              <w:rPr>
+                <w:rFonts w:ascii="Cambria Math" w:hAnsi="Cambria Math"/>
+              </w:rPr>
+            </m:ctrlPr>
+          </m:dPr>
+          <m:e>
+            <m:r>
+              <w:rPr>
+                <w:rFonts w:ascii="Cambria Math" w:hAnsi="Cambria Math"/>
+              </w:rPr>
+              <m:t>X-</m:t>
+            </m:r>
+            <m:sSup>
+              <m:sSupPr>
+                <m:ctrlPr>
+                  <w:rPr>
+                    <w:rFonts w:ascii="Cambria Math" w:hAnsi="Cambria Math"/>
+                    <w:i/>
+                  </w:rPr>
+                </m:ctrlPr>
+              </m:sSupPr>
+              <m:e>
+                <m:r>
+                  <w:rPr>
+                    <w:rFonts w:ascii="Cambria Math" w:hAnsi="Cambria Math"/>
+                  </w:rPr>
+                  <m:t>W</m:t>
+                </m:r>
+              </m:e>
+              <m:sup>
+                <m:r>
+                  <w:rPr>
+                    <w:rFonts w:ascii="Cambria Math" w:hAnsi="Cambria Math"/>
+                  </w:rPr>
+                  <m:t>*</m:t>
+                </m:r>
+                <m:d>
+                  <m:dPr>
+                    <m:ctrlPr>
+                      <w:rPr>
+                        <w:rFonts w:ascii="Cambria Math" w:hAnsi="Cambria Math"/>
+                        <w:i/>
+                      </w:rPr>
+                    </m:ctrlPr>
+                  </m:dPr>
+                  <m:e>
+                    <m:r>
+                      <w:rPr>
+                        <w:rFonts w:ascii="Cambria Math" w:hAnsi="Cambria Math"/>
+                      </w:rPr>
+                      <m:t>t</m:t>
+                    </m:r>
+                  </m:e>
+                </m:d>
+              </m:sup>
+            </m:sSup>
+            <m:ctrlPr>
+              <w:rPr>
+                <w:rFonts w:ascii="Cambria Math" w:hAnsi="Cambria Math"/>
+                <w:i/>
+              </w:rPr>
+            </m:ctrlPr>
+          </m:e>
+        </m:d>
+      </m:oMath>
+      <w:r>
+        <w:t xml:space="preserve"> </w:t>
+      </w:r>
+      <w:r>
+        <w:rPr>
+          <w:color w:val="000000"/>
+        </w:rPr>
+        <w:t>devient</w:t>
+      </w:r>
+      <w:r>
+        <w:rPr>
+          <w:rStyle w:val="apple-converted-space"/>
+          <w:rFonts w:eastAsiaTheme="majorEastAsia"/>
+          <w:color w:val="000000"/>
+        </w:rPr>
+        <w:t> </w:t>
+      </w:r>
+      <w:r>
+        <w:rPr>
+          <w:rStyle w:val="lev"/>
+          <w:rFonts w:eastAsiaTheme="majorEastAsia"/>
+          <w:b w:val="0"/>
+          <w:bCs w:val="0"/>
+          <w:color w:val="000000"/>
+        </w:rPr>
+        <w:t>plus grand que le déplacement total vers</w:t>
+      </w:r>
+      <w:r>
+        <w:rPr>
+          <w:rStyle w:val="apple-converted-space"/>
+          <w:rFonts w:eastAsiaTheme="majorEastAsia"/>
+          <w:b/>
+          <w:bCs/>
+          <w:color w:val="000000"/>
+        </w:rPr>
+        <w:t> </w:t>
+      </w:r>
+      <w:r>
+        <w:rPr>
+          <w:rStyle w:val="katex-mathml"/>
+          <w:color w:val="000000"/>
+        </w:rPr>
+        <w:t>X</w:t>
+      </w:r>
+      <w:r>
+        <w:rPr>
+          <w:color w:val="000000"/>
+        </w:rPr>
+        <w:t>.</w:t>
+      </w:r>
+    </w:p>
+    <w:p/>
+    <w:p>
+      <w:pPr>
+        <w:jc w:val="both"/>
+        <w:rPr>
+          <w:color w:val="000000"/>
+        </w:rPr>
+      </w:pPr>
+      <w:r>
+        <w:rPr>
+          <w:color w:val="000000"/>
+        </w:rPr>
+        <w:t>Si on refait une interprétation géométrique le nouveau poids ne se trouve plus</w:t>
+      </w:r>
+      <w:r>
+        <w:rPr>
+          <w:color w:val="000000"/>
+        </w:rPr>
+        <w:t xml:space="preserve"> </w:t>
+      </w:r>
+      <w:r>
+        <w:rPr>
+          <w:color w:val="000000"/>
+        </w:rPr>
+        <w:t>entre</w:t>
+      </w:r>
+      <w:r>
+        <w:t> W*(t) </w:t>
+      </w:r>
+      <w:r>
+        <w:rPr>
+          <w:color w:val="000000"/>
+        </w:rPr>
+        <w:t>et</w:t>
+      </w:r>
+      <w:r>
+        <w:t> X</w:t>
+      </w:r>
+      <w:r>
+        <w:rPr>
+          <w:color w:val="000000"/>
+        </w:rPr>
+        <w:t>,</w:t>
+      </w:r>
+      <w:r>
+        <w:rPr>
+          <w:color w:val="000000"/>
+        </w:rPr>
+        <w:t xml:space="preserve"> </w:t>
+      </w:r>
+      <w:r>
+        <w:rPr>
+          <w:color w:val="000000"/>
+        </w:rPr>
+        <w:t>mais</w:t>
+      </w:r>
+      <w:r>
+        <w:t> de l’autre côté de X</w:t>
+      </w:r>
+      <w:r>
+        <w:rPr>
+          <w:color w:val="000000"/>
+        </w:rPr>
+        <w:t>, sur la droite définie par ces deux points.</w:t>
+      </w:r>
+    </w:p>
+    <w:p/>
+    <w:p>
+      <w:r>
+        <w:t>Ça</w:t>
+      </w:r>
+      <w:r>
+        <w:t xml:space="preserve"> peut provoquer une instabilité de l’algorithme, car les poids risquent d’osciller ou de diverger au lieu de converger progressivement vers les entrées. </w:t>
+      </w:r>
+    </w:p>
+    <w:p/>
+    <w:p/>
+    <w:p/>
+    <w:p/>
+    <w:p/>
+    <w:p/>
+    <w:p/>
+    <w:p/>
+    <w:p/>
+    <w:p/>
+    <w:p/>
+    <w:p/>
+    <w:p/>
+    <w:p/>
+    <w:p/>
+    <w:p/>
+    <w:p/>
+    <w:p/>
+    <w:p>
+      <w:pPr>
+        <w:pStyle w:val="p1"/>
+        <w:rPr>
+          <w:sz w:val="18"/>
+          <w:szCs w:val="18"/>
+        </w:rPr>
+      </w:pPr>
+      <w:r>
+        <w:rPr>
+          <w:rFonts w:ascii="Times New Roman" w:hAnsi="Times New Roman"/>
+          <w:b/>
+          <w:bCs/>
+          <w:color w:val="000000" w:themeColor="text1"/>
+          <w:sz w:val="26"/>
+          <w:szCs w:val="26"/>
+        </w:rPr>
+        <w:t xml:space="preserve">Influence de </w:t>
+      </w:r>
+      <w:r>
+        <w:rPr>
+          <w:rFonts w:ascii="Times New Roman" w:hAnsi="Times New Roman"/>
+          <w:b/>
+          <w:bCs/>
+          <w:color w:val="000000" w:themeColor="text1"/>
+          <w:sz w:val="26"/>
+          <w:szCs w:val="26"/>
+        </w:rPr>
+        <w:t>σ</w:t>
+      </w:r>
+    </w:p>
+    <w:p>
+      <w:pPr>
+        <w:pStyle w:val="Titre2"/>
+        <w:rPr>
+          <w:rFonts w:ascii="Times New Roman" w:hAnsi="Times New Roman" w:cs="Times New Roman"/>
+          <w:b/>
+          <w:bCs/>
+          <w:color w:val="000000" w:themeColor="text1"/>
+        </w:rPr>
+      </w:pPr>
+    </w:p>
+    <w:p>
+      <w:pPr>
+        <w:rPr>
+          <w:b/>
+          <w:bCs/>
+          <w:color w:val="000000" w:themeColor="text1"/>
+          <w:sz w:val="26"/>
+          <w:szCs w:val="26"/>
+        </w:rPr>
+      </w:pPr>
+      <w:r>
+        <w:rPr>
+          <w:b/>
+          <w:bCs/>
+          <w:color w:val="000000" w:themeColor="text1"/>
+          <w:sz w:val="26"/>
+          <w:szCs w:val="26"/>
+        </w:rPr>
+        <w:t>Influence de la distribution d’entrée</w:t>
+      </w:r>
+    </w:p>
+    <w:p/>
+    <w:p>
+      <w:pPr>
+        <w:rPr>
+          <w:i/>
+          <w:iCs/>
+          <w:color w:val="002060"/>
+        </w:rPr>
+      </w:pPr>
+      <w:r>
+        <w:rPr>
+          <w:i/>
+          <w:iCs/>
+          <w:color w:val="002060"/>
+        </w:rPr>
+        <w:t xml:space="preserve">Prenons le cas très simple d’une carte </w:t>
+      </w:r>
+      <w:r>
+        <w:rPr>
+          <w:i/>
+          <w:iCs/>
+          <w:color w:val="002060"/>
+        </w:rPr>
+        <w:t>à</w:t>
+      </w:r>
+      <w:r>
+        <w:rPr>
+          <w:i/>
+          <w:iCs/>
+          <w:color w:val="002060"/>
+        </w:rPr>
+        <w:t xml:space="preserve"> 1 neurone qui reçoit deux entrées X</w:t>
+      </w:r>
+      <w:r>
+        <w:rPr>
+          <w:i/>
+          <w:iCs/>
+          <w:color w:val="002060"/>
+          <w:vertAlign w:val="subscript"/>
+        </w:rPr>
+        <w:t>1</w:t>
+      </w:r>
+      <w:r>
+        <w:rPr>
+          <w:i/>
+          <w:iCs/>
+          <w:color w:val="002060"/>
+        </w:rPr>
+        <w:t xml:space="preserve"> et X</w:t>
+      </w:r>
+      <w:r>
+        <w:rPr>
+          <w:i/>
+          <w:iCs/>
+          <w:color w:val="002060"/>
+          <w:vertAlign w:val="subscript"/>
+        </w:rPr>
+        <w:t>2</w:t>
+      </w:r>
+      <w:r>
+        <w:rPr>
+          <w:i/>
+          <w:iCs/>
+          <w:color w:val="002060"/>
+        </w:rPr>
+        <w:t>.</w:t>
+      </w:r>
+    </w:p>
+    <w:p>
+      <w:pPr>
+        <w:rPr>
+          <w:i/>
+          <w:iCs/>
+          <w:color w:val="002060"/>
+        </w:rPr>
+      </w:pPr>
+      <w:r>
+        <w:rPr>
+          <w:i/>
+          <w:iCs/>
+          <w:color w:val="002060"/>
+        </w:rPr>
+        <w:t>Si X</w:t>
+      </w:r>
+      <w:r>
+        <w:rPr>
+          <w:i/>
+          <w:iCs/>
+          <w:color w:val="002060"/>
+          <w:vertAlign w:val="subscript"/>
+        </w:rPr>
+        <w:t>1</w:t>
+      </w:r>
+      <w:r>
+        <w:rPr>
+          <w:i/>
+          <w:iCs/>
+          <w:color w:val="002060"/>
+        </w:rPr>
+        <w:t xml:space="preserve"> et X</w:t>
+      </w:r>
+      <w:r>
+        <w:rPr>
+          <w:i/>
+          <w:iCs/>
+          <w:color w:val="002060"/>
+          <w:vertAlign w:val="subscript"/>
+        </w:rPr>
+        <w:t>2</w:t>
+      </w:r>
+      <w:r>
+        <w:rPr>
+          <w:i/>
+          <w:iCs/>
+          <w:color w:val="002060"/>
+        </w:rPr>
+        <w:t xml:space="preserve"> sont pr</w:t>
+      </w:r>
+      <w:r>
+        <w:rPr>
+          <w:i/>
+          <w:iCs/>
+          <w:color w:val="002060"/>
+        </w:rPr>
+        <w:t>é</w:t>
+      </w:r>
+      <w:r>
+        <w:rPr>
+          <w:i/>
+          <w:iCs/>
+          <w:color w:val="002060"/>
+        </w:rPr>
+        <w:t>sent</w:t>
+      </w:r>
+      <w:r>
+        <w:rPr>
+          <w:i/>
+          <w:iCs/>
+          <w:color w:val="002060"/>
+        </w:rPr>
+        <w:t>é</w:t>
+      </w:r>
+      <w:r>
+        <w:rPr>
+          <w:i/>
+          <w:iCs/>
+          <w:color w:val="002060"/>
+        </w:rPr>
+        <w:t>s autant de fois, vers quelle valeur convergera le vecteur du poids du neurone</w:t>
+      </w:r>
+      <w:r>
+        <w:rPr>
+          <w:i/>
+          <w:iCs/>
+          <w:color w:val="002060"/>
+        </w:rPr>
+        <w:t> ?</w:t>
+      </w:r>
+    </w:p>
+    <w:p/>
+    <w:p>
+      <w:r>
+        <w:t>Comme η est faible, chaque mise à jour est petite</w:t>
+      </w:r>
+      <w:r>
+        <w:t xml:space="preserve"> donc on peut négliger l’ordre des présentations.</w:t>
+      </w:r>
+    </w:p>
+    <w:p>
+      <w:r>
+        <w:t>Le neurone reçoit autant de fois X</w:t>
+      </w:r>
+      <w:r>
+        <w:rPr>
+          <w:vertAlign w:val="subscript"/>
+        </w:rPr>
+        <w:t>1</w:t>
+      </w:r>
+      <w:r>
+        <w:t>​ que X</w:t>
+      </w:r>
+      <w:r>
+        <w:rPr>
+          <w:vertAlign w:val="subscript"/>
+        </w:rPr>
+        <w:t>2</w:t>
+      </w:r>
+      <w:r>
+        <w:t>​, donc il s’adapte progressivement à leur centre de gravité.</w:t>
+      </w:r>
+    </w:p>
+    <w:p>
+      <w:r>
+        <w:t>Il n’y a qu’un seul neurone, donc il est toujours le gagnant</w:t>
+      </w:r>
+      <w:r>
+        <w:t>.</w:t>
+      </w:r>
+    </w:p>
+    <w:p/>
+    <w:p>
+      <w:r>
+        <w:t>Donc on obtient :</w:t>
+      </w:r>
+    </w:p>
+    <w:p/>
+    <w:p>
+      <m:oMathPara>
+        <m:oMath>
+          <m:r>
+            <w:rPr>
+              <w:rFonts w:ascii="Cambria Math" w:hAnsi="Cambria Math"/>
+            </w:rPr>
+            <m:t>W</m:t>
+          </m:r>
+          <m:r>
+            <m:rPr>
+              <m:sty m:val="p"/>
+            </m:rPr>
+            <w:rPr>
+              <w:rFonts w:ascii="Cambria Math" w:hAnsi="Cambria Math"/>
+            </w:rPr>
+            <m:t>⟶</m:t>
+          </m:r>
+          <m:f>
+            <m:fPr>
+              <m:ctrlPr>
+                <w:rPr>
+                  <w:rFonts w:ascii="Cambria Math" w:hAnsi="Cambria Math"/>
+                </w:rPr>
+              </m:ctrlPr>
+            </m:fPr>
+            <m:num>
+              <m:r>
+                <w:rPr>
+                  <w:rFonts w:ascii="Cambria Math" w:hAnsi="Cambria Math"/>
+                </w:rPr>
+                <m:t>1</m:t>
+              </m:r>
+              <m:ctrlPr>
+                <w:rPr>
+                  <w:rFonts w:ascii="Cambria Math" w:hAnsi="Cambria Math"/>
+                  <w:i/>
+                </w:rPr>
+              </m:ctrlPr>
+            </m:num>
+            <m:den>
+              <m:r>
+                <w:rPr>
+                  <w:rFonts w:ascii="Cambria Math" w:hAnsi="Cambria Math"/>
+                </w:rPr>
+                <m:t>2</m:t>
+              </m:r>
+              <m:ctrlPr>
+                <w:rPr>
+                  <w:rFonts w:ascii="Cambria Math" w:hAnsi="Cambria Math"/>
+                  <w:i/>
+                </w:rPr>
+              </m:ctrlPr>
+            </m:den>
+          </m:f>
+          <m:d>
+            <m:dPr>
+              <m:ctrlPr>
+                <w:rPr>
+                  <w:rFonts w:ascii="Cambria Math" w:hAnsi="Cambria Math"/>
+                </w:rPr>
+              </m:ctrlPr>
+            </m:dPr>
+            <m:e>
+              <m:sSub>
+                <m:sSubPr>
+                  <m:ctrlPr>
+                    <w:rPr>
+                      <w:rFonts w:ascii="Cambria Math" w:hAnsi="Cambria Math"/>
+                      <w:i/>
+                    </w:rPr>
+                  </m:ctrlPr>
+                </m:sSubPr>
+                <m:e>
+                  <m:r>
+                    <w:rPr>
+                      <w:rFonts w:ascii="Cambria Math" w:hAnsi="Cambria Math"/>
+                    </w:rPr>
+                    <m:t>X</m:t>
+                  </m:r>
+                </m:e>
+                <m:sub>
+                  <m:r>
+                    <w:rPr>
+                      <w:rFonts w:ascii="Cambria Math" w:hAnsi="Cambria Math"/>
+                    </w:rPr>
+                    <m:t>1</m:t>
+                  </m:r>
+                </m:sub>
+              </m:sSub>
+              <m:r>
+                <w:rPr>
+                  <w:rFonts w:ascii="Cambria Math" w:hAnsi="Cambria Math"/>
+                </w:rPr>
+                <m:t>+</m:t>
+              </m:r>
+              <m:sSub>
+                <m:sSubPr>
+                  <m:ctrlPr>
+                    <w:rPr>
+                      <w:rFonts w:ascii="Cambria Math" w:hAnsi="Cambria Math"/>
+                      <w:i/>
+                    </w:rPr>
+                  </m:ctrlPr>
+                </m:sSubPr>
+                <m:e>
+                  <m:r>
+                    <w:rPr>
+                      <w:rFonts w:ascii="Cambria Math" w:hAnsi="Cambria Math"/>
+                    </w:rPr>
+                    <m:t>X</m:t>
+                  </m:r>
+                </m:e>
+                <m:sub>
+                  <m:r>
+                    <w:rPr>
+                      <w:rFonts w:ascii="Cambria Math" w:hAnsi="Cambria Math"/>
+                    </w:rPr>
+                    <m:t>2</m:t>
+                  </m:r>
+                </m:sub>
+              </m:sSub>
+              <m:ctrlPr>
+                <w:rPr>
+                  <w:rFonts w:ascii="Cambria Math" w:hAnsi="Cambria Math"/>
+                  <w:i/>
+                </w:rPr>
+              </m:ctrlPr>
+            </m:e>
+          </m:d>
+        </m:oMath>
+      </m:oMathPara>
+    </w:p>
+    <w:p/>
+    <w:p>
+      <w:pPr>
+        <w:rPr>
+          <w:i/>
+          <w:iCs/>
+          <w:color w:val="002060"/>
+        </w:rPr>
+      </w:pPr>
+      <w:r>
+        <w:rPr>
+          <w:i/>
+          <w:iCs/>
+          <w:color w:val="002060"/>
+        </w:rPr>
+        <w:t>Même question si X</w:t>
+      </w:r>
+      <w:r>
+        <w:rPr>
+          <w:i/>
+          <w:iCs/>
+          <w:color w:val="002060"/>
+          <w:vertAlign w:val="subscript"/>
+        </w:rPr>
+        <w:t>1</w:t>
+      </w:r>
+      <w:r>
+        <w:rPr>
+          <w:i/>
+          <w:iCs/>
+          <w:color w:val="002060"/>
+        </w:rPr>
+        <w:t xml:space="preserve"> est présenté n fois plus que X</w:t>
+      </w:r>
+      <w:r>
+        <w:rPr>
+          <w:i/>
+          <w:iCs/>
+          <w:color w:val="002060"/>
+          <w:vertAlign w:val="subscript"/>
+        </w:rPr>
+        <w:t>2</w:t>
+      </w:r>
+      <w:r>
+        <w:rPr>
+          <w:i/>
+          <w:iCs/>
+          <w:color w:val="002060"/>
+        </w:rPr>
+        <w:t>.</w:t>
+      </w:r>
+    </w:p>
+    <w:p/>
+    <w:p>
+      <w:r>
+        <w:t>Si X</w:t>
+      </w:r>
+      <w:r>
+        <w:rPr>
+          <w:vertAlign w:val="subscript"/>
+        </w:rPr>
+        <w:t>1</w:t>
+      </w:r>
+      <w:r>
+        <w:t>​ est présentée n fois plus souvent que X</w:t>
+      </w:r>
+      <w:r>
+        <w:rPr>
+          <w:vertAlign w:val="subscript"/>
+        </w:rPr>
+        <w:t>2</w:t>
+      </w:r>
+      <w:r>
+        <w:t>​, alors le neurone apprendra davantage de X</w:t>
+      </w:r>
+      <w:r>
+        <w:rPr>
+          <w:vertAlign w:val="subscript"/>
+        </w:rPr>
+        <w:t>1</w:t>
+      </w:r>
+      <w:r>
+        <w:t>​</w:t>
+      </w:r>
+      <w:r>
+        <w:t xml:space="preserve"> </w:t>
+      </w:r>
+      <w:r>
+        <w:t>que de X</w:t>
+      </w:r>
+      <w:r>
+        <w:rPr>
+          <w:vertAlign w:val="subscript"/>
+        </w:rPr>
+        <w:t>2</w:t>
+      </w:r>
+      <w:r>
+        <w:t>​.</w:t>
+      </w:r>
+      <w:r>
+        <w:t xml:space="preserve"> Avec plusieurs itérations</w:t>
+      </w:r>
+      <w:r>
+        <w:t>, et avec un η faible, le vecteur poids convergera vers la moyenne pondérée des deux entrées, pondérée par leur fréquence d’apparition :</w:t>
+      </w:r>
+    </w:p>
+    <w:p/>
+    <w:p>
+      <m:oMathPara>
+        <m:oMath>
+          <m:r>
+            <w:rPr>
+              <w:rFonts w:ascii="Cambria Math" w:hAnsi="Cambria Math"/>
+            </w:rPr>
+            <m:t>W</m:t>
+          </m:r>
+          <m:r>
+            <m:rPr>
+              <m:sty m:val="p"/>
+            </m:rPr>
+            <w:rPr>
+              <w:rFonts w:ascii="Cambria Math" w:hAnsi="Cambria Math"/>
+            </w:rPr>
+            <m:t>⟶</m:t>
+          </m:r>
+          <m:f>
+            <m:fPr>
+              <m:ctrlPr>
+                <w:rPr>
+                  <w:rFonts w:ascii="Cambria Math" w:hAnsi="Cambria Math"/>
+                </w:rPr>
+              </m:ctrlPr>
+            </m:fPr>
+            <m:num>
+              <m:r>
+                <w:rPr>
+                  <w:rFonts w:ascii="Cambria Math" w:hAnsi="Cambria Math"/>
+                </w:rPr>
+                <m:t>n</m:t>
+              </m:r>
+              <m:r>
+                <m:rPr>
+                  <m:sty m:val="p"/>
+                </m:rPr>
+                <w:rPr>
+                  <w:rFonts w:ascii="Cambria Math" w:hAnsi="Cambria Math"/>
+                </w:rPr>
+                <m:t>⋅</m:t>
+              </m:r>
+              <m:sSub>
+                <m:sSubPr>
+                  <m:ctrlPr>
+                    <w:rPr>
+                      <w:rFonts w:ascii="Cambria Math" w:hAnsi="Cambria Math"/>
+                      <w:i/>
+                    </w:rPr>
+                  </m:ctrlPr>
+                </m:sSubPr>
+                <m:e>
+                  <m:r>
+                    <w:rPr>
+                      <w:rFonts w:ascii="Cambria Math" w:hAnsi="Cambria Math"/>
+                    </w:rPr>
+                    <m:t>X</m:t>
+                  </m:r>
+                </m:e>
+                <m:sub>
+                  <m:r>
+                    <w:rPr>
+                      <w:rFonts w:ascii="Cambria Math" w:hAnsi="Cambria Math"/>
+                    </w:rPr>
+                    <m:t>1</m:t>
+                  </m:r>
+                </m:sub>
+              </m:sSub>
+              <m:r>
+                <w:rPr>
+                  <w:rFonts w:ascii="Cambria Math" w:hAnsi="Cambria Math"/>
+                </w:rPr>
+                <m:t>+</m:t>
+              </m:r>
+              <m:sSub>
+                <m:sSubPr>
+                  <m:ctrlPr>
+                    <w:rPr>
+                      <w:rFonts w:ascii="Cambria Math" w:hAnsi="Cambria Math"/>
+                      <w:i/>
+                    </w:rPr>
+                  </m:ctrlPr>
+                </m:sSubPr>
+                <m:e>
+                  <m:r>
+                    <w:rPr>
+                      <w:rFonts w:ascii="Cambria Math" w:hAnsi="Cambria Math"/>
+                    </w:rPr>
+                    <m:t>X</m:t>
+                  </m:r>
+                </m:e>
+                <m:sub>
+                  <m:r>
+                    <w:rPr>
+                      <w:rFonts w:ascii="Cambria Math" w:hAnsi="Cambria Math"/>
+                    </w:rPr>
+                    <m:t>2</m:t>
+                  </m:r>
+                </m:sub>
+              </m:sSub>
+              <m:ctrlPr>
+                <w:rPr>
+                  <w:rFonts w:ascii="Cambria Math" w:hAnsi="Cambria Math"/>
+                  <w:i/>
+                </w:rPr>
+              </m:ctrlPr>
+            </m:num>
+            <m:den>
+              <m:r>
+                <w:rPr>
+                  <w:rFonts w:ascii="Cambria Math" w:hAnsi="Cambria Math"/>
+                </w:rPr>
+                <m:t>n+1</m:t>
+              </m:r>
+              <m:ctrlPr>
+                <w:rPr>
+                  <w:rFonts w:ascii="Cambria Math" w:hAnsi="Cambria Math"/>
+                  <w:i/>
+                </w:rPr>
+              </m:ctrlPr>
+            </m:den>
+          </m:f>
+        </m:oMath>
+      </m:oMathPara>
+    </w:p>
+    <w:p/>
+    <w:p>
+      <w:r>
+        <w:t xml:space="preserve">Donc </w:t>
+      </w:r>
+      <w:r>
+        <w:t>plus n est grand, plus le poids final sera proche de X</w:t>
+      </w:r>
+      <w:r>
+        <w:rPr>
+          <w:vertAlign w:val="subscript"/>
+        </w:rPr>
+        <w:t>1</w:t>
+      </w:r>
+      <w:r>
+        <w:t>​.</w:t>
+      </w:r>
+    </w:p>
+    <w:p/>
+    <w:p/>
+    <w:p>
+      <w:pPr>
+        <w:rPr>
+          <w:i/>
+          <w:iCs/>
+          <w:color w:val="002060"/>
+        </w:rPr>
+      </w:pPr>
+      <w:r>
+        <w:rPr>
+          <w:i/>
+          <w:iCs/>
+          <w:color w:val="002060"/>
+        </w:rPr>
+        <w:t>M</w:t>
+      </w:r>
+      <w:r>
+        <w:rPr>
+          <w:i/>
+          <w:iCs/>
+          <w:color w:val="002060"/>
+        </w:rPr>
+        <w:t>ê</w:t>
+      </w:r>
+      <w:r>
+        <w:rPr>
+          <w:i/>
+          <w:iCs/>
+          <w:color w:val="002060"/>
+        </w:rPr>
+        <w:t>me question dans le cas d’entr</w:t>
+      </w:r>
+      <w:r>
+        <w:rPr>
+          <w:i/>
+          <w:iCs/>
+          <w:color w:val="002060"/>
+        </w:rPr>
+        <w:t>é</w:t>
+      </w:r>
+      <w:r>
+        <w:rPr>
+          <w:i/>
+          <w:iCs/>
+          <w:color w:val="002060"/>
+        </w:rPr>
+        <w:t>es provenant d’une base de donn</w:t>
+      </w:r>
+      <w:r>
+        <w:rPr>
+          <w:i/>
+          <w:iCs/>
+          <w:color w:val="002060"/>
+        </w:rPr>
+        <w:t>é</w:t>
+      </w:r>
+      <w:r>
+        <w:rPr>
+          <w:i/>
+          <w:iCs/>
+          <w:color w:val="002060"/>
+        </w:rPr>
+        <w:t>es quelconque.</w:t>
+      </w:r>
+    </w:p>
+    <w:p/>
+    <w:p>
+      <w:pPr>
+        <w:jc w:val="both"/>
+      </w:pPr>
+      <w:r>
+        <w:t>Le neurone va apprendre la moyenne des entrées qu’il reçoit.</w:t>
+      </w:r>
+      <w:r>
+        <w:rPr>
+          <w:rFonts w:ascii="-webkit-standard" w:hAnsi="-webkit-standard"/>
+          <w:color w:val="000000"/>
+          <w:sz w:val="27"/>
+          <w:szCs w:val="27"/>
+        </w:rPr>
+        <w:t xml:space="preserve"> </w:t>
+      </w:r>
+      <w:r>
+        <w:t>Donc s</w:t>
+      </w:r>
+      <w:r>
+        <w:t>i certaines entrées apparaissent plus souvent que d’autres, elles auront plus de poids dans cette moyenne.</w:t>
+      </w:r>
+    </w:p>
+    <w:p>
+      <w:pPr>
+        <w:jc w:val="both"/>
+      </w:pPr>
+    </w:p>
+    <w:p>
+      <w:pPr>
+        <w:jc w:val="both"/>
+      </w:pPr>
+      <w:r>
+        <w:t>Si les données d’entrée proviennent d’une base quelconque, alors, avec un seul neurone et un taux d’apprentissage faible, les poids vont converger vers la moyenne pondérée des entrées, en fonction de leur fréquence d’apparition.</w:t>
+      </w:r>
+    </w:p>
+    <w:p>
+      <w:pPr>
+        <w:jc w:val="both"/>
+      </w:pPr>
+      <w:r>
+        <w:br/>
+        <w:t>Autrement dit, le neurone va apprendre à représenter les données les plus fréquentes.</w:t>
+      </w:r>
+    </w:p>
+    <w:p/>
+    <w:p>
+      <m:oMathPara>
+        <m:oMath>
+          <m:r>
+            <w:rPr>
+              <w:rFonts w:ascii="Cambria Math" w:hAnsi="Cambria Math"/>
+            </w:rPr>
+            <m:t>W</m:t>
+          </m:r>
+          <m:r>
+            <m:rPr>
+              <m:sty m:val="p"/>
+            </m:rPr>
+            <w:rPr>
+              <w:rFonts w:ascii="Cambria Math" w:hAnsi="Cambria Math"/>
+            </w:rPr>
+            <m:t>⟶</m:t>
+          </m:r>
+          <m:f>
+            <m:fPr>
+              <m:ctrlPr>
+                <w:rPr>
+                  <w:rFonts w:ascii="Cambria Math" w:hAnsi="Cambria Math"/>
+                </w:rPr>
+              </m:ctrlPr>
+            </m:fPr>
+            <m:num>
+              <m:nary>
+                <m:naryPr>
+                  <m:chr m:val="∑"/>
+                  <m:limLoc m:val="undOvr"/>
+                  <m:ctrlPr>
+                    <w:rPr>
+                      <w:rFonts w:ascii="Cambria Math" w:hAnsi="Cambria Math"/>
+                    </w:rPr>
+                  </m:ctrlPr>
+                </m:naryPr>
+                <m:sub>
+                  <m:r>
+                    <w:rPr>
+                      <w:rFonts w:ascii="Cambria Math" w:hAnsi="Cambria Math"/>
+                    </w:rPr>
+                    <m:t>i=1</m:t>
+                  </m:r>
+                  <m:ctrlPr>
+                    <w:rPr>
+                      <w:rFonts w:ascii="Cambria Math" w:hAnsi="Cambria Math"/>
+                      <w:i/>
+                    </w:rPr>
+                  </m:ctrlPr>
+                </m:sub>
+                <m:sup>
+                  <m:r>
+                    <w:rPr>
+                      <w:rFonts w:ascii="Cambria Math" w:hAnsi="Cambria Math"/>
+                    </w:rPr>
+                    <m:t>n</m:t>
+                  </m:r>
+                  <m:ctrlPr>
+                    <w:rPr>
+                      <w:rFonts w:ascii="Cambria Math" w:hAnsi="Cambria Math"/>
+                      <w:i/>
+                    </w:rPr>
+                  </m:ctrlPr>
+                </m:sup>
+                <m:e>
+                  <m:sSub>
+                    <m:sSubPr>
+                      <m:ctrlPr>
+                        <w:rPr>
+                          <w:rFonts w:ascii="Cambria Math" w:hAnsi="Cambria Math"/>
+                          <w:i/>
+                        </w:rPr>
+                      </m:ctrlPr>
+                    </m:sSubPr>
+                    <m:e>
+                      <m:r>
+                        <w:rPr>
+                          <w:rFonts w:ascii="Cambria Math" w:hAnsi="Cambria Math"/>
+                        </w:rPr>
+                        <m:t>f</m:t>
+                      </m:r>
+                    </m:e>
+                    <m:sub>
+                      <m:r>
+                        <w:rPr>
+                          <w:rFonts w:ascii="Cambria Math" w:hAnsi="Cambria Math"/>
+                        </w:rPr>
+                        <m:t>i</m:t>
+                      </m:r>
+                    </m:sub>
+                  </m:sSub>
+                  <m:ctrlPr>
+                    <w:rPr>
+                      <w:rFonts w:ascii="Cambria Math" w:hAnsi="Cambria Math"/>
+                      <w:i/>
+                    </w:rPr>
+                  </m:ctrlPr>
+                </m:e>
+              </m:nary>
+              <m:r>
+                <m:rPr>
+                  <m:sty m:val="p"/>
+                </m:rPr>
+                <w:rPr>
+                  <w:rFonts w:ascii="Cambria Math" w:hAnsi="Cambria Math"/>
+                </w:rPr>
+                <m:t>⋅</m:t>
+              </m:r>
+              <m:sSub>
+                <m:sSubPr>
+                  <m:ctrlPr>
+                    <w:rPr>
+                      <w:rFonts w:ascii="Cambria Math" w:hAnsi="Cambria Math"/>
+                      <w:i/>
+                    </w:rPr>
+                  </m:ctrlPr>
+                </m:sSubPr>
+                <m:e>
+                  <m:r>
+                    <w:rPr>
+                      <w:rFonts w:ascii="Cambria Math" w:hAnsi="Cambria Math"/>
+                    </w:rPr>
+                    <m:t>X</m:t>
+                  </m:r>
+                </m:e>
+                <m:sub>
+                  <m:r>
+                    <w:rPr>
+                      <w:rFonts w:ascii="Cambria Math" w:hAnsi="Cambria Math"/>
+                    </w:rPr>
+                    <m:t>i</m:t>
+                  </m:r>
+                </m:sub>
+              </m:sSub>
+              <m:ctrlPr>
+                <w:rPr>
+                  <w:rFonts w:ascii="Cambria Math" w:hAnsi="Cambria Math"/>
+                  <w:i/>
+                </w:rPr>
+              </m:ctrlPr>
+            </m:num>
+            <m:den>
+              <m:nary>
+                <m:naryPr>
+                  <m:chr m:val="∑"/>
+                  <m:limLoc m:val="undOvr"/>
+                  <m:ctrlPr>
+                    <w:rPr>
+                      <w:rFonts w:ascii="Cambria Math" w:hAnsi="Cambria Math"/>
+                    </w:rPr>
+                  </m:ctrlPr>
+                </m:naryPr>
+                <m:sub>
+                  <m:r>
+                    <w:rPr>
+                      <w:rFonts w:ascii="Cambria Math" w:hAnsi="Cambria Math"/>
+                    </w:rPr>
+                    <m:t>i=1</m:t>
+                  </m:r>
+                  <m:ctrlPr>
+                    <w:rPr>
+                      <w:rFonts w:ascii="Cambria Math" w:hAnsi="Cambria Math"/>
+                      <w:i/>
+                    </w:rPr>
+                  </m:ctrlPr>
+                </m:sub>
+                <m:sup>
+                  <m:r>
+                    <w:rPr>
+                      <w:rFonts w:ascii="Cambria Math" w:hAnsi="Cambria Math"/>
+                    </w:rPr>
+                    <m:t>n</m:t>
+                  </m:r>
+                  <m:ctrlPr>
+                    <w:rPr>
+                      <w:rFonts w:ascii="Cambria Math" w:hAnsi="Cambria Math"/>
+                      <w:i/>
+                    </w:rPr>
+                  </m:ctrlPr>
+                </m:sup>
+                <m:e>
+                  <m:sSub>
+                    <m:sSubPr>
+                      <m:ctrlPr>
+                        <w:rPr>
+                          <w:rFonts w:ascii="Cambria Math" w:hAnsi="Cambria Math"/>
+                          <w:i/>
+                        </w:rPr>
+                      </m:ctrlPr>
+                    </m:sSubPr>
+                    <m:e>
+                      <m:r>
+                        <w:rPr>
+                          <w:rFonts w:ascii="Cambria Math" w:hAnsi="Cambria Math"/>
+                        </w:rPr>
+                        <m:t>f</m:t>
+                      </m:r>
+                    </m:e>
+                    <m:sub>
+                      <m:r>
+                        <w:rPr>
+                          <w:rFonts w:ascii="Cambria Math" w:hAnsi="Cambria Math"/>
+                        </w:rPr>
+                        <m:t>i</m:t>
+                      </m:r>
+                    </m:sub>
+                  </m:sSub>
+                  <m:ctrlPr>
+                    <w:rPr>
+                      <w:rFonts w:ascii="Cambria Math" w:hAnsi="Cambria Math"/>
+                      <w:i/>
+                    </w:rPr>
+                  </m:ctrlPr>
+                </m:e>
+              </m:nary>
+              <m:ctrlPr>
+                <w:rPr>
+                  <w:rFonts w:ascii="Cambria Math" w:hAnsi="Cambria Math"/>
+                  <w:i/>
+                </w:rPr>
+              </m:ctrlPr>
+            </m:den>
+          </m:f>
+        </m:oMath>
+      </m:oMathPara>
+    </w:p>
+    <w:p/>
+    <w:p/>
+    <w:p/>
+    <w:p/>
+    <w:p/>
+    <w:p>
+      <w:pPr>
+        <w:jc w:val="both"/>
+        <w:rPr>
+          <w:i/>
+          <w:iCs/>
+          <w:color w:val="002060"/>
+        </w:rPr>
+      </w:pPr>
+      <w:r>
+        <w:rPr>
+          <w:i/>
+          <w:iCs/>
+          <w:color w:val="002060"/>
+        </w:rPr>
+        <w:lastRenderedPageBreak/>
+        <w:t>Reconsid</w:t>
+      </w:r>
+      <w:r>
+        <w:rPr>
+          <w:i/>
+          <w:iCs/>
+          <w:color w:val="002060"/>
+        </w:rPr>
+        <w:t>é</w:t>
+      </w:r>
+      <w:r>
+        <w:rPr>
+          <w:i/>
+          <w:iCs/>
+          <w:color w:val="002060"/>
+        </w:rPr>
+        <w:t>rons maintenant le cas d’une carte avec plusieurs neurones en se focalisant sur un neurone quelconque. Quels exemples apprend ce neurone et avec quelle “force” ?</w:t>
+      </w:r>
+    </w:p>
+    <w:p/>
+    <w:p>
+      <w:pPr>
+        <w:jc w:val="both"/>
+      </w:pPr>
+      <w:r>
+        <w:t>À chaque fois qu’une entrée est présentée, on calcule quel neurone est le plus proche de l’entrée</w:t>
+      </w:r>
+      <w:r>
+        <w:t xml:space="preserve">, donc qui est </w:t>
+      </w:r>
+      <w:r>
+        <w:t>le neurone gagnant.</w:t>
+      </w:r>
+    </w:p>
+    <w:p>
+      <w:pPr>
+        <w:jc w:val="both"/>
+      </w:pPr>
+      <w:r>
+        <w:t>Puis, tous les neurones autour du gagnant sont mis à jour, mais avec une force qui diminue avec la distance dans la carte.</w:t>
+      </w:r>
+    </w:p>
+    <w:p>
+      <w:pPr>
+        <w:jc w:val="both"/>
+      </w:pPr>
+    </w:p>
+    <w:p>
+      <w:pPr>
+        <w:jc w:val="both"/>
+      </w:pPr>
+      <w:r>
+        <w:t>Le</w:t>
+      </w:r>
+      <w:r>
+        <w:t xml:space="preserve"> neurone apprend surtout les exemples qui tombent souvent dans sa zone, ou dans le voisinage des gagnants proches.</w:t>
+      </w:r>
+      <w:r>
+        <w:t xml:space="preserve"> </w:t>
+      </w:r>
+      <w:r>
+        <w:t>Et la “force” d’apprentissage dépend de cette distance à chaque itération.</w:t>
+      </w:r>
+    </w:p>
+    <w:p>
+      <w:pPr>
+        <w:jc w:val="both"/>
+      </w:pPr>
+    </w:p>
+    <w:p>
+      <w:pPr>
+        <w:jc w:val="both"/>
+      </w:pPr>
+      <m:oMathPara>
+        <m:oMath>
+          <m:r>
+            <m:rPr>
+              <m:sty m:val="p"/>
+            </m:rPr>
+            <w:rPr>
+              <w:rFonts w:ascii="Cambria Math" w:hAnsi="Cambria Math"/>
+            </w:rPr>
+            <m:t>Δ</m:t>
+          </m:r>
+          <m:sSub>
+            <m:sSubPr>
+              <m:ctrlPr>
+                <w:rPr>
+                  <w:rFonts w:ascii="Cambria Math" w:hAnsi="Cambria Math"/>
+                  <w:i/>
+                </w:rPr>
+              </m:ctrlPr>
+            </m:sSubPr>
+            <m:e>
+              <m:r>
+                <w:rPr>
+                  <w:rFonts w:ascii="Cambria Math" w:hAnsi="Cambria Math"/>
+                </w:rPr>
+                <m:t>W</m:t>
+              </m:r>
+            </m:e>
+            <m:sub>
+              <m:r>
+                <w:rPr>
+                  <w:rFonts w:ascii="Cambria Math" w:hAnsi="Cambria Math"/>
+                </w:rPr>
+                <m:t>j</m:t>
+              </m:r>
+            </m:sub>
+          </m:sSub>
+          <m:r>
+            <w:rPr>
+              <w:rFonts w:ascii="Cambria Math" w:hAnsi="Cambria Math"/>
+            </w:rPr>
+            <m:t>=</m:t>
+          </m:r>
+          <m:r>
+            <m:rPr>
+              <m:sty m:val="p"/>
+            </m:rPr>
+            <w:rPr>
+              <w:rFonts w:ascii="Cambria Math" w:hAnsi="Cambria Math"/>
+            </w:rPr>
+            <m:t>η⋅</m:t>
+          </m:r>
+          <m:sSup>
+            <m:sSupPr>
+              <m:ctrlPr>
+                <w:rPr>
+                  <w:rFonts w:ascii="Cambria Math" w:hAnsi="Cambria Math"/>
+                  <w:i/>
+                </w:rPr>
+              </m:ctrlPr>
+            </m:sSupPr>
+            <m:e>
+              <m:r>
+                <w:rPr>
+                  <w:rFonts w:ascii="Cambria Math" w:hAnsi="Cambria Math"/>
+                </w:rPr>
+                <m:t>e</m:t>
+              </m:r>
+              <m:ctrlPr>
+                <w:rPr>
+                  <w:rFonts w:ascii="Cambria Math" w:hAnsi="Cambria Math"/>
+                </w:rPr>
+              </m:ctrlPr>
+            </m:e>
+            <m:sup>
+              <m:f>
+                <m:fPr>
+                  <m:ctrlPr>
+                    <w:rPr>
+                      <w:rFonts w:ascii="Cambria Math" w:hAnsi="Cambria Math"/>
+                    </w:rPr>
+                  </m:ctrlPr>
+                </m:fPr>
+                <m:num>
+                  <m:r>
+                    <w:rPr>
+                      <w:rFonts w:ascii="Cambria Math" w:hAnsi="Cambria Math"/>
+                    </w:rPr>
+                    <m:t>-</m:t>
+                  </m:r>
+                  <m:r>
+                    <m:rPr>
+                      <m:lit/>
+                    </m:rPr>
+                    <w:rPr>
+                      <w:rFonts w:ascii="Cambria Math" w:hAnsi="Cambria Math"/>
+                    </w:rPr>
+                    <m:t>|</m:t>
+                  </m:r>
+                  <m:r>
+                    <w:rPr>
+                      <w:rFonts w:ascii="Cambria Math" w:hAnsi="Cambria Math"/>
+                    </w:rPr>
+                    <m:t>j-</m:t>
+                  </m:r>
+                  <m:sSup>
+                    <m:sSupPr>
+                      <m:ctrlPr>
+                        <w:rPr>
+                          <w:rFonts w:ascii="Cambria Math" w:hAnsi="Cambria Math"/>
+                          <w:i/>
+                        </w:rPr>
+                      </m:ctrlPr>
+                    </m:sSupPr>
+                    <m:e>
+                      <m:r>
+                        <w:rPr>
+                          <w:rFonts w:ascii="Cambria Math" w:hAnsi="Cambria Math"/>
+                        </w:rPr>
+                        <m:t>j</m:t>
+                      </m:r>
+                    </m:e>
+                    <m:sup>
+                      <m:r>
+                        <w:rPr>
+                          <w:rFonts w:ascii="Cambria Math" w:hAnsi="Cambria Math"/>
+                        </w:rPr>
+                        <m:t>*</m:t>
+                      </m:r>
+                    </m:sup>
+                  </m:sSup>
+                  <m:sSubSup>
+                    <m:sSubSupPr>
+                      <m:ctrlPr>
+                        <w:rPr>
+                          <w:rFonts w:ascii="Cambria Math" w:hAnsi="Cambria Math"/>
+                          <w:i/>
+                        </w:rPr>
+                      </m:ctrlPr>
+                    </m:sSubSupPr>
+                    <m:e>
+                      <m:r>
+                        <m:rPr>
+                          <m:lit/>
+                        </m:rPr>
+                        <w:rPr>
+                          <w:rFonts w:ascii="Cambria Math" w:hAnsi="Cambria Math"/>
+                        </w:rPr>
+                        <m:t>|</m:t>
+                      </m:r>
+                    </m:e>
+                    <m:sub>
+                      <m:r>
+                        <w:rPr>
+                          <w:rFonts w:ascii="Cambria Math" w:hAnsi="Cambria Math"/>
+                        </w:rPr>
+                        <m:t>c</m:t>
+                      </m:r>
+                    </m:sub>
+                    <m:sup>
+                      <m:r>
+                        <w:rPr>
+                          <w:rFonts w:ascii="Cambria Math" w:hAnsi="Cambria Math"/>
+                        </w:rPr>
+                        <m:t>2</m:t>
+                      </m:r>
+                    </m:sup>
+                  </m:sSubSup>
+                  <m:ctrlPr>
+                    <w:rPr>
+                      <w:rFonts w:ascii="Cambria Math" w:hAnsi="Cambria Math"/>
+                      <w:i/>
+                    </w:rPr>
+                  </m:ctrlPr>
+                </m:num>
+                <m:den>
+                  <m:r>
+                    <w:rPr>
+                      <w:rFonts w:ascii="Cambria Math" w:hAnsi="Cambria Math"/>
+                    </w:rPr>
+                    <m:t>2</m:t>
+                  </m:r>
+                  <m:sSup>
+                    <m:sSupPr>
+                      <m:ctrlPr>
+                        <w:rPr>
+                          <w:rFonts w:ascii="Cambria Math" w:hAnsi="Cambria Math"/>
+                          <w:i/>
+                        </w:rPr>
+                      </m:ctrlPr>
+                    </m:sSupPr>
+                    <m:e>
+                      <m:r>
+                        <m:rPr>
+                          <m:sty m:val="p"/>
+                        </m:rPr>
+                        <w:rPr>
+                          <w:rFonts w:ascii="Cambria Math" w:hAnsi="Cambria Math"/>
+                        </w:rPr>
+                        <m:t>σ</m:t>
+                      </m:r>
+                      <m:ctrlPr>
+                        <w:rPr>
+                          <w:rFonts w:ascii="Cambria Math" w:hAnsi="Cambria Math"/>
+                        </w:rPr>
+                      </m:ctrlPr>
+                    </m:e>
+                    <m:sup>
+                      <m:r>
+                        <w:rPr>
+                          <w:rFonts w:ascii="Cambria Math" w:hAnsi="Cambria Math"/>
+                        </w:rPr>
+                        <m:t>2</m:t>
+                      </m:r>
+                    </m:sup>
+                  </m:sSup>
+                  <m:ctrlPr>
+                    <w:rPr>
+                      <w:rFonts w:ascii="Cambria Math" w:hAnsi="Cambria Math"/>
+                      <w:i/>
+                    </w:rPr>
+                  </m:ctrlPr>
+                </m:den>
+              </m:f>
+            </m:sup>
+          </m:sSup>
+          <m:r>
+            <m:rPr>
+              <m:sty m:val="p"/>
+            </m:rPr>
+            <w:rPr>
+              <w:rFonts w:ascii="Cambria Math" w:hAnsi="Cambria Math"/>
+            </w:rPr>
+            <m:t>⋅</m:t>
+          </m:r>
+          <m:d>
+            <m:dPr>
+              <m:ctrlPr>
+                <w:rPr>
+                  <w:rFonts w:ascii="Cambria Math" w:hAnsi="Cambria Math"/>
+                  <w:i/>
+                </w:rPr>
+              </m:ctrlPr>
+            </m:dPr>
+            <m:e>
+              <m:r>
+                <w:rPr>
+                  <w:rFonts w:ascii="Cambria Math" w:hAnsi="Cambria Math"/>
+                </w:rPr>
+                <m:t>X-</m:t>
+              </m:r>
+              <m:sSub>
+                <m:sSubPr>
+                  <m:ctrlPr>
+                    <w:rPr>
+                      <w:rFonts w:ascii="Cambria Math" w:hAnsi="Cambria Math"/>
+                      <w:i/>
+                    </w:rPr>
+                  </m:ctrlPr>
+                </m:sSubPr>
+                <m:e>
+                  <m:r>
+                    <w:rPr>
+                      <w:rFonts w:ascii="Cambria Math" w:hAnsi="Cambria Math"/>
+                    </w:rPr>
+                    <m:t>W</m:t>
+                  </m:r>
+                </m:e>
+                <m:sub>
+                  <m:r>
+                    <w:rPr>
+                      <w:rFonts w:ascii="Cambria Math" w:hAnsi="Cambria Math"/>
+                    </w:rPr>
+                    <m:t>j</m:t>
+                  </m:r>
+                </m:sub>
+              </m:sSub>
+            </m:e>
+          </m:d>
+        </m:oMath>
+      </m:oMathPara>
+    </w:p>
+    <w:p>
+      <w:pPr>
+        <w:jc w:val="both"/>
+      </w:pPr>
+      <w:r>
+        <w:rPr>
+          <w:noProof/>
+        </w:rPr>
+        <mc:AlternateContent>
+          <mc:Choice Requires="wps">
+            <w:drawing>
+              <wp:anchor distT="0" distB="0" distL="114300" distR="114300" simplePos="0" relativeHeight="251660288" behindDoc="0" locked="0" layoutInCell="1" allowOverlap="1" wp14:anchorId="68593441" wp14:editId="00406914">
+                <wp:simplePos x="0" y="0"/>
+                <wp:positionH relativeFrom="column">
+                  <wp:posOffset>1927225</wp:posOffset>
+                </wp:positionH>
+                <wp:positionV relativeFrom="paragraph">
+                  <wp:posOffset>58920</wp:posOffset>
+                </wp:positionV>
+                <wp:extent cx="1880681" cy="311285"/>
+                <wp:effectExtent l="0" t="0" r="0" b="0"/>
+                <wp:wrapNone/>
+                <wp:docPr id="2" name="Zone de texte 2"/>
+                <wp:cNvGraphicFramePr/>
+                <a:graphic xmlns:a="http://schemas.openxmlformats.org/drawingml/2006/main">
+                  <a:graphicData uri="http://schemas.microsoft.com/office/word/2010/wordprocessingShape">
+                    <wps:wsp>
+                      <wps:cNvSpPr txBox="1"/>
+                      <wps:spPr>
+                        <a:xfrm>
+                          <a:off x="0" y="0"/>
+                          <a:ext cx="1880681" cy="311285"/>
+                        </a:xfrm>
+                        <a:prstGeom prst="rect">
+                          <a:avLst/>
+                        </a:prstGeom>
+                        <a:noFill/>
+                        <a:ln w="6350">
+                          <a:noFill/>
+                        </a:ln>
+                      </wps:spPr>
+                      <wps:txbx>
+                        <w:txbxContent>
+                          <w:p>
+                            <w:pPr>
+                              <w:jc w:val="center"/>
+                              <w:rPr>
+                                <w:i/>
+                                <w:iCs/>
+                                <w:sz w:val="18"/>
+                                <w:szCs w:val="18"/>
+                                <w:lang w:val="fr-CH"/>
+                              </w:rPr>
+                            </w:pPr>
+                            <w:r>
+                              <w:rPr>
+                                <w:i/>
+                                <w:iCs/>
+                                <w:sz w:val="18"/>
+                                <w:szCs w:val="18"/>
+                                <w:lang w:val="fr-CH"/>
+                              </w:rPr>
+                              <w:t>Formule slide 34</w:t>
+                            </w:r>
+                          </w:p>
+                        </w:txbxContent>
+                      </wps:txbx>
+                      <wps:bodyPr rot="0" spcFirstLastPara="0" vertOverflow="overflow" horzOverflow="overflow" vert="horz" wrap="square" lIns="91440" tIns="45720" rIns="91440" bIns="45720" numCol="1" spcCol="0" rtlCol="0" fromWordArt="0" anchor="t" anchorCtr="0" forceAA="0" compatLnSpc="1">
+                        <a:prstTxWarp prst="textNoShape">
+                          <a:avLst/>
+                        </a:prstTxWarp>
+                        <a:noAutofit/>
+                      </wps:bodyPr>
+                    </wps:wsp>
+                  </a:graphicData>
+                </a:graphic>
+                <wp14:sizeRelV relativeFrom="margin">
+                  <wp14:pctHeight>0</wp14:pctHeight>
+                </wp14:sizeRelV>
+              </wp:anchor>
+            </w:drawing>
+          </mc:Choice>
+          <mc:Fallback>
+            <w:pict>
+              <v:shapetype w14:anchorId="68593441" id="_x0000_t202" coordsize="21600,21600" o:spt="202" path="m,l,21600r21600,l21600,xe">
+                <v:stroke joinstyle="miter"/>
+                <v:path gradientshapeok="t" o:connecttype="rect"/>
+              </v:shapetype>
+              <v:shape id="Zone de texte 2" o:spid="_x0000_s1026" type="#_x0000_t202" style="position:absolute;left:0;text-align:left;margin-left:151.75pt;margin-top:4.65pt;width:148.1pt;height:24.5pt;z-index:251660288;visibility:visible;mso-wrap-style:square;mso-height-percent:0;mso-wrap-distance-left:9pt;mso-wrap-distance-top:0;mso-wrap-distance-right:9pt;mso-wrap-distance-bottom:0;mso-position-horizontal:absolute;mso-position-horizontal-relative:text;mso-position-vertical:absolute;mso-position-vertical-relative:text;mso-height-percent:0;mso-height-relative:margin;v-text-anchor:top" o:gfxdata="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" filled="f" stroked="f" strokeweight=".5pt">
+                <v:textbox>
+                  <w:txbxContent>
+                    <w:p>
+                      <w:pPr>
+                        <w:jc w:val="center"/>
+                        <w:rPr>
+                          <w:i/>
+                          <w:iCs/>
+                          <w:sz w:val="18"/>
+                          <w:szCs w:val="18"/>
+                          <w:lang w:val="fr-CH"/>
+                        </w:rPr>
+                      </w:pPr>
+                      <w:r>
+                        <w:rPr>
+                          <w:i/>
+                          <w:iCs/>
+                          <w:sz w:val="18"/>
+                          <w:szCs w:val="18"/>
+                          <w:lang w:val="fr-CH"/>
+                        </w:rPr>
+                        <w:t>Formule slide 34</w:t>
+                      </w:r>
+                    </w:p>
+                  </w:txbxContent>
+                </v:textbox>
+              </v:shape>
+            </w:pict>
+          </mc:Fallback>
+        </mc:AlternateContent>
+      </w:r>
+    </w:p>
+    <w:p/>
+    <w:p>
+      <w:pPr>
+        <w:rPr>
+          <w:rFonts w:ascii="Helvetica" w:hAnsi="Helvetica"/>
+          <w:color w:val="000000"/>
+          <w:sz w:val="15"/>
+          <w:szCs w:val="15"/>
+        </w:rPr>
+      </w:pPr>
+    </w:p>
+    <w:p>
+      <w:pPr>
+        <w:jc w:val="both"/>
+        <w:rPr>
+          <w:i/>
+          <w:iCs/>
+          <w:color w:val="002060"/>
+        </w:rPr>
+      </w:pPr>
+      <w:r>
+        <w:rPr>
+          <w:i/>
+          <w:iCs/>
+          <w:color w:val="002060"/>
+        </w:rPr>
+        <w:t>En d</w:t>
+      </w:r>
+      <w:r>
+        <w:rPr>
+          <w:i/>
+          <w:iCs/>
+          <w:color w:val="002060"/>
+        </w:rPr>
+        <w:t>é</w:t>
+      </w:r>
+      <w:r>
+        <w:rPr>
+          <w:i/>
+          <w:iCs/>
+          <w:color w:val="002060"/>
+        </w:rPr>
+        <w:t>duire comment vont se r</w:t>
+      </w:r>
+      <w:r>
+        <w:rPr>
+          <w:i/>
+          <w:iCs/>
+          <w:color w:val="002060"/>
+        </w:rPr>
+        <w:t>é</w:t>
+      </w:r>
+      <w:r>
+        <w:rPr>
+          <w:i/>
+          <w:iCs/>
+          <w:color w:val="002060"/>
+        </w:rPr>
+        <w:t xml:space="preserve">partir les neurones d’une carte </w:t>
+      </w:r>
+      <w:r>
+        <w:rPr>
+          <w:i/>
+          <w:iCs/>
+          <w:color w:val="002060"/>
+        </w:rPr>
+        <w:t>à</w:t>
+      </w:r>
+      <w:r>
+        <w:rPr>
+          <w:i/>
+          <w:iCs/>
+          <w:color w:val="002060"/>
+        </w:rPr>
+        <w:t xml:space="preserve"> plusieurs neurones recevant des donn</w:t>
+      </w:r>
+      <w:r>
+        <w:rPr>
+          <w:i/>
+          <w:iCs/>
+          <w:color w:val="002060"/>
+        </w:rPr>
+        <w:t>é</w:t>
+      </w:r>
+      <w:r>
+        <w:rPr>
+          <w:i/>
+          <w:iCs/>
+          <w:color w:val="002060"/>
+        </w:rPr>
+        <w:t>es</w:t>
+      </w:r>
+      <w:r>
+        <w:rPr>
+          <w:i/>
+          <w:iCs/>
+          <w:color w:val="002060"/>
+        </w:rPr>
+        <w:t xml:space="preserve"> </w:t>
+      </w:r>
+      <w:r>
+        <w:rPr>
+          <w:i/>
+          <w:iCs/>
+          <w:color w:val="002060"/>
+        </w:rPr>
+        <w:t>d’une base d’apprentissage</w:t>
+      </w:r>
+      <w:r>
+        <w:rPr>
+          <w:i/>
+          <w:iCs/>
+          <w:color w:val="002060"/>
+        </w:rPr>
+        <w:t xml:space="preserve"> </w:t>
+      </w:r>
+      <w:r>
+        <w:rPr>
+          <w:i/>
+          <w:iCs/>
+          <w:color w:val="002060"/>
+        </w:rPr>
+        <w:t>en fonction de la densit</w:t>
+      </w:r>
+      <w:r>
+        <w:rPr>
+          <w:i/>
+          <w:iCs/>
+          <w:color w:val="002060"/>
+        </w:rPr>
+        <w:t>é</w:t>
+      </w:r>
+      <w:r>
+        <w:rPr>
+          <w:i/>
+          <w:iCs/>
+          <w:color w:val="002060"/>
+        </w:rPr>
+        <w:t xml:space="preserve"> des donn</w:t>
+      </w:r>
+      <w:r>
+        <w:rPr>
+          <w:i/>
+          <w:iCs/>
+          <w:color w:val="002060"/>
+        </w:rPr>
+        <w:t>é</w:t>
+      </w:r>
+      <w:r>
+        <w:rPr>
+          <w:i/>
+          <w:iCs/>
+          <w:color w:val="002060"/>
+        </w:rPr>
+        <w:t>es. Pour rappel, la mesure de quantification</w:t>
+      </w:r>
+      <w:r>
+        <w:rPr>
+          <w:i/>
+          <w:iCs/>
+          <w:color w:val="002060"/>
+        </w:rPr>
+        <w:t xml:space="preserve"> </w:t>
+      </w:r>
+      <w:r>
+        <w:rPr>
+          <w:i/>
+          <w:iCs/>
+          <w:color w:val="002060"/>
+        </w:rPr>
+        <w:t>vectorielle permet de mesurer ce ph</w:t>
+      </w:r>
+      <w:r>
+        <w:rPr>
+          <w:i/>
+          <w:iCs/>
+          <w:color w:val="002060"/>
+        </w:rPr>
+        <w:t>é</w:t>
+      </w:r>
+      <w:r>
+        <w:rPr>
+          <w:i/>
+          <w:iCs/>
+          <w:color w:val="002060"/>
+        </w:rPr>
+        <w:t>nom</w:t>
+      </w:r>
+      <w:r>
+        <w:rPr>
+          <w:i/>
+          <w:iCs/>
+          <w:color w:val="002060"/>
+        </w:rPr>
+        <w:t>è</w:t>
+      </w:r>
+      <w:r>
+        <w:rPr>
+          <w:i/>
+          <w:iCs/>
+          <w:color w:val="002060"/>
+        </w:rPr>
+        <w:t>ne.</w:t>
+      </w:r>
+    </w:p>
+    <w:p/>
+    <w:p>
+      <w:pPr>
+        <w:jc w:val="both"/>
+      </w:pPr>
+      <w:r>
+        <w:t>L</w:t>
+      </w:r>
+      <w:r>
+        <w:t>es neurones vont progressivement se répartir dans l’espace des données en fonction de la densité locale des exemples.</w:t>
+      </w:r>
+    </w:p>
+    <w:p>
+      <w:pPr>
+        <w:jc w:val="both"/>
+      </w:pPr>
+    </w:p>
+    <w:p>
+      <w:pPr>
+        <w:jc w:val="both"/>
+      </w:pPr>
+      <w:r>
+        <w:t xml:space="preserve">Les régions contenant beaucoup d’exemples seront plus souvent présentées au réseau. </w:t>
+      </w:r>
+      <w:r>
+        <w:t>Donc</w:t>
+      </w:r>
+      <w:r>
+        <w:t xml:space="preserve"> plus de neurones vont y être attirés, car ils sont mis à jour plus </w:t>
+      </w:r>
+      <w:r>
+        <w:t>souvent</w:t>
+      </w:r>
+      <w:r>
+        <w:t>. À l’inverse, les zones peu denses seront moins représentées.</w:t>
+      </w:r>
+    </w:p>
+    <w:p>
+      <w:pPr>
+        <w:jc w:val="both"/>
+      </w:pPr>
+    </w:p>
+    <w:p>
+      <w:pPr>
+        <w:jc w:val="both"/>
+      </w:pPr>
+      <w:r>
+        <w:t xml:space="preserve">Ainsi, les neurones se répartissent de manière non uniforme, en s’adaptant </w:t>
+      </w:r>
+      <w:r>
+        <w:t>aux</w:t>
+      </w:r>
+      <w:r>
+        <w:t xml:space="preserve"> données : ils deviennent plus nombreux dans les zones très peuplées.</w:t>
+      </w:r>
+    </w:p>
+    <w:p>
+      <w:pPr>
+        <w:rPr>
+          <w:rFonts w:ascii="-webkit-standard" w:hAnsi="-webkit-standard"/>
+          <w:color w:val="000000"/>
+          <w:sz w:val="27"/>
+          <w:szCs w:val="27"/>
+        </w:rPr>
+      </w:pPr>
+    </w:p>
+    <w:p>
+      <w:pPr>
+        <w:jc w:val="both"/>
+      </w:pPr>
+      <w:r>
+        <w:t>Ce phénomène est mesuré par la quantification vectorielle, définie par :</w:t>
+      </w:r>
+    </w:p>
+    <w:p/>
+    <w:p>
+      <m:oMathPara>
+        <m:oMath>
+          <m:r>
+            <w:rPr>
+              <w:rFonts w:ascii="Cambria Math" w:hAnsi="Cambria Math"/>
+            </w:rPr>
+            <m:t>E=</m:t>
+          </m:r>
+          <m:nary>
+            <m:naryPr>
+              <m:chr m:val="∑"/>
+              <m:supHide m:val="1"/>
+              <m:ctrlPr>
+                <w:rPr>
+                  <w:rFonts w:ascii="Cambria Math" w:hAnsi="Cambria Math"/>
+                </w:rPr>
+              </m:ctrlPr>
+            </m:naryPr>
+            <m:sub>
+              <m:r>
+                <w:rPr>
+                  <w:rFonts w:ascii="Cambria Math" w:hAnsi="Cambria Math"/>
+                </w:rPr>
+                <m:t>X</m:t>
+              </m:r>
+              <m:ctrlPr>
+                <w:rPr>
+                  <w:rFonts w:ascii="Cambria Math" w:hAnsi="Cambria Math"/>
+                  <w:i/>
+                </w:rPr>
+              </m:ctrlPr>
+            </m:sub>
+            <m:sup>
+              <m:ctrlPr>
+                <w:rPr>
+                  <w:rFonts w:ascii="Cambria Math" w:hAnsi="Cambria Math"/>
+                  <w:i/>
+                </w:rPr>
+              </m:ctrlPr>
+            </m:sup>
+            <m:e>
+              <m:func>
+                <m:funcPr>
+                  <m:ctrlPr>
+                    <w:rPr>
+                      <w:rFonts w:ascii="Cambria Math" w:hAnsi="Cambria Math"/>
+                    </w:rPr>
+                  </m:ctrlPr>
+                </m:funcPr>
+                <m:fName>
+                  <m:limLow>
+                    <m:limLowPr>
+                      <m:ctrlPr>
+                        <w:rPr>
+                          <w:rFonts w:ascii="Cambria Math" w:hAnsi="Cambria Math"/>
+                          <w:i/>
+                        </w:rPr>
+                      </m:ctrlPr>
+                    </m:limLowPr>
+                    <m:e>
+                      <m:r>
+                        <m:rPr>
+                          <m:sty m:val="p"/>
+                        </m:rPr>
+                        <w:rPr>
+                          <w:rFonts w:ascii="Cambria Math" w:hAnsi="Cambria Math"/>
+                        </w:rPr>
+                        <m:t>min</m:t>
+                      </m:r>
+                      <m:ctrlPr>
+                        <w:rPr>
+                          <w:rFonts w:ascii="Cambria Math" w:hAnsi="Cambria Math"/>
+                        </w:rPr>
+                      </m:ctrlPr>
+                    </m:e>
+                    <m:lim>
+                      <m:r>
+                        <w:rPr>
+                          <w:rFonts w:ascii="Cambria Math" w:hAnsi="Cambria Math"/>
+                        </w:rPr>
+                        <m:t>j</m:t>
+                      </m:r>
+                      <m:ctrlPr>
+                        <w:rPr>
+                          <w:rFonts w:ascii="Cambria Math" w:hAnsi="Cambria Math"/>
+                        </w:rPr>
+                      </m:ctrlPr>
+                    </m:lim>
+                  </m:limLow>
+                  <m:ctrlPr>
+                    <w:rPr>
+                      <w:rFonts w:ascii="Cambria Math" w:hAnsi="Cambria Math"/>
+                      <w:i/>
+                    </w:rPr>
+                  </m:ctrlPr>
+                </m:fName>
+                <m:e>
+                  <m:r>
+                    <m:rPr>
+                      <m:lit/>
+                    </m:rPr>
+                    <w:rPr>
+                      <w:rFonts w:ascii="Cambria Math" w:hAnsi="Cambria Math"/>
+                    </w:rPr>
+                    <m:t>|</m:t>
+                  </m:r>
+                  <m:ctrlPr>
+                    <w:rPr>
+                      <w:rFonts w:ascii="Cambria Math" w:hAnsi="Cambria Math"/>
+                      <w:i/>
+                    </w:rPr>
+                  </m:ctrlPr>
+                </m:e>
+              </m:func>
+              <m:sSub>
+                <m:sSubPr>
+                  <m:ctrlPr>
+                    <w:rPr>
+                      <w:rFonts w:ascii="Cambria Math" w:hAnsi="Cambria Math"/>
+                      <w:i/>
+                    </w:rPr>
+                  </m:ctrlPr>
+                </m:sSubPr>
+                <m:e>
+                  <m:r>
+                    <w:rPr>
+                      <w:rFonts w:ascii="Cambria Math" w:hAnsi="Cambria Math"/>
+                    </w:rPr>
+                    <m:t>W</m:t>
+                  </m:r>
+                </m:e>
+                <m:sub>
+                  <m:r>
+                    <w:rPr>
+                      <w:rFonts w:ascii="Cambria Math" w:hAnsi="Cambria Math"/>
+                    </w:rPr>
+                    <m:t>j</m:t>
+                  </m:r>
+                </m:sub>
+              </m:sSub>
+              <m:r>
+                <w:rPr>
+                  <w:rFonts w:ascii="Cambria Math" w:hAnsi="Cambria Math"/>
+                </w:rPr>
+                <m:t>-X</m:t>
+              </m:r>
+              <m:sSup>
+                <m:sSupPr>
+                  <m:ctrlPr>
+                    <w:rPr>
+                      <w:rFonts w:ascii="Cambria Math" w:hAnsi="Cambria Math"/>
+                      <w:i/>
+                    </w:rPr>
+                  </m:ctrlPr>
+                </m:sSupPr>
+                <m:e>
+                  <m:r>
+                    <m:rPr>
+                      <m:lit/>
+                    </m:rPr>
+                    <w:rPr>
+                      <w:rFonts w:ascii="Cambria Math" w:hAnsi="Cambria Math"/>
+                    </w:rPr>
+                    <m:t>|</m:t>
+                  </m:r>
+                </m:e>
+                <m:sup>
+                  <m:r>
+                    <w:rPr>
+                      <w:rFonts w:ascii="Cambria Math" w:hAnsi="Cambria Math"/>
+                    </w:rPr>
+                    <m:t>2</m:t>
+                  </m:r>
+                </m:sup>
+              </m:sSup>
+              <m:ctrlPr>
+                <w:rPr>
+                  <w:rFonts w:ascii="Cambria Math" w:hAnsi="Cambria Math"/>
+                  <w:i/>
+                </w:rPr>
+              </m:ctrlPr>
+            </m:e>
+          </m:nary>
+        </m:oMath>
+      </m:oMathPara>
+    </w:p>
+    <w:p/>
+    <w:p/>
+    <w:p>
+      <w:pPr>
+        <w:jc w:val="both"/>
+      </w:pPr>
+      <w:r>
+        <w:t>Cette mesure est d’autant plus faible que les poids des neurones sont proches des données. Elle permet donc d’évaluer la qualité de la répartition des neurones dans l’espace d’entrée.</w:t>
+      </w:r>
+    </w:p>
+    <w:p/>
+    <w:p/>
     <w:p/>
     <w:sectPr>
       <w:pgSz w:w="11906" w:h="16838"/>
@@ -3882,7 +6462,7 @@
   <w:style w:type="paragraph" w:default="1" w:styleId="Normal">
     <w:name w:val="Normal"/>
     <w:qFormat/>
-    <w:rsid w:val="002F0DC6"/>
+    <w:rsid w:val="002D3C45"/>
     <w:rPr>
       <w:rFonts w:ascii="Times New Roman" w:eastAsia="Times New Roman" w:hAnsi="Times New Roman" w:cs="Times New Roman"/>
       <w:lang w:eastAsia="fr-FR"/>

--- a/Rapport_LEFEVRE_LARZUL.docx
+++ b/Rapport_LEFEVRE_LARZUL.docx
@@ -31,7 +31,7 @@
                     <pic:cNvPicPr/>
                   </pic:nvPicPr>
                   <pic:blipFill>
-                    <a:blip r:embed="rId5" cstate="print">
+                    <a:blip r:embed="rId6" cstate="print">
                       <a:extLst>
                         <a:ext uri="{28A0092B-C50C-407E-A947-70E740481C1C}">
                           <a14:useLocalDpi xmlns:a14="http://schemas.microsoft.com/office/drawing/2010/main" val="0"/>
@@ -422,7 +422,7 @@
           <w:szCs w:val="28"/>
         </w:rPr>
       </w:pPr>
-      <w:hyperlink r:id="rId6" w:history="1">
+      <w:hyperlink r:id="rId7" w:history="1">
         <w:r>
           <w:rPr>
             <w:sz w:val="28"/>
@@ -522,6 +522,377 @@
     </w:p>
     <w:p/>
     <w:p/>
+    <w:sdt>
+      <w:sdtPr>
+        <w:id w:val="1412590034"/>
+        <w:docPartObj>
+          <w:docPartGallery w:val="Table of Contents"/>
+          <w:docPartUnique/>
+        </w:docPartObj>
+      </w:sdtPr>
+      <w:sdtEndPr>
+        <w:rPr>
+          <w:rFonts w:ascii="Times New Roman" w:eastAsia="Times New Roman" w:hAnsi="Times New Roman" w:cs="Times New Roman"/>
+          <w:noProof/>
+          <w:color w:val="auto"/>
+          <w:sz w:val="24"/>
+          <w:szCs w:val="24"/>
+        </w:rPr>
+      </w:sdtEndPr>
+      <w:sdtContent>
+        <w:p>
+          <w:pPr>
+            <w:pStyle w:val="En-ttedetabledesmatires"/>
+            <w:jc w:val="center"/>
+            <w:rPr>
+              <w:rFonts w:ascii="Times New Roman" w:hAnsi="Times New Roman" w:cs="Times New Roman"/>
+              <w:color w:val="000000" w:themeColor="text1"/>
+              <w:sz w:val="44"/>
+              <w:szCs w:val="44"/>
+            </w:rPr>
+          </w:pPr>
+          <w:r>
+            <w:rPr>
+              <w:rFonts w:ascii="Times New Roman" w:hAnsi="Times New Roman" w:cs="Times New Roman"/>
+              <w:color w:val="000000" w:themeColor="text1"/>
+              <w:sz w:val="44"/>
+              <w:szCs w:val="44"/>
+            </w:rPr>
+            <w:t>Table des matières</w:t>
+          </w:r>
+        </w:p>
+        <w:p/>
+        <w:p/>
+        <w:p>
+          <w:pPr>
+            <w:pStyle w:val="TM1"/>
+            <w:tabs>
+              <w:tab w:val="right" w:leader="dot" w:pos="9062"/>
+            </w:tabs>
+            <w:rPr>
+              <w:rFonts w:eastAsiaTheme="minorEastAsia" w:cstheme="minorBidi"/>
+              <w:b w:val="0"/>
+              <w:bCs w:val="0"/>
+              <w:caps w:val="0"/>
+              <w:noProof/>
+              <w:sz w:val="24"/>
+              <w:szCs w:val="24"/>
+            </w:rPr>
+          </w:pPr>
+          <w:r>
+            <w:rPr>
+              <w:b w:val="0"/>
+              <w:bCs w:val="0"/>
+            </w:rPr>
+            <w:fldChar w:fldCharType="begin"/>
+          </w:r>
+          <w:r>
+            <w:instrText>TOC \o "1-3" \h \z \u</w:instrText>
+          </w:r>
+          <w:r>
+            <w:rPr>
+              <w:b w:val="0"/>
+              <w:bCs w:val="0"/>
+            </w:rPr>
+            <w:fldChar w:fldCharType="separate"/>
+          </w:r>
+          <w:hyperlink w:anchor="_Toc196318704" w:history="1">
+            <w:r>
+              <w:rPr>
+                <w:rStyle w:val="Lienhypertexte"/>
+                <w:rFonts w:ascii="Times New Roman" w:hAnsi="Times New Roman" w:cs="Times New Roman"/>
+                <w:noProof/>
+                <w:lang w:eastAsia="en-US"/>
+              </w:rPr>
+              <w:t>Étude théorique de cas simples</w:t>
+            </w:r>
+            <w:r>
+              <w:rPr>
+                <w:noProof/>
+                <w:webHidden/>
+              </w:rPr>
+              <w:tab/>
+            </w:r>
+            <w:r>
+              <w:rPr>
+                <w:noProof/>
+                <w:webHidden/>
+              </w:rPr>
+              <w:fldChar w:fldCharType="begin"/>
+            </w:r>
+            <w:r>
+              <w:rPr>
+                <w:noProof/>
+                <w:webHidden/>
+              </w:rPr>
+              <w:instrText xml:space="preserve"> PAGEREF _Toc196318704 \h </w:instrText>
+            </w:r>
+            <w:r>
+              <w:rPr>
+                <w:noProof/>
+                <w:webHidden/>
+              </w:rPr>
+            </w:r>
+            <w:r>
+              <w:rPr>
+                <w:noProof/>
+                <w:webHidden/>
+              </w:rPr>
+              <w:fldChar w:fldCharType="separate"/>
+            </w:r>
+            <w:r>
+              <w:rPr>
+                <w:noProof/>
+                <w:webHidden/>
+              </w:rPr>
+              <w:t>3</w:t>
+            </w:r>
+            <w:r>
+              <w:rPr>
+                <w:noProof/>
+                <w:webHidden/>
+              </w:rPr>
+              <w:fldChar w:fldCharType="end"/>
+            </w:r>
+          </w:hyperlink>
+        </w:p>
+        <w:p>
+          <w:pPr>
+            <w:pStyle w:val="TM2"/>
+            <w:tabs>
+              <w:tab w:val="right" w:leader="dot" w:pos="9062"/>
+            </w:tabs>
+            <w:rPr>
+              <w:rFonts w:eastAsiaTheme="minorEastAsia" w:cstheme="minorBidi"/>
+              <w:smallCaps w:val="0"/>
+              <w:noProof/>
+              <w:sz w:val="24"/>
+              <w:szCs w:val="24"/>
+            </w:rPr>
+          </w:pPr>
+          <w:hyperlink w:anchor="_Toc196318705" w:history="1">
+            <w:r>
+              <w:rPr>
+                <w:rStyle w:val="Lienhypertexte"/>
+                <w:rFonts w:ascii="Times New Roman" w:hAnsi="Times New Roman" w:cs="Times New Roman"/>
+                <w:b/>
+                <w:bCs/>
+                <w:noProof/>
+              </w:rPr>
+              <w:t>Influence de η (mu)</w:t>
+            </w:r>
+            <w:r>
+              <w:rPr>
+                <w:noProof/>
+                <w:webHidden/>
+              </w:rPr>
+              <w:tab/>
+            </w:r>
+            <w:r>
+              <w:rPr>
+                <w:noProof/>
+                <w:webHidden/>
+              </w:rPr>
+              <w:fldChar w:fldCharType="begin"/>
+            </w:r>
+            <w:r>
+              <w:rPr>
+                <w:noProof/>
+                <w:webHidden/>
+              </w:rPr>
+              <w:instrText xml:space="preserve"> PAGEREF _Toc196318705 \h </w:instrText>
+            </w:r>
+            <w:r>
+              <w:rPr>
+                <w:noProof/>
+                <w:webHidden/>
+              </w:rPr>
+            </w:r>
+            <w:r>
+              <w:rPr>
+                <w:noProof/>
+                <w:webHidden/>
+              </w:rPr>
+              <w:fldChar w:fldCharType="separate"/>
+            </w:r>
+            <w:r>
+              <w:rPr>
+                <w:noProof/>
+                <w:webHidden/>
+              </w:rPr>
+              <w:t>3</w:t>
+            </w:r>
+            <w:r>
+              <w:rPr>
+                <w:noProof/>
+                <w:webHidden/>
+              </w:rPr>
+              <w:fldChar w:fldCharType="end"/>
+            </w:r>
+          </w:hyperlink>
+        </w:p>
+        <w:p>
+          <w:pPr>
+            <w:pStyle w:val="TM2"/>
+            <w:tabs>
+              <w:tab w:val="right" w:leader="dot" w:pos="9062"/>
+            </w:tabs>
+            <w:rPr>
+              <w:rFonts w:eastAsiaTheme="minorEastAsia" w:cstheme="minorBidi"/>
+              <w:smallCaps w:val="0"/>
+              <w:noProof/>
+              <w:sz w:val="24"/>
+              <w:szCs w:val="24"/>
+            </w:rPr>
+          </w:pPr>
+          <w:hyperlink w:anchor="_Toc196318706" w:history="1">
+            <w:r>
+              <w:rPr>
+                <w:rStyle w:val="Lienhypertexte"/>
+                <w:rFonts w:ascii="Times New Roman" w:hAnsi="Times New Roman" w:cs="Times New Roman"/>
+                <w:b/>
+                <w:bCs/>
+                <w:noProof/>
+              </w:rPr>
+              <w:t>Influence de σ (sigma)</w:t>
+            </w:r>
+            <w:r>
+              <w:rPr>
+                <w:noProof/>
+                <w:webHidden/>
+              </w:rPr>
+              <w:tab/>
+            </w:r>
+            <w:r>
+              <w:rPr>
+                <w:noProof/>
+                <w:webHidden/>
+              </w:rPr>
+              <w:fldChar w:fldCharType="begin"/>
+            </w:r>
+            <w:r>
+              <w:rPr>
+                <w:noProof/>
+                <w:webHidden/>
+              </w:rPr>
+              <w:instrText xml:space="preserve"> PAGEREF _Toc196318706 \h </w:instrText>
+            </w:r>
+            <w:r>
+              <w:rPr>
+                <w:noProof/>
+                <w:webHidden/>
+              </w:rPr>
+            </w:r>
+            <w:r>
+              <w:rPr>
+                <w:noProof/>
+                <w:webHidden/>
+              </w:rPr>
+              <w:fldChar w:fldCharType="separate"/>
+            </w:r>
+            <w:r>
+              <w:rPr>
+                <w:noProof/>
+                <w:webHidden/>
+              </w:rPr>
+              <w:t>5</w:t>
+            </w:r>
+            <w:r>
+              <w:rPr>
+                <w:noProof/>
+                <w:webHidden/>
+              </w:rPr>
+              <w:fldChar w:fldCharType="end"/>
+            </w:r>
+          </w:hyperlink>
+        </w:p>
+        <w:p>
+          <w:pPr>
+            <w:pStyle w:val="TM2"/>
+            <w:tabs>
+              <w:tab w:val="right" w:leader="dot" w:pos="9062"/>
+            </w:tabs>
+            <w:rPr>
+              <w:rFonts w:eastAsiaTheme="minorEastAsia" w:cstheme="minorBidi"/>
+              <w:smallCaps w:val="0"/>
+              <w:noProof/>
+              <w:sz w:val="24"/>
+              <w:szCs w:val="24"/>
+            </w:rPr>
+          </w:pPr>
+          <w:hyperlink w:anchor="_Toc196318707" w:history="1">
+            <w:r>
+              <w:rPr>
+                <w:rStyle w:val="Lienhypertexte"/>
+                <w:rFonts w:ascii="Times New Roman" w:hAnsi="Times New Roman" w:cs="Times New Roman"/>
+                <w:b/>
+                <w:bCs/>
+                <w:noProof/>
+              </w:rPr>
+              <w:t>Influence de la distribution d’entrée</w:t>
+            </w:r>
+            <w:r>
+              <w:rPr>
+                <w:noProof/>
+                <w:webHidden/>
+              </w:rPr>
+              <w:tab/>
+            </w:r>
+            <w:r>
+              <w:rPr>
+                <w:noProof/>
+                <w:webHidden/>
+              </w:rPr>
+              <w:fldChar w:fldCharType="begin"/>
+            </w:r>
+            <w:r>
+              <w:rPr>
+                <w:noProof/>
+                <w:webHidden/>
+              </w:rPr>
+              <w:instrText xml:space="preserve"> PAGEREF _Toc196318707 \h </w:instrText>
+            </w:r>
+            <w:r>
+              <w:rPr>
+                <w:noProof/>
+                <w:webHidden/>
+              </w:rPr>
+            </w:r>
+            <w:r>
+              <w:rPr>
+                <w:noProof/>
+                <w:webHidden/>
+              </w:rPr>
+              <w:fldChar w:fldCharType="separate"/>
+            </w:r>
+            <w:r>
+              <w:rPr>
+                <w:noProof/>
+                <w:webHidden/>
+              </w:rPr>
+              <w:t>7</w:t>
+            </w:r>
+            <w:r>
+              <w:rPr>
+                <w:noProof/>
+                <w:webHidden/>
+              </w:rPr>
+              <w:fldChar w:fldCharType="end"/>
+            </w:r>
+          </w:hyperlink>
+        </w:p>
+        <w:p>
+          <w:r>
+            <w:rPr>
+              <w:b/>
+              <w:bCs/>
+              <w:noProof/>
+            </w:rPr>
+            <w:fldChar w:fldCharType="end"/>
+          </w:r>
+        </w:p>
+      </w:sdtContent>
+    </w:sdt>
     <w:p>
       <w:pPr>
         <w:pStyle w:val="Titre1"/>
@@ -535,7 +906,10 @@
           <w:lang w:eastAsia="en-US"/>
         </w:rPr>
       </w:pPr>
-      <w:r>
+    </w:p>
+    <w:p>
+      <w:pPr>
+        <w:pStyle w:val="Titre1"/>
         <w:rPr>
           <w:rFonts w:ascii="Times New Roman" w:hAnsi="Times New Roman" w:cs="Times New Roman"/>
           <w:b/>
@@ -545,30 +919,285 @@
           <w:szCs w:val="44"/>
           <w:lang w:eastAsia="en-US"/>
         </w:rPr>
-        <w:lastRenderedPageBreak/>
-        <w:t>Étude théorique de cas simples</w:t>
-      </w:r>
-    </w:p>
-    <w:p/>
-    <w:p>
-      <w:pPr>
-        <w:pStyle w:val="Titre2"/>
+      </w:pPr>
+    </w:p>
+    <w:p>
+      <w:pPr>
+        <w:pStyle w:val="Titre1"/>
         <w:rPr>
           <w:rFonts w:ascii="Times New Roman" w:hAnsi="Times New Roman" w:cs="Times New Roman"/>
           <w:b/>
           <w:bCs/>
           <w:color w:val="000000" w:themeColor="text1"/>
-        </w:rPr>
-      </w:pPr>
-      <w:r>
+          <w:sz w:val="44"/>
+          <w:szCs w:val="44"/>
+          <w:lang w:eastAsia="en-US"/>
+        </w:rPr>
+      </w:pPr>
+    </w:p>
+    <w:p>
+      <w:pPr>
+        <w:pStyle w:val="Titre1"/>
         <w:rPr>
           <w:rFonts w:ascii="Times New Roman" w:hAnsi="Times New Roman" w:cs="Times New Roman"/>
           <w:b/>
           <w:bCs/>
           <w:color w:val="000000" w:themeColor="text1"/>
+          <w:sz w:val="44"/>
+          <w:szCs w:val="44"/>
+          <w:lang w:eastAsia="en-US"/>
+        </w:rPr>
+      </w:pPr>
+    </w:p>
+    <w:p>
+      <w:pPr>
+        <w:rPr>
+          <w:lang w:eastAsia="en-US"/>
+        </w:rPr>
+      </w:pPr>
+    </w:p>
+    <w:p>
+      <w:pPr>
+        <w:rPr>
+          <w:lang w:eastAsia="en-US"/>
+        </w:rPr>
+      </w:pPr>
+    </w:p>
+    <w:p>
+      <w:pPr>
+        <w:rPr>
+          <w:lang w:eastAsia="en-US"/>
+        </w:rPr>
+      </w:pPr>
+    </w:p>
+    <w:p>
+      <w:pPr>
+        <w:rPr>
+          <w:lang w:eastAsia="en-US"/>
+        </w:rPr>
+      </w:pPr>
+    </w:p>
+    <w:p>
+      <w:pPr>
+        <w:rPr>
+          <w:lang w:eastAsia="en-US"/>
+        </w:rPr>
+      </w:pPr>
+    </w:p>
+    <w:p>
+      <w:pPr>
+        <w:rPr>
+          <w:lang w:eastAsia="en-US"/>
+        </w:rPr>
+      </w:pPr>
+    </w:p>
+    <w:p>
+      <w:pPr>
+        <w:rPr>
+          <w:lang w:eastAsia="en-US"/>
+        </w:rPr>
+      </w:pPr>
+    </w:p>
+    <w:p>
+      <w:pPr>
+        <w:rPr>
+          <w:lang w:eastAsia="en-US"/>
+        </w:rPr>
+      </w:pPr>
+    </w:p>
+    <w:p>
+      <w:pPr>
+        <w:rPr>
+          <w:lang w:eastAsia="en-US"/>
+        </w:rPr>
+      </w:pPr>
+    </w:p>
+    <w:p>
+      <w:pPr>
+        <w:rPr>
+          <w:lang w:eastAsia="en-US"/>
+        </w:rPr>
+      </w:pPr>
+    </w:p>
+    <w:p>
+      <w:pPr>
+        <w:rPr>
+          <w:lang w:eastAsia="en-US"/>
+        </w:rPr>
+      </w:pPr>
+    </w:p>
+    <w:p>
+      <w:pPr>
+        <w:rPr>
+          <w:lang w:eastAsia="en-US"/>
+        </w:rPr>
+      </w:pPr>
+    </w:p>
+    <w:p>
+      <w:pPr>
+        <w:rPr>
+          <w:lang w:eastAsia="en-US"/>
+        </w:rPr>
+      </w:pPr>
+    </w:p>
+    <w:p>
+      <w:pPr>
+        <w:rPr>
+          <w:lang w:eastAsia="en-US"/>
+        </w:rPr>
+      </w:pPr>
+    </w:p>
+    <w:p>
+      <w:pPr>
+        <w:rPr>
+          <w:lang w:eastAsia="en-US"/>
+        </w:rPr>
+      </w:pPr>
+    </w:p>
+    <w:p>
+      <w:pPr>
+        <w:rPr>
+          <w:lang w:eastAsia="en-US"/>
+        </w:rPr>
+      </w:pPr>
+    </w:p>
+    <w:p>
+      <w:pPr>
+        <w:rPr>
+          <w:lang w:eastAsia="en-US"/>
+        </w:rPr>
+      </w:pPr>
+    </w:p>
+    <w:p>
+      <w:pPr>
+        <w:rPr>
+          <w:lang w:eastAsia="en-US"/>
+        </w:rPr>
+      </w:pPr>
+    </w:p>
+    <w:p>
+      <w:pPr>
+        <w:rPr>
+          <w:lang w:eastAsia="en-US"/>
+        </w:rPr>
+      </w:pPr>
+    </w:p>
+    <w:p>
+      <w:pPr>
+        <w:rPr>
+          <w:lang w:eastAsia="en-US"/>
+        </w:rPr>
+      </w:pPr>
+    </w:p>
+    <w:p>
+      <w:pPr>
+        <w:rPr>
+          <w:lang w:eastAsia="en-US"/>
+        </w:rPr>
+      </w:pPr>
+    </w:p>
+    <w:p>
+      <w:pPr>
+        <w:rPr>
+          <w:lang w:eastAsia="en-US"/>
+        </w:rPr>
+      </w:pPr>
+    </w:p>
+    <w:p>
+      <w:pPr>
+        <w:rPr>
+          <w:lang w:eastAsia="en-US"/>
+        </w:rPr>
+      </w:pPr>
+    </w:p>
+    <w:p>
+      <w:pPr>
+        <w:rPr>
+          <w:lang w:eastAsia="en-US"/>
+        </w:rPr>
+      </w:pPr>
+    </w:p>
+    <w:p>
+      <w:pPr>
+        <w:pStyle w:val="Titre1"/>
+        <w:rPr>
+          <w:rFonts w:ascii="Times New Roman" w:hAnsi="Times New Roman" w:cs="Times New Roman"/>
+          <w:b/>
+          <w:bCs/>
+          <w:color w:val="000000" w:themeColor="text1"/>
+          <w:sz w:val="44"/>
+          <w:szCs w:val="44"/>
+          <w:lang w:eastAsia="en-US"/>
+        </w:rPr>
+      </w:pPr>
+      <w:bookmarkStart w:id="0" w:name="_Toc196318704"/>
+    </w:p>
+    <w:p>
+      <w:pPr>
+        <w:rPr>
+          <w:lang w:eastAsia="en-US"/>
+        </w:rPr>
+      </w:pPr>
+    </w:p>
+    <w:p>
+      <w:pPr>
+        <w:pStyle w:val="Titre1"/>
+        <w:rPr>
+          <w:rFonts w:ascii="Times New Roman" w:hAnsi="Times New Roman" w:cs="Times New Roman"/>
+          <w:b/>
+          <w:bCs/>
+          <w:color w:val="000000" w:themeColor="text1"/>
+          <w:sz w:val="44"/>
+          <w:szCs w:val="44"/>
+          <w:lang w:eastAsia="en-US"/>
+        </w:rPr>
+      </w:pPr>
+      <w:r>
+        <w:rPr>
+          <w:rFonts w:ascii="Times New Roman" w:hAnsi="Times New Roman" w:cs="Times New Roman"/>
+          <w:b/>
+          <w:bCs/>
+          <w:color w:val="000000" w:themeColor="text1"/>
+          <w:sz w:val="44"/>
+          <w:szCs w:val="44"/>
+          <w:lang w:eastAsia="en-US"/>
+        </w:rPr>
+        <w:lastRenderedPageBreak/>
+        <w:t>Étude théorique de cas simples</w:t>
+      </w:r>
+      <w:bookmarkEnd w:id="0"/>
+    </w:p>
+    <w:p/>
+    <w:p>
+      <w:pPr>
+        <w:pStyle w:val="Titre2"/>
+        <w:rPr>
+          <w:rFonts w:ascii="Times New Roman" w:hAnsi="Times New Roman" w:cs="Times New Roman"/>
+          <w:b/>
+          <w:bCs/>
+          <w:color w:val="000000" w:themeColor="text1"/>
+        </w:rPr>
+      </w:pPr>
+      <w:bookmarkStart w:id="1" w:name="_Toc196318705"/>
+      <w:r>
+        <w:rPr>
+          <w:rFonts w:ascii="Times New Roman" w:hAnsi="Times New Roman" w:cs="Times New Roman"/>
+          <w:b/>
+          <w:bCs/>
+          <w:color w:val="000000" w:themeColor="text1"/>
         </w:rPr>
         <w:t>Influence de η</w:t>
       </w:r>
+      <w:r>
+        <w:rPr>
+          <w:rFonts w:ascii="Times New Roman" w:hAnsi="Times New Roman" w:cs="Times New Roman"/>
+          <w:b/>
+          <w:bCs/>
+          <w:color w:val="000000" w:themeColor="text1"/>
+        </w:rPr>
+        <w:t xml:space="preserve"> (mu)</w:t>
+      </w:r>
+      <w:bookmarkEnd w:id="1"/>
     </w:p>
     <w:p/>
     <w:p>
@@ -2812,7 +3441,16 @@
           <w:iCs/>
           <w:color w:val="002060"/>
         </w:rPr>
-        <w:t>]0,1[</w:t>
+        <w:t>]0,</w:t>
+      </w:r>
+      <w:proofErr w:type="gramStart"/>
+      <w:r>
+        <w:rPr>
+          <w:i/>
+          <w:iCs/>
+          <w:color w:val="002060"/>
+        </w:rPr>
+        <w:t>1[</w:t>
       </w:r>
       <w:r>
         <w:rPr>
@@ -2828,7 +3466,16 @@
           <w:iCs/>
           <w:color w:val="002060"/>
         </w:rPr>
-        <w:t>où se situera le nouveau poids par rapport à W</w:t>
+        <w:t>où</w:t>
+      </w:r>
+      <w:proofErr w:type="gramEnd"/>
+      <w:r>
+        <w:rPr>
+          <w:i/>
+          <w:iCs/>
+          <w:color w:val="002060"/>
+        </w:rPr>
+        <w:t xml:space="preserve"> se situera le nouveau poids par rapport à W</w:t>
       </w:r>
       <w:r>
         <w:rPr>
@@ -3969,13 +4616,38 @@
     <w:p/>
     <w:p>
       <w:pPr>
+        <w:pStyle w:val="Titre2"/>
+        <w:rPr>
+          <w:rFonts w:ascii="Times New Roman" w:hAnsi="Times New Roman" w:cs="Times New Roman"/>
+          <w:b/>
+          <w:bCs/>
+          <w:color w:val="000000" w:themeColor="text1"/>
+        </w:rPr>
+      </w:pPr>
+      <w:bookmarkStart w:id="2" w:name="_Toc196318706"/>
+      <w:r>
+        <w:rPr>
+          <w:rFonts w:ascii="Times New Roman" w:hAnsi="Times New Roman" w:cs="Times New Roman"/>
+          <w:b/>
+          <w:bCs/>
+          <w:color w:val="000000" w:themeColor="text1"/>
+        </w:rPr>
+        <w:t>Influence de σ</w:t>
+      </w:r>
+      <w:r>
+        <w:rPr>
+          <w:rFonts w:ascii="Times New Roman" w:hAnsi="Times New Roman" w:cs="Times New Roman"/>
+          <w:b/>
+          <w:bCs/>
+          <w:color w:val="000000" w:themeColor="text1"/>
+        </w:rPr>
+        <w:t xml:space="preserve"> (sigma)</w:t>
+      </w:r>
+      <w:bookmarkEnd w:id="2"/>
+    </w:p>
+    <w:p>
+      <w:pPr>
         <w:pStyle w:val="p1"/>
-        <w:rPr>
-          <w:sz w:val="18"/>
-          <w:szCs w:val="18"/>
-        </w:rPr>
-      </w:pPr>
-      <w:r>
         <w:rPr>
           <w:rFonts w:ascii="Times New Roman" w:hAnsi="Times New Roman"/>
           <w:b/>
@@ -3984,9 +4656,2477 @@
           <w:sz w:val="26"/>
           <w:szCs w:val="26"/>
         </w:rPr>
-        <w:t xml:space="preserve">Influence de </w:t>
-      </w:r>
-      <w:r>
+      </w:pPr>
+    </w:p>
+    <w:p>
+      <w:pPr>
+        <w:jc w:val="both"/>
+        <w:rPr>
+          <w:i/>
+          <w:iCs/>
+          <w:color w:val="002060"/>
+        </w:rPr>
+      </w:pPr>
+      <w:r>
+        <w:rPr>
+          <w:i/>
+          <w:iCs/>
+          <w:color w:val="002060"/>
+        </w:rPr>
+        <w:t xml:space="preserve">Si σ augmente, les neurones proches du neurone gagnant (dans la carte), </w:t>
+      </w:r>
+      <w:proofErr w:type="spellStart"/>
+      <w:r>
+        <w:rPr>
+          <w:i/>
+          <w:iCs/>
+          <w:color w:val="002060"/>
+        </w:rPr>
+        <w:t>vont-ils</w:t>
+      </w:r>
+      <w:proofErr w:type="spellEnd"/>
+      <w:r>
+        <w:rPr>
+          <w:i/>
+          <w:iCs/>
+          <w:color w:val="002060"/>
+        </w:rPr>
+        <w:t xml:space="preserve"> plus ou moins apprendre</w:t>
+      </w:r>
+      <w:r>
+        <w:rPr>
+          <w:i/>
+          <w:iCs/>
+          <w:color w:val="002060"/>
+        </w:rPr>
+        <w:t xml:space="preserve"> </w:t>
+      </w:r>
+      <w:r>
+        <w:rPr>
+          <w:i/>
+          <w:iCs/>
+          <w:color w:val="002060"/>
+        </w:rPr>
+        <w:t>l’entr</w:t>
+      </w:r>
+      <w:r>
+        <w:rPr>
+          <w:i/>
+          <w:iCs/>
+          <w:color w:val="002060"/>
+        </w:rPr>
+        <w:t>é</w:t>
+      </w:r>
+      <w:r>
+        <w:rPr>
+          <w:i/>
+          <w:iCs/>
+          <w:color w:val="002060"/>
+        </w:rPr>
+        <w:t>e courante ?</w:t>
+      </w:r>
+    </w:p>
+    <w:p>
+      <w:pPr>
+        <w:pStyle w:val="p1"/>
+        <w:jc w:val="both"/>
+        <w:rPr>
+          <w:rFonts w:ascii="Times New Roman" w:hAnsi="Times New Roman"/>
+          <w:i/>
+          <w:iCs/>
+          <w:color w:val="002060"/>
+          <w:sz w:val="24"/>
+          <w:szCs w:val="24"/>
+        </w:rPr>
+      </w:pPr>
+    </w:p>
+    <w:p>
+      <w:pPr>
+        <w:pStyle w:val="p1"/>
+        <w:jc w:val="both"/>
+        <w:rPr>
+          <w:rFonts w:ascii="Times New Roman" w:hAnsi="Times New Roman"/>
+          <w:color w:val="auto"/>
+          <w:sz w:val="24"/>
+          <w:szCs w:val="24"/>
+        </w:rPr>
+      </w:pPr>
+      <w:r>
+        <w:rPr>
+          <w:rFonts w:ascii="Times New Roman" w:hAnsi="Times New Roman"/>
+          <w:color w:val="auto"/>
+          <w:sz w:val="24"/>
+          <w:szCs w:val="24"/>
+        </w:rPr>
+        <w:t>Pour rappelle la règle d’apprentissage est la suivante :</w:t>
+      </w:r>
+    </w:p>
+    <w:p>
+      <w:pPr>
+        <w:pStyle w:val="p1"/>
+        <w:jc w:val="both"/>
+        <w:rPr>
+          <w:rFonts w:ascii="Times New Roman" w:hAnsi="Times New Roman"/>
+          <w:color w:val="auto"/>
+          <w:sz w:val="24"/>
+          <w:szCs w:val="24"/>
+        </w:rPr>
+      </w:pPr>
+    </w:p>
+    <w:p>
+      <w:pPr>
+        <w:pStyle w:val="p1"/>
+        <w:jc w:val="both"/>
+        <w:rPr>
+          <w:rFonts w:ascii="Times New Roman" w:hAnsi="Times New Roman"/>
+          <w:color w:val="auto"/>
+          <w:sz w:val="24"/>
+          <w:szCs w:val="24"/>
+        </w:rPr>
+      </w:pPr>
+      <m:oMathPara>
+        <m:oMath>
+          <m:r>
+            <m:rPr>
+              <m:sty m:val="p"/>
+            </m:rPr>
+            <w:rPr>
+              <w:rFonts w:ascii="Cambria Math" w:hAnsi="Cambria Math"/>
+              <w:color w:val="auto"/>
+              <w:sz w:val="24"/>
+              <w:szCs w:val="24"/>
+            </w:rPr>
+            <m:t>Δ</m:t>
+          </m:r>
+          <m:sSub>
+            <m:sSubPr>
+              <m:ctrlPr>
+                <w:rPr>
+                  <w:rFonts w:ascii="Cambria Math" w:hAnsi="Cambria Math"/>
+                  <w:i/>
+                  <w:color w:val="auto"/>
+                  <w:sz w:val="24"/>
+                  <w:szCs w:val="24"/>
+                </w:rPr>
+              </m:ctrlPr>
+            </m:sSubPr>
+            <m:e>
+              <m:r>
+                <w:rPr>
+                  <w:rFonts w:ascii="Cambria Math" w:hAnsi="Cambria Math"/>
+                  <w:color w:val="auto"/>
+                  <w:sz w:val="24"/>
+                  <w:szCs w:val="24"/>
+                </w:rPr>
+                <m:t>w</m:t>
+              </m:r>
+            </m:e>
+            <m:sub>
+              <m:r>
+                <w:rPr>
+                  <w:rFonts w:ascii="Cambria Math" w:hAnsi="Cambria Math"/>
+                  <w:color w:val="auto"/>
+                  <w:sz w:val="24"/>
+                  <w:szCs w:val="24"/>
+                </w:rPr>
+                <m:t>ji</m:t>
+              </m:r>
+            </m:sub>
+          </m:sSub>
+          <m:r>
+            <w:rPr>
+              <w:rFonts w:ascii="Cambria Math" w:hAnsi="Cambria Math"/>
+              <w:color w:val="auto"/>
+              <w:sz w:val="24"/>
+              <w:szCs w:val="24"/>
+            </w:rPr>
+            <m:t>=</m:t>
+          </m:r>
+          <m:r>
+            <m:rPr>
+              <m:sty m:val="p"/>
+            </m:rPr>
+            <w:rPr>
+              <w:rFonts w:ascii="Cambria Math" w:hAnsi="Cambria Math"/>
+              <w:color w:val="auto"/>
+              <w:sz w:val="24"/>
+              <w:szCs w:val="24"/>
+            </w:rPr>
+            <m:t>η</m:t>
+          </m:r>
+          <m:sSup>
+            <m:sSupPr>
+              <m:ctrlPr>
+                <w:rPr>
+                  <w:rFonts w:ascii="Cambria Math" w:hAnsi="Cambria Math"/>
+                  <w:i/>
+                  <w:color w:val="auto"/>
+                  <w:sz w:val="24"/>
+                  <w:szCs w:val="24"/>
+                </w:rPr>
+              </m:ctrlPr>
+            </m:sSupPr>
+            <m:e>
+              <m:r>
+                <w:rPr>
+                  <w:rFonts w:ascii="Cambria Math" w:hAnsi="Cambria Math"/>
+                  <w:color w:val="auto"/>
+                  <w:sz w:val="24"/>
+                  <w:szCs w:val="24"/>
+                </w:rPr>
+                <m:t>e</m:t>
+              </m:r>
+            </m:e>
+            <m:sup>
+              <m:r>
+                <w:rPr>
+                  <w:rFonts w:ascii="Cambria Math" w:hAnsi="Cambria Math"/>
+                  <w:color w:val="auto"/>
+                  <w:sz w:val="24"/>
+                  <w:szCs w:val="24"/>
+                </w:rPr>
+                <m:t>-</m:t>
+              </m:r>
+              <m:f>
+                <m:fPr>
+                  <m:ctrlPr>
+                    <w:rPr>
+                      <w:rFonts w:ascii="Cambria Math" w:hAnsi="Cambria Math"/>
+                      <w:color w:val="auto"/>
+                      <w:sz w:val="24"/>
+                      <w:szCs w:val="24"/>
+                    </w:rPr>
+                  </m:ctrlPr>
+                </m:fPr>
+                <m:num>
+                  <m:sSup>
+                    <m:sSupPr>
+                      <m:ctrlPr>
+                        <w:rPr>
+                          <w:rFonts w:ascii="Cambria Math" w:hAnsi="Cambria Math"/>
+                          <w:i/>
+                          <w:color w:val="auto"/>
+                          <w:sz w:val="24"/>
+                          <w:szCs w:val="24"/>
+                        </w:rPr>
+                      </m:ctrlPr>
+                    </m:sSupPr>
+                    <m:e>
+                      <m:d>
+                        <m:dPr>
+                          <m:begChr m:val="|"/>
+                          <m:endChr m:val="|"/>
+                          <m:ctrlPr>
+                            <w:rPr>
+                              <w:rFonts w:ascii="Cambria Math" w:hAnsi="Cambria Math"/>
+                              <w:color w:val="auto"/>
+                              <w:sz w:val="24"/>
+                              <w:szCs w:val="24"/>
+                            </w:rPr>
+                          </m:ctrlPr>
+                        </m:dPr>
+                        <m:e>
+                          <m:d>
+                            <m:dPr>
+                              <m:begChr m:val="|"/>
+                              <m:endChr m:val="|"/>
+                              <m:ctrlPr>
+                                <w:rPr>
+                                  <w:rFonts w:ascii="Cambria Math" w:hAnsi="Cambria Math"/>
+                                  <w:color w:val="auto"/>
+                                  <w:sz w:val="24"/>
+                                  <w:szCs w:val="24"/>
+                                </w:rPr>
+                              </m:ctrlPr>
+                            </m:dPr>
+                            <m:e>
+                              <m:r>
+                                <w:rPr>
+                                  <w:rFonts w:ascii="Cambria Math" w:hAnsi="Cambria Math"/>
+                                  <w:color w:val="auto"/>
+                                  <w:sz w:val="24"/>
+                                  <w:szCs w:val="24"/>
+                                </w:rPr>
+                                <m:t>j-</m:t>
+                              </m:r>
+                              <m:sSup>
+                                <m:sSupPr>
+                                  <m:ctrlPr>
+                                    <w:rPr>
+                                      <w:rFonts w:ascii="Cambria Math" w:hAnsi="Cambria Math"/>
+                                      <w:i/>
+                                      <w:color w:val="auto"/>
+                                      <w:sz w:val="24"/>
+                                      <w:szCs w:val="24"/>
+                                    </w:rPr>
+                                  </m:ctrlPr>
+                                </m:sSupPr>
+                                <m:e>
+                                  <m:r>
+                                    <w:rPr>
+                                      <w:rFonts w:ascii="Cambria Math" w:hAnsi="Cambria Math"/>
+                                      <w:color w:val="auto"/>
+                                      <w:sz w:val="24"/>
+                                      <w:szCs w:val="24"/>
+                                    </w:rPr>
+                                    <m:t>j</m:t>
+                                  </m:r>
+                                </m:e>
+                                <m:sup>
+                                  <m:r>
+                                    <m:rPr>
+                                      <m:sty m:val="p"/>
+                                    </m:rPr>
+                                    <w:rPr>
+                                      <w:rFonts w:ascii="Cambria Math" w:hAnsi="Cambria Math"/>
+                                      <w:color w:val="auto"/>
+                                      <w:sz w:val="24"/>
+                                      <w:szCs w:val="24"/>
+                                    </w:rPr>
+                                    <m:t>*</m:t>
+                                  </m:r>
+                                </m:sup>
+                              </m:sSup>
+                              <m:ctrlPr>
+                                <w:rPr>
+                                  <w:rFonts w:ascii="Cambria Math" w:hAnsi="Cambria Math"/>
+                                  <w:i/>
+                                  <w:color w:val="auto"/>
+                                  <w:sz w:val="24"/>
+                                  <w:szCs w:val="24"/>
+                                </w:rPr>
+                              </m:ctrlPr>
+                            </m:e>
+                          </m:d>
+                          <m:ctrlPr>
+                            <w:rPr>
+                              <w:rFonts w:ascii="Cambria Math" w:hAnsi="Cambria Math"/>
+                              <w:i/>
+                              <w:color w:val="auto"/>
+                              <w:sz w:val="24"/>
+                              <w:szCs w:val="24"/>
+                            </w:rPr>
+                          </m:ctrlPr>
+                        </m:e>
+                      </m:d>
+                    </m:e>
+                    <m:sup>
+                      <m:r>
+                        <w:rPr>
+                          <w:rFonts w:ascii="Cambria Math" w:hAnsi="Cambria Math"/>
+                          <w:color w:val="auto"/>
+                          <w:sz w:val="24"/>
+                          <w:szCs w:val="24"/>
+                        </w:rPr>
+                        <m:t>2</m:t>
+                      </m:r>
+                    </m:sup>
+                  </m:sSup>
+                  <m:ctrlPr>
+                    <w:rPr>
+                      <w:rFonts w:ascii="Cambria Math" w:hAnsi="Cambria Math"/>
+                      <w:i/>
+                      <w:color w:val="auto"/>
+                      <w:sz w:val="24"/>
+                      <w:szCs w:val="24"/>
+                    </w:rPr>
+                  </m:ctrlPr>
+                </m:num>
+                <m:den>
+                  <m:r>
+                    <w:rPr>
+                      <w:rFonts w:ascii="Cambria Math" w:hAnsi="Cambria Math"/>
+                      <w:color w:val="auto"/>
+                      <w:sz w:val="24"/>
+                      <w:szCs w:val="24"/>
+                    </w:rPr>
+                    <m:t>2</m:t>
+                  </m:r>
+                  <m:sSup>
+                    <m:sSupPr>
+                      <m:ctrlPr>
+                        <w:rPr>
+                          <w:rFonts w:ascii="Cambria Math" w:hAnsi="Cambria Math"/>
+                          <w:i/>
+                          <w:color w:val="auto"/>
+                          <w:sz w:val="24"/>
+                          <w:szCs w:val="24"/>
+                        </w:rPr>
+                      </m:ctrlPr>
+                    </m:sSupPr>
+                    <m:e>
+                      <m:r>
+                        <m:rPr>
+                          <m:sty m:val="p"/>
+                        </m:rPr>
+                        <w:rPr>
+                          <w:rFonts w:ascii="Cambria Math" w:hAnsi="Cambria Math"/>
+                          <w:color w:val="auto"/>
+                          <w:sz w:val="24"/>
+                          <w:szCs w:val="24"/>
+                        </w:rPr>
+                        <m:t>σ</m:t>
+                      </m:r>
+                      <m:ctrlPr>
+                        <w:rPr>
+                          <w:rFonts w:ascii="Cambria Math" w:hAnsi="Cambria Math"/>
+                          <w:color w:val="auto"/>
+                          <w:sz w:val="24"/>
+                          <w:szCs w:val="24"/>
+                        </w:rPr>
+                      </m:ctrlPr>
+                    </m:e>
+                    <m:sup>
+                      <m:r>
+                        <w:rPr>
+                          <w:rFonts w:ascii="Cambria Math" w:hAnsi="Cambria Math"/>
+                          <w:color w:val="auto"/>
+                          <w:sz w:val="24"/>
+                          <w:szCs w:val="24"/>
+                        </w:rPr>
+                        <m:t>2</m:t>
+                      </m:r>
+                    </m:sup>
+                  </m:sSup>
+                  <m:ctrlPr>
+                    <w:rPr>
+                      <w:rFonts w:ascii="Cambria Math" w:hAnsi="Cambria Math"/>
+                      <w:i/>
+                      <w:color w:val="auto"/>
+                      <w:sz w:val="24"/>
+                      <w:szCs w:val="24"/>
+                    </w:rPr>
+                  </m:ctrlPr>
+                </m:den>
+              </m:f>
+            </m:sup>
+          </m:sSup>
+          <m:d>
+            <m:dPr>
+              <m:ctrlPr>
+                <w:rPr>
+                  <w:rFonts w:ascii="Cambria Math" w:hAnsi="Cambria Math"/>
+                  <w:color w:val="auto"/>
+                  <w:sz w:val="24"/>
+                  <w:szCs w:val="24"/>
+                </w:rPr>
+              </m:ctrlPr>
+            </m:dPr>
+            <m:e>
+              <m:sSub>
+                <m:sSubPr>
+                  <m:ctrlPr>
+                    <w:rPr>
+                      <w:rFonts w:ascii="Cambria Math" w:hAnsi="Cambria Math"/>
+                      <w:i/>
+                      <w:color w:val="auto"/>
+                      <w:sz w:val="24"/>
+                      <w:szCs w:val="24"/>
+                    </w:rPr>
+                  </m:ctrlPr>
+                </m:sSubPr>
+                <m:e>
+                  <m:r>
+                    <w:rPr>
+                      <w:rFonts w:ascii="Cambria Math" w:hAnsi="Cambria Math"/>
+                      <w:color w:val="auto"/>
+                      <w:sz w:val="24"/>
+                      <w:szCs w:val="24"/>
+                    </w:rPr>
+                    <m:t>x</m:t>
+                  </m:r>
+                  <m:ctrlPr>
+                    <w:rPr>
+                      <w:rFonts w:ascii="Cambria Math" w:hAnsi="Cambria Math"/>
+                      <w:color w:val="auto"/>
+                      <w:sz w:val="24"/>
+                      <w:szCs w:val="24"/>
+                    </w:rPr>
+                  </m:ctrlPr>
+                </m:e>
+                <m:sub>
+                  <m:r>
+                    <w:rPr>
+                      <w:rFonts w:ascii="Cambria Math" w:hAnsi="Cambria Math"/>
+                      <w:color w:val="auto"/>
+                      <w:sz w:val="24"/>
+                      <w:szCs w:val="24"/>
+                    </w:rPr>
+                    <m:t>i</m:t>
+                  </m:r>
+                </m:sub>
+              </m:sSub>
+              <m:r>
+                <w:rPr>
+                  <w:rFonts w:ascii="Cambria Math" w:hAnsi="Cambria Math"/>
+                  <w:color w:val="auto"/>
+                  <w:sz w:val="24"/>
+                  <w:szCs w:val="24"/>
+                </w:rPr>
+                <m:t>-</m:t>
+              </m:r>
+              <m:sSub>
+                <m:sSubPr>
+                  <m:ctrlPr>
+                    <w:rPr>
+                      <w:rFonts w:ascii="Cambria Math" w:hAnsi="Cambria Math"/>
+                      <w:i/>
+                      <w:color w:val="auto"/>
+                      <w:sz w:val="24"/>
+                      <w:szCs w:val="24"/>
+                    </w:rPr>
+                  </m:ctrlPr>
+                </m:sSubPr>
+                <m:e>
+                  <m:r>
+                    <w:rPr>
+                      <w:rFonts w:ascii="Cambria Math" w:hAnsi="Cambria Math"/>
+                      <w:color w:val="auto"/>
+                      <w:sz w:val="24"/>
+                      <w:szCs w:val="24"/>
+                    </w:rPr>
+                    <m:t>w</m:t>
+                  </m:r>
+                </m:e>
+                <m:sub>
+                  <m:r>
+                    <w:rPr>
+                      <w:rFonts w:ascii="Cambria Math" w:hAnsi="Cambria Math"/>
+                      <w:color w:val="auto"/>
+                      <w:sz w:val="24"/>
+                      <w:szCs w:val="24"/>
+                    </w:rPr>
+                    <m:t>ji</m:t>
+                  </m:r>
+                </m:sub>
+              </m:sSub>
+              <m:ctrlPr>
+                <w:rPr>
+                  <w:rFonts w:ascii="Cambria Math" w:hAnsi="Cambria Math"/>
+                  <w:i/>
+                  <w:color w:val="auto"/>
+                  <w:sz w:val="24"/>
+                  <w:szCs w:val="24"/>
+                </w:rPr>
+              </m:ctrlPr>
+            </m:e>
+          </m:d>
+        </m:oMath>
+      </m:oMathPara>
+    </w:p>
+    <w:p>
+      <w:pPr>
+        <w:pStyle w:val="p1"/>
+        <w:jc w:val="both"/>
+        <w:rPr>
+          <w:rFonts w:ascii="Times New Roman" w:hAnsi="Times New Roman"/>
+          <w:color w:val="auto"/>
+          <w:sz w:val="24"/>
+          <w:szCs w:val="24"/>
+        </w:rPr>
+      </w:pPr>
+    </w:p>
+    <w:p>
+      <w:pPr>
+        <w:pStyle w:val="p1"/>
+        <w:jc w:val="both"/>
+        <w:rPr>
+          <w:rFonts w:ascii="Times New Roman" w:hAnsi="Times New Roman"/>
+          <w:color w:val="auto"/>
+          <w:sz w:val="24"/>
+          <w:szCs w:val="24"/>
+        </w:rPr>
+      </w:pPr>
+    </w:p>
+    <w:p>
+      <w:pPr>
+        <w:pStyle w:val="p1"/>
+        <w:jc w:val="both"/>
+        <w:rPr>
+          <w:rFonts w:ascii="Times New Roman" w:hAnsi="Times New Roman"/>
+          <w:color w:val="auto"/>
+          <w:sz w:val="24"/>
+          <w:szCs w:val="24"/>
+        </w:rPr>
+      </w:pPr>
+      <w:r>
+        <w:rPr>
+          <w:rFonts w:ascii="Times New Roman" w:hAnsi="Times New Roman"/>
+          <w:color w:val="auto"/>
+          <w:sz w:val="24"/>
+          <w:szCs w:val="24"/>
+        </w:rPr>
+        <w:t>Avec :</w:t>
+      </w:r>
+    </w:p>
+    <w:p>
+      <w:pPr>
+        <w:pStyle w:val="p1"/>
+        <w:jc w:val="both"/>
+        <w:rPr>
+          <w:rFonts w:ascii="Times New Roman" w:hAnsi="Times New Roman"/>
+          <w:color w:val="auto"/>
+          <w:sz w:val="24"/>
+          <w:szCs w:val="24"/>
+        </w:rPr>
+      </w:pPr>
+      <w:r>
+        <w:rPr>
+          <w:rFonts w:ascii="Times New Roman" w:hAnsi="Times New Roman"/>
+          <w:color w:val="auto"/>
+          <w:sz w:val="24"/>
+          <w:szCs w:val="24"/>
+        </w:rPr>
+        <w:tab/>
+      </w:r>
+      <w:proofErr w:type="gramStart"/>
+      <w:r>
+        <w:rPr>
+          <w:rFonts w:ascii="Times New Roman" w:hAnsi="Times New Roman"/>
+          <w:color w:val="auto"/>
+          <w:sz w:val="24"/>
+          <w:szCs w:val="24"/>
+        </w:rPr>
+        <w:t>η</w:t>
+      </w:r>
+      <w:proofErr w:type="gramEnd"/>
+      <w:r>
+        <w:rPr>
+          <w:rFonts w:ascii="Times New Roman" w:hAnsi="Times New Roman"/>
+          <w:color w:val="auto"/>
+          <w:sz w:val="24"/>
+          <w:szCs w:val="24"/>
+        </w:rPr>
+        <w:t xml:space="preserve"> = taux d’apprentissage</w:t>
+      </w:r>
+    </w:p>
+    <w:p>
+      <w:pPr>
+        <w:pStyle w:val="p1"/>
+        <w:jc w:val="both"/>
+        <w:rPr>
+          <w:rFonts w:ascii="Times New Roman" w:hAnsi="Times New Roman"/>
+          <w:color w:val="auto"/>
+          <w:sz w:val="24"/>
+          <w:szCs w:val="24"/>
+        </w:rPr>
+      </w:pPr>
+      <w:r>
+        <w:rPr>
+          <w:rFonts w:ascii="Times New Roman" w:hAnsi="Times New Roman"/>
+          <w:color w:val="auto"/>
+          <w:sz w:val="24"/>
+          <w:szCs w:val="24"/>
+        </w:rPr>
+        <w:tab/>
+        <w:t>||j - j||²* = distance au neurone gagnant dans la carte (en indices)</w:t>
+      </w:r>
+    </w:p>
+    <w:p>
+      <w:pPr>
+        <w:pStyle w:val="p1"/>
+        <w:jc w:val="both"/>
+        <w:rPr>
+          <w:rFonts w:ascii="Times New Roman" w:hAnsi="Times New Roman"/>
+          <w:color w:val="auto"/>
+          <w:sz w:val="24"/>
+          <w:szCs w:val="24"/>
+        </w:rPr>
+      </w:pPr>
+      <w:r>
+        <w:rPr>
+          <w:rFonts w:ascii="Times New Roman" w:hAnsi="Times New Roman"/>
+          <w:color w:val="auto"/>
+          <w:sz w:val="24"/>
+          <w:szCs w:val="24"/>
+        </w:rPr>
+        <w:tab/>
+      </w:r>
+      <w:proofErr w:type="gramStart"/>
+      <w:r>
+        <w:rPr>
+          <w:rFonts w:ascii="Times New Roman" w:hAnsi="Times New Roman"/>
+          <w:color w:val="auto"/>
+          <w:sz w:val="24"/>
+          <w:szCs w:val="24"/>
+        </w:rPr>
+        <w:t>σ</w:t>
+      </w:r>
+      <w:proofErr w:type="gramEnd"/>
+      <w:r>
+        <w:rPr>
+          <w:rFonts w:ascii="Times New Roman" w:hAnsi="Times New Roman"/>
+          <w:color w:val="auto"/>
+          <w:sz w:val="24"/>
+          <w:szCs w:val="24"/>
+        </w:rPr>
+        <w:t xml:space="preserve"> = largeur du voisinage.</w:t>
+      </w:r>
+    </w:p>
+    <w:p>
+      <w:pPr>
+        <w:pStyle w:val="p1"/>
+        <w:jc w:val="both"/>
+        <w:rPr>
+          <w:rFonts w:ascii="Times New Roman" w:hAnsi="Times New Roman"/>
+          <w:color w:val="auto"/>
+          <w:sz w:val="24"/>
+          <w:szCs w:val="24"/>
+        </w:rPr>
+      </w:pPr>
+    </w:p>
+    <w:p>
+      <w:pPr>
+        <w:pStyle w:val="p1"/>
+        <w:jc w:val="both"/>
+        <w:rPr>
+          <w:rFonts w:ascii="Times New Roman" w:hAnsi="Times New Roman"/>
+          <w:color w:val="auto"/>
+          <w:sz w:val="24"/>
+          <w:szCs w:val="24"/>
+        </w:rPr>
+      </w:pPr>
+      <w:r>
+        <w:rPr>
+          <w:rFonts w:ascii="Times New Roman" w:hAnsi="Times New Roman"/>
+          <w:color w:val="auto"/>
+          <w:sz w:val="24"/>
+          <w:szCs w:val="24"/>
+        </w:rPr>
+        <w:t>On note le facteur gaussien noté comme tel :</w:t>
+      </w:r>
+    </w:p>
+    <w:p>
+      <w:pPr>
+        <w:pStyle w:val="p1"/>
+        <w:jc w:val="both"/>
+        <w:rPr>
+          <w:rFonts w:ascii="Times New Roman" w:hAnsi="Times New Roman"/>
+          <w:color w:val="auto"/>
+          <w:sz w:val="24"/>
+          <w:szCs w:val="24"/>
+        </w:rPr>
+      </w:pPr>
+    </w:p>
+    <w:p>
+      <w:pPr>
+        <w:pStyle w:val="p1"/>
+        <w:jc w:val="both"/>
+        <w:rPr>
+          <w:rFonts w:ascii="Times New Roman" w:hAnsi="Times New Roman"/>
+          <w:color w:val="auto"/>
+          <w:sz w:val="24"/>
+          <w:szCs w:val="24"/>
+        </w:rPr>
+      </w:pPr>
+      <m:oMathPara>
+        <m:oMath>
+          <m:sSub>
+            <m:sSubPr>
+              <m:ctrlPr>
+                <w:rPr>
+                  <w:rFonts w:ascii="Cambria Math" w:hAnsi="Cambria Math"/>
+                  <w:i/>
+                  <w:color w:val="auto"/>
+                  <w:sz w:val="24"/>
+                  <w:szCs w:val="24"/>
+                </w:rPr>
+              </m:ctrlPr>
+            </m:sSubPr>
+            <m:e>
+              <m:r>
+                <m:rPr>
+                  <m:sty m:val="p"/>
+                </m:rPr>
+                <w:rPr>
+                  <w:rFonts w:ascii="Cambria Math" w:hAnsi="Cambria Math"/>
+                  <w:color w:val="auto"/>
+                  <w:sz w:val="24"/>
+                  <w:szCs w:val="24"/>
+                </w:rPr>
+                <m:t>θ</m:t>
+              </m:r>
+              <m:ctrlPr>
+                <w:rPr>
+                  <w:rFonts w:ascii="Cambria Math" w:hAnsi="Cambria Math"/>
+                  <w:color w:val="auto"/>
+                  <w:sz w:val="24"/>
+                  <w:szCs w:val="24"/>
+                </w:rPr>
+              </m:ctrlPr>
+            </m:e>
+            <m:sub>
+              <m:r>
+                <w:rPr>
+                  <w:rFonts w:ascii="Cambria Math" w:hAnsi="Cambria Math"/>
+                  <w:color w:val="auto"/>
+                  <w:sz w:val="24"/>
+                  <w:szCs w:val="24"/>
+                </w:rPr>
+                <m:t>j</m:t>
+              </m:r>
+            </m:sub>
+          </m:sSub>
+          <m:r>
+            <w:rPr>
+              <w:rFonts w:ascii="Cambria Math" w:hAnsi="Cambria Math"/>
+              <w:color w:val="auto"/>
+              <w:sz w:val="24"/>
+              <w:szCs w:val="24"/>
+            </w:rPr>
+            <m:t>=</m:t>
+          </m:r>
+          <m:sSup>
+            <m:sSupPr>
+              <m:ctrlPr>
+                <w:rPr>
+                  <w:rFonts w:ascii="Cambria Math" w:hAnsi="Cambria Math"/>
+                  <w:i/>
+                  <w:color w:val="auto"/>
+                  <w:sz w:val="24"/>
+                  <w:szCs w:val="24"/>
+                </w:rPr>
+              </m:ctrlPr>
+            </m:sSupPr>
+            <m:e>
+              <m:r>
+                <w:rPr>
+                  <w:rFonts w:ascii="Cambria Math" w:hAnsi="Cambria Math"/>
+                  <w:color w:val="auto"/>
+                  <w:sz w:val="24"/>
+                  <w:szCs w:val="24"/>
+                </w:rPr>
+                <m:t>e</m:t>
+              </m:r>
+            </m:e>
+            <m:sup>
+              <m:r>
+                <w:rPr>
+                  <w:rFonts w:ascii="Cambria Math" w:hAnsi="Cambria Math"/>
+                  <w:color w:val="auto"/>
+                  <w:sz w:val="24"/>
+                  <w:szCs w:val="24"/>
+                </w:rPr>
+                <m:t>-</m:t>
+              </m:r>
+              <m:f>
+                <m:fPr>
+                  <m:ctrlPr>
+                    <w:rPr>
+                      <w:rFonts w:ascii="Cambria Math" w:hAnsi="Cambria Math"/>
+                      <w:color w:val="auto"/>
+                      <w:sz w:val="24"/>
+                      <w:szCs w:val="24"/>
+                    </w:rPr>
+                  </m:ctrlPr>
+                </m:fPr>
+                <m:num>
+                  <m:sSup>
+                    <m:sSupPr>
+                      <m:ctrlPr>
+                        <w:rPr>
+                          <w:rFonts w:ascii="Cambria Math" w:hAnsi="Cambria Math"/>
+                          <w:i/>
+                          <w:color w:val="auto"/>
+                          <w:sz w:val="24"/>
+                          <w:szCs w:val="24"/>
+                        </w:rPr>
+                      </m:ctrlPr>
+                    </m:sSupPr>
+                    <m:e>
+                      <m:d>
+                        <m:dPr>
+                          <m:begChr m:val="|"/>
+                          <m:endChr m:val="|"/>
+                          <m:ctrlPr>
+                            <w:rPr>
+                              <w:rFonts w:ascii="Cambria Math" w:hAnsi="Cambria Math"/>
+                              <w:color w:val="auto"/>
+                              <w:sz w:val="24"/>
+                              <w:szCs w:val="24"/>
+                            </w:rPr>
+                          </m:ctrlPr>
+                        </m:dPr>
+                        <m:e>
+                          <m:r>
+                            <w:rPr>
+                              <w:rFonts w:ascii="Cambria Math" w:hAnsi="Cambria Math"/>
+                              <w:color w:val="auto"/>
+                              <w:sz w:val="24"/>
+                              <w:szCs w:val="24"/>
+                            </w:rPr>
+                            <m:t>j-</m:t>
+                          </m:r>
+                          <m:sSup>
+                            <m:sSupPr>
+                              <m:ctrlPr>
+                                <w:rPr>
+                                  <w:rFonts w:ascii="Cambria Math" w:hAnsi="Cambria Math"/>
+                                  <w:i/>
+                                  <w:color w:val="auto"/>
+                                  <w:sz w:val="24"/>
+                                  <w:szCs w:val="24"/>
+                                </w:rPr>
+                              </m:ctrlPr>
+                            </m:sSupPr>
+                            <m:e>
+                              <m:r>
+                                <w:rPr>
+                                  <w:rFonts w:ascii="Cambria Math" w:hAnsi="Cambria Math"/>
+                                  <w:color w:val="auto"/>
+                                  <w:sz w:val="24"/>
+                                  <w:szCs w:val="24"/>
+                                </w:rPr>
+                                <m:t>j</m:t>
+                              </m:r>
+                            </m:e>
+                            <m:sup>
+                              <m:r>
+                                <m:rPr>
+                                  <m:sty m:val="p"/>
+                                </m:rPr>
+                                <w:rPr>
+                                  <w:rFonts w:ascii="Cambria Math" w:hAnsi="Cambria Math"/>
+                                  <w:color w:val="auto"/>
+                                  <w:sz w:val="24"/>
+                                  <w:szCs w:val="24"/>
+                                </w:rPr>
+                                <m:t>*</m:t>
+                              </m:r>
+                            </m:sup>
+                          </m:sSup>
+                          <m:ctrlPr>
+                            <w:rPr>
+                              <w:rFonts w:ascii="Cambria Math" w:hAnsi="Cambria Math"/>
+                              <w:i/>
+                              <w:color w:val="auto"/>
+                              <w:sz w:val="24"/>
+                              <w:szCs w:val="24"/>
+                            </w:rPr>
+                          </m:ctrlPr>
+                        </m:e>
+                      </m:d>
+                    </m:e>
+                    <m:sup>
+                      <m:r>
+                        <w:rPr>
+                          <w:rFonts w:ascii="Cambria Math" w:hAnsi="Cambria Math"/>
+                          <w:color w:val="auto"/>
+                          <w:sz w:val="24"/>
+                          <w:szCs w:val="24"/>
+                        </w:rPr>
+                        <m:t>2</m:t>
+                      </m:r>
+                    </m:sup>
+                  </m:sSup>
+                  <m:ctrlPr>
+                    <w:rPr>
+                      <w:rFonts w:ascii="Cambria Math" w:hAnsi="Cambria Math"/>
+                      <w:i/>
+                      <w:color w:val="auto"/>
+                      <w:sz w:val="24"/>
+                      <w:szCs w:val="24"/>
+                    </w:rPr>
+                  </m:ctrlPr>
+                </m:num>
+                <m:den>
+                  <m:r>
+                    <w:rPr>
+                      <w:rFonts w:ascii="Cambria Math" w:hAnsi="Cambria Math"/>
+                      <w:color w:val="auto"/>
+                      <w:sz w:val="24"/>
+                      <w:szCs w:val="24"/>
+                    </w:rPr>
+                    <m:t>2</m:t>
+                  </m:r>
+                  <m:sSup>
+                    <m:sSupPr>
+                      <m:ctrlPr>
+                        <w:rPr>
+                          <w:rFonts w:ascii="Cambria Math" w:hAnsi="Cambria Math"/>
+                          <w:i/>
+                          <w:color w:val="auto"/>
+                          <w:sz w:val="24"/>
+                          <w:szCs w:val="24"/>
+                        </w:rPr>
+                      </m:ctrlPr>
+                    </m:sSupPr>
+                    <m:e>
+                      <m:r>
+                        <m:rPr>
+                          <m:sty m:val="p"/>
+                        </m:rPr>
+                        <w:rPr>
+                          <w:rFonts w:ascii="Cambria Math" w:hAnsi="Cambria Math"/>
+                          <w:color w:val="auto"/>
+                          <w:sz w:val="24"/>
+                          <w:szCs w:val="24"/>
+                        </w:rPr>
+                        <m:t>σ</m:t>
+                      </m:r>
+                      <m:ctrlPr>
+                        <w:rPr>
+                          <w:rFonts w:ascii="Cambria Math" w:hAnsi="Cambria Math"/>
+                          <w:color w:val="auto"/>
+                          <w:sz w:val="24"/>
+                          <w:szCs w:val="24"/>
+                        </w:rPr>
+                      </m:ctrlPr>
+                    </m:e>
+                    <m:sup>
+                      <m:r>
+                        <w:rPr>
+                          <w:rFonts w:ascii="Cambria Math" w:hAnsi="Cambria Math"/>
+                          <w:color w:val="auto"/>
+                          <w:sz w:val="24"/>
+                          <w:szCs w:val="24"/>
+                        </w:rPr>
+                        <m:t>2</m:t>
+                      </m:r>
+                    </m:sup>
+                  </m:sSup>
+                  <m:ctrlPr>
+                    <w:rPr>
+                      <w:rFonts w:ascii="Cambria Math" w:hAnsi="Cambria Math"/>
+                      <w:i/>
+                      <w:color w:val="auto"/>
+                      <w:sz w:val="24"/>
+                      <w:szCs w:val="24"/>
+                    </w:rPr>
+                  </m:ctrlPr>
+                </m:den>
+              </m:f>
+            </m:sup>
+          </m:sSup>
+        </m:oMath>
+      </m:oMathPara>
+    </w:p>
+    <w:p>
+      <w:pPr>
+        <w:pStyle w:val="p1"/>
+        <w:jc w:val="both"/>
+        <w:rPr>
+          <w:rFonts w:ascii="Times New Roman" w:hAnsi="Times New Roman"/>
+          <w:color w:val="auto"/>
+          <w:sz w:val="24"/>
+          <w:szCs w:val="24"/>
+        </w:rPr>
+      </w:pPr>
+    </w:p>
+    <w:p>
+      <w:pPr>
+        <w:pStyle w:val="p1"/>
+        <w:jc w:val="both"/>
+        <w:rPr>
+          <w:rFonts w:ascii="Times New Roman" w:hAnsi="Times New Roman"/>
+          <w:color w:val="auto"/>
+          <w:sz w:val="24"/>
+          <w:szCs w:val="24"/>
+        </w:rPr>
+      </w:pPr>
+      <w:r>
+        <w:rPr>
+          <w:rFonts w:ascii="Times New Roman" w:hAnsi="Times New Roman"/>
+          <w:color w:val="auto"/>
+          <w:sz w:val="24"/>
+          <w:szCs w:val="24"/>
+        </w:rPr>
+        <w:t>Quand sigma tend vers l’infini on a :</w:t>
+      </w:r>
+    </w:p>
+    <w:p>
+      <w:pPr>
+        <w:pStyle w:val="p1"/>
+        <w:jc w:val="both"/>
+        <w:rPr>
+          <w:rFonts w:ascii="Times New Roman" w:hAnsi="Times New Roman"/>
+          <w:color w:val="auto"/>
+          <w:sz w:val="24"/>
+          <w:szCs w:val="24"/>
+        </w:rPr>
+      </w:pPr>
+    </w:p>
+    <w:p>
+      <w:pPr>
+        <w:pStyle w:val="p1"/>
+        <w:jc w:val="both"/>
+        <w:rPr>
+          <w:rFonts w:ascii="Times New Roman" w:hAnsi="Times New Roman"/>
+          <w:color w:val="auto"/>
+          <w:sz w:val="24"/>
+          <w:szCs w:val="24"/>
+        </w:rPr>
+      </w:pPr>
+      <m:oMathPara>
+        <m:oMath>
+          <m:func>
+            <m:funcPr>
+              <m:ctrlPr>
+                <w:rPr>
+                  <w:rFonts w:ascii="Cambria Math" w:hAnsi="Cambria Math"/>
+                  <w:color w:val="auto"/>
+                  <w:sz w:val="24"/>
+                  <w:szCs w:val="24"/>
+                </w:rPr>
+              </m:ctrlPr>
+            </m:funcPr>
+            <m:fName>
+              <m:limLow>
+                <m:limLowPr>
+                  <m:ctrlPr>
+                    <w:rPr>
+                      <w:rFonts w:ascii="Cambria Math" w:hAnsi="Cambria Math"/>
+                      <w:i/>
+                      <w:color w:val="auto"/>
+                      <w:sz w:val="24"/>
+                      <w:szCs w:val="24"/>
+                    </w:rPr>
+                  </m:ctrlPr>
+                </m:limLowPr>
+                <m:e>
+                  <m:r>
+                    <m:rPr>
+                      <m:sty m:val="p"/>
+                    </m:rPr>
+                    <w:rPr>
+                      <w:rFonts w:ascii="Cambria Math" w:hAnsi="Cambria Math"/>
+                      <w:color w:val="auto"/>
+                      <w:sz w:val="24"/>
+                      <w:szCs w:val="24"/>
+                    </w:rPr>
+                    <m:t>lim</m:t>
+                  </m:r>
+                </m:e>
+                <m:lim>
+                  <m:r>
+                    <m:rPr>
+                      <m:sty m:val="p"/>
+                    </m:rPr>
+                    <w:rPr>
+                      <w:rFonts w:ascii="Cambria Math" w:hAnsi="Cambria Math"/>
+                      <w:color w:val="auto"/>
+                      <w:sz w:val="24"/>
+                      <w:szCs w:val="24"/>
+                    </w:rPr>
+                    <m:t>σ→</m:t>
+                  </m:r>
+                  <m:r>
+                    <w:rPr>
+                      <w:rFonts w:ascii="Cambria Math" w:hAnsi="Cambria Math"/>
+                      <w:color w:val="auto"/>
+                      <w:sz w:val="24"/>
+                      <w:szCs w:val="24"/>
+                    </w:rPr>
+                    <m:t>+</m:t>
+                  </m:r>
+                  <m:r>
+                    <m:rPr>
+                      <m:sty m:val="p"/>
+                    </m:rPr>
+                    <w:rPr>
+                      <w:rFonts w:ascii="Cambria Math" w:hAnsi="Cambria Math"/>
+                      <w:color w:val="auto"/>
+                      <w:sz w:val="24"/>
+                      <w:szCs w:val="24"/>
+                    </w:rPr>
+                    <m:t>∞</m:t>
+                  </m:r>
+                  <m:ctrlPr>
+                    <w:rPr>
+                      <w:rFonts w:ascii="Cambria Math" w:hAnsi="Cambria Math"/>
+                      <w:color w:val="auto"/>
+                      <w:sz w:val="24"/>
+                      <w:szCs w:val="24"/>
+                    </w:rPr>
+                  </m:ctrlPr>
+                </m:lim>
+              </m:limLow>
+              <m:ctrlPr>
+                <w:rPr>
+                  <w:rFonts w:ascii="Cambria Math" w:hAnsi="Cambria Math"/>
+                  <w:i/>
+                  <w:color w:val="auto"/>
+                  <w:sz w:val="24"/>
+                  <w:szCs w:val="24"/>
+                </w:rPr>
+              </m:ctrlPr>
+            </m:fName>
+            <m:e>
+              <m:sSub>
+                <m:sSubPr>
+                  <m:ctrlPr>
+                    <w:rPr>
+                      <w:rFonts w:ascii="Cambria Math" w:hAnsi="Cambria Math"/>
+                      <w:i/>
+                      <w:color w:val="auto"/>
+                      <w:sz w:val="24"/>
+                      <w:szCs w:val="24"/>
+                    </w:rPr>
+                  </m:ctrlPr>
+                </m:sSubPr>
+                <m:e>
+                  <m:r>
+                    <m:rPr>
+                      <m:sty m:val="p"/>
+                    </m:rPr>
+                    <w:rPr>
+                      <w:rFonts w:ascii="Cambria Math" w:hAnsi="Cambria Math"/>
+                      <w:color w:val="auto"/>
+                      <w:sz w:val="24"/>
+                      <w:szCs w:val="24"/>
+                    </w:rPr>
+                    <m:t>θ</m:t>
+                  </m:r>
+                </m:e>
+                <m:sub>
+                  <m:r>
+                    <w:rPr>
+                      <w:rFonts w:ascii="Cambria Math" w:hAnsi="Cambria Math"/>
+                      <w:color w:val="auto"/>
+                      <w:sz w:val="24"/>
+                      <w:szCs w:val="24"/>
+                    </w:rPr>
+                    <m:t>j</m:t>
+                  </m:r>
+                </m:sub>
+              </m:sSub>
+              <m:ctrlPr>
+                <w:rPr>
+                  <w:rFonts w:ascii="Cambria Math" w:hAnsi="Cambria Math"/>
+                  <w:i/>
+                  <w:color w:val="auto"/>
+                  <w:sz w:val="24"/>
+                  <w:szCs w:val="24"/>
+                </w:rPr>
+              </m:ctrlPr>
+            </m:e>
+          </m:func>
+          <m:r>
+            <w:rPr>
+              <w:rFonts w:ascii="Cambria Math" w:hAnsi="Cambria Math"/>
+              <w:color w:val="auto"/>
+              <w:sz w:val="24"/>
+              <w:szCs w:val="24"/>
+            </w:rPr>
+            <m:t>=</m:t>
+          </m:r>
+          <m:sSup>
+            <m:sSupPr>
+              <m:ctrlPr>
+                <w:rPr>
+                  <w:rFonts w:ascii="Cambria Math" w:hAnsi="Cambria Math"/>
+                  <w:i/>
+                  <w:color w:val="auto"/>
+                  <w:sz w:val="24"/>
+                  <w:szCs w:val="24"/>
+                </w:rPr>
+              </m:ctrlPr>
+            </m:sSupPr>
+            <m:e>
+              <m:r>
+                <w:rPr>
+                  <w:rFonts w:ascii="Cambria Math" w:hAnsi="Cambria Math"/>
+                  <w:color w:val="auto"/>
+                  <w:sz w:val="24"/>
+                  <w:szCs w:val="24"/>
+                </w:rPr>
+                <m:t>e</m:t>
+              </m:r>
+            </m:e>
+            <m:sup>
+              <m:r>
+                <w:rPr>
+                  <w:rFonts w:ascii="Cambria Math" w:hAnsi="Cambria Math"/>
+                  <w:color w:val="auto"/>
+                  <w:sz w:val="24"/>
+                  <w:szCs w:val="24"/>
+                </w:rPr>
+                <m:t>0</m:t>
+              </m:r>
+            </m:sup>
+          </m:sSup>
+          <m:r>
+            <w:rPr>
+              <w:rFonts w:ascii="Cambria Math" w:hAnsi="Cambria Math"/>
+              <w:color w:val="auto"/>
+              <w:sz w:val="24"/>
+              <w:szCs w:val="24"/>
+            </w:rPr>
+            <m:t>=1</m:t>
+          </m:r>
+        </m:oMath>
+      </m:oMathPara>
+    </w:p>
+    <w:p>
+      <w:pPr>
+        <w:pStyle w:val="p1"/>
+        <w:jc w:val="both"/>
+        <w:rPr>
+          <w:rFonts w:ascii="Times New Roman" w:hAnsi="Times New Roman"/>
+          <w:color w:val="auto"/>
+          <w:sz w:val="24"/>
+          <w:szCs w:val="24"/>
+        </w:rPr>
+      </w:pPr>
+    </w:p>
+    <w:p>
+      <w:pPr>
+        <w:pStyle w:val="p1"/>
+        <w:jc w:val="both"/>
+        <w:rPr>
+          <w:rFonts w:ascii="Times New Roman" w:hAnsi="Times New Roman"/>
+          <w:color w:val="auto"/>
+          <w:sz w:val="24"/>
+          <w:szCs w:val="24"/>
+        </w:rPr>
+      </w:pPr>
+    </w:p>
+    <w:p>
+      <w:pPr>
+        <w:pStyle w:val="p1"/>
+        <w:jc w:val="both"/>
+        <w:rPr>
+          <w:rFonts w:ascii="Times New Roman" w:hAnsi="Times New Roman"/>
+          <w:color w:val="auto"/>
+          <w:sz w:val="24"/>
+          <w:szCs w:val="24"/>
+        </w:rPr>
+      </w:pPr>
+      <w:r>
+        <w:rPr>
+          <w:rFonts w:ascii="Times New Roman" w:hAnsi="Times New Roman"/>
+          <w:color w:val="auto"/>
+          <w:sz w:val="24"/>
+          <w:szCs w:val="24"/>
+        </w:rPr>
+        <w:t>Ainsi, dans cette limite, la règle d’apprentissage devient :</w:t>
+      </w:r>
+    </w:p>
+    <w:p>
+      <w:pPr>
+        <w:pStyle w:val="p1"/>
+        <w:jc w:val="both"/>
+        <w:rPr>
+          <w:rFonts w:ascii="Times New Roman" w:hAnsi="Times New Roman"/>
+          <w:color w:val="auto"/>
+          <w:sz w:val="24"/>
+          <w:szCs w:val="24"/>
+        </w:rPr>
+      </w:pPr>
+    </w:p>
+    <w:p>
+      <w:pPr>
+        <w:pStyle w:val="p1"/>
+        <w:jc w:val="both"/>
+        <w:rPr>
+          <w:rFonts w:ascii="Times New Roman" w:hAnsi="Times New Roman"/>
+          <w:color w:val="auto"/>
+          <w:sz w:val="24"/>
+          <w:szCs w:val="24"/>
+        </w:rPr>
+      </w:pPr>
+      <m:oMathPara>
+        <m:oMath>
+          <m:r>
+            <m:rPr>
+              <m:sty m:val="p"/>
+            </m:rPr>
+            <w:rPr>
+              <w:rFonts w:ascii="Cambria Math" w:hAnsi="Cambria Math"/>
+              <w:color w:val="auto"/>
+              <w:sz w:val="24"/>
+              <w:szCs w:val="24"/>
+            </w:rPr>
+            <m:t>Δ</m:t>
+          </m:r>
+          <m:sSub>
+            <m:sSubPr>
+              <m:ctrlPr>
+                <w:rPr>
+                  <w:rFonts w:ascii="Cambria Math" w:hAnsi="Cambria Math"/>
+                  <w:i/>
+                  <w:color w:val="auto"/>
+                  <w:sz w:val="24"/>
+                  <w:szCs w:val="24"/>
+                </w:rPr>
+              </m:ctrlPr>
+            </m:sSubPr>
+            <m:e>
+              <m:r>
+                <w:rPr>
+                  <w:rFonts w:ascii="Cambria Math" w:hAnsi="Cambria Math"/>
+                  <w:color w:val="auto"/>
+                  <w:sz w:val="24"/>
+                  <w:szCs w:val="24"/>
+                </w:rPr>
+                <m:t>w</m:t>
+              </m:r>
+            </m:e>
+            <m:sub>
+              <m:r>
+                <w:rPr>
+                  <w:rFonts w:ascii="Cambria Math" w:hAnsi="Cambria Math"/>
+                  <w:color w:val="auto"/>
+                  <w:sz w:val="24"/>
+                  <w:szCs w:val="24"/>
+                </w:rPr>
+                <m:t>ji</m:t>
+              </m:r>
+            </m:sub>
+          </m:sSub>
+          <m:r>
+            <w:rPr>
+              <w:rFonts w:ascii="Cambria Math" w:hAnsi="Cambria Math"/>
+              <w:color w:val="auto"/>
+              <w:sz w:val="24"/>
+              <w:szCs w:val="24"/>
+            </w:rPr>
+            <m:t>=</m:t>
+          </m:r>
+          <m:r>
+            <m:rPr>
+              <m:sty m:val="p"/>
+            </m:rPr>
+            <w:rPr>
+              <w:rFonts w:ascii="Cambria Math" w:hAnsi="Cambria Math"/>
+              <w:color w:val="auto"/>
+              <w:sz w:val="24"/>
+              <w:szCs w:val="24"/>
+            </w:rPr>
+            <m:t>η</m:t>
+          </m:r>
+          <m:d>
+            <m:dPr>
+              <m:ctrlPr>
+                <w:rPr>
+                  <w:rFonts w:ascii="Cambria Math" w:hAnsi="Cambria Math"/>
+                  <w:color w:val="auto"/>
+                  <w:sz w:val="24"/>
+                  <w:szCs w:val="24"/>
+                </w:rPr>
+              </m:ctrlPr>
+            </m:dPr>
+            <m:e>
+              <m:sSub>
+                <m:sSubPr>
+                  <m:ctrlPr>
+                    <w:rPr>
+                      <w:rFonts w:ascii="Cambria Math" w:hAnsi="Cambria Math"/>
+                      <w:i/>
+                      <w:color w:val="auto"/>
+                      <w:sz w:val="24"/>
+                      <w:szCs w:val="24"/>
+                    </w:rPr>
+                  </m:ctrlPr>
+                </m:sSubPr>
+                <m:e>
+                  <m:r>
+                    <w:rPr>
+                      <w:rFonts w:ascii="Cambria Math" w:hAnsi="Cambria Math"/>
+                      <w:color w:val="auto"/>
+                      <w:sz w:val="24"/>
+                      <w:szCs w:val="24"/>
+                    </w:rPr>
+                    <m:t>x</m:t>
+                  </m:r>
+                  <m:ctrlPr>
+                    <w:rPr>
+                      <w:rFonts w:ascii="Cambria Math" w:hAnsi="Cambria Math"/>
+                      <w:color w:val="auto"/>
+                      <w:sz w:val="24"/>
+                      <w:szCs w:val="24"/>
+                    </w:rPr>
+                  </m:ctrlPr>
+                </m:e>
+                <m:sub>
+                  <m:r>
+                    <w:rPr>
+                      <w:rFonts w:ascii="Cambria Math" w:hAnsi="Cambria Math"/>
+                      <w:color w:val="auto"/>
+                      <w:sz w:val="24"/>
+                      <w:szCs w:val="24"/>
+                    </w:rPr>
+                    <m:t>i</m:t>
+                  </m:r>
+                </m:sub>
+              </m:sSub>
+              <m:r>
+                <w:rPr>
+                  <w:rFonts w:ascii="Cambria Math" w:hAnsi="Cambria Math"/>
+                  <w:color w:val="auto"/>
+                  <w:sz w:val="24"/>
+                  <w:szCs w:val="24"/>
+                </w:rPr>
+                <m:t>-</m:t>
+              </m:r>
+              <m:sSub>
+                <m:sSubPr>
+                  <m:ctrlPr>
+                    <w:rPr>
+                      <w:rFonts w:ascii="Cambria Math" w:hAnsi="Cambria Math"/>
+                      <w:i/>
+                      <w:color w:val="auto"/>
+                      <w:sz w:val="24"/>
+                      <w:szCs w:val="24"/>
+                    </w:rPr>
+                  </m:ctrlPr>
+                </m:sSubPr>
+                <m:e>
+                  <m:r>
+                    <w:rPr>
+                      <w:rFonts w:ascii="Cambria Math" w:hAnsi="Cambria Math"/>
+                      <w:color w:val="auto"/>
+                      <w:sz w:val="24"/>
+                      <w:szCs w:val="24"/>
+                    </w:rPr>
+                    <m:t>w</m:t>
+                  </m:r>
+                </m:e>
+                <m:sub>
+                  <m:r>
+                    <w:rPr>
+                      <w:rFonts w:ascii="Cambria Math" w:hAnsi="Cambria Math"/>
+                      <w:color w:val="auto"/>
+                      <w:sz w:val="24"/>
+                      <w:szCs w:val="24"/>
+                    </w:rPr>
+                    <m:t>ji</m:t>
+                  </m:r>
+                </m:sub>
+              </m:sSub>
+              <m:ctrlPr>
+                <w:rPr>
+                  <w:rFonts w:ascii="Cambria Math" w:hAnsi="Cambria Math"/>
+                  <w:i/>
+                  <w:color w:val="auto"/>
+                  <w:sz w:val="24"/>
+                  <w:szCs w:val="24"/>
+                </w:rPr>
+              </m:ctrlPr>
+            </m:e>
+          </m:d>
+        </m:oMath>
+      </m:oMathPara>
+    </w:p>
+    <w:p>
+      <w:pPr>
+        <w:pStyle w:val="p1"/>
+        <w:jc w:val="both"/>
+        <w:rPr>
+          <w:rFonts w:ascii="Times New Roman" w:hAnsi="Times New Roman"/>
+          <w:color w:val="auto"/>
+          <w:sz w:val="24"/>
+          <w:szCs w:val="24"/>
+        </w:rPr>
+      </w:pPr>
+    </w:p>
+    <w:p>
+      <w:pPr>
+        <w:pStyle w:val="p1"/>
+        <w:jc w:val="both"/>
+        <w:rPr>
+          <w:rFonts w:ascii="Times New Roman" w:hAnsi="Times New Roman"/>
+          <w:color w:val="auto"/>
+          <w:sz w:val="24"/>
+          <w:szCs w:val="24"/>
+        </w:rPr>
+      </w:pPr>
+    </w:p>
+    <w:p>
+      <w:pPr>
+        <w:pStyle w:val="p1"/>
+        <w:jc w:val="both"/>
+        <w:rPr>
+          <w:rFonts w:ascii="Times New Roman" w:hAnsi="Times New Roman"/>
+          <w:color w:val="auto"/>
+          <w:sz w:val="24"/>
+          <w:szCs w:val="24"/>
+        </w:rPr>
+      </w:pPr>
+      <w:r>
+        <w:rPr>
+          <w:rFonts w:ascii="Times New Roman" w:hAnsi="Times New Roman"/>
+          <w:color w:val="auto"/>
+          <w:sz w:val="24"/>
+          <w:szCs w:val="24"/>
+        </w:rPr>
+        <w:t xml:space="preserve">Dans cette équation, on remarque que si la largeur du voisinage augmente la valeur de </w:t>
+      </w:r>
+      <m:oMath>
+        <m:sSub>
+          <m:sSubPr>
+            <m:ctrlPr>
+              <w:rPr>
+                <w:rFonts w:ascii="Cambria Math" w:hAnsi="Cambria Math"/>
+                <w:i/>
+                <w:color w:val="auto"/>
+                <w:sz w:val="24"/>
+                <w:szCs w:val="24"/>
+              </w:rPr>
+            </m:ctrlPr>
+          </m:sSubPr>
+          <m:e>
+            <m:r>
+              <m:rPr>
+                <m:sty m:val="p"/>
+              </m:rPr>
+              <w:rPr>
+                <w:rFonts w:ascii="Cambria Math" w:hAnsi="Cambria Math"/>
+                <w:color w:val="auto"/>
+                <w:sz w:val="24"/>
+                <w:szCs w:val="24"/>
+              </w:rPr>
+              <m:t>θ</m:t>
+            </m:r>
+            <m:ctrlPr>
+              <w:rPr>
+                <w:rFonts w:ascii="Cambria Math" w:hAnsi="Cambria Math"/>
+                <w:color w:val="auto"/>
+                <w:sz w:val="24"/>
+                <w:szCs w:val="24"/>
+              </w:rPr>
+            </m:ctrlPr>
+          </m:e>
+          <m:sub>
+            <m:r>
+              <w:rPr>
+                <w:rFonts w:ascii="Cambria Math" w:hAnsi="Cambria Math"/>
+                <w:color w:val="auto"/>
+                <w:sz w:val="24"/>
+                <w:szCs w:val="24"/>
+              </w:rPr>
+              <m:t>j</m:t>
+            </m:r>
+          </m:sub>
+        </m:sSub>
+      </m:oMath>
+      <w:r>
+        <w:rPr>
+          <w:rFonts w:ascii="Times New Roman" w:hAnsi="Times New Roman"/>
+          <w:color w:val="auto"/>
+          <w:sz w:val="24"/>
+          <w:szCs w:val="24"/>
+        </w:rPr>
+        <w:t xml:space="preserve"> </w:t>
+      </w:r>
+      <w:r>
+        <w:rPr>
+          <w:rFonts w:ascii="Times New Roman" w:hAnsi="Times New Roman"/>
+          <w:color w:val="auto"/>
+          <w:sz w:val="24"/>
+          <w:szCs w:val="24"/>
+        </w:rPr>
+        <w:t>va augmenter pour une distance donnée</w:t>
+      </w:r>
+      <w:r>
+        <w:rPr>
+          <w:rFonts w:ascii="Times New Roman" w:hAnsi="Times New Roman"/>
+          <w:color w:val="auto"/>
+          <w:sz w:val="24"/>
+          <w:szCs w:val="24"/>
+        </w:rPr>
+        <w:t xml:space="preserve"> </w:t>
+      </w:r>
+      <m:oMath>
+        <m:sSup>
+          <m:sSupPr>
+            <m:ctrlPr>
+              <w:rPr>
+                <w:rFonts w:ascii="Cambria Math" w:hAnsi="Cambria Math"/>
+                <w:color w:val="auto"/>
+                <w:sz w:val="24"/>
+                <w:szCs w:val="24"/>
+              </w:rPr>
+            </m:ctrlPr>
+          </m:sSupPr>
+          <m:e>
+            <m:d>
+              <m:dPr>
+                <m:begChr m:val="|"/>
+                <m:endChr m:val="|"/>
+                <m:ctrlPr>
+                  <w:rPr>
+                    <w:rFonts w:ascii="Cambria Math" w:hAnsi="Cambria Math"/>
+                    <w:color w:val="auto"/>
+                    <w:sz w:val="24"/>
+                    <w:szCs w:val="24"/>
+                  </w:rPr>
+                </m:ctrlPr>
+              </m:dPr>
+              <m:e>
+                <m:d>
+                  <m:dPr>
+                    <m:begChr m:val="|"/>
+                    <m:endChr m:val="|"/>
+                    <m:ctrlPr>
+                      <w:rPr>
+                        <w:rFonts w:ascii="Cambria Math" w:hAnsi="Cambria Math"/>
+                        <w:color w:val="auto"/>
+                        <w:sz w:val="24"/>
+                        <w:szCs w:val="24"/>
+                      </w:rPr>
+                    </m:ctrlPr>
+                  </m:dPr>
+                  <m:e>
+                    <m:r>
+                      <m:rPr>
+                        <m:sty m:val="p"/>
+                      </m:rPr>
+                      <w:rPr>
+                        <w:rFonts w:ascii="Cambria Math" w:hAnsi="Cambria Math"/>
+                        <w:color w:val="auto"/>
+                        <w:sz w:val="24"/>
+                        <w:szCs w:val="24"/>
+                      </w:rPr>
+                      <m:t>j-</m:t>
+                    </m:r>
+                    <m:sSup>
+                      <m:sSupPr>
+                        <m:ctrlPr>
+                          <w:rPr>
+                            <w:rFonts w:ascii="Cambria Math" w:hAnsi="Cambria Math"/>
+                            <w:color w:val="auto"/>
+                            <w:sz w:val="24"/>
+                            <w:szCs w:val="24"/>
+                          </w:rPr>
+                        </m:ctrlPr>
+                      </m:sSupPr>
+                      <m:e>
+                        <m:r>
+                          <m:rPr>
+                            <m:sty m:val="p"/>
+                          </m:rPr>
+                          <w:rPr>
+                            <w:rFonts w:ascii="Cambria Math" w:hAnsi="Cambria Math"/>
+                            <w:color w:val="auto"/>
+                            <w:sz w:val="24"/>
+                            <w:szCs w:val="24"/>
+                          </w:rPr>
+                          <m:t>j</m:t>
+                        </m:r>
+                      </m:e>
+                      <m:sup>
+                        <m:r>
+                          <m:rPr>
+                            <m:sty m:val="p"/>
+                          </m:rPr>
+                          <w:rPr>
+                            <w:rFonts w:ascii="Cambria Math" w:hAnsi="Cambria Math"/>
+                            <w:color w:val="auto"/>
+                            <w:sz w:val="24"/>
+                            <w:szCs w:val="24"/>
+                          </w:rPr>
+                          <m:t>*</m:t>
+                        </m:r>
+                      </m:sup>
+                    </m:sSup>
+                  </m:e>
+                </m:d>
+              </m:e>
+            </m:d>
+          </m:e>
+          <m:sup>
+            <m:r>
+              <m:rPr>
+                <m:sty m:val="p"/>
+              </m:rPr>
+              <w:rPr>
+                <w:rFonts w:ascii="Cambria Math" w:hAnsi="Cambria Math"/>
+                <w:color w:val="auto"/>
+                <w:sz w:val="24"/>
+                <w:szCs w:val="24"/>
+              </w:rPr>
+              <m:t>2</m:t>
+            </m:r>
+          </m:sup>
+        </m:sSup>
+      </m:oMath>
+      <w:r>
+        <w:rPr>
+          <w:rFonts w:ascii="Times New Roman" w:hAnsi="Times New Roman"/>
+          <w:color w:val="auto"/>
+          <w:sz w:val="24"/>
+          <w:szCs w:val="24"/>
+        </w:rPr>
+        <w:t xml:space="preserve">. En effet, un </w:t>
+      </w:r>
+      <m:oMath>
+        <m:r>
+          <m:rPr>
+            <m:sty m:val="p"/>
+          </m:rPr>
+          <w:rPr>
+            <w:rFonts w:ascii="Cambria Math" w:hAnsi="Cambria Math"/>
+            <w:color w:val="auto"/>
+            <w:sz w:val="24"/>
+            <w:szCs w:val="24"/>
+          </w:rPr>
+          <m:t>σ</m:t>
+        </m:r>
+      </m:oMath>
+      <w:r>
+        <w:rPr>
+          <w:rFonts w:ascii="Times New Roman" w:hAnsi="Times New Roman"/>
+          <w:color w:val="auto"/>
+          <w:sz w:val="24"/>
+          <w:szCs w:val="24"/>
+        </w:rPr>
+        <w:t xml:space="preserve"> </w:t>
+      </w:r>
+      <w:r>
+        <w:rPr>
+          <w:rFonts w:ascii="Times New Roman" w:hAnsi="Times New Roman"/>
+          <w:color w:val="auto"/>
+          <w:sz w:val="24"/>
+          <w:szCs w:val="24"/>
+        </w:rPr>
+        <w:t xml:space="preserve">plus grand rend l’exposant plus petit (car </w:t>
+      </w:r>
+      <m:oMath>
+        <m:r>
+          <m:rPr>
+            <m:sty m:val="p"/>
+          </m:rPr>
+          <w:rPr>
+            <w:rFonts w:ascii="Cambria Math" w:hAnsi="Cambria Math"/>
+            <w:color w:val="auto"/>
+            <w:sz w:val="24"/>
+            <w:szCs w:val="24"/>
+          </w:rPr>
+          <m:t>2</m:t>
+        </m:r>
+        <m:sSup>
+          <m:sSupPr>
+            <m:ctrlPr>
+              <w:rPr>
+                <w:rFonts w:ascii="Cambria Math" w:hAnsi="Cambria Math"/>
+                <w:color w:val="auto"/>
+                <w:sz w:val="24"/>
+                <w:szCs w:val="24"/>
+              </w:rPr>
+            </m:ctrlPr>
+          </m:sSupPr>
+          <m:e>
+            <m:r>
+              <m:rPr>
+                <m:sty m:val="p"/>
+              </m:rPr>
+              <w:rPr>
+                <w:rFonts w:ascii="Cambria Math" w:hAnsi="Cambria Math"/>
+                <w:color w:val="auto"/>
+                <w:sz w:val="24"/>
+                <w:szCs w:val="24"/>
+              </w:rPr>
+              <m:t>σ</m:t>
+            </m:r>
+          </m:e>
+          <m:sup>
+            <m:r>
+              <m:rPr>
+                <m:sty m:val="p"/>
+              </m:rPr>
+              <w:rPr>
+                <w:rFonts w:ascii="Cambria Math" w:hAnsi="Cambria Math"/>
+                <w:color w:val="auto"/>
+                <w:sz w:val="24"/>
+                <w:szCs w:val="24"/>
+              </w:rPr>
+              <m:t>2</m:t>
+            </m:r>
+          </m:sup>
+        </m:sSup>
+        <m:r>
+          <m:rPr>
+            <m:sty m:val="p"/>
+          </m:rPr>
+          <w:rPr>
+            <w:rFonts w:ascii="Cambria Math" w:hAnsi="Cambria Math"/>
+            <w:color w:val="auto"/>
+            <w:sz w:val="24"/>
+            <w:szCs w:val="24"/>
+          </w:rPr>
+          <m:t> </m:t>
+        </m:r>
+      </m:oMath>
+      <w:r>
+        <w:rPr>
+          <w:rFonts w:ascii="Times New Roman" w:hAnsi="Times New Roman"/>
+          <w:color w:val="auto"/>
+          <w:sz w:val="24"/>
+          <w:szCs w:val="24"/>
+        </w:rPr>
+        <w:t>est plus grand), ce qui rend l’exponentielle plus proche de 1. Cela signifie que l’influence des neurones voisins est plus importante lorsque le voisinage est large.</w:t>
+      </w:r>
+    </w:p>
+    <w:p>
+      <w:pPr>
+        <w:pStyle w:val="p1"/>
+        <w:jc w:val="both"/>
+        <w:rPr>
+          <w:rFonts w:ascii="Times New Roman" w:hAnsi="Times New Roman"/>
+          <w:color w:val="auto"/>
+          <w:sz w:val="24"/>
+          <w:szCs w:val="24"/>
+        </w:rPr>
+      </w:pPr>
+    </w:p>
+    <w:p>
+      <w:pPr>
+        <w:pStyle w:val="p1"/>
+        <w:jc w:val="both"/>
+        <w:rPr>
+          <w:rFonts w:ascii="Times New Roman" w:hAnsi="Times New Roman"/>
+          <w:color w:val="auto"/>
+          <w:sz w:val="24"/>
+          <w:szCs w:val="24"/>
+        </w:rPr>
+      </w:pPr>
+      <w:r>
+        <w:rPr>
+          <w:rFonts w:ascii="Times New Roman" w:hAnsi="Times New Roman"/>
+          <w:color w:val="auto"/>
+          <w:sz w:val="24"/>
+          <w:szCs w:val="24"/>
+        </w:rPr>
+        <w:t xml:space="preserve">Si </w:t>
+      </w:r>
+      <m:oMath>
+        <m:r>
+          <m:rPr>
+            <m:sty m:val="p"/>
+          </m:rPr>
+          <w:rPr>
+            <w:rFonts w:ascii="Cambria Math" w:hAnsi="Cambria Math"/>
+            <w:color w:val="auto"/>
+            <w:sz w:val="24"/>
+            <w:szCs w:val="24"/>
+          </w:rPr>
+          <m:t>σ</m:t>
+        </m:r>
+      </m:oMath>
+      <w:r>
+        <w:rPr>
+          <w:rFonts w:ascii="Times New Roman" w:hAnsi="Times New Roman"/>
+          <w:color w:val="auto"/>
+          <w:sz w:val="24"/>
+          <w:szCs w:val="24"/>
+        </w:rPr>
+        <w:t xml:space="preserve"> </w:t>
+      </w:r>
+      <w:r>
+        <w:rPr>
+          <w:rFonts w:ascii="Times New Roman" w:hAnsi="Times New Roman"/>
+          <w:color w:val="auto"/>
+          <w:sz w:val="24"/>
+          <w:szCs w:val="24"/>
+        </w:rPr>
+        <w:t>augmente, les voisins proches et lointains du neurone gagnant sont davantage influencés par l'entrée x, car la dispersion du facteur gaussien est plus grande, ce qui permet à un plus grand nombre de neurones d'apprendre l'entrée courante.</w:t>
+      </w:r>
+    </w:p>
+    <w:p>
+      <w:pPr>
+        <w:pStyle w:val="p1"/>
+        <w:jc w:val="both"/>
+        <w:rPr>
+          <w:rFonts w:ascii="Times New Roman" w:hAnsi="Times New Roman"/>
+          <w:i/>
+          <w:iCs/>
+          <w:color w:val="002060"/>
+          <w:sz w:val="24"/>
+          <w:szCs w:val="24"/>
+        </w:rPr>
+      </w:pPr>
+    </w:p>
+    <w:p>
+      <w:pPr>
+        <w:pStyle w:val="p1"/>
+        <w:jc w:val="both"/>
+        <w:rPr>
+          <w:rFonts w:ascii="Times New Roman" w:hAnsi="Times New Roman"/>
+          <w:i/>
+          <w:iCs/>
+          <w:color w:val="002060"/>
+          <w:sz w:val="24"/>
+          <w:szCs w:val="24"/>
+        </w:rPr>
+      </w:pPr>
+    </w:p>
+    <w:p>
+      <w:pPr>
+        <w:pStyle w:val="p1"/>
+        <w:jc w:val="both"/>
+        <w:rPr>
+          <w:rFonts w:ascii="Times New Roman" w:hAnsi="Times New Roman"/>
+          <w:i/>
+          <w:iCs/>
+          <w:color w:val="002060"/>
+          <w:sz w:val="24"/>
+          <w:szCs w:val="24"/>
+        </w:rPr>
+      </w:pPr>
+    </w:p>
+    <w:p>
+      <w:pPr>
+        <w:pStyle w:val="p1"/>
+        <w:jc w:val="both"/>
+        <w:rPr>
+          <w:rFonts w:ascii="Times New Roman" w:hAnsi="Times New Roman"/>
+          <w:i/>
+          <w:iCs/>
+          <w:color w:val="002060"/>
+          <w:sz w:val="24"/>
+          <w:szCs w:val="24"/>
+        </w:rPr>
+      </w:pPr>
+    </w:p>
+    <w:p>
+      <w:pPr>
+        <w:pStyle w:val="p1"/>
+        <w:jc w:val="both"/>
+        <w:rPr>
+          <w:rFonts w:ascii="Times New Roman" w:hAnsi="Times New Roman"/>
+          <w:i/>
+          <w:iCs/>
+          <w:color w:val="002060"/>
+          <w:sz w:val="24"/>
+          <w:szCs w:val="24"/>
+        </w:rPr>
+      </w:pPr>
+    </w:p>
+    <w:p>
+      <w:pPr>
+        <w:pStyle w:val="p1"/>
+        <w:jc w:val="both"/>
+        <w:rPr>
+          <w:rFonts w:ascii="Times New Roman" w:hAnsi="Times New Roman"/>
+          <w:i/>
+          <w:iCs/>
+          <w:color w:val="002060"/>
+          <w:sz w:val="24"/>
+          <w:szCs w:val="24"/>
+        </w:rPr>
+      </w:pPr>
+    </w:p>
+    <w:p>
+      <w:pPr>
+        <w:pStyle w:val="p1"/>
+        <w:jc w:val="both"/>
+        <w:rPr>
+          <w:rFonts w:ascii="Times New Roman" w:hAnsi="Times New Roman"/>
+          <w:i/>
+          <w:iCs/>
+          <w:color w:val="002060"/>
+          <w:sz w:val="24"/>
+          <w:szCs w:val="24"/>
+        </w:rPr>
+      </w:pPr>
+    </w:p>
+    <w:p>
+      <w:pPr>
+        <w:jc w:val="both"/>
+        <w:rPr>
+          <w:i/>
+          <w:iCs/>
+          <w:color w:val="002060"/>
+        </w:rPr>
+      </w:pPr>
+      <w:r>
+        <w:rPr>
+          <w:i/>
+          <w:iCs/>
+          <w:color w:val="002060"/>
+        </w:rPr>
+        <w:lastRenderedPageBreak/>
+        <w:t>Si σ est plus grand, `a convergence, l’auto-organisation obtenue sera-t-elle donc plus</w:t>
+      </w:r>
+      <w:r>
+        <w:rPr>
+          <w:i/>
+          <w:iCs/>
+          <w:color w:val="002060"/>
+        </w:rPr>
+        <w:t xml:space="preserve"> </w:t>
+      </w:r>
+      <w:r>
+        <w:rPr>
+          <w:i/>
+          <w:iCs/>
+          <w:color w:val="002060"/>
+        </w:rPr>
+        <w:t>“resserr</w:t>
+      </w:r>
+      <w:r>
+        <w:rPr>
+          <w:i/>
+          <w:iCs/>
+          <w:color w:val="002060"/>
+        </w:rPr>
+        <w:t>é</w:t>
+      </w:r>
+      <w:r>
+        <w:rPr>
+          <w:i/>
+          <w:iCs/>
+          <w:color w:val="002060"/>
+        </w:rPr>
+        <w:t>e”</w:t>
+      </w:r>
+      <w:r>
+        <w:rPr>
+          <w:i/>
+          <w:iCs/>
+          <w:color w:val="002060"/>
+        </w:rPr>
+        <w:t xml:space="preserve"> </w:t>
+      </w:r>
+      <w:r>
+        <w:rPr>
+          <w:i/>
+          <w:iCs/>
+          <w:color w:val="002060"/>
+        </w:rPr>
+        <w:t>ou plus “l</w:t>
+      </w:r>
+      <w:r>
+        <w:rPr>
+          <w:i/>
+          <w:iCs/>
+          <w:color w:val="002060"/>
+        </w:rPr>
+        <w:t>â</w:t>
+      </w:r>
+      <w:r>
+        <w:rPr>
+          <w:i/>
+          <w:iCs/>
+          <w:color w:val="002060"/>
+        </w:rPr>
+        <w:t>che” ?</w:t>
+      </w:r>
+    </w:p>
+    <w:p>
+      <w:pPr>
+        <w:pStyle w:val="p1"/>
+        <w:jc w:val="both"/>
+        <w:rPr>
+          <w:rFonts w:ascii="Times New Roman" w:hAnsi="Times New Roman"/>
+          <w:i/>
+          <w:iCs/>
+          <w:color w:val="002060"/>
+          <w:sz w:val="24"/>
+          <w:szCs w:val="24"/>
+        </w:rPr>
+      </w:pPr>
+    </w:p>
+    <w:p>
+      <w:pPr>
+        <w:pStyle w:val="p1"/>
+        <w:jc w:val="both"/>
+        <w:rPr>
+          <w:rFonts w:ascii="Times New Roman" w:hAnsi="Times New Roman"/>
+          <w:color w:val="auto"/>
+          <w:sz w:val="24"/>
+          <w:szCs w:val="24"/>
+        </w:rPr>
+      </w:pPr>
+      <w:r>
+        <w:rPr>
+          <w:rFonts w:ascii="Times New Roman" w:hAnsi="Times New Roman"/>
+          <w:color w:val="auto"/>
+          <w:sz w:val="24"/>
+          <w:szCs w:val="24"/>
+        </w:rPr>
+        <w:t xml:space="preserve">Lorsque σ est grand, tous les neurones, qu’ils soient proches ou éloignés du neurone gagnant, sont fortement influencés par chaque entrée. Cela crée un effet de lissage : les poids des neurones tendent à devenir similaires. </w:t>
+      </w:r>
+    </w:p>
+    <w:p>
+      <w:pPr>
+        <w:pStyle w:val="p1"/>
+        <w:jc w:val="both"/>
+        <w:rPr>
+          <w:rFonts w:ascii="Times New Roman" w:hAnsi="Times New Roman"/>
+          <w:color w:val="auto"/>
+          <w:sz w:val="24"/>
+          <w:szCs w:val="24"/>
+        </w:rPr>
+      </w:pPr>
+      <w:r>
+        <w:rPr>
+          <w:rFonts w:ascii="Times New Roman" w:hAnsi="Times New Roman"/>
+          <w:color w:val="auto"/>
+          <w:sz w:val="24"/>
+          <w:szCs w:val="24"/>
+        </w:rPr>
+        <w:t>À la fin de l’apprentissage, les différences entre les neurones voisins sont faibles. On parle alors d’une carte "lâche", qui couvre l’espace d’entrée de manière plus uniforme, mais avec une capacité limitée à distinguer les détails fins.</w:t>
+      </w:r>
+    </w:p>
+    <w:p>
+      <w:pPr>
+        <w:pStyle w:val="p1"/>
+        <w:jc w:val="both"/>
+        <w:rPr>
+          <w:rFonts w:ascii="Times New Roman" w:hAnsi="Times New Roman"/>
+          <w:color w:val="auto"/>
+          <w:sz w:val="24"/>
+          <w:szCs w:val="24"/>
+        </w:rPr>
+      </w:pPr>
+    </w:p>
+    <w:p>
+      <w:pPr>
+        <w:pStyle w:val="p1"/>
+        <w:jc w:val="both"/>
+        <w:rPr>
+          <w:rFonts w:ascii="Times New Roman" w:hAnsi="Times New Roman"/>
+          <w:color w:val="auto"/>
+          <w:sz w:val="24"/>
+          <w:szCs w:val="24"/>
+        </w:rPr>
+      </w:pPr>
+      <w:r>
+        <w:rPr>
+          <w:rFonts w:ascii="Times New Roman" w:hAnsi="Times New Roman"/>
+          <w:color w:val="auto"/>
+          <w:sz w:val="24"/>
+          <w:szCs w:val="24"/>
+        </w:rPr>
+        <w:t>À l’inverse, quand σ est petit, seuls les neurones très proches du gagnant participent réellement</w:t>
+      </w:r>
+      <w:r>
+        <w:rPr>
+          <w:rFonts w:ascii="Times New Roman" w:hAnsi="Times New Roman"/>
+          <w:color w:val="auto"/>
+          <w:sz w:val="24"/>
+          <w:szCs w:val="24"/>
+        </w:rPr>
+        <w:t xml:space="preserve"> </w:t>
+      </w:r>
+      <w:r>
+        <w:rPr>
+          <w:rFonts w:ascii="Times New Roman" w:hAnsi="Times New Roman"/>
+          <w:color w:val="auto"/>
+          <w:sz w:val="24"/>
+          <w:szCs w:val="24"/>
+        </w:rPr>
+        <w:t xml:space="preserve">à l’apprentissage. Cela conduit à une forte spécialisation : chaque neurone ajuste ses poids pour représenter une petite zone précise de l’espace d’entrée. </w:t>
+      </w:r>
+    </w:p>
+    <w:p>
+      <w:pPr>
+        <w:pStyle w:val="p1"/>
+        <w:jc w:val="both"/>
+        <w:rPr>
+          <w:rFonts w:ascii="Times New Roman" w:hAnsi="Times New Roman"/>
+          <w:color w:val="auto"/>
+          <w:sz w:val="24"/>
+          <w:szCs w:val="24"/>
+        </w:rPr>
+      </w:pPr>
+      <w:r>
+        <w:rPr>
+          <w:rFonts w:ascii="Times New Roman" w:hAnsi="Times New Roman"/>
+          <w:color w:val="auto"/>
+          <w:sz w:val="24"/>
+          <w:szCs w:val="24"/>
+        </w:rPr>
+        <w:t>La carte devient alors "resserrée", avec des différences marquées entre les neurones voisins, ce qui lui permet de mieux capter les structures locales et de différencier plus finement les données.</w:t>
+      </w:r>
+    </w:p>
+    <w:p>
+      <w:pPr>
+        <w:pStyle w:val="p1"/>
+        <w:jc w:val="both"/>
+        <w:rPr>
+          <w:rFonts w:ascii="Times New Roman" w:hAnsi="Times New Roman"/>
+          <w:color w:val="auto"/>
+          <w:sz w:val="24"/>
+          <w:szCs w:val="24"/>
+        </w:rPr>
+      </w:pPr>
+    </w:p>
+    <w:p>
+      <w:pPr>
+        <w:pStyle w:val="p1"/>
+        <w:jc w:val="both"/>
+        <w:rPr>
+          <w:rFonts w:ascii="Times New Roman" w:hAnsi="Times New Roman"/>
+          <w:color w:val="auto"/>
+          <w:sz w:val="24"/>
+          <w:szCs w:val="24"/>
+        </w:rPr>
+      </w:pPr>
+      <w:r>
+        <w:rPr>
+          <w:rFonts w:ascii="Times New Roman" w:hAnsi="Times New Roman"/>
+          <w:color w:val="auto"/>
+          <w:sz w:val="24"/>
+          <w:szCs w:val="24"/>
+        </w:rPr>
+        <w:t xml:space="preserve">D’un point de vue mathématique, un σ élevé entraîne un recouvrement plus large des zones d’influence, ce qui fait que plusieurs neurones apprennent pour une même entrée, au détriment de la précision. </w:t>
+      </w:r>
+    </w:p>
+    <w:p>
+      <w:pPr>
+        <w:pStyle w:val="p1"/>
+        <w:jc w:val="both"/>
+        <w:rPr>
+          <w:rFonts w:ascii="Times New Roman" w:hAnsi="Times New Roman"/>
+          <w:color w:val="auto"/>
+          <w:sz w:val="24"/>
+          <w:szCs w:val="24"/>
+        </w:rPr>
+      </w:pPr>
+      <w:r>
+        <w:rPr>
+          <w:rFonts w:ascii="Times New Roman" w:hAnsi="Times New Roman"/>
+          <w:color w:val="auto"/>
+          <w:sz w:val="24"/>
+          <w:szCs w:val="24"/>
+        </w:rPr>
+        <w:t>À l’inverse, un σ faible concentre l’apprentissage autour du neurone gagnant, ce qui favorise une meilleure représentation des détails de l’espace d’entrée.</w:t>
+      </w:r>
+    </w:p>
+    <w:p>
+      <w:pPr>
+        <w:pStyle w:val="p1"/>
+        <w:jc w:val="both"/>
+        <w:rPr>
+          <w:rFonts w:ascii="Times New Roman" w:hAnsi="Times New Roman"/>
+          <w:i/>
+          <w:iCs/>
+          <w:color w:val="002060"/>
+          <w:sz w:val="24"/>
+          <w:szCs w:val="24"/>
+        </w:rPr>
+      </w:pPr>
+    </w:p>
+    <w:p>
+      <w:pPr>
+        <w:pStyle w:val="p1"/>
+        <w:jc w:val="both"/>
+        <w:rPr>
+          <w:rFonts w:ascii="Times New Roman" w:hAnsi="Times New Roman"/>
+          <w:i/>
+          <w:iCs/>
+          <w:color w:val="002060"/>
+          <w:sz w:val="24"/>
+          <w:szCs w:val="24"/>
+        </w:rPr>
+      </w:pPr>
+    </w:p>
+    <w:p>
+      <w:pPr>
+        <w:pStyle w:val="p1"/>
+        <w:jc w:val="both"/>
+        <w:rPr>
+          <w:rFonts w:ascii="Times New Roman" w:hAnsi="Times New Roman"/>
+          <w:i/>
+          <w:iCs/>
+          <w:color w:val="002060"/>
+          <w:sz w:val="24"/>
+          <w:szCs w:val="24"/>
+        </w:rPr>
+      </w:pPr>
+    </w:p>
+    <w:p>
+      <w:pPr>
+        <w:pStyle w:val="p1"/>
+        <w:jc w:val="both"/>
+        <w:rPr>
+          <w:rFonts w:ascii="Times New Roman" w:hAnsi="Times New Roman"/>
+          <w:i/>
+          <w:iCs/>
+          <w:color w:val="002060"/>
+          <w:sz w:val="24"/>
+          <w:szCs w:val="24"/>
+        </w:rPr>
+      </w:pPr>
+    </w:p>
+    <w:p>
+      <w:pPr>
+        <w:jc w:val="both"/>
+        <w:rPr>
+          <w:i/>
+          <w:iCs/>
+          <w:color w:val="002060"/>
+        </w:rPr>
+      </w:pPr>
+      <w:r>
+        <w:rPr>
+          <w:i/>
+          <w:iCs/>
+          <w:color w:val="002060"/>
+        </w:rPr>
+        <w:t>Quelle mesure</w:t>
+      </w:r>
+      <w:r>
+        <w:rPr>
+          <w:i/>
+          <w:iCs/>
+          <w:color w:val="002060"/>
+        </w:rPr>
+        <w:t xml:space="preserve"> </w:t>
+      </w:r>
+      <w:r>
+        <w:rPr>
+          <w:i/>
+          <w:iCs/>
+          <w:color w:val="002060"/>
+        </w:rPr>
+        <w:t>pourrait quantifier ce</w:t>
+      </w:r>
+      <w:r>
+        <w:rPr>
+          <w:i/>
+          <w:iCs/>
+          <w:color w:val="002060"/>
+        </w:rPr>
+        <w:t xml:space="preserve"> </w:t>
+      </w:r>
+      <w:r>
+        <w:rPr>
+          <w:i/>
+          <w:iCs/>
+          <w:color w:val="002060"/>
+        </w:rPr>
+        <w:t>ph</w:t>
+      </w:r>
+      <w:r>
+        <w:rPr>
+          <w:i/>
+          <w:iCs/>
+          <w:color w:val="002060"/>
+        </w:rPr>
+        <w:t>é</w:t>
+      </w:r>
+      <w:r>
+        <w:rPr>
+          <w:i/>
+          <w:iCs/>
+          <w:color w:val="002060"/>
+        </w:rPr>
+        <w:t>nom</w:t>
+      </w:r>
+      <w:r>
+        <w:rPr>
+          <w:i/>
+          <w:iCs/>
+          <w:color w:val="002060"/>
+        </w:rPr>
+        <w:t>è</w:t>
+      </w:r>
+      <w:r>
+        <w:rPr>
+          <w:i/>
+          <w:iCs/>
+          <w:color w:val="002060"/>
+        </w:rPr>
+        <w:t>ne et donc mesurer l’influence de σ sur le comportement de l’algorithme ?</w:t>
+      </w:r>
+    </w:p>
+    <w:p>
+      <w:pPr>
+        <w:pStyle w:val="p1"/>
         <w:rPr>
           <w:rFonts w:ascii="Times New Roman" w:hAnsi="Times New Roman"/>
           <w:b/>
@@ -3995,23 +7135,13 @@
           <w:sz w:val="26"/>
           <w:szCs w:val="26"/>
         </w:rPr>
-        <w:t>σ</w:t>
-      </w:r>
-    </w:p>
-    <w:p>
-      <w:pPr>
-        <w:pStyle w:val="Titre2"/>
-        <w:rPr>
-          <w:rFonts w:ascii="Times New Roman" w:hAnsi="Times New Roman" w:cs="Times New Roman"/>
-          <w:b/>
-          <w:bCs/>
-          <w:color w:val="000000" w:themeColor="text1"/>
-        </w:rPr>
-      </w:pPr>
-    </w:p>
-    <w:p>
-      <w:pPr>
-        <w:rPr>
+      </w:pPr>
+    </w:p>
+    <w:p>
+      <w:pPr>
+        <w:pStyle w:val="p1"/>
+        <w:rPr>
+          <w:rFonts w:ascii="Times New Roman" w:hAnsi="Times New Roman"/>
           <w:b/>
           <w:bCs/>
           <w:color w:val="000000" w:themeColor="text1"/>
@@ -4019,16 +7149,283 @@
           <w:szCs w:val="26"/>
         </w:rPr>
       </w:pPr>
-      <w:r>
-        <w:rPr>
+    </w:p>
+    <w:p>
+      <w:pPr>
+        <w:pStyle w:val="p1"/>
+        <w:rPr>
+          <w:rFonts w:ascii="Times New Roman" w:hAnsi="Times New Roman"/>
           <w:b/>
           <w:bCs/>
           <w:color w:val="000000" w:themeColor="text1"/>
           <w:sz w:val="26"/>
           <w:szCs w:val="26"/>
         </w:rPr>
+      </w:pPr>
+    </w:p>
+    <w:p>
+      <w:pPr>
+        <w:pStyle w:val="p1"/>
+        <w:rPr>
+          <w:rFonts w:ascii="Times New Roman" w:hAnsi="Times New Roman"/>
+          <w:b/>
+          <w:bCs/>
+          <w:color w:val="000000" w:themeColor="text1"/>
+          <w:sz w:val="26"/>
+          <w:szCs w:val="26"/>
+        </w:rPr>
+      </w:pPr>
+    </w:p>
+    <w:p>
+      <w:pPr>
+        <w:pStyle w:val="p1"/>
+        <w:rPr>
+          <w:rFonts w:ascii="Times New Roman" w:hAnsi="Times New Roman"/>
+          <w:b/>
+          <w:bCs/>
+          <w:color w:val="000000" w:themeColor="text1"/>
+          <w:sz w:val="26"/>
+          <w:szCs w:val="26"/>
+        </w:rPr>
+      </w:pPr>
+    </w:p>
+    <w:p>
+      <w:pPr>
+        <w:pStyle w:val="p1"/>
+        <w:rPr>
+          <w:rFonts w:ascii="Times New Roman" w:hAnsi="Times New Roman"/>
+          <w:b/>
+          <w:bCs/>
+          <w:color w:val="000000" w:themeColor="text1"/>
+          <w:sz w:val="26"/>
+          <w:szCs w:val="26"/>
+        </w:rPr>
+      </w:pPr>
+    </w:p>
+    <w:p>
+      <w:pPr>
+        <w:pStyle w:val="p1"/>
+        <w:rPr>
+          <w:rFonts w:ascii="Times New Roman" w:hAnsi="Times New Roman"/>
+          <w:b/>
+          <w:bCs/>
+          <w:color w:val="000000" w:themeColor="text1"/>
+          <w:sz w:val="26"/>
+          <w:szCs w:val="26"/>
+        </w:rPr>
+      </w:pPr>
+    </w:p>
+    <w:p>
+      <w:pPr>
+        <w:pStyle w:val="p1"/>
+        <w:rPr>
+          <w:rFonts w:ascii="Times New Roman" w:hAnsi="Times New Roman"/>
+          <w:b/>
+          <w:bCs/>
+          <w:color w:val="000000" w:themeColor="text1"/>
+          <w:sz w:val="26"/>
+          <w:szCs w:val="26"/>
+        </w:rPr>
+      </w:pPr>
+    </w:p>
+    <w:p>
+      <w:pPr>
+        <w:pStyle w:val="p1"/>
+        <w:rPr>
+          <w:rFonts w:ascii="Times New Roman" w:hAnsi="Times New Roman"/>
+          <w:b/>
+          <w:bCs/>
+          <w:color w:val="000000" w:themeColor="text1"/>
+          <w:sz w:val="26"/>
+          <w:szCs w:val="26"/>
+        </w:rPr>
+      </w:pPr>
+    </w:p>
+    <w:p>
+      <w:pPr>
+        <w:pStyle w:val="p1"/>
+        <w:rPr>
+          <w:rFonts w:ascii="Times New Roman" w:hAnsi="Times New Roman"/>
+          <w:b/>
+          <w:bCs/>
+          <w:color w:val="000000" w:themeColor="text1"/>
+          <w:sz w:val="26"/>
+          <w:szCs w:val="26"/>
+        </w:rPr>
+      </w:pPr>
+    </w:p>
+    <w:p>
+      <w:pPr>
+        <w:pStyle w:val="p1"/>
+        <w:rPr>
+          <w:rFonts w:ascii="Times New Roman" w:hAnsi="Times New Roman"/>
+          <w:b/>
+          <w:bCs/>
+          <w:color w:val="000000" w:themeColor="text1"/>
+          <w:sz w:val="26"/>
+          <w:szCs w:val="26"/>
+        </w:rPr>
+      </w:pPr>
+    </w:p>
+    <w:p>
+      <w:pPr>
+        <w:pStyle w:val="p1"/>
+        <w:rPr>
+          <w:rFonts w:ascii="Times New Roman" w:hAnsi="Times New Roman"/>
+          <w:b/>
+          <w:bCs/>
+          <w:color w:val="000000" w:themeColor="text1"/>
+          <w:sz w:val="26"/>
+          <w:szCs w:val="26"/>
+        </w:rPr>
+      </w:pPr>
+    </w:p>
+    <w:p>
+      <w:pPr>
+        <w:pStyle w:val="p1"/>
+        <w:rPr>
+          <w:rFonts w:ascii="Times New Roman" w:hAnsi="Times New Roman"/>
+          <w:b/>
+          <w:bCs/>
+          <w:color w:val="000000" w:themeColor="text1"/>
+          <w:sz w:val="26"/>
+          <w:szCs w:val="26"/>
+        </w:rPr>
+      </w:pPr>
+    </w:p>
+    <w:p>
+      <w:pPr>
+        <w:pStyle w:val="p1"/>
+        <w:rPr>
+          <w:rFonts w:ascii="Times New Roman" w:hAnsi="Times New Roman"/>
+          <w:b/>
+          <w:bCs/>
+          <w:color w:val="000000" w:themeColor="text1"/>
+          <w:sz w:val="26"/>
+          <w:szCs w:val="26"/>
+        </w:rPr>
+      </w:pPr>
+    </w:p>
+    <w:p>
+      <w:pPr>
+        <w:pStyle w:val="p1"/>
+        <w:rPr>
+          <w:rFonts w:ascii="Times New Roman" w:hAnsi="Times New Roman"/>
+          <w:b/>
+          <w:bCs/>
+          <w:color w:val="000000" w:themeColor="text1"/>
+          <w:sz w:val="26"/>
+          <w:szCs w:val="26"/>
+        </w:rPr>
+      </w:pPr>
+    </w:p>
+    <w:p>
+      <w:pPr>
+        <w:pStyle w:val="p1"/>
+        <w:rPr>
+          <w:rFonts w:ascii="Times New Roman" w:hAnsi="Times New Roman"/>
+          <w:b/>
+          <w:bCs/>
+          <w:color w:val="000000" w:themeColor="text1"/>
+          <w:sz w:val="26"/>
+          <w:szCs w:val="26"/>
+        </w:rPr>
+      </w:pPr>
+    </w:p>
+    <w:p>
+      <w:pPr>
+        <w:pStyle w:val="p1"/>
+        <w:rPr>
+          <w:rFonts w:ascii="Times New Roman" w:hAnsi="Times New Roman"/>
+          <w:b/>
+          <w:bCs/>
+          <w:color w:val="000000" w:themeColor="text1"/>
+          <w:sz w:val="26"/>
+          <w:szCs w:val="26"/>
+        </w:rPr>
+      </w:pPr>
+    </w:p>
+    <w:p>
+      <w:pPr>
+        <w:pStyle w:val="p1"/>
+        <w:rPr>
+          <w:rFonts w:ascii="Times New Roman" w:hAnsi="Times New Roman"/>
+          <w:b/>
+          <w:bCs/>
+          <w:color w:val="000000" w:themeColor="text1"/>
+          <w:sz w:val="26"/>
+          <w:szCs w:val="26"/>
+        </w:rPr>
+      </w:pPr>
+    </w:p>
+    <w:p>
+      <w:pPr>
+        <w:pStyle w:val="p1"/>
+        <w:rPr>
+          <w:rFonts w:ascii="Times New Roman" w:hAnsi="Times New Roman"/>
+          <w:b/>
+          <w:bCs/>
+          <w:color w:val="000000" w:themeColor="text1"/>
+          <w:sz w:val="26"/>
+          <w:szCs w:val="26"/>
+        </w:rPr>
+      </w:pPr>
+    </w:p>
+    <w:p>
+      <w:pPr>
+        <w:pStyle w:val="p1"/>
+        <w:rPr>
+          <w:rFonts w:ascii="Times New Roman" w:hAnsi="Times New Roman"/>
+          <w:b/>
+          <w:bCs/>
+          <w:color w:val="000000" w:themeColor="text1"/>
+          <w:sz w:val="26"/>
+          <w:szCs w:val="26"/>
+        </w:rPr>
+      </w:pPr>
+    </w:p>
+    <w:p>
+      <w:pPr>
+        <w:pStyle w:val="p1"/>
+        <w:rPr>
+          <w:sz w:val="18"/>
+          <w:szCs w:val="18"/>
+        </w:rPr>
+      </w:pPr>
+    </w:p>
+    <w:p>
+      <w:pPr>
+        <w:rPr>
+          <w:b/>
+          <w:bCs/>
+          <w:color w:val="000000" w:themeColor="text1"/>
+          <w:sz w:val="26"/>
+          <w:szCs w:val="26"/>
+        </w:rPr>
+      </w:pPr>
+    </w:p>
+    <w:p>
+      <w:pPr>
+        <w:pStyle w:val="Titre2"/>
+        <w:rPr>
+          <w:rFonts w:ascii="Times New Roman" w:hAnsi="Times New Roman" w:cs="Times New Roman"/>
+          <w:b/>
+          <w:bCs/>
+          <w:color w:val="000000" w:themeColor="text1"/>
+        </w:rPr>
+      </w:pPr>
+      <w:bookmarkStart w:id="3" w:name="_Toc196318707"/>
+      <w:r>
+        <w:rPr>
+          <w:rFonts w:ascii="Times New Roman" w:hAnsi="Times New Roman" w:cs="Times New Roman"/>
+          <w:b/>
+          <w:bCs/>
+          <w:color w:val="000000" w:themeColor="text1"/>
+        </w:rPr>
+        <w:lastRenderedPageBreak/>
         <w:t>Influence de la distribution d’entrée</w:t>
       </w:r>
+      <w:bookmarkEnd w:id="3"/>
     </w:p>
     <w:p/>
     <w:p>
@@ -4980,32 +8377,32 @@
           <w:iCs/>
           <w:color w:val="002060"/>
         </w:rPr>
+        <w:t>Reconsid</w:t>
+      </w:r>
+      <w:r>
+        <w:rPr>
+          <w:i/>
+          <w:iCs/>
+          <w:color w:val="002060"/>
+        </w:rPr>
+        <w:t>é</w:t>
+      </w:r>
+      <w:r>
+        <w:rPr>
+          <w:i/>
+          <w:iCs/>
+          <w:color w:val="002060"/>
+        </w:rPr>
+        <w:t>rons maintenant le cas d’une carte avec plusieurs neurones en se focalisant sur un neurone quelconque. Quels exemples apprend ce neurone et avec quelle “force” ?</w:t>
+      </w:r>
+    </w:p>
+    <w:p/>
+    <w:p>
+      <w:pPr>
+        <w:jc w:val="both"/>
+      </w:pPr>
+      <w:r>
         <w:lastRenderedPageBreak/>
-        <w:t>Reconsid</w:t>
-      </w:r>
-      <w:r>
-        <w:rPr>
-          <w:i/>
-          <w:iCs/>
-          <w:color w:val="002060"/>
-        </w:rPr>
-        <w:t>é</w:t>
-      </w:r>
-      <w:r>
-        <w:rPr>
-          <w:i/>
-          <w:iCs/>
-          <w:color w:val="002060"/>
-        </w:rPr>
-        <w:t>rons maintenant le cas d’une carte avec plusieurs neurones en se focalisant sur un neurone quelconque. Quels exemples apprend ce neurone et avec quelle “force” ?</w:t>
-      </w:r>
-    </w:p>
-    <w:p/>
-    <w:p>
-      <w:pPr>
-        <w:jc w:val="both"/>
-      </w:pPr>
-      <w:r>
         <w:t>À chaque fois qu’une entrée est présentée, on calcule quel neurone est le plus proche de l’entrée</w:t>
       </w:r>
       <w:r>
@@ -6664,6 +10061,202 @@
     <w:basedOn w:val="Policepardfaut"/>
     <w:rsid w:val="00A977F3"/>
   </w:style>
+  <w:style w:type="paragraph" w:styleId="En-ttedetabledesmatires">
+    <w:name w:val="TOC Heading"/>
+    <w:basedOn w:val="Titre1"/>
+    <w:next w:val="Normal"/>
+    <w:uiPriority w:val="39"/>
+    <w:unhideWhenUsed/>
+    <w:qFormat/>
+    <w:rsid w:val="001C4327"/>
+    <w:pPr>
+      <w:spacing w:before="480" w:line="276" w:lineRule="auto"/>
+      <w:outlineLvl w:val="9"/>
+    </w:pPr>
+    <w:rPr>
+      <w:b/>
+      <w:bCs/>
+      <w:sz w:val="28"/>
+      <w:szCs w:val="28"/>
+    </w:rPr>
+  </w:style>
+  <w:style w:type="paragraph" w:styleId="TM1">
+    <w:name w:val="toc 1"/>
+    <w:basedOn w:val="Normal"/>
+    <w:next w:val="Normal"/>
+    <w:autoRedefine/>
+    <w:uiPriority w:val="39"/>
+    <w:unhideWhenUsed/>
+    <w:rsid w:val="001C4327"/>
+    <w:pPr>
+      <w:spacing w:before="120" w:after="120"/>
+    </w:pPr>
+    <w:rPr>
+      <w:rFonts w:asciiTheme="minorHAnsi" w:hAnsiTheme="minorHAnsi" w:cstheme="minorHAnsi"/>
+      <w:b/>
+      <w:bCs/>
+      <w:caps/>
+      <w:sz w:val="20"/>
+      <w:szCs w:val="20"/>
+    </w:rPr>
+  </w:style>
+  <w:style w:type="paragraph" w:styleId="TM2">
+    <w:name w:val="toc 2"/>
+    <w:basedOn w:val="Normal"/>
+    <w:next w:val="Normal"/>
+    <w:autoRedefine/>
+    <w:uiPriority w:val="39"/>
+    <w:unhideWhenUsed/>
+    <w:rsid w:val="001C4327"/>
+    <w:pPr>
+      <w:ind w:left="240"/>
+    </w:pPr>
+    <w:rPr>
+      <w:rFonts w:asciiTheme="minorHAnsi" w:hAnsiTheme="minorHAnsi" w:cstheme="minorHAnsi"/>
+      <w:smallCaps/>
+      <w:sz w:val="20"/>
+      <w:szCs w:val="20"/>
+    </w:rPr>
+  </w:style>
+  <w:style w:type="character" w:styleId="Lienhypertexte">
+    <w:name w:val="Hyperlink"/>
+    <w:basedOn w:val="Policepardfaut"/>
+    <w:uiPriority w:val="99"/>
+    <w:unhideWhenUsed/>
+    <w:rsid w:val="001C4327"/>
+    <w:rPr>
+      <w:color w:val="0563C1" w:themeColor="hyperlink"/>
+      <w:u w:val="single"/>
+    </w:rPr>
+  </w:style>
+  <w:style w:type="paragraph" w:styleId="TM3">
+    <w:name w:val="toc 3"/>
+    <w:basedOn w:val="Normal"/>
+    <w:next w:val="Normal"/>
+    <w:autoRedefine/>
+    <w:uiPriority w:val="39"/>
+    <w:semiHidden/>
+    <w:unhideWhenUsed/>
+    <w:rsid w:val="001C4327"/>
+    <w:pPr>
+      <w:ind w:left="480"/>
+    </w:pPr>
+    <w:rPr>
+      <w:rFonts w:asciiTheme="minorHAnsi" w:hAnsiTheme="minorHAnsi" w:cstheme="minorHAnsi"/>
+      <w:i/>
+      <w:iCs/>
+      <w:sz w:val="20"/>
+      <w:szCs w:val="20"/>
+    </w:rPr>
+  </w:style>
+  <w:style w:type="paragraph" w:styleId="TM4">
+    <w:name w:val="toc 4"/>
+    <w:basedOn w:val="Normal"/>
+    <w:next w:val="Normal"/>
+    <w:autoRedefine/>
+    <w:uiPriority w:val="39"/>
+    <w:semiHidden/>
+    <w:unhideWhenUsed/>
+    <w:rsid w:val="001C4327"/>
+    <w:pPr>
+      <w:ind w:left="720"/>
+    </w:pPr>
+    <w:rPr>
+      <w:rFonts w:asciiTheme="minorHAnsi" w:hAnsiTheme="minorHAnsi" w:cstheme="minorHAnsi"/>
+      <w:sz w:val="18"/>
+      <w:szCs w:val="18"/>
+    </w:rPr>
+  </w:style>
+  <w:style w:type="paragraph" w:styleId="TM5">
+    <w:name w:val="toc 5"/>
+    <w:basedOn w:val="Normal"/>
+    <w:next w:val="Normal"/>
+    <w:autoRedefine/>
+    <w:uiPriority w:val="39"/>
+    <w:semiHidden/>
+    <w:unhideWhenUsed/>
+    <w:rsid w:val="001C4327"/>
+    <w:pPr>
+      <w:ind w:left="960"/>
+    </w:pPr>
+    <w:rPr>
+      <w:rFonts w:asciiTheme="minorHAnsi" w:hAnsiTheme="minorHAnsi" w:cstheme="minorHAnsi"/>
+      <w:sz w:val="18"/>
+      <w:szCs w:val="18"/>
+    </w:rPr>
+  </w:style>
+  <w:style w:type="paragraph" w:styleId="TM6">
+    <w:name w:val="toc 6"/>
+    <w:basedOn w:val="Normal"/>
+    <w:next w:val="Normal"/>
+    <w:autoRedefine/>
+    <w:uiPriority w:val="39"/>
+    <w:semiHidden/>
+    <w:unhideWhenUsed/>
+    <w:rsid w:val="001C4327"/>
+    <w:pPr>
+      <w:ind w:left="1200"/>
+    </w:pPr>
+    <w:rPr>
+      <w:rFonts w:asciiTheme="minorHAnsi" w:hAnsiTheme="minorHAnsi" w:cstheme="minorHAnsi"/>
+      <w:sz w:val="18"/>
+      <w:szCs w:val="18"/>
+    </w:rPr>
+  </w:style>
+  <w:style w:type="paragraph" w:styleId="TM7">
+    <w:name w:val="toc 7"/>
+    <w:basedOn w:val="Normal"/>
+    <w:next w:val="Normal"/>
+    <w:autoRedefine/>
+    <w:uiPriority w:val="39"/>
+    <w:semiHidden/>
+    <w:unhideWhenUsed/>
+    <w:rsid w:val="001C4327"/>
+    <w:pPr>
+      <w:ind w:left="1440"/>
+    </w:pPr>
+    <w:rPr>
+      <w:rFonts w:asciiTheme="minorHAnsi" w:hAnsiTheme="minorHAnsi" w:cstheme="minorHAnsi"/>
+      <w:sz w:val="18"/>
+      <w:szCs w:val="18"/>
+    </w:rPr>
+  </w:style>
+  <w:style w:type="paragraph" w:styleId="TM8">
+    <w:name w:val="toc 8"/>
+    <w:basedOn w:val="Normal"/>
+    <w:next w:val="Normal"/>
+    <w:autoRedefine/>
+    <w:uiPriority w:val="39"/>
+    <w:semiHidden/>
+    <w:unhideWhenUsed/>
+    <w:rsid w:val="001C4327"/>
+    <w:pPr>
+      <w:ind w:left="1680"/>
+    </w:pPr>
+    <w:rPr>
+      <w:rFonts w:asciiTheme="minorHAnsi" w:hAnsiTheme="minorHAnsi" w:cstheme="minorHAnsi"/>
+      <w:sz w:val="18"/>
+      <w:szCs w:val="18"/>
+    </w:rPr>
+  </w:style>
+  <w:style w:type="paragraph" w:styleId="TM9">
+    <w:name w:val="toc 9"/>
+    <w:basedOn w:val="Normal"/>
+    <w:next w:val="Normal"/>
+    <w:autoRedefine/>
+    <w:uiPriority w:val="39"/>
+    <w:semiHidden/>
+    <w:unhideWhenUsed/>
+    <w:rsid w:val="001C4327"/>
+    <w:pPr>
+      <w:ind w:left="1920"/>
+    </w:pPr>
+    <w:rPr>
+      <w:rFonts w:asciiTheme="minorHAnsi" w:hAnsiTheme="minorHAnsi" w:cstheme="minorHAnsi"/>
+      <w:sz w:val="18"/>
+      <w:szCs w:val="18"/>
+    </w:rPr>
+  </w:style>
 </w:styles>
 </file>
 
@@ -6960,4 +10553,16 @@
     </a:ext>
   </a:extLst>
 </a:theme>
+</file>
+
+<file path=customXml/item1.xml><?xml version="1.0" encoding="utf-8"?>
+<b:Sources xmlns:b="http://schemas.openxmlformats.org/officeDocument/2006/bibliography" xmlns="http://schemas.openxmlformats.org/officeDocument/2006/bibliography" SelectedStyle="/APASixthEditionOfficeOnline.xsl" StyleName="APA" Version="6"/>
+</file>
+
+<file path=customXml/itemProps1.xml><?xml version="1.0" encoding="utf-8"?>
+<ds:datastoreItem xmlns:ds="http://schemas.openxmlformats.org/officeDocument/2006/customXml" ds:itemID="{6F807362-87D6-E34A-A921-233C34AD0FF0}">
+  <ds:schemaRefs>
+    <ds:schemaRef ds:uri="http://schemas.openxmlformats.org/officeDocument/2006/bibliography"/>
+  </ds:schemaRefs>
+</ds:datastoreItem>
 </file>
--- a/Rapport_LEFEVRE_LARZUL.docx
+++ b/Rapport_LEFEVRE_LARZUL.docx
@@ -596,7 +596,7 @@
             </w:rPr>
             <w:fldChar w:fldCharType="separate"/>
           </w:r>
-          <w:hyperlink w:anchor="_Toc196318704" w:history="1">
+          <w:hyperlink w:anchor="_Toc196320021" w:history="1">
             <w:r>
               <w:rPr>
                 <w:rStyle w:val="Lienhypertexte"/>
@@ -625,7 +625,7 @@
                 <w:noProof/>
                 <w:webHidden/>
               </w:rPr>
-              <w:instrText xml:space="preserve"> PAGEREF _Toc196318704 \h </w:instrText>
+              <w:instrText xml:space="preserve"> PAGEREF _Toc196320021 \h </w:instrText>
             </w:r>
             <w:r>
               <w:rPr>
@@ -670,7 +670,7 @@
               <w:szCs w:val="24"/>
             </w:rPr>
           </w:pPr>
-          <w:hyperlink w:anchor="_Toc196318705" w:history="1">
+          <w:hyperlink w:anchor="_Toc196320022" w:history="1">
             <w:r>
               <w:rPr>
                 <w:rStyle w:val="Lienhypertexte"/>
@@ -700,7 +700,7 @@
                 <w:noProof/>
                 <w:webHidden/>
               </w:rPr>
-              <w:instrText xml:space="preserve"> PAGEREF _Toc196318705 \h </w:instrText>
+              <w:instrText xml:space="preserve"> PAGEREF _Toc196320022 \h </w:instrText>
             </w:r>
             <w:r>
               <w:rPr>
@@ -745,7 +745,7 @@
               <w:szCs w:val="24"/>
             </w:rPr>
           </w:pPr>
-          <w:hyperlink w:anchor="_Toc196318706" w:history="1">
+          <w:hyperlink w:anchor="_Toc196320023" w:history="1">
             <w:r>
               <w:rPr>
                 <w:rStyle w:val="Lienhypertexte"/>
@@ -775,7 +775,7 @@
                 <w:noProof/>
                 <w:webHidden/>
               </w:rPr>
-              <w:instrText xml:space="preserve"> PAGEREF _Toc196318706 \h </w:instrText>
+              <w:instrText xml:space="preserve"> PAGEREF _Toc196320023 \h </w:instrText>
             </w:r>
             <w:r>
               <w:rPr>
@@ -820,7 +820,7 @@
               <w:szCs w:val="24"/>
             </w:rPr>
           </w:pPr>
-          <w:hyperlink w:anchor="_Toc196318707" w:history="1">
+          <w:hyperlink w:anchor="_Toc196320024" w:history="1">
             <w:r>
               <w:rPr>
                 <w:rStyle w:val="Lienhypertexte"/>
@@ -850,7 +850,7 @@
                 <w:noProof/>
                 <w:webHidden/>
               </w:rPr>
-              <w:instrText xml:space="preserve"> PAGEREF _Toc196318707 \h </w:instrText>
+              <w:instrText xml:space="preserve"> PAGEREF _Toc196320024 \h </w:instrText>
             </w:r>
             <w:r>
               <w:rPr>
@@ -870,7 +870,159 @@
                 <w:noProof/>
                 <w:webHidden/>
               </w:rPr>
-              <w:t>7</w:t>
+              <w:t>8</w:t>
+            </w:r>
+            <w:r>
+              <w:rPr>
+                <w:noProof/>
+                <w:webHidden/>
+              </w:rPr>
+              <w:fldChar w:fldCharType="end"/>
+            </w:r>
+          </w:hyperlink>
+        </w:p>
+        <w:p>
+          <w:pPr>
+            <w:pStyle w:val="TM1"/>
+            <w:tabs>
+              <w:tab w:val="right" w:leader="dot" w:pos="9062"/>
+            </w:tabs>
+            <w:rPr>
+              <w:rFonts w:eastAsiaTheme="minorEastAsia" w:cstheme="minorBidi"/>
+              <w:b w:val="0"/>
+              <w:bCs w:val="0"/>
+              <w:caps w:val="0"/>
+              <w:noProof/>
+              <w:sz w:val="24"/>
+              <w:szCs w:val="24"/>
+            </w:rPr>
+          </w:pPr>
+          <w:hyperlink w:anchor="_Toc196320025" w:history="1">
+            <w:r>
+              <w:rPr>
+                <w:rStyle w:val="Lienhypertexte"/>
+                <w:rFonts w:ascii="Times New Roman" w:hAnsi="Times New Roman" w:cs="Times New Roman"/>
+                <w:noProof/>
+                <w:lang w:eastAsia="en-US"/>
+              </w:rPr>
+              <w:t>Implémentation</w:t>
+            </w:r>
+            <w:r>
+              <w:rPr>
+                <w:noProof/>
+                <w:webHidden/>
+              </w:rPr>
+              <w:tab/>
+            </w:r>
+            <w:r>
+              <w:rPr>
+                <w:noProof/>
+                <w:webHidden/>
+              </w:rPr>
+              <w:fldChar w:fldCharType="begin"/>
+            </w:r>
+            <w:r>
+              <w:rPr>
+                <w:noProof/>
+                <w:webHidden/>
+              </w:rPr>
+              <w:instrText xml:space="preserve"> PAGEREF _Toc196320025 \h </w:instrText>
+            </w:r>
+            <w:r>
+              <w:rPr>
+                <w:noProof/>
+                <w:webHidden/>
+              </w:rPr>
+            </w:r>
+            <w:r>
+              <w:rPr>
+                <w:noProof/>
+                <w:webHidden/>
+              </w:rPr>
+              <w:fldChar w:fldCharType="separate"/>
+            </w:r>
+            <w:r>
+              <w:rPr>
+                <w:noProof/>
+                <w:webHidden/>
+              </w:rPr>
+              <w:t>10</w:t>
+            </w:r>
+            <w:r>
+              <w:rPr>
+                <w:noProof/>
+                <w:webHidden/>
+              </w:rPr>
+              <w:fldChar w:fldCharType="end"/>
+            </w:r>
+          </w:hyperlink>
+        </w:p>
+        <w:p>
+          <w:pPr>
+            <w:pStyle w:val="TM1"/>
+            <w:tabs>
+              <w:tab w:val="right" w:leader="dot" w:pos="9062"/>
+            </w:tabs>
+            <w:rPr>
+              <w:rFonts w:eastAsiaTheme="minorEastAsia" w:cstheme="minorBidi"/>
+              <w:b w:val="0"/>
+              <w:bCs w:val="0"/>
+              <w:caps w:val="0"/>
+              <w:noProof/>
+              <w:sz w:val="24"/>
+              <w:szCs w:val="24"/>
+            </w:rPr>
+          </w:pPr>
+          <w:hyperlink w:anchor="_Toc196320026" w:history="1">
+            <w:r>
+              <w:rPr>
+                <w:rStyle w:val="Lienhypertexte"/>
+                <w:rFonts w:ascii="Times New Roman" w:hAnsi="Times New Roman" w:cs="Times New Roman"/>
+                <w:noProof/>
+                <w:lang w:eastAsia="en-US"/>
+              </w:rPr>
+              <w:t>Analyse de l’algorithme</w:t>
+            </w:r>
+            <w:r>
+              <w:rPr>
+                <w:noProof/>
+                <w:webHidden/>
+              </w:rPr>
+              <w:tab/>
+            </w:r>
+            <w:r>
+              <w:rPr>
+                <w:noProof/>
+                <w:webHidden/>
+              </w:rPr>
+              <w:fldChar w:fldCharType="begin"/>
+            </w:r>
+            <w:r>
+              <w:rPr>
+                <w:noProof/>
+                <w:webHidden/>
+              </w:rPr>
+              <w:instrText xml:space="preserve"> PAGEREF _Toc196320026 \h </w:instrText>
+            </w:r>
+            <w:r>
+              <w:rPr>
+                <w:noProof/>
+                <w:webHidden/>
+              </w:rPr>
+            </w:r>
+            <w:r>
+              <w:rPr>
+                <w:noProof/>
+                <w:webHidden/>
+              </w:rPr>
+              <w:fldChar w:fldCharType="separate"/>
+            </w:r>
+            <w:r>
+              <w:rPr>
+                <w:noProof/>
+                <w:webHidden/>
+              </w:rPr>
+              <w:t>11</w:t>
             </w:r>
             <w:r>
               <w:rPr>
@@ -1119,6 +1271,13 @@
     </w:p>
     <w:p>
       <w:pPr>
+        <w:rPr>
+          <w:lang w:eastAsia="en-US"/>
+        </w:rPr>
+      </w:pPr>
+    </w:p>
+    <w:p>
+      <w:pPr>
         <w:pStyle w:val="Titre1"/>
         <w:rPr>
           <w:rFonts w:ascii="Times New Roman" w:hAnsi="Times New Roman" w:cs="Times New Roman"/>
@@ -1130,18 +1289,8 @@
           <w:lang w:eastAsia="en-US"/>
         </w:rPr>
       </w:pPr>
-      <w:bookmarkStart w:id="0" w:name="_Toc196318704"/>
-    </w:p>
-    <w:p>
-      <w:pPr>
-        <w:rPr>
-          <w:lang w:eastAsia="en-US"/>
-        </w:rPr>
-      </w:pPr>
-    </w:p>
-    <w:p>
-      <w:pPr>
-        <w:pStyle w:val="Titre1"/>
+      <w:bookmarkStart w:id="0" w:name="_Toc196320021"/>
+      <w:r>
         <w:rPr>
           <w:rFonts w:ascii="Times New Roman" w:hAnsi="Times New Roman" w:cs="Times New Roman"/>
           <w:b/>
@@ -1151,34 +1300,23 @@
           <w:szCs w:val="44"/>
           <w:lang w:eastAsia="en-US"/>
         </w:rPr>
-      </w:pPr>
-      <w:r>
+        <w:lastRenderedPageBreak/>
+        <w:t>Étude théorique de cas simples</w:t>
+      </w:r>
+      <w:bookmarkEnd w:id="0"/>
+    </w:p>
+    <w:p/>
+    <w:p>
+      <w:pPr>
+        <w:pStyle w:val="Titre2"/>
         <w:rPr>
           <w:rFonts w:ascii="Times New Roman" w:hAnsi="Times New Roman" w:cs="Times New Roman"/>
           <w:b/>
           <w:bCs/>
           <w:color w:val="000000" w:themeColor="text1"/>
-          <w:sz w:val="44"/>
-          <w:szCs w:val="44"/>
-          <w:lang w:eastAsia="en-US"/>
-        </w:rPr>
-        <w:lastRenderedPageBreak/>
-        <w:t>Étude théorique de cas simples</w:t>
-      </w:r>
-      <w:bookmarkEnd w:id="0"/>
-    </w:p>
-    <w:p/>
-    <w:p>
-      <w:pPr>
-        <w:pStyle w:val="Titre2"/>
-        <w:rPr>
-          <w:rFonts w:ascii="Times New Roman" w:hAnsi="Times New Roman" w:cs="Times New Roman"/>
-          <w:b/>
-          <w:bCs/>
-          <w:color w:val="000000" w:themeColor="text1"/>
-        </w:rPr>
-      </w:pPr>
-      <w:bookmarkStart w:id="1" w:name="_Toc196318705"/>
+        </w:rPr>
+      </w:pPr>
+      <w:bookmarkStart w:id="1" w:name="_Toc196320022"/>
       <w:r>
         <w:rPr>
           <w:rFonts w:ascii="Times New Roman" w:hAnsi="Times New Roman" w:cs="Times New Roman"/>
@@ -4624,7 +4762,7 @@
           <w:color w:val="000000" w:themeColor="text1"/>
         </w:rPr>
       </w:pPr>
-      <w:bookmarkStart w:id="2" w:name="_Toc196318706"/>
+      <w:bookmarkStart w:id="2" w:name="_Toc196320023"/>
       <w:r>
         <w:rPr>
           <w:rFonts w:ascii="Times New Roman" w:hAnsi="Times New Roman" w:cs="Times New Roman"/>
@@ -7140,13 +7278,852 @@
     <w:p>
       <w:pPr>
         <w:pStyle w:val="p1"/>
-        <w:rPr>
-          <w:rFonts w:ascii="Times New Roman" w:hAnsi="Times New Roman"/>
+        <w:jc w:val="both"/>
+        <w:rPr>
+          <w:rFonts w:ascii="Times New Roman" w:hAnsi="Times New Roman"/>
+          <w:color w:val="auto"/>
+          <w:sz w:val="24"/>
+          <w:szCs w:val="24"/>
+        </w:rPr>
+      </w:pPr>
+      <w:r>
+        <w:rPr>
+          <w:rFonts w:ascii="Times New Roman" w:hAnsi="Times New Roman"/>
+          <w:color w:val="auto"/>
+          <w:sz w:val="24"/>
+          <w:szCs w:val="24"/>
+        </w:rPr>
+        <w:t xml:space="preserve">Pour analyser l’influence de σ sur le comportement de réseau, nous avons fait le choix d‘une analyse locale. </w:t>
+      </w:r>
+    </w:p>
+    <w:p>
+      <w:pPr>
+        <w:pStyle w:val="p1"/>
+        <w:jc w:val="both"/>
+        <w:rPr>
+          <w:rFonts w:ascii="Times New Roman" w:hAnsi="Times New Roman"/>
+          <w:color w:val="auto"/>
+          <w:sz w:val="24"/>
+          <w:szCs w:val="24"/>
+        </w:rPr>
+      </w:pPr>
+      <w:r>
+        <w:rPr>
+          <w:rFonts w:ascii="Times New Roman" w:hAnsi="Times New Roman"/>
+          <w:color w:val="auto"/>
+          <w:sz w:val="24"/>
+          <w:szCs w:val="24"/>
+        </w:rPr>
+        <w:t xml:space="preserve">Une approche mixte, combinant une analyse locale et globale, aurait pu être envisagée, mais cela semblé trop complexe. Et une analyse globale ne nous semblait pas pertinente, dans la mesure où l’influence de σ sur la carte est principalement locale, et son effet global est indirect. </w:t>
+      </w:r>
+    </w:p>
+    <w:p>
+      <w:pPr>
+        <w:pStyle w:val="p1"/>
+        <w:jc w:val="both"/>
+        <w:rPr>
+          <w:rFonts w:ascii="Times New Roman" w:hAnsi="Times New Roman"/>
+          <w:color w:val="auto"/>
+          <w:sz w:val="24"/>
+          <w:szCs w:val="24"/>
+        </w:rPr>
+      </w:pPr>
+    </w:p>
+    <w:p>
+      <w:pPr>
+        <w:pStyle w:val="p1"/>
+        <w:jc w:val="both"/>
+        <w:rPr>
+          <w:rFonts w:ascii="Times New Roman" w:hAnsi="Times New Roman"/>
+          <w:color w:val="auto"/>
+          <w:sz w:val="24"/>
+          <w:szCs w:val="24"/>
+        </w:rPr>
+      </w:pPr>
+      <w:r>
+        <w:rPr>
+          <w:rFonts w:ascii="Times New Roman" w:hAnsi="Times New Roman"/>
+          <w:color w:val="auto"/>
+          <w:sz w:val="24"/>
+          <w:szCs w:val="24"/>
+        </w:rPr>
+        <w:t xml:space="preserve">Concrètement, pour chaque neurone de la carte, nous avons calculé la distance entre ses poids et ceux de ses voisins. </w:t>
+      </w:r>
+    </w:p>
+    <w:p>
+      <w:pPr>
+        <w:pStyle w:val="p1"/>
+        <w:jc w:val="both"/>
+        <w:rPr>
+          <w:rFonts w:ascii="Times New Roman" w:hAnsi="Times New Roman"/>
+          <w:color w:val="auto"/>
+          <w:sz w:val="24"/>
+          <w:szCs w:val="24"/>
+        </w:rPr>
+      </w:pPr>
+      <w:r>
+        <w:rPr>
+          <w:rFonts w:ascii="Times New Roman" w:hAnsi="Times New Roman"/>
+          <w:color w:val="auto"/>
+          <w:sz w:val="24"/>
+          <w:szCs w:val="24"/>
+        </w:rPr>
+        <w:t xml:space="preserve">Pour chaque neurone, nous avons ensuite fait la moyenne de ces distances sur ses voisins, puis nous avons pris la moyenne globale sur tous les neurones. Cette double moyenne permet d’éviter toute influence due à la taille du voisinage ou à la taille globale du réseau. </w:t>
+      </w:r>
+    </w:p>
+    <w:p>
+      <w:pPr>
+        <w:pStyle w:val="p1"/>
+        <w:jc w:val="both"/>
+        <w:rPr>
+          <w:rFonts w:ascii="Times New Roman" w:hAnsi="Times New Roman"/>
+          <w:color w:val="auto"/>
+          <w:sz w:val="24"/>
+          <w:szCs w:val="24"/>
+        </w:rPr>
+      </w:pPr>
+    </w:p>
+    <w:p>
+      <w:pPr>
+        <w:pStyle w:val="p1"/>
+        <w:jc w:val="both"/>
+        <w:rPr>
+          <w:rFonts w:ascii="Times New Roman" w:hAnsi="Times New Roman"/>
+          <w:color w:val="auto"/>
+          <w:sz w:val="24"/>
+          <w:szCs w:val="24"/>
+        </w:rPr>
+      </w:pPr>
+      <w:r>
+        <w:rPr>
+          <w:rFonts w:ascii="Times New Roman" w:hAnsi="Times New Roman"/>
+          <w:color w:val="auto"/>
+          <w:sz w:val="24"/>
+          <w:szCs w:val="24"/>
+        </w:rPr>
+        <w:t xml:space="preserve">Afin d’obtenir une analyse plus complète, nous avons choisi de définir deux variantes de cette mesure locale : </w:t>
+      </w:r>
+    </w:p>
+    <w:p>
+      <w:pPr>
+        <w:pStyle w:val="p1"/>
+        <w:numPr>
+          <w:ilvl w:val="0"/>
+          <w:numId w:val="2"/>
+        </w:numPr>
+        <w:jc w:val="both"/>
+        <w:rPr>
+          <w:rFonts w:ascii="Times New Roman" w:hAnsi="Times New Roman"/>
+          <w:color w:val="auto"/>
+          <w:sz w:val="24"/>
+          <w:szCs w:val="24"/>
+        </w:rPr>
+      </w:pPr>
+      <w:r>
+        <w:rPr>
+          <w:rFonts w:ascii="Times New Roman" w:hAnsi="Times New Roman"/>
+          <w:color w:val="auto"/>
+          <w:sz w:val="24"/>
+          <w:szCs w:val="24"/>
+        </w:rPr>
+        <w:t xml:space="preserve">Une première utilisant la distance euclidienne, qui donne une vision équilibrée des variations locales. </w:t>
+      </w:r>
+    </w:p>
+    <w:p>
+      <w:pPr>
+        <w:pStyle w:val="p1"/>
+        <w:numPr>
+          <w:ilvl w:val="0"/>
+          <w:numId w:val="2"/>
+        </w:numPr>
+        <w:jc w:val="both"/>
+        <w:rPr>
+          <w:rFonts w:ascii="Times New Roman" w:hAnsi="Times New Roman"/>
+          <w:color w:val="auto"/>
+          <w:sz w:val="24"/>
+          <w:szCs w:val="24"/>
+        </w:rPr>
+      </w:pPr>
+      <w:r>
+        <w:rPr>
+          <w:rFonts w:ascii="Times New Roman" w:hAnsi="Times New Roman"/>
+          <w:color w:val="auto"/>
+          <w:sz w:val="24"/>
+          <w:szCs w:val="24"/>
+        </w:rPr>
+        <w:t xml:space="preserve">Une seconde utilisant la distance quadratique, qui accentue les différences importantes entre les poids et permet de détecter plus facilement les anomalies ou zones de forte spécialisation. </w:t>
+      </w:r>
+    </w:p>
+    <w:p>
+      <w:pPr>
+        <w:pStyle w:val="p1"/>
+        <w:jc w:val="both"/>
+        <w:rPr>
+          <w:rFonts w:ascii="Times New Roman" w:hAnsi="Times New Roman"/>
+          <w:color w:val="auto"/>
+          <w:sz w:val="24"/>
+          <w:szCs w:val="24"/>
+        </w:rPr>
+      </w:pPr>
+    </w:p>
+    <w:p>
+      <w:pPr>
+        <w:pStyle w:val="p1"/>
+        <w:jc w:val="both"/>
+        <w:rPr>
+          <w:rFonts w:ascii="Times New Roman" w:hAnsi="Times New Roman"/>
+          <w:color w:val="auto"/>
+          <w:sz w:val="24"/>
+          <w:szCs w:val="24"/>
+        </w:rPr>
+      </w:pPr>
+    </w:p>
+    <w:p>
+      <w:pPr>
+        <w:pStyle w:val="p1"/>
+        <w:jc w:val="both"/>
+        <w:rPr>
+          <w:rFonts w:ascii="Times New Roman" w:hAnsi="Times New Roman"/>
+          <w:color w:val="auto"/>
+          <w:sz w:val="24"/>
+          <w:szCs w:val="24"/>
+        </w:rPr>
+      </w:pPr>
+    </w:p>
+    <w:p>
+      <w:pPr>
+        <w:pStyle w:val="p1"/>
+        <w:jc w:val="both"/>
+        <w:rPr>
+          <w:rFonts w:ascii="Times New Roman" w:hAnsi="Times New Roman"/>
+          <w:color w:val="auto"/>
+          <w:sz w:val="24"/>
+          <w:szCs w:val="24"/>
+        </w:rPr>
+      </w:pPr>
+      <w:r>
+        <w:rPr>
+          <w:rFonts w:ascii="Times New Roman" w:hAnsi="Times New Roman"/>
+          <w:color w:val="auto"/>
+          <w:sz w:val="24"/>
+          <w:szCs w:val="24"/>
+        </w:rPr>
+        <w:lastRenderedPageBreak/>
+        <w:t xml:space="preserve">Cette approche nous permet de repérer les zones où l’apprentissage local, influencé par σ, a rendu certains neurones trop spécialisés ou a cassé l’homogénéité de la carte. </w:t>
+      </w:r>
+    </w:p>
+    <w:p>
+      <w:pPr>
+        <w:pStyle w:val="p1"/>
+        <w:jc w:val="both"/>
+        <w:rPr>
+          <w:rFonts w:ascii="Times New Roman" w:hAnsi="Times New Roman"/>
+          <w:color w:val="auto"/>
+          <w:sz w:val="24"/>
+          <w:szCs w:val="24"/>
+        </w:rPr>
+      </w:pPr>
+      <w:r>
+        <w:rPr>
+          <w:rFonts w:ascii="Times New Roman" w:hAnsi="Times New Roman"/>
+          <w:color w:val="auto"/>
+          <w:sz w:val="24"/>
+          <w:szCs w:val="24"/>
+        </w:rPr>
+        <w:t xml:space="preserve">En comparant les deux mesures, nous pouvons mieux comprendre le comportement de la carte. Par exemple, si la distance simple est modérée mais la distance quadratique élevée, cela peut indiquer une carte globalement régulière avec quelques zones de forte variation. </w:t>
+      </w:r>
+    </w:p>
+    <w:p>
+      <w:pPr>
+        <w:rPr>
+          <w:rFonts w:ascii="Noto Sans" w:hAnsi="Noto Sans" w:cs="Noto Sans"/>
+          <w:bdr w:val="none" w:sz="0" w:space="0" w:color="auto" w:frame="1"/>
+        </w:rPr>
+      </w:pPr>
+    </w:p>
+    <w:p>
+      <w:pPr>
+        <w:pStyle w:val="p1"/>
+        <w:rPr>
+          <w:rFonts w:ascii="Noto Sans" w:hAnsi="Noto Sans" w:cs="Noto Sans"/>
+          <w:color w:val="000000" w:themeColor="text1"/>
+          <w:sz w:val="26"/>
+          <w:szCs w:val="26"/>
+          <w:lang w:val="en-US"/>
+        </w:rPr>
+      </w:pPr>
+      <m:oMathPara>
+        <m:oMath>
+          <m:sSubSup>
+            <m:sSubSupPr>
+              <m:ctrlPr>
+                <w:rPr>
+                  <w:rFonts w:ascii="Cambria Math" w:hAnsi="Cambria Math" w:cs="Noto Sans"/>
+                  <w:i/>
+                  <w:color w:val="000000" w:themeColor="text1"/>
+                  <w:sz w:val="26"/>
+                  <w:szCs w:val="26"/>
+                </w:rPr>
+              </m:ctrlPr>
+            </m:sSubSupPr>
+            <m:e>
+              <m:r>
+                <w:rPr>
+                  <w:rFonts w:ascii="Cambria Math" w:hAnsi="Cambria Math" w:cs="Noto Sans"/>
+                  <w:color w:val="000000" w:themeColor="text1"/>
+                  <w:sz w:val="26"/>
+                  <w:szCs w:val="26"/>
+                </w:rPr>
+                <m:t>V</m:t>
+              </m:r>
+            </m:e>
+            <m:sub>
+              <m:r>
+                <m:rPr>
+                  <m:nor/>
+                </m:rPr>
+                <w:rPr>
+                  <w:rFonts w:ascii="Cambria Math" w:hAnsi="Cambria Math" w:cs="Noto Sans"/>
+                  <w:color w:val="000000" w:themeColor="text1"/>
+                  <w:sz w:val="26"/>
+                  <w:szCs w:val="26"/>
+                  <w:lang w:val="en-US"/>
+                </w:rPr>
+                <m:t>local</m:t>
+              </m:r>
+            </m:sub>
+            <m:sup>
+              <m:r>
+                <m:rPr>
+                  <m:nor/>
+                </m:rPr>
+                <w:rPr>
+                  <w:rFonts w:ascii="Cambria Math" w:hAnsi="Cambria Math" w:cs="Noto Sans"/>
+                  <w:color w:val="000000" w:themeColor="text1"/>
+                  <w:sz w:val="26"/>
+                  <w:szCs w:val="26"/>
+                  <w:lang w:val="en-US"/>
+                </w:rPr>
+                <m:t>simple</m:t>
+              </m:r>
+            </m:sup>
+          </m:sSubSup>
+          <m:r>
+            <w:rPr>
+              <w:rFonts w:ascii="Cambria Math" w:hAnsi="Cambria Math" w:cs="Noto Sans"/>
+              <w:color w:val="000000" w:themeColor="text1"/>
+              <w:sz w:val="26"/>
+              <w:szCs w:val="26"/>
+              <w:lang w:val="en-US"/>
+            </w:rPr>
+            <m:t>=</m:t>
+          </m:r>
+          <m:f>
+            <m:fPr>
+              <m:ctrlPr>
+                <w:rPr>
+                  <w:rFonts w:ascii="Cambria Math" w:hAnsi="Cambria Math" w:cs="Noto Sans"/>
+                  <w:color w:val="000000" w:themeColor="text1"/>
+                  <w:sz w:val="26"/>
+                  <w:szCs w:val="26"/>
+                </w:rPr>
+              </m:ctrlPr>
+            </m:fPr>
+            <m:num>
+              <m:r>
+                <w:rPr>
+                  <w:rFonts w:ascii="Cambria Math" w:hAnsi="Cambria Math" w:cs="Noto Sans"/>
+                  <w:color w:val="000000" w:themeColor="text1"/>
+                  <w:sz w:val="26"/>
+                  <w:szCs w:val="26"/>
+                  <w:lang w:val="en-US"/>
+                </w:rPr>
+                <m:t>1</m:t>
+              </m:r>
+              <m:ctrlPr>
+                <w:rPr>
+                  <w:rFonts w:ascii="Cambria Math" w:hAnsi="Cambria Math" w:cs="Noto Sans"/>
+                  <w:i/>
+                  <w:color w:val="000000" w:themeColor="text1"/>
+                  <w:sz w:val="26"/>
+                  <w:szCs w:val="26"/>
+                </w:rPr>
+              </m:ctrlPr>
+            </m:num>
+            <m:den>
+              <m:d>
+                <m:dPr>
+                  <m:begChr m:val="|"/>
+                  <m:endChr m:val="|"/>
+                  <m:ctrlPr>
+                    <w:rPr>
+                      <w:rFonts w:ascii="Cambria Math" w:hAnsi="Cambria Math" w:cs="Noto Sans"/>
+                      <w:i/>
+                      <w:color w:val="000000" w:themeColor="text1"/>
+                      <w:sz w:val="26"/>
+                      <w:szCs w:val="26"/>
+                    </w:rPr>
+                  </m:ctrlPr>
+                </m:dPr>
+                <m:e>
+                  <m:r>
+                    <m:rPr>
+                      <m:scr m:val="script"/>
+                    </m:rPr>
+                    <w:rPr>
+                      <w:rFonts w:ascii="Cambria Math" w:hAnsi="Cambria Math" w:cs="Noto Sans"/>
+                      <w:color w:val="000000" w:themeColor="text1"/>
+                      <w:sz w:val="26"/>
+                      <w:szCs w:val="26"/>
+                    </w:rPr>
+                    <m:t>N</m:t>
+                  </m:r>
+                </m:e>
+              </m:d>
+              <m:ctrlPr>
+                <w:rPr>
+                  <w:rFonts w:ascii="Cambria Math" w:hAnsi="Cambria Math" w:cs="Noto Sans"/>
+                  <w:i/>
+                  <w:color w:val="000000" w:themeColor="text1"/>
+                  <w:sz w:val="26"/>
+                  <w:szCs w:val="26"/>
+                </w:rPr>
+              </m:ctrlPr>
+            </m:den>
+          </m:f>
+          <m:nary>
+            <m:naryPr>
+              <m:chr m:val="∑"/>
+              <m:supHide m:val="1"/>
+              <m:ctrlPr>
+                <w:rPr>
+                  <w:rFonts w:ascii="Cambria Math" w:hAnsi="Cambria Math" w:cs="Noto Sans"/>
+                  <w:color w:val="000000" w:themeColor="text1"/>
+                  <w:sz w:val="26"/>
+                  <w:szCs w:val="26"/>
+                </w:rPr>
+              </m:ctrlPr>
+            </m:naryPr>
+            <m:sub>
+              <m:r>
+                <w:rPr>
+                  <w:rFonts w:ascii="Cambria Math" w:hAnsi="Cambria Math" w:cs="Noto Sans"/>
+                  <w:color w:val="000000" w:themeColor="text1"/>
+                  <w:sz w:val="26"/>
+                  <w:szCs w:val="26"/>
+                </w:rPr>
+                <m:t>j</m:t>
+              </m:r>
+              <m:r>
+                <m:rPr>
+                  <m:sty m:val="p"/>
+                </m:rPr>
+                <w:rPr>
+                  <w:rFonts w:ascii="Cambria Math" w:hAnsi="Cambria Math" w:cs="Noto Sans"/>
+                  <w:color w:val="000000" w:themeColor="text1"/>
+                  <w:sz w:val="26"/>
+                  <w:szCs w:val="26"/>
+                  <w:lang w:val="en-US"/>
+                </w:rPr>
+                <m:t>∈</m:t>
+              </m:r>
+              <m:r>
+                <m:rPr>
+                  <m:scr m:val="script"/>
+                </m:rPr>
+                <w:rPr>
+                  <w:rFonts w:ascii="Cambria Math" w:hAnsi="Cambria Math" w:cs="Noto Sans"/>
+                  <w:color w:val="000000" w:themeColor="text1"/>
+                  <w:sz w:val="26"/>
+                  <w:szCs w:val="26"/>
+                </w:rPr>
+                <m:t>N</m:t>
+              </m:r>
+              <m:ctrlPr>
+                <w:rPr>
+                  <w:rFonts w:ascii="Cambria Math" w:hAnsi="Cambria Math" w:cs="Noto Sans"/>
+                  <w:i/>
+                  <w:color w:val="000000" w:themeColor="text1"/>
+                  <w:sz w:val="26"/>
+                  <w:szCs w:val="26"/>
+                </w:rPr>
+              </m:ctrlPr>
+            </m:sub>
+            <m:sup>
+              <m:ctrlPr>
+                <w:rPr>
+                  <w:rFonts w:ascii="Cambria Math" w:hAnsi="Cambria Math" w:cs="Noto Sans"/>
+                  <w:i/>
+                  <w:color w:val="000000" w:themeColor="text1"/>
+                  <w:sz w:val="26"/>
+                  <w:szCs w:val="26"/>
+                </w:rPr>
+              </m:ctrlPr>
+            </m:sup>
+            <m:e>
+              <m:f>
+                <m:fPr>
+                  <m:ctrlPr>
+                    <w:rPr>
+                      <w:rFonts w:ascii="Cambria Math" w:hAnsi="Cambria Math" w:cs="Noto Sans"/>
+                      <w:color w:val="000000" w:themeColor="text1"/>
+                      <w:sz w:val="26"/>
+                      <w:szCs w:val="26"/>
+                    </w:rPr>
+                  </m:ctrlPr>
+                </m:fPr>
+                <m:num>
+                  <m:r>
+                    <w:rPr>
+                      <w:rFonts w:ascii="Cambria Math" w:hAnsi="Cambria Math" w:cs="Noto Sans"/>
+                      <w:color w:val="000000" w:themeColor="text1"/>
+                      <w:sz w:val="26"/>
+                      <w:szCs w:val="26"/>
+                      <w:lang w:val="en-US"/>
+                    </w:rPr>
+                    <m:t>1</m:t>
+                  </m:r>
+                  <m:ctrlPr>
+                    <w:rPr>
+                      <w:rFonts w:ascii="Cambria Math" w:hAnsi="Cambria Math" w:cs="Noto Sans"/>
+                      <w:i/>
+                      <w:color w:val="000000" w:themeColor="text1"/>
+                      <w:sz w:val="26"/>
+                      <w:szCs w:val="26"/>
+                    </w:rPr>
+                  </m:ctrlPr>
+                </m:num>
+                <m:den>
+                  <m:d>
+                    <m:dPr>
+                      <m:begChr m:val="|"/>
+                      <m:endChr m:val="|"/>
+                      <m:ctrlPr>
+                        <w:rPr>
+                          <w:rFonts w:ascii="Cambria Math" w:hAnsi="Cambria Math" w:cs="Noto Sans"/>
+                          <w:i/>
+                          <w:color w:val="000000" w:themeColor="text1"/>
+                          <w:sz w:val="26"/>
+                          <w:szCs w:val="26"/>
+                        </w:rPr>
+                      </m:ctrlPr>
+                    </m:dPr>
+                    <m:e>
+                      <m:sSub>
+                        <m:sSubPr>
+                          <m:ctrlPr>
+                            <w:rPr>
+                              <w:rFonts w:ascii="Cambria Math" w:hAnsi="Cambria Math" w:cs="Noto Sans"/>
+                              <w:i/>
+                              <w:color w:val="000000" w:themeColor="text1"/>
+                              <w:sz w:val="26"/>
+                              <w:szCs w:val="26"/>
+                            </w:rPr>
+                          </m:ctrlPr>
+                        </m:sSubPr>
+                        <m:e>
+                          <m:r>
+                            <m:rPr>
+                              <m:scr m:val="script"/>
+                            </m:rPr>
+                            <w:rPr>
+                              <w:rFonts w:ascii="Cambria Math" w:hAnsi="Cambria Math" w:cs="Noto Sans"/>
+                              <w:color w:val="000000" w:themeColor="text1"/>
+                              <w:sz w:val="26"/>
+                              <w:szCs w:val="26"/>
+                            </w:rPr>
+                            <m:t>V</m:t>
+                          </m:r>
+                        </m:e>
+                        <m:sub>
+                          <m:r>
+                            <m:rPr>
+                              <m:scr m:val="script"/>
+                            </m:rPr>
+                            <w:rPr>
+                              <w:rFonts w:ascii="Cambria Math" w:hAnsi="Cambria Math" w:cs="Noto Sans"/>
+                              <w:color w:val="000000" w:themeColor="text1"/>
+                              <w:sz w:val="26"/>
+                              <w:szCs w:val="26"/>
+                            </w:rPr>
+                            <m:t>j</m:t>
+                          </m:r>
+                        </m:sub>
+                      </m:sSub>
+                    </m:e>
+                  </m:d>
+                  <m:ctrlPr>
+                    <w:rPr>
+                      <w:rFonts w:ascii="Cambria Math" w:hAnsi="Cambria Math" w:cs="Noto Sans"/>
+                      <w:i/>
+                      <w:color w:val="000000" w:themeColor="text1"/>
+                      <w:sz w:val="26"/>
+                      <w:szCs w:val="26"/>
+                    </w:rPr>
+                  </m:ctrlPr>
+                </m:den>
+              </m:f>
+              <m:ctrlPr>
+                <w:rPr>
+                  <w:rFonts w:ascii="Cambria Math" w:hAnsi="Cambria Math" w:cs="Noto Sans"/>
+                  <w:i/>
+                  <w:color w:val="000000" w:themeColor="text1"/>
+                  <w:sz w:val="26"/>
+                  <w:szCs w:val="26"/>
+                </w:rPr>
+              </m:ctrlPr>
+            </m:e>
+          </m:nary>
+          <m:nary>
+            <m:naryPr>
+              <m:chr m:val="∑"/>
+              <m:supHide m:val="1"/>
+              <m:ctrlPr>
+                <w:rPr>
+                  <w:rFonts w:ascii="Cambria Math" w:hAnsi="Cambria Math" w:cs="Noto Sans"/>
+                  <w:color w:val="000000" w:themeColor="text1"/>
+                  <w:sz w:val="26"/>
+                  <w:szCs w:val="26"/>
+                </w:rPr>
+              </m:ctrlPr>
+            </m:naryPr>
+            <m:sub>
+              <m:r>
+                <w:rPr>
+                  <w:rFonts w:ascii="Cambria Math" w:hAnsi="Cambria Math" w:cs="Noto Sans"/>
+                  <w:color w:val="000000" w:themeColor="text1"/>
+                  <w:sz w:val="26"/>
+                  <w:szCs w:val="26"/>
+                </w:rPr>
+                <m:t>i</m:t>
+              </m:r>
+              <m:r>
+                <m:rPr>
+                  <m:sty m:val="p"/>
+                </m:rPr>
+                <w:rPr>
+                  <w:rFonts w:ascii="Cambria Math" w:hAnsi="Cambria Math" w:cs="Noto Sans"/>
+                  <w:color w:val="000000" w:themeColor="text1"/>
+                  <w:sz w:val="26"/>
+                  <w:szCs w:val="26"/>
+                  <w:lang w:val="en-US"/>
+                </w:rPr>
+                <m:t>∈</m:t>
+              </m:r>
+              <m:sSub>
+                <m:sSubPr>
+                  <m:ctrlPr>
+                    <w:rPr>
+                      <w:rFonts w:ascii="Cambria Math" w:hAnsi="Cambria Math" w:cs="Noto Sans"/>
+                      <w:i/>
+                      <w:color w:val="000000" w:themeColor="text1"/>
+                      <w:sz w:val="26"/>
+                      <w:szCs w:val="26"/>
+                    </w:rPr>
+                  </m:ctrlPr>
+                </m:sSubPr>
+                <m:e>
+                  <m:r>
+                    <m:rPr>
+                      <m:scr m:val="script"/>
+                    </m:rPr>
+                    <w:rPr>
+                      <w:rFonts w:ascii="Cambria Math" w:hAnsi="Cambria Math" w:cs="Noto Sans"/>
+                      <w:color w:val="000000" w:themeColor="text1"/>
+                      <w:sz w:val="26"/>
+                      <w:szCs w:val="26"/>
+                    </w:rPr>
+                    <m:t>V</m:t>
+                  </m:r>
+                </m:e>
+                <m:sub>
+                  <m:r>
+                    <m:rPr>
+                      <m:scr m:val="script"/>
+                    </m:rPr>
+                    <w:rPr>
+                      <w:rFonts w:ascii="Cambria Math" w:hAnsi="Cambria Math" w:cs="Noto Sans"/>
+                      <w:color w:val="000000" w:themeColor="text1"/>
+                      <w:sz w:val="26"/>
+                      <w:szCs w:val="26"/>
+                    </w:rPr>
+                    <m:t>j</m:t>
+                  </m:r>
+                </m:sub>
+              </m:sSub>
+              <m:ctrlPr>
+                <w:rPr>
+                  <w:rFonts w:ascii="Cambria Math" w:hAnsi="Cambria Math" w:cs="Noto Sans"/>
+                  <w:i/>
+                  <w:color w:val="000000" w:themeColor="text1"/>
+                  <w:sz w:val="26"/>
+                  <w:szCs w:val="26"/>
+                </w:rPr>
+              </m:ctrlPr>
+            </m:sub>
+            <m:sup>
+              <m:ctrlPr>
+                <w:rPr>
+                  <w:rFonts w:ascii="Cambria Math" w:hAnsi="Cambria Math" w:cs="Noto Sans"/>
+                  <w:i/>
+                  <w:color w:val="000000" w:themeColor="text1"/>
+                  <w:sz w:val="26"/>
+                  <w:szCs w:val="26"/>
+                </w:rPr>
+              </m:ctrlPr>
+            </m:sup>
+            <m:e>
+              <m:r>
+                <m:rPr>
+                  <m:lit/>
+                </m:rPr>
+                <w:rPr>
+                  <w:rFonts w:ascii="Cambria Math" w:hAnsi="Cambria Math" w:cs="Noto Sans"/>
+                  <w:color w:val="000000" w:themeColor="text1"/>
+                  <w:sz w:val="26"/>
+                  <w:szCs w:val="26"/>
+                  <w:lang w:val="en-US"/>
+                </w:rPr>
+                <m:t>|</m:t>
+              </m:r>
+              <m:sSub>
+                <m:sSubPr>
+                  <m:ctrlPr>
+                    <w:rPr>
+                      <w:rFonts w:ascii="Cambria Math" w:hAnsi="Cambria Math" w:cs="Noto Sans"/>
+                      <w:i/>
+                      <w:color w:val="000000" w:themeColor="text1"/>
+                      <w:sz w:val="26"/>
+                      <w:szCs w:val="26"/>
+                    </w:rPr>
+                  </m:ctrlPr>
+                </m:sSubPr>
+                <m:e>
+                  <m:r>
+                    <w:rPr>
+                      <w:rFonts w:ascii="Cambria Math" w:hAnsi="Cambria Math" w:cs="Noto Sans"/>
+                      <w:color w:val="000000" w:themeColor="text1"/>
+                      <w:sz w:val="26"/>
+                      <w:szCs w:val="26"/>
+                      <w:lang w:val="en-US"/>
+                    </w:rPr>
+                    <m:t>|</m:t>
+                  </m:r>
+                  <m:r>
+                    <w:rPr>
+                      <w:rFonts w:ascii="Cambria Math" w:hAnsi="Cambria Math" w:cs="Noto Sans"/>
+                      <w:color w:val="000000" w:themeColor="text1"/>
+                      <w:sz w:val="26"/>
+                      <w:szCs w:val="26"/>
+                    </w:rPr>
+                    <m:t>W</m:t>
+                  </m:r>
+                </m:e>
+                <m:sub>
+                  <m:r>
+                    <w:rPr>
+                      <w:rFonts w:ascii="Cambria Math" w:hAnsi="Cambria Math" w:cs="Noto Sans"/>
+                      <w:color w:val="000000" w:themeColor="text1"/>
+                      <w:sz w:val="26"/>
+                      <w:szCs w:val="26"/>
+                    </w:rPr>
+                    <m:t>j</m:t>
+                  </m:r>
+                </m:sub>
+              </m:sSub>
+              <m:ctrlPr>
+                <w:rPr>
+                  <w:rFonts w:ascii="Cambria Math" w:hAnsi="Cambria Math" w:cs="Noto Sans"/>
+                  <w:i/>
+                  <w:color w:val="000000" w:themeColor="text1"/>
+                  <w:sz w:val="26"/>
+                  <w:szCs w:val="26"/>
+                </w:rPr>
+              </m:ctrlPr>
+            </m:e>
+          </m:nary>
+          <m:r>
+            <w:rPr>
+              <w:rFonts w:ascii="Cambria Math" w:hAnsi="Cambria Math" w:cs="Noto Sans"/>
+              <w:color w:val="000000" w:themeColor="text1"/>
+              <w:sz w:val="26"/>
+              <w:szCs w:val="26"/>
+              <w:lang w:val="en-US"/>
+            </w:rPr>
+            <m:t>-</m:t>
+          </m:r>
+          <m:sSub>
+            <m:sSubPr>
+              <m:ctrlPr>
+                <w:rPr>
+                  <w:rFonts w:ascii="Cambria Math" w:hAnsi="Cambria Math" w:cs="Noto Sans"/>
+                  <w:i/>
+                  <w:color w:val="000000" w:themeColor="text1"/>
+                  <w:sz w:val="26"/>
+                  <w:szCs w:val="26"/>
+                </w:rPr>
+              </m:ctrlPr>
+            </m:sSubPr>
+            <m:e>
+              <m:r>
+                <w:rPr>
+                  <w:rFonts w:ascii="Cambria Math" w:hAnsi="Cambria Math" w:cs="Noto Sans"/>
+                  <w:color w:val="000000" w:themeColor="text1"/>
+                  <w:sz w:val="26"/>
+                  <w:szCs w:val="26"/>
+                </w:rPr>
+                <m:t>W</m:t>
+              </m:r>
+            </m:e>
+            <m:sub>
+              <m:r>
+                <w:rPr>
+                  <w:rFonts w:ascii="Cambria Math" w:hAnsi="Cambria Math" w:cs="Noto Sans"/>
+                  <w:color w:val="000000" w:themeColor="text1"/>
+                  <w:sz w:val="26"/>
+                  <w:szCs w:val="26"/>
+                </w:rPr>
+                <m:t>i</m:t>
+              </m:r>
+            </m:sub>
+          </m:sSub>
+          <m:r>
+            <m:rPr>
+              <m:lit/>
+            </m:rPr>
+            <w:rPr>
+              <w:rFonts w:ascii="Cambria Math" w:hAnsi="Cambria Math" w:cs="Noto Sans"/>
+              <w:color w:val="000000" w:themeColor="text1"/>
+              <w:sz w:val="26"/>
+              <w:szCs w:val="26"/>
+              <w:lang w:val="en-US"/>
+            </w:rPr>
+            <m:t>|</m:t>
+          </m:r>
+          <m:r>
+            <w:rPr>
+              <w:rFonts w:ascii="Cambria Math" w:hAnsi="Cambria Math" w:cs="Noto Sans"/>
+              <w:color w:val="000000" w:themeColor="text1"/>
+              <w:sz w:val="26"/>
+              <w:szCs w:val="26"/>
+              <w:lang w:val="en-US"/>
+            </w:rPr>
+            <m:t>|</m:t>
+          </m:r>
+        </m:oMath>
+      </m:oMathPara>
+    </w:p>
+    <w:p>
+      <w:pPr>
+        <w:pStyle w:val="p1"/>
+        <w:rPr>
+          <w:rFonts w:ascii="Noto Sans" w:hAnsi="Noto Sans" w:cs="Noto Sans"/>
           <w:b/>
           <w:bCs/>
           <w:color w:val="000000" w:themeColor="text1"/>
           <w:sz w:val="26"/>
           <w:szCs w:val="26"/>
+          <w:lang w:val="en-US"/>
         </w:rPr>
       </w:pPr>
     </w:p>
@@ -7154,7 +8131,627 @@
       <w:pPr>
         <w:pStyle w:val="p1"/>
         <w:rPr>
-          <w:rFonts w:ascii="Times New Roman" w:hAnsi="Times New Roman"/>
+          <w:rFonts w:ascii="Noto Sans" w:hAnsi="Noto Sans" w:cs="Noto Sans"/>
+          <w:color w:val="000000" w:themeColor="text1"/>
+          <w:sz w:val="26"/>
+          <w:szCs w:val="26"/>
+        </w:rPr>
+      </w:pPr>
+      <m:oMathPara>
+        <m:oMath>
+          <m:sSubSup>
+            <m:sSubSupPr>
+              <m:ctrlPr>
+                <w:rPr>
+                  <w:rFonts w:ascii="Cambria Math" w:hAnsi="Cambria Math" w:cs="Noto Sans"/>
+                  <w:i/>
+                  <w:color w:val="000000" w:themeColor="text1"/>
+                  <w:sz w:val="26"/>
+                  <w:szCs w:val="26"/>
+                  <w:lang w:val="en-US"/>
+                </w:rPr>
+              </m:ctrlPr>
+            </m:sSubSupPr>
+            <m:e>
+              <m:r>
+                <w:rPr>
+                  <w:rFonts w:ascii="Cambria Math" w:hAnsi="Cambria Math" w:cs="Noto Sans"/>
+                  <w:color w:val="000000" w:themeColor="text1"/>
+                  <w:sz w:val="26"/>
+                  <w:szCs w:val="26"/>
+                  <w:lang w:val="en-US"/>
+                </w:rPr>
+                <m:t>V</m:t>
+              </m:r>
+            </m:e>
+            <m:sub>
+              <m:r>
+                <m:rPr>
+                  <m:nor/>
+                </m:rPr>
+                <w:rPr>
+                  <w:rFonts w:ascii="Cambria Math" w:hAnsi="Cambria Math" w:cs="Noto Sans"/>
+                  <w:color w:val="000000" w:themeColor="text1"/>
+                  <w:sz w:val="26"/>
+                  <w:szCs w:val="26"/>
+                </w:rPr>
+                <m:t>local</m:t>
+              </m:r>
+            </m:sub>
+            <m:sup>
+              <m:r>
+                <m:rPr>
+                  <m:nor/>
+                </m:rPr>
+                <w:rPr>
+                  <w:rFonts w:ascii="Cambria Math" w:hAnsi="Cambria Math" w:cs="Noto Sans"/>
+                  <w:color w:val="000000" w:themeColor="text1"/>
+                  <w:sz w:val="26"/>
+                  <w:szCs w:val="26"/>
+                </w:rPr>
+                <m:t>quadratique</m:t>
+              </m:r>
+            </m:sup>
+          </m:sSubSup>
+          <m:r>
+            <w:rPr>
+              <w:rFonts w:ascii="Cambria Math" w:hAnsi="Cambria Math" w:cs="Noto Sans"/>
+              <w:color w:val="000000" w:themeColor="text1"/>
+              <w:sz w:val="26"/>
+              <w:szCs w:val="26"/>
+            </w:rPr>
+            <m:t>=</m:t>
+          </m:r>
+          <m:f>
+            <m:fPr>
+              <m:ctrlPr>
+                <w:rPr>
+                  <w:rFonts w:ascii="Cambria Math" w:hAnsi="Cambria Math" w:cs="Noto Sans"/>
+                  <w:color w:val="000000" w:themeColor="text1"/>
+                  <w:sz w:val="26"/>
+                  <w:szCs w:val="26"/>
+                  <w:lang w:val="en-US"/>
+                </w:rPr>
+              </m:ctrlPr>
+            </m:fPr>
+            <m:num>
+              <m:r>
+                <w:rPr>
+                  <w:rFonts w:ascii="Cambria Math" w:hAnsi="Cambria Math" w:cs="Noto Sans"/>
+                  <w:color w:val="000000" w:themeColor="text1"/>
+                  <w:sz w:val="26"/>
+                  <w:szCs w:val="26"/>
+                </w:rPr>
+                <m:t>1</m:t>
+              </m:r>
+              <m:ctrlPr>
+                <w:rPr>
+                  <w:rFonts w:ascii="Cambria Math" w:hAnsi="Cambria Math" w:cs="Noto Sans"/>
+                  <w:i/>
+                  <w:color w:val="000000" w:themeColor="text1"/>
+                  <w:sz w:val="26"/>
+                  <w:szCs w:val="26"/>
+                  <w:lang w:val="en-US"/>
+                </w:rPr>
+              </m:ctrlPr>
+            </m:num>
+            <m:den>
+              <m:d>
+                <m:dPr>
+                  <m:begChr m:val="|"/>
+                  <m:endChr m:val="|"/>
+                  <m:ctrlPr>
+                    <w:rPr>
+                      <w:rFonts w:ascii="Cambria Math" w:hAnsi="Cambria Math" w:cs="Noto Sans"/>
+                      <w:i/>
+                      <w:color w:val="000000" w:themeColor="text1"/>
+                      <w:sz w:val="26"/>
+                      <w:szCs w:val="26"/>
+                      <w:lang w:val="en-US"/>
+                    </w:rPr>
+                  </m:ctrlPr>
+                </m:dPr>
+                <m:e>
+                  <m:r>
+                    <m:rPr>
+                      <m:scr m:val="script"/>
+                    </m:rPr>
+                    <w:rPr>
+                      <w:rFonts w:ascii="Cambria Math" w:hAnsi="Cambria Math" w:cs="Noto Sans"/>
+                      <w:color w:val="000000" w:themeColor="text1"/>
+                      <w:sz w:val="26"/>
+                      <w:szCs w:val="26"/>
+                      <w:lang w:val="en-US"/>
+                    </w:rPr>
+                    <m:t>N</m:t>
+                  </m:r>
+                </m:e>
+              </m:d>
+              <m:ctrlPr>
+                <w:rPr>
+                  <w:rFonts w:ascii="Cambria Math" w:hAnsi="Cambria Math" w:cs="Noto Sans"/>
+                  <w:i/>
+                  <w:color w:val="000000" w:themeColor="text1"/>
+                  <w:sz w:val="26"/>
+                  <w:szCs w:val="26"/>
+                  <w:lang w:val="en-US"/>
+                </w:rPr>
+              </m:ctrlPr>
+            </m:den>
+          </m:f>
+          <m:nary>
+            <m:naryPr>
+              <m:chr m:val="∑"/>
+              <m:supHide m:val="1"/>
+              <m:ctrlPr>
+                <w:rPr>
+                  <w:rFonts w:ascii="Cambria Math" w:hAnsi="Cambria Math" w:cs="Noto Sans"/>
+                  <w:color w:val="000000" w:themeColor="text1"/>
+                  <w:sz w:val="26"/>
+                  <w:szCs w:val="26"/>
+                  <w:lang w:val="en-US"/>
+                </w:rPr>
+              </m:ctrlPr>
+            </m:naryPr>
+            <m:sub>
+              <m:r>
+                <w:rPr>
+                  <w:rFonts w:ascii="Cambria Math" w:hAnsi="Cambria Math" w:cs="Noto Sans"/>
+                  <w:color w:val="000000" w:themeColor="text1"/>
+                  <w:sz w:val="26"/>
+                  <w:szCs w:val="26"/>
+                  <w:lang w:val="en-US"/>
+                </w:rPr>
+                <m:t>j</m:t>
+              </m:r>
+              <m:r>
+                <m:rPr>
+                  <m:sty m:val="p"/>
+                </m:rPr>
+                <w:rPr>
+                  <w:rFonts w:ascii="Cambria Math" w:hAnsi="Cambria Math" w:cs="Noto Sans"/>
+                  <w:color w:val="000000" w:themeColor="text1"/>
+                  <w:sz w:val="26"/>
+                  <w:szCs w:val="26"/>
+                </w:rPr>
+                <m:t>∈</m:t>
+              </m:r>
+              <m:r>
+                <m:rPr>
+                  <m:scr m:val="script"/>
+                </m:rPr>
+                <w:rPr>
+                  <w:rFonts w:ascii="Cambria Math" w:hAnsi="Cambria Math" w:cs="Noto Sans"/>
+                  <w:color w:val="000000" w:themeColor="text1"/>
+                  <w:sz w:val="26"/>
+                  <w:szCs w:val="26"/>
+                  <w:lang w:val="en-US"/>
+                </w:rPr>
+                <m:t>N</m:t>
+              </m:r>
+              <m:ctrlPr>
+                <w:rPr>
+                  <w:rFonts w:ascii="Cambria Math" w:hAnsi="Cambria Math" w:cs="Noto Sans"/>
+                  <w:i/>
+                  <w:color w:val="000000" w:themeColor="text1"/>
+                  <w:sz w:val="26"/>
+                  <w:szCs w:val="26"/>
+                  <w:lang w:val="en-US"/>
+                </w:rPr>
+              </m:ctrlPr>
+            </m:sub>
+            <m:sup>
+              <m:ctrlPr>
+                <w:rPr>
+                  <w:rFonts w:ascii="Cambria Math" w:hAnsi="Cambria Math" w:cs="Noto Sans"/>
+                  <w:i/>
+                  <w:color w:val="000000" w:themeColor="text1"/>
+                  <w:sz w:val="26"/>
+                  <w:szCs w:val="26"/>
+                  <w:lang w:val="en-US"/>
+                </w:rPr>
+              </m:ctrlPr>
+            </m:sup>
+            <m:e>
+              <m:f>
+                <m:fPr>
+                  <m:ctrlPr>
+                    <w:rPr>
+                      <w:rFonts w:ascii="Cambria Math" w:hAnsi="Cambria Math" w:cs="Noto Sans"/>
+                      <w:color w:val="000000" w:themeColor="text1"/>
+                      <w:sz w:val="26"/>
+                      <w:szCs w:val="26"/>
+                      <w:lang w:val="en-US"/>
+                    </w:rPr>
+                  </m:ctrlPr>
+                </m:fPr>
+                <m:num>
+                  <m:r>
+                    <w:rPr>
+                      <w:rFonts w:ascii="Cambria Math" w:hAnsi="Cambria Math" w:cs="Noto Sans"/>
+                      <w:color w:val="000000" w:themeColor="text1"/>
+                      <w:sz w:val="26"/>
+                      <w:szCs w:val="26"/>
+                    </w:rPr>
+                    <m:t>1</m:t>
+                  </m:r>
+                  <m:ctrlPr>
+                    <w:rPr>
+                      <w:rFonts w:ascii="Cambria Math" w:hAnsi="Cambria Math" w:cs="Noto Sans"/>
+                      <w:i/>
+                      <w:color w:val="000000" w:themeColor="text1"/>
+                      <w:sz w:val="26"/>
+                      <w:szCs w:val="26"/>
+                      <w:lang w:val="en-US"/>
+                    </w:rPr>
+                  </m:ctrlPr>
+                </m:num>
+                <m:den>
+                  <m:d>
+                    <m:dPr>
+                      <m:begChr m:val="|"/>
+                      <m:endChr m:val="|"/>
+                      <m:ctrlPr>
+                        <w:rPr>
+                          <w:rFonts w:ascii="Cambria Math" w:hAnsi="Cambria Math" w:cs="Noto Sans"/>
+                          <w:i/>
+                          <w:color w:val="000000" w:themeColor="text1"/>
+                          <w:sz w:val="26"/>
+                          <w:szCs w:val="26"/>
+                          <w:lang w:val="en-US"/>
+                        </w:rPr>
+                      </m:ctrlPr>
+                    </m:dPr>
+                    <m:e>
+                      <m:sSub>
+                        <m:sSubPr>
+                          <m:ctrlPr>
+                            <w:rPr>
+                              <w:rFonts w:ascii="Cambria Math" w:hAnsi="Cambria Math" w:cs="Noto Sans"/>
+                              <w:i/>
+                              <w:color w:val="000000" w:themeColor="text1"/>
+                              <w:sz w:val="26"/>
+                              <w:szCs w:val="26"/>
+                              <w:lang w:val="en-US"/>
+                            </w:rPr>
+                          </m:ctrlPr>
+                        </m:sSubPr>
+                        <m:e>
+                          <m:r>
+                            <m:rPr>
+                              <m:scr m:val="script"/>
+                            </m:rPr>
+                            <w:rPr>
+                              <w:rFonts w:ascii="Cambria Math" w:hAnsi="Cambria Math" w:cs="Noto Sans"/>
+                              <w:color w:val="000000" w:themeColor="text1"/>
+                              <w:sz w:val="26"/>
+                              <w:szCs w:val="26"/>
+                              <w:lang w:val="en-US"/>
+                            </w:rPr>
+                            <m:t>V</m:t>
+                          </m:r>
+                        </m:e>
+                        <m:sub>
+                          <m:r>
+                            <m:rPr>
+                              <m:scr m:val="script"/>
+                            </m:rPr>
+                            <w:rPr>
+                              <w:rFonts w:ascii="Cambria Math" w:hAnsi="Cambria Math" w:cs="Noto Sans"/>
+                              <w:color w:val="000000" w:themeColor="text1"/>
+                              <w:sz w:val="26"/>
+                              <w:szCs w:val="26"/>
+                              <w:lang w:val="en-US"/>
+                            </w:rPr>
+                            <m:t>j</m:t>
+                          </m:r>
+                        </m:sub>
+                      </m:sSub>
+                    </m:e>
+                  </m:d>
+                  <m:ctrlPr>
+                    <w:rPr>
+                      <w:rFonts w:ascii="Cambria Math" w:hAnsi="Cambria Math" w:cs="Noto Sans"/>
+                      <w:i/>
+                      <w:color w:val="000000" w:themeColor="text1"/>
+                      <w:sz w:val="26"/>
+                      <w:szCs w:val="26"/>
+                      <w:lang w:val="en-US"/>
+                    </w:rPr>
+                  </m:ctrlPr>
+                </m:den>
+              </m:f>
+              <m:ctrlPr>
+                <w:rPr>
+                  <w:rFonts w:ascii="Cambria Math" w:hAnsi="Cambria Math" w:cs="Noto Sans"/>
+                  <w:i/>
+                  <w:color w:val="000000" w:themeColor="text1"/>
+                  <w:sz w:val="26"/>
+                  <w:szCs w:val="26"/>
+                  <w:lang w:val="en-US"/>
+                </w:rPr>
+              </m:ctrlPr>
+            </m:e>
+          </m:nary>
+          <m:nary>
+            <m:naryPr>
+              <m:chr m:val="∑"/>
+              <m:supHide m:val="1"/>
+              <m:ctrlPr>
+                <w:rPr>
+                  <w:rFonts w:ascii="Cambria Math" w:hAnsi="Cambria Math" w:cs="Noto Sans"/>
+                  <w:color w:val="000000" w:themeColor="text1"/>
+                  <w:sz w:val="26"/>
+                  <w:szCs w:val="26"/>
+                  <w:lang w:val="en-US"/>
+                </w:rPr>
+              </m:ctrlPr>
+            </m:naryPr>
+            <m:sub>
+              <m:r>
+                <w:rPr>
+                  <w:rFonts w:ascii="Cambria Math" w:hAnsi="Cambria Math" w:cs="Noto Sans"/>
+                  <w:color w:val="000000" w:themeColor="text1"/>
+                  <w:sz w:val="26"/>
+                  <w:szCs w:val="26"/>
+                  <w:lang w:val="en-US"/>
+                </w:rPr>
+                <m:t>i</m:t>
+              </m:r>
+              <m:r>
+                <m:rPr>
+                  <m:sty m:val="p"/>
+                </m:rPr>
+                <w:rPr>
+                  <w:rFonts w:ascii="Cambria Math" w:hAnsi="Cambria Math" w:cs="Noto Sans"/>
+                  <w:color w:val="000000" w:themeColor="text1"/>
+                  <w:sz w:val="26"/>
+                  <w:szCs w:val="26"/>
+                </w:rPr>
+                <m:t>∈</m:t>
+              </m:r>
+              <m:sSub>
+                <m:sSubPr>
+                  <m:ctrlPr>
+                    <w:rPr>
+                      <w:rFonts w:ascii="Cambria Math" w:hAnsi="Cambria Math" w:cs="Noto Sans"/>
+                      <w:i/>
+                      <w:color w:val="000000" w:themeColor="text1"/>
+                      <w:sz w:val="26"/>
+                      <w:szCs w:val="26"/>
+                      <w:lang w:val="en-US"/>
+                    </w:rPr>
+                  </m:ctrlPr>
+                </m:sSubPr>
+                <m:e>
+                  <m:r>
+                    <m:rPr>
+                      <m:scr m:val="script"/>
+                    </m:rPr>
+                    <w:rPr>
+                      <w:rFonts w:ascii="Cambria Math" w:hAnsi="Cambria Math" w:cs="Noto Sans"/>
+                      <w:color w:val="000000" w:themeColor="text1"/>
+                      <w:sz w:val="26"/>
+                      <w:szCs w:val="26"/>
+                      <w:lang w:val="en-US"/>
+                    </w:rPr>
+                    <m:t>V</m:t>
+                  </m:r>
+                </m:e>
+                <m:sub>
+                  <m:r>
+                    <m:rPr>
+                      <m:scr m:val="script"/>
+                    </m:rPr>
+                    <w:rPr>
+                      <w:rFonts w:ascii="Cambria Math" w:hAnsi="Cambria Math" w:cs="Noto Sans"/>
+                      <w:color w:val="000000" w:themeColor="text1"/>
+                      <w:sz w:val="26"/>
+                      <w:szCs w:val="26"/>
+                      <w:lang w:val="en-US"/>
+                    </w:rPr>
+                    <m:t>j</m:t>
+                  </m:r>
+                </m:sub>
+              </m:sSub>
+              <m:ctrlPr>
+                <w:rPr>
+                  <w:rFonts w:ascii="Cambria Math" w:hAnsi="Cambria Math" w:cs="Noto Sans"/>
+                  <w:i/>
+                  <w:color w:val="000000" w:themeColor="text1"/>
+                  <w:sz w:val="26"/>
+                  <w:szCs w:val="26"/>
+                  <w:lang w:val="en-US"/>
+                </w:rPr>
+              </m:ctrlPr>
+            </m:sub>
+            <m:sup>
+              <m:ctrlPr>
+                <w:rPr>
+                  <w:rFonts w:ascii="Cambria Math" w:hAnsi="Cambria Math" w:cs="Noto Sans"/>
+                  <w:i/>
+                  <w:color w:val="000000" w:themeColor="text1"/>
+                  <w:sz w:val="26"/>
+                  <w:szCs w:val="26"/>
+                  <w:lang w:val="en-US"/>
+                </w:rPr>
+              </m:ctrlPr>
+            </m:sup>
+            <m:e>
+              <m:r>
+                <m:rPr>
+                  <m:lit/>
+                </m:rPr>
+                <w:rPr>
+                  <w:rFonts w:ascii="Cambria Math" w:hAnsi="Cambria Math" w:cs="Noto Sans"/>
+                  <w:color w:val="000000" w:themeColor="text1"/>
+                  <w:sz w:val="26"/>
+                  <w:szCs w:val="26"/>
+                </w:rPr>
+                <m:t>|</m:t>
+              </m:r>
+              <m:sSub>
+                <m:sSubPr>
+                  <m:ctrlPr>
+                    <w:rPr>
+                      <w:rFonts w:ascii="Cambria Math" w:hAnsi="Cambria Math" w:cs="Noto Sans"/>
+                      <w:i/>
+                      <w:color w:val="000000" w:themeColor="text1"/>
+                      <w:sz w:val="26"/>
+                      <w:szCs w:val="26"/>
+                      <w:lang w:val="en-US"/>
+                    </w:rPr>
+                  </m:ctrlPr>
+                </m:sSubPr>
+                <m:e>
+                  <m:r>
+                    <w:rPr>
+                      <w:rFonts w:ascii="Cambria Math" w:hAnsi="Cambria Math" w:cs="Noto Sans"/>
+                      <w:color w:val="000000" w:themeColor="text1"/>
+                      <w:sz w:val="26"/>
+                      <w:szCs w:val="26"/>
+                    </w:rPr>
+                    <m:t>|</m:t>
+                  </m:r>
+                  <m:r>
+                    <w:rPr>
+                      <w:rFonts w:ascii="Cambria Math" w:hAnsi="Cambria Math" w:cs="Noto Sans"/>
+                      <w:color w:val="000000" w:themeColor="text1"/>
+                      <w:sz w:val="26"/>
+                      <w:szCs w:val="26"/>
+                      <w:lang w:val="en-US"/>
+                    </w:rPr>
+                    <m:t>W</m:t>
+                  </m:r>
+                </m:e>
+                <m:sub>
+                  <m:r>
+                    <w:rPr>
+                      <w:rFonts w:ascii="Cambria Math" w:hAnsi="Cambria Math" w:cs="Noto Sans"/>
+                      <w:color w:val="000000" w:themeColor="text1"/>
+                      <w:sz w:val="26"/>
+                      <w:szCs w:val="26"/>
+                      <w:lang w:val="en-US"/>
+                    </w:rPr>
+                    <m:t>j</m:t>
+                  </m:r>
+                </m:sub>
+              </m:sSub>
+              <m:ctrlPr>
+                <w:rPr>
+                  <w:rFonts w:ascii="Cambria Math" w:hAnsi="Cambria Math" w:cs="Noto Sans"/>
+                  <w:i/>
+                  <w:color w:val="000000" w:themeColor="text1"/>
+                  <w:sz w:val="26"/>
+                  <w:szCs w:val="26"/>
+                  <w:lang w:val="en-US"/>
+                </w:rPr>
+              </m:ctrlPr>
+            </m:e>
+          </m:nary>
+          <m:r>
+            <w:rPr>
+              <w:rFonts w:ascii="Cambria Math" w:hAnsi="Cambria Math" w:cs="Noto Sans"/>
+              <w:color w:val="000000" w:themeColor="text1"/>
+              <w:sz w:val="26"/>
+              <w:szCs w:val="26"/>
+            </w:rPr>
+            <m:t>-</m:t>
+          </m:r>
+          <m:sSub>
+            <m:sSubPr>
+              <m:ctrlPr>
+                <w:rPr>
+                  <w:rFonts w:ascii="Cambria Math" w:hAnsi="Cambria Math" w:cs="Noto Sans"/>
+                  <w:i/>
+                  <w:color w:val="000000" w:themeColor="text1"/>
+                  <w:sz w:val="26"/>
+                  <w:szCs w:val="26"/>
+                  <w:lang w:val="en-US"/>
+                </w:rPr>
+              </m:ctrlPr>
+            </m:sSubPr>
+            <m:e>
+              <m:r>
+                <w:rPr>
+                  <w:rFonts w:ascii="Cambria Math" w:hAnsi="Cambria Math" w:cs="Noto Sans"/>
+                  <w:color w:val="000000" w:themeColor="text1"/>
+                  <w:sz w:val="26"/>
+                  <w:szCs w:val="26"/>
+                  <w:lang w:val="en-US"/>
+                </w:rPr>
+                <m:t>W</m:t>
+              </m:r>
+            </m:e>
+            <m:sub>
+              <m:r>
+                <w:rPr>
+                  <w:rFonts w:ascii="Cambria Math" w:hAnsi="Cambria Math" w:cs="Noto Sans"/>
+                  <w:color w:val="000000" w:themeColor="text1"/>
+                  <w:sz w:val="26"/>
+                  <w:szCs w:val="26"/>
+                  <w:lang w:val="en-US"/>
+                </w:rPr>
+                <m:t>i</m:t>
+              </m:r>
+            </m:sub>
+          </m:sSub>
+          <m:sSup>
+            <m:sSupPr>
+              <m:ctrlPr>
+                <w:rPr>
+                  <w:rFonts w:ascii="Cambria Math" w:hAnsi="Cambria Math" w:cs="Noto Sans"/>
+                  <w:i/>
+                  <w:color w:val="000000" w:themeColor="text1"/>
+                  <w:sz w:val="26"/>
+                  <w:szCs w:val="26"/>
+                  <w:lang w:val="en-US"/>
+                </w:rPr>
+              </m:ctrlPr>
+            </m:sSupPr>
+            <m:e>
+              <m:r>
+                <m:rPr>
+                  <m:lit/>
+                </m:rPr>
+                <w:rPr>
+                  <w:rFonts w:ascii="Cambria Math" w:hAnsi="Cambria Math" w:cs="Noto Sans"/>
+                  <w:color w:val="000000" w:themeColor="text1"/>
+                  <w:sz w:val="26"/>
+                  <w:szCs w:val="26"/>
+                </w:rPr>
+                <m:t>|</m:t>
+              </m:r>
+              <m:r>
+                <w:rPr>
+                  <w:rFonts w:ascii="Cambria Math" w:hAnsi="Cambria Math" w:cs="Noto Sans"/>
+                  <w:color w:val="000000" w:themeColor="text1"/>
+                  <w:sz w:val="26"/>
+                  <w:szCs w:val="26"/>
+                </w:rPr>
+                <m:t>|</m:t>
+              </m:r>
+            </m:e>
+            <m:sup>
+              <m:r>
+                <w:rPr>
+                  <w:rFonts w:ascii="Cambria Math" w:hAnsi="Cambria Math" w:cs="Noto Sans"/>
+                  <w:color w:val="000000" w:themeColor="text1"/>
+                  <w:sz w:val="26"/>
+                  <w:szCs w:val="26"/>
+                </w:rPr>
+                <m:t>2</m:t>
+              </m:r>
+            </m:sup>
+          </m:sSup>
+        </m:oMath>
+      </m:oMathPara>
+    </w:p>
+    <w:p>
+      <w:pPr>
+        <w:pStyle w:val="p1"/>
+        <w:rPr>
+          <w:rFonts w:ascii="Noto Sans" w:hAnsi="Noto Sans" w:cs="Noto Sans"/>
           <w:b/>
           <w:bCs/>
           <w:color w:val="000000" w:themeColor="text1"/>
@@ -7167,7 +8764,7 @@
       <w:pPr>
         <w:pStyle w:val="p1"/>
         <w:rPr>
-          <w:rFonts w:ascii="Times New Roman" w:hAnsi="Times New Roman"/>
+          <w:rFonts w:ascii="Noto Sans" w:hAnsi="Noto Sans" w:cs="Noto Sans"/>
           <w:b/>
           <w:bCs/>
           <w:color w:val="000000" w:themeColor="text1"/>
@@ -7180,7 +8777,7 @@
       <w:pPr>
         <w:pStyle w:val="p1"/>
         <w:rPr>
-          <w:rFonts w:ascii="Times New Roman" w:hAnsi="Times New Roman"/>
+          <w:rFonts w:ascii="Noto Sans" w:hAnsi="Noto Sans" w:cs="Noto Sans"/>
           <w:b/>
           <w:bCs/>
           <w:color w:val="000000" w:themeColor="text1"/>
@@ -7388,14 +8985,7 @@
       <w:pPr>
         <w:pStyle w:val="p1"/>
         <w:rPr>
-          <w:sz w:val="18"/>
-          <w:szCs w:val="18"/>
-        </w:rPr>
-      </w:pPr>
-    </w:p>
-    <w:p>
-      <w:pPr>
-        <w:rPr>
+          <w:rFonts w:ascii="Times New Roman" w:hAnsi="Times New Roman"/>
           <w:b/>
           <w:bCs/>
           <w:color w:val="000000" w:themeColor="text1"/>
@@ -7406,6 +8996,182 @@
     </w:p>
     <w:p>
       <w:pPr>
+        <w:pStyle w:val="p1"/>
+        <w:rPr>
+          <w:rFonts w:ascii="Times New Roman" w:hAnsi="Times New Roman"/>
+          <w:b/>
+          <w:bCs/>
+          <w:color w:val="000000" w:themeColor="text1"/>
+          <w:sz w:val="26"/>
+          <w:szCs w:val="26"/>
+        </w:rPr>
+      </w:pPr>
+    </w:p>
+    <w:p>
+      <w:pPr>
+        <w:pStyle w:val="p1"/>
+        <w:rPr>
+          <w:rFonts w:ascii="Times New Roman" w:hAnsi="Times New Roman"/>
+          <w:b/>
+          <w:bCs/>
+          <w:color w:val="000000" w:themeColor="text1"/>
+          <w:sz w:val="26"/>
+          <w:szCs w:val="26"/>
+        </w:rPr>
+      </w:pPr>
+    </w:p>
+    <w:p>
+      <w:pPr>
+        <w:pStyle w:val="p1"/>
+        <w:rPr>
+          <w:rFonts w:ascii="Times New Roman" w:hAnsi="Times New Roman"/>
+          <w:b/>
+          <w:bCs/>
+          <w:color w:val="000000" w:themeColor="text1"/>
+          <w:sz w:val="26"/>
+          <w:szCs w:val="26"/>
+        </w:rPr>
+      </w:pPr>
+    </w:p>
+    <w:p>
+      <w:pPr>
+        <w:pStyle w:val="p1"/>
+        <w:rPr>
+          <w:rFonts w:ascii="Times New Roman" w:hAnsi="Times New Roman"/>
+          <w:b/>
+          <w:bCs/>
+          <w:color w:val="000000" w:themeColor="text1"/>
+          <w:sz w:val="26"/>
+          <w:szCs w:val="26"/>
+        </w:rPr>
+      </w:pPr>
+    </w:p>
+    <w:p>
+      <w:pPr>
+        <w:pStyle w:val="p1"/>
+        <w:rPr>
+          <w:rFonts w:ascii="Times New Roman" w:hAnsi="Times New Roman"/>
+          <w:b/>
+          <w:bCs/>
+          <w:color w:val="000000" w:themeColor="text1"/>
+          <w:sz w:val="26"/>
+          <w:szCs w:val="26"/>
+        </w:rPr>
+      </w:pPr>
+    </w:p>
+    <w:p>
+      <w:pPr>
+        <w:pStyle w:val="p1"/>
+        <w:rPr>
+          <w:rFonts w:ascii="Times New Roman" w:hAnsi="Times New Roman"/>
+          <w:b/>
+          <w:bCs/>
+          <w:color w:val="000000" w:themeColor="text1"/>
+          <w:sz w:val="26"/>
+          <w:szCs w:val="26"/>
+        </w:rPr>
+      </w:pPr>
+    </w:p>
+    <w:p>
+      <w:pPr>
+        <w:pStyle w:val="p1"/>
+        <w:rPr>
+          <w:rFonts w:ascii="Times New Roman" w:hAnsi="Times New Roman"/>
+          <w:b/>
+          <w:bCs/>
+          <w:color w:val="000000" w:themeColor="text1"/>
+          <w:sz w:val="26"/>
+          <w:szCs w:val="26"/>
+        </w:rPr>
+      </w:pPr>
+    </w:p>
+    <w:p>
+      <w:pPr>
+        <w:pStyle w:val="p1"/>
+        <w:rPr>
+          <w:rFonts w:ascii="Times New Roman" w:hAnsi="Times New Roman"/>
+          <w:b/>
+          <w:bCs/>
+          <w:color w:val="000000" w:themeColor="text1"/>
+          <w:sz w:val="26"/>
+          <w:szCs w:val="26"/>
+        </w:rPr>
+      </w:pPr>
+    </w:p>
+    <w:p>
+      <w:pPr>
+        <w:pStyle w:val="p1"/>
+        <w:rPr>
+          <w:rFonts w:ascii="Times New Roman" w:hAnsi="Times New Roman"/>
+          <w:b/>
+          <w:bCs/>
+          <w:color w:val="000000" w:themeColor="text1"/>
+          <w:sz w:val="26"/>
+          <w:szCs w:val="26"/>
+        </w:rPr>
+      </w:pPr>
+    </w:p>
+    <w:p>
+      <w:pPr>
+        <w:pStyle w:val="p1"/>
+        <w:rPr>
+          <w:rFonts w:ascii="Times New Roman" w:hAnsi="Times New Roman"/>
+          <w:b/>
+          <w:bCs/>
+          <w:color w:val="000000" w:themeColor="text1"/>
+          <w:sz w:val="26"/>
+          <w:szCs w:val="26"/>
+        </w:rPr>
+      </w:pPr>
+    </w:p>
+    <w:p>
+      <w:pPr>
+        <w:pStyle w:val="p1"/>
+        <w:rPr>
+          <w:rFonts w:ascii="Times New Roman" w:hAnsi="Times New Roman"/>
+          <w:b/>
+          <w:bCs/>
+          <w:color w:val="000000" w:themeColor="text1"/>
+          <w:sz w:val="26"/>
+          <w:szCs w:val="26"/>
+        </w:rPr>
+      </w:pPr>
+    </w:p>
+    <w:p>
+      <w:pPr>
+        <w:pStyle w:val="p1"/>
+        <w:rPr>
+          <w:rFonts w:ascii="Times New Roman" w:hAnsi="Times New Roman"/>
+          <w:b/>
+          <w:bCs/>
+          <w:color w:val="000000" w:themeColor="text1"/>
+          <w:sz w:val="26"/>
+          <w:szCs w:val="26"/>
+        </w:rPr>
+      </w:pPr>
+    </w:p>
+    <w:p>
+      <w:pPr>
+        <w:pStyle w:val="p1"/>
+        <w:rPr>
+          <w:sz w:val="18"/>
+          <w:szCs w:val="18"/>
+        </w:rPr>
+      </w:pPr>
+    </w:p>
+    <w:p>
+      <w:pPr>
+        <w:rPr>
+          <w:b/>
+          <w:bCs/>
+          <w:color w:val="000000" w:themeColor="text1"/>
+          <w:sz w:val="26"/>
+          <w:szCs w:val="26"/>
+        </w:rPr>
+      </w:pPr>
+    </w:p>
+    <w:p>
+      <w:pPr>
         <w:pStyle w:val="Titre2"/>
         <w:rPr>
           <w:rFonts w:ascii="Times New Roman" w:hAnsi="Times New Roman" w:cs="Times New Roman"/>
@@ -7414,7 +9180,7 @@
           <w:color w:val="000000" w:themeColor="text1"/>
         </w:rPr>
       </w:pPr>
-      <w:bookmarkStart w:id="3" w:name="_Toc196318707"/>
+      <w:bookmarkStart w:id="3" w:name="_Toc196320024"/>
       <w:r>
         <w:rPr>
           <w:rFonts w:ascii="Times New Roman" w:hAnsi="Times New Roman" w:cs="Times New Roman"/>
@@ -9334,6 +11100,504 @@
     <w:p/>
     <w:p/>
     <w:p/>
+    <w:p/>
+    <w:p/>
+    <w:p/>
+    <w:p/>
+    <w:p/>
+    <w:p/>
+    <w:p/>
+    <w:p/>
+    <w:p/>
+    <w:p/>
+    <w:p/>
+    <w:p/>
+    <w:p>
+      <w:pPr>
+        <w:pStyle w:val="Titre1"/>
+        <w:rPr>
+          <w:rFonts w:ascii="Times New Roman" w:hAnsi="Times New Roman" w:cs="Times New Roman"/>
+          <w:b/>
+          <w:bCs/>
+          <w:color w:val="000000" w:themeColor="text1"/>
+          <w:sz w:val="44"/>
+          <w:szCs w:val="44"/>
+          <w:lang w:eastAsia="en-US"/>
+        </w:rPr>
+      </w:pPr>
+      <w:bookmarkStart w:id="4" w:name="_Toc196320025"/>
+      <w:r>
+        <w:rPr>
+          <w:rFonts w:ascii="Times New Roman" w:hAnsi="Times New Roman" w:cs="Times New Roman"/>
+          <w:b/>
+          <w:bCs/>
+          <w:color w:val="000000" w:themeColor="text1"/>
+          <w:sz w:val="44"/>
+          <w:szCs w:val="44"/>
+          <w:lang w:eastAsia="en-US"/>
+        </w:rPr>
+        <w:t>Impl</w:t>
+      </w:r>
+      <w:r>
+        <w:rPr>
+          <w:rFonts w:ascii="Times New Roman" w:hAnsi="Times New Roman" w:cs="Times New Roman"/>
+          <w:b/>
+          <w:bCs/>
+          <w:color w:val="000000" w:themeColor="text1"/>
+          <w:sz w:val="44"/>
+          <w:szCs w:val="44"/>
+          <w:lang w:eastAsia="en-US"/>
+        </w:rPr>
+        <w:t>é</w:t>
+      </w:r>
+      <w:r>
+        <w:rPr>
+          <w:rFonts w:ascii="Times New Roman" w:hAnsi="Times New Roman" w:cs="Times New Roman"/>
+          <w:b/>
+          <w:bCs/>
+          <w:color w:val="000000" w:themeColor="text1"/>
+          <w:sz w:val="44"/>
+          <w:szCs w:val="44"/>
+          <w:lang w:eastAsia="en-US"/>
+        </w:rPr>
+        <w:t>mentation</w:t>
+      </w:r>
+      <w:bookmarkEnd w:id="4"/>
+    </w:p>
+    <w:p>
+      <w:pPr>
+        <w:rPr>
+          <w:rFonts w:eastAsiaTheme="majorEastAsia"/>
+          <w:lang w:eastAsia="en-US"/>
+        </w:rPr>
+      </w:pPr>
+    </w:p>
+    <w:p>
+      <w:pPr>
+        <w:rPr>
+          <w:rFonts w:eastAsiaTheme="majorEastAsia"/>
+          <w:lang w:eastAsia="en-US"/>
+        </w:rPr>
+      </w:pPr>
+    </w:p>
+    <w:p>
+      <w:pPr>
+        <w:pStyle w:val="p1"/>
+        <w:jc w:val="both"/>
+        <w:rPr>
+          <w:rFonts w:ascii="Times New Roman" w:hAnsi="Times New Roman"/>
+          <w:color w:val="auto"/>
+          <w:sz w:val="24"/>
+          <w:szCs w:val="24"/>
+        </w:rPr>
+      </w:pPr>
+      <w:r>
+        <w:rPr>
+          <w:rFonts w:ascii="Times New Roman" w:hAnsi="Times New Roman"/>
+          <w:color w:val="auto"/>
+          <w:sz w:val="24"/>
+          <w:szCs w:val="24"/>
+        </w:rPr>
+        <w:t xml:space="preserve">Voici ce qui a été modifié dans le code du fichier </w:t>
+      </w:r>
+      <w:r>
+        <w:rPr>
+          <w:rFonts w:ascii="Times New Roman" w:hAnsi="Times New Roman"/>
+          <w:i/>
+          <w:iCs/>
+          <w:color w:val="auto"/>
+          <w:sz w:val="24"/>
+          <w:szCs w:val="24"/>
+        </w:rPr>
+        <w:t>kohonen.py</w:t>
+      </w:r>
+      <w:r>
+        <w:rPr>
+          <w:rFonts w:ascii="Times New Roman" w:hAnsi="Times New Roman"/>
+          <w:color w:val="auto"/>
+          <w:sz w:val="24"/>
+          <w:szCs w:val="24"/>
+        </w:rPr>
+        <w:t>.</w:t>
+      </w:r>
+    </w:p>
+    <w:p>
+      <w:pPr>
+        <w:rPr>
+          <w:rFonts w:eastAsiaTheme="majorEastAsia"/>
+          <w:lang w:eastAsia="en-US"/>
+        </w:rPr>
+      </w:pPr>
+    </w:p>
+    <w:p>
+      <w:pPr>
+        <w:rPr>
+          <w:rFonts w:eastAsiaTheme="majorEastAsia"/>
+          <w:lang w:eastAsia="en-US"/>
+        </w:rPr>
+      </w:pPr>
+      <w:r>
+        <w:rPr>
+          <w:rFonts w:eastAsiaTheme="majorEastAsia"/>
+          <w:lang w:eastAsia="en-US"/>
+        </w:rPr>
+        <w:drawing>
+          <wp:inline distT="0" distB="0" distL="0" distR="0" wp14:anchorId="151D89C5" wp14:editId="653FB659">
+            <wp:extent cx="5760720" cy="363855"/>
+            <wp:effectExtent l="0" t="0" r="5080" b="4445"/>
+            <wp:docPr id="3" name="Image 3"/>
+            <wp:cNvGraphicFramePr>
+              <a:graphicFrameLocks xmlns:a="http://schemas.openxmlformats.org/drawingml/2006/main" noChangeAspect="1"/>
+            </wp:cNvGraphicFramePr>
+            <a:graphic xmlns:a="http://schemas.openxmlformats.org/drawingml/2006/main">
+              <a:graphicData uri="http://schemas.openxmlformats.org/drawingml/2006/picture">
+                <pic:pic xmlns:pic="http://schemas.openxmlformats.org/drawingml/2006/picture">
+                  <pic:nvPicPr>
+                    <pic:cNvPr id="1" name=""/>
+                    <pic:cNvPicPr/>
+                  </pic:nvPicPr>
+                  <pic:blipFill>
+                    <a:blip r:embed="rId8"/>
+                    <a:stretch>
+                      <a:fillRect/>
+                    </a:stretch>
+                  </pic:blipFill>
+                  <pic:spPr>
+                    <a:xfrm>
+                      <a:off x="0" y="0"/>
+                      <a:ext cx="5760720" cy="363855"/>
+                    </a:xfrm>
+                    <a:prstGeom prst="rect">
+                      <a:avLst/>
+                    </a:prstGeom>
+                  </pic:spPr>
+                </pic:pic>
+              </a:graphicData>
+            </a:graphic>
+          </wp:inline>
+        </w:drawing>
+      </w:r>
+    </w:p>
+    <w:p>
+      <w:pPr>
+        <w:rPr>
+          <w:rFonts w:eastAsiaTheme="majorEastAsia"/>
+          <w:lang w:eastAsia="en-US"/>
+        </w:rPr>
+      </w:pPr>
+    </w:p>
+    <w:p>
+      <w:pPr>
+        <w:rPr>
+          <w:rFonts w:eastAsiaTheme="majorEastAsia"/>
+          <w:lang w:eastAsia="en-US"/>
+        </w:rPr>
+      </w:pPr>
+      <w:r>
+        <w:rPr>
+          <w:rFonts w:eastAsiaTheme="majorEastAsia"/>
+          <w:lang w:eastAsia="en-US"/>
+        </w:rPr>
+        <w:drawing>
+          <wp:inline distT="0" distB="0" distL="0" distR="0" wp14:anchorId="760BBC8D" wp14:editId="2B85584A">
+            <wp:extent cx="5760720" cy="1160780"/>
+            <wp:effectExtent l="0" t="0" r="5080" b="0"/>
+            <wp:docPr id="4" name="Image 4" descr="Une image contenant texte, capture d’écran, Police&#10;&#10;Description générée automatiquement"/>
+            <wp:cNvGraphicFramePr>
+              <a:graphicFrameLocks xmlns:a="http://schemas.openxmlformats.org/drawingml/2006/main" noChangeAspect="1"/>
+            </wp:cNvGraphicFramePr>
+            <a:graphic xmlns:a="http://schemas.openxmlformats.org/drawingml/2006/main">
+              <a:graphicData uri="http://schemas.openxmlformats.org/drawingml/2006/picture">
+                <pic:pic xmlns:pic="http://schemas.openxmlformats.org/drawingml/2006/picture">
+                  <pic:nvPicPr>
+                    <pic:cNvPr id="4" name="Image 4" descr="Une image contenant texte, capture d’écran, Police&#10;&#10;Description générée automatiquement"/>
+                    <pic:cNvPicPr/>
+                  </pic:nvPicPr>
+                  <pic:blipFill>
+                    <a:blip r:embed="rId9"/>
+                    <a:stretch>
+                      <a:fillRect/>
+                    </a:stretch>
+                  </pic:blipFill>
+                  <pic:spPr>
+                    <a:xfrm>
+                      <a:off x="0" y="0"/>
+                      <a:ext cx="5760720" cy="1160780"/>
+                    </a:xfrm>
+                    <a:prstGeom prst="rect">
+                      <a:avLst/>
+                    </a:prstGeom>
+                  </pic:spPr>
+                </pic:pic>
+              </a:graphicData>
+            </a:graphic>
+          </wp:inline>
+        </w:drawing>
+      </w:r>
+    </w:p>
+    <w:p>
+      <w:pPr>
+        <w:rPr>
+          <w:rFonts w:eastAsiaTheme="majorEastAsia"/>
+          <w:lang w:eastAsia="en-US"/>
+        </w:rPr>
+      </w:pPr>
+    </w:p>
+    <w:p>
+      <w:pPr>
+        <w:rPr>
+          <w:rFonts w:eastAsiaTheme="majorEastAsia"/>
+          <w:lang w:eastAsia="en-US"/>
+        </w:rPr>
+      </w:pPr>
+    </w:p>
+    <w:p>
+      <w:pPr>
+        <w:rPr>
+          <w:rFonts w:eastAsiaTheme="majorEastAsia"/>
+          <w:lang w:eastAsia="en-US"/>
+        </w:rPr>
+      </w:pPr>
+    </w:p>
+    <w:p>
+      <w:pPr>
+        <w:rPr>
+          <w:rFonts w:eastAsiaTheme="majorEastAsia"/>
+          <w:lang w:eastAsia="en-US"/>
+        </w:rPr>
+      </w:pPr>
+    </w:p>
+    <w:p>
+      <w:pPr>
+        <w:rPr>
+          <w:rFonts w:eastAsiaTheme="majorEastAsia"/>
+          <w:lang w:eastAsia="en-US"/>
+        </w:rPr>
+      </w:pPr>
+    </w:p>
+    <w:p>
+      <w:pPr>
+        <w:rPr>
+          <w:rFonts w:eastAsiaTheme="majorEastAsia"/>
+          <w:lang w:eastAsia="en-US"/>
+        </w:rPr>
+      </w:pPr>
+    </w:p>
+    <w:p>
+      <w:pPr>
+        <w:rPr>
+          <w:rFonts w:eastAsiaTheme="majorEastAsia"/>
+          <w:lang w:eastAsia="en-US"/>
+        </w:rPr>
+      </w:pPr>
+    </w:p>
+    <w:p>
+      <w:pPr>
+        <w:rPr>
+          <w:rFonts w:eastAsiaTheme="majorEastAsia"/>
+          <w:lang w:eastAsia="en-US"/>
+        </w:rPr>
+      </w:pPr>
+    </w:p>
+    <w:p>
+      <w:pPr>
+        <w:rPr>
+          <w:rFonts w:eastAsiaTheme="majorEastAsia"/>
+          <w:lang w:eastAsia="en-US"/>
+        </w:rPr>
+      </w:pPr>
+    </w:p>
+    <w:p>
+      <w:pPr>
+        <w:rPr>
+          <w:rFonts w:eastAsiaTheme="majorEastAsia"/>
+          <w:lang w:eastAsia="en-US"/>
+        </w:rPr>
+      </w:pPr>
+    </w:p>
+    <w:p>
+      <w:pPr>
+        <w:rPr>
+          <w:rFonts w:eastAsiaTheme="majorEastAsia"/>
+          <w:lang w:eastAsia="en-US"/>
+        </w:rPr>
+      </w:pPr>
+    </w:p>
+    <w:p>
+      <w:pPr>
+        <w:rPr>
+          <w:rFonts w:eastAsiaTheme="majorEastAsia"/>
+          <w:lang w:eastAsia="en-US"/>
+        </w:rPr>
+      </w:pPr>
+    </w:p>
+    <w:p>
+      <w:pPr>
+        <w:rPr>
+          <w:rFonts w:eastAsiaTheme="majorEastAsia"/>
+          <w:lang w:eastAsia="en-US"/>
+        </w:rPr>
+      </w:pPr>
+    </w:p>
+    <w:p>
+      <w:pPr>
+        <w:rPr>
+          <w:rFonts w:eastAsiaTheme="majorEastAsia"/>
+          <w:lang w:eastAsia="en-US"/>
+        </w:rPr>
+      </w:pPr>
+    </w:p>
+    <w:p>
+      <w:pPr>
+        <w:rPr>
+          <w:rFonts w:eastAsiaTheme="majorEastAsia"/>
+          <w:lang w:eastAsia="en-US"/>
+        </w:rPr>
+      </w:pPr>
+    </w:p>
+    <w:p>
+      <w:pPr>
+        <w:rPr>
+          <w:rFonts w:eastAsiaTheme="majorEastAsia"/>
+          <w:lang w:eastAsia="en-US"/>
+        </w:rPr>
+      </w:pPr>
+    </w:p>
+    <w:p>
+      <w:pPr>
+        <w:rPr>
+          <w:rFonts w:eastAsiaTheme="majorEastAsia"/>
+          <w:lang w:eastAsia="en-US"/>
+        </w:rPr>
+      </w:pPr>
+    </w:p>
+    <w:p>
+      <w:pPr>
+        <w:rPr>
+          <w:rFonts w:eastAsiaTheme="majorEastAsia"/>
+          <w:lang w:eastAsia="en-US"/>
+        </w:rPr>
+      </w:pPr>
+    </w:p>
+    <w:p>
+      <w:pPr>
+        <w:rPr>
+          <w:rFonts w:eastAsiaTheme="majorEastAsia"/>
+          <w:lang w:eastAsia="en-US"/>
+        </w:rPr>
+      </w:pPr>
+    </w:p>
+    <w:p>
+      <w:pPr>
+        <w:rPr>
+          <w:rFonts w:eastAsiaTheme="majorEastAsia"/>
+          <w:lang w:eastAsia="en-US"/>
+        </w:rPr>
+      </w:pPr>
+    </w:p>
+    <w:p>
+      <w:pPr>
+        <w:rPr>
+          <w:rFonts w:eastAsiaTheme="majorEastAsia"/>
+          <w:lang w:eastAsia="en-US"/>
+        </w:rPr>
+      </w:pPr>
+    </w:p>
+    <w:p>
+      <w:pPr>
+        <w:rPr>
+          <w:rFonts w:eastAsiaTheme="majorEastAsia"/>
+          <w:lang w:eastAsia="en-US"/>
+        </w:rPr>
+      </w:pPr>
+    </w:p>
+    <w:p>
+      <w:pPr>
+        <w:rPr>
+          <w:rFonts w:eastAsiaTheme="majorEastAsia"/>
+          <w:lang w:eastAsia="en-US"/>
+        </w:rPr>
+      </w:pPr>
+    </w:p>
+    <w:p>
+      <w:pPr>
+        <w:rPr>
+          <w:rFonts w:eastAsiaTheme="majorEastAsia"/>
+          <w:lang w:eastAsia="en-US"/>
+        </w:rPr>
+      </w:pPr>
+    </w:p>
+    <w:p>
+      <w:pPr>
+        <w:rPr>
+          <w:rFonts w:eastAsiaTheme="majorEastAsia"/>
+          <w:lang w:eastAsia="en-US"/>
+        </w:rPr>
+      </w:pPr>
+    </w:p>
+    <w:p>
+      <w:pPr>
+        <w:rPr>
+          <w:rFonts w:eastAsiaTheme="majorEastAsia"/>
+          <w:lang w:eastAsia="en-US"/>
+        </w:rPr>
+      </w:pPr>
+    </w:p>
+    <w:p>
+      <w:pPr>
+        <w:rPr>
+          <w:rFonts w:eastAsiaTheme="majorEastAsia"/>
+          <w:lang w:eastAsia="en-US"/>
+        </w:rPr>
+      </w:pPr>
+    </w:p>
+    <w:p>
+      <w:pPr>
+        <w:rPr>
+          <w:rFonts w:eastAsiaTheme="majorEastAsia"/>
+          <w:lang w:eastAsia="en-US"/>
+        </w:rPr>
+      </w:pPr>
+    </w:p>
+    <w:p>
+      <w:pPr>
+        <w:rPr>
+          <w:rFonts w:eastAsiaTheme="majorEastAsia"/>
+          <w:lang w:eastAsia="en-US"/>
+        </w:rPr>
+      </w:pPr>
+    </w:p>
+    <w:p/>
+    <w:p>
+      <w:pPr>
+        <w:pStyle w:val="Titre1"/>
+        <w:rPr>
+          <w:rFonts w:ascii="Times New Roman" w:hAnsi="Times New Roman" w:cs="Times New Roman"/>
+          <w:b/>
+          <w:bCs/>
+          <w:color w:val="000000" w:themeColor="text1"/>
+          <w:sz w:val="44"/>
+          <w:szCs w:val="44"/>
+          <w:lang w:eastAsia="en-US"/>
+        </w:rPr>
+      </w:pPr>
+      <w:bookmarkStart w:id="5" w:name="_Toc196320026"/>
+      <w:r>
+        <w:rPr>
+          <w:rFonts w:ascii="Times New Roman" w:hAnsi="Times New Roman" w:cs="Times New Roman"/>
+          <w:b/>
+          <w:bCs/>
+          <w:color w:val="000000" w:themeColor="text1"/>
+          <w:sz w:val="44"/>
+          <w:szCs w:val="44"/>
+          <w:lang w:eastAsia="en-US"/>
+        </w:rPr>
+        <w:lastRenderedPageBreak/>
+        <w:t>Analyse de l’algorithme</w:t>
+      </w:r>
+      <w:bookmarkEnd w:id="5"/>
+    </w:p>
+    <w:p/>
     <w:sectPr>
       <w:pgSz w:w="11906" w:h="16838"/>
       <w:pgMar w:top="1417" w:right="1417" w:bottom="1417" w:left="1417" w:header="708" w:footer="708" w:gutter="0"/>
@@ -9459,8 +11723,123 @@
       </w:rPr>
     </w:lvl>
   </w:abstractNum>
+  <w:abstractNum w:abstractNumId="1" w15:restartNumberingAfterBreak="0">
+    <w:nsid w:val="42B96418"/>
+    <w:multiLevelType w:val="hybridMultilevel"/>
+    <w:tmpl w:val="070CBA8E"/>
+    <w:lvl w:ilvl="0" w:tplc="4C023FD4">
+      <w:numFmt w:val="bullet"/>
+      <w:lvlText w:val="-"/>
+      <w:lvlJc w:val="left"/>
+      <w:pPr>
+        <w:ind w:left="720" w:hanging="360"/>
+      </w:pPr>
+      <w:rPr>
+        <w:rFonts w:ascii="Times New Roman" w:eastAsia="Times New Roman" w:hAnsi="Times New Roman" w:cs="Times New Roman" w:hint="default"/>
+      </w:rPr>
+    </w:lvl>
+    <w:lvl w:ilvl="1" w:tplc="040C0003" w:tentative="1">
+      <w:start w:val="1"/>
+      <w:numFmt w:val="bullet"/>
+      <w:lvlText w:val="o"/>
+      <w:lvlJc w:val="left"/>
+      <w:pPr>
+        <w:ind w:left="1440" w:hanging="360"/>
+      </w:pPr>
+      <w:rPr>
+        <w:rFonts w:ascii="Courier New" w:hAnsi="Courier New" w:cs="Courier New" w:hint="default"/>
+      </w:rPr>
+    </w:lvl>
+    <w:lvl w:ilvl="2" w:tplc="040C0005" w:tentative="1">
+      <w:start w:val="1"/>
+      <w:numFmt w:val="bullet"/>
+      <w:lvlText w:val=""/>
+      <w:lvlJc w:val="left"/>
+      <w:pPr>
+        <w:ind w:left="2160" w:hanging="360"/>
+      </w:pPr>
+      <w:rPr>
+        <w:rFonts w:ascii="Wingdings" w:hAnsi="Wingdings" w:hint="default"/>
+      </w:rPr>
+    </w:lvl>
+    <w:lvl w:ilvl="3" w:tplc="040C0001" w:tentative="1">
+      <w:start w:val="1"/>
+      <w:numFmt w:val="bullet"/>
+      <w:lvlText w:val=""/>
+      <w:lvlJc w:val="left"/>
+      <w:pPr>
+        <w:ind w:left="2880" w:hanging="360"/>
+      </w:pPr>
+      <w:rPr>
+        <w:rFonts w:ascii="Symbol" w:hAnsi="Symbol" w:hint="default"/>
+      </w:rPr>
+    </w:lvl>
+    <w:lvl w:ilvl="4" w:tplc="040C0003" w:tentative="1">
+      <w:start w:val="1"/>
+      <w:numFmt w:val="bullet"/>
+      <w:lvlText w:val="o"/>
+      <w:lvlJc w:val="left"/>
+      <w:pPr>
+        <w:ind w:left="3600" w:hanging="360"/>
+      </w:pPr>
+      <w:rPr>
+        <w:rFonts w:ascii="Courier New" w:hAnsi="Courier New" w:cs="Courier New" w:hint="default"/>
+      </w:rPr>
+    </w:lvl>
+    <w:lvl w:ilvl="5" w:tplc="040C0005" w:tentative="1">
+      <w:start w:val="1"/>
+      <w:numFmt w:val="bullet"/>
+      <w:lvlText w:val=""/>
+      <w:lvlJc w:val="left"/>
+      <w:pPr>
+        <w:ind w:left="4320" w:hanging="360"/>
+      </w:pPr>
+      <w:rPr>
+        <w:rFonts w:ascii="Wingdings" w:hAnsi="Wingdings" w:hint="default"/>
+      </w:rPr>
+    </w:lvl>
+    <w:lvl w:ilvl="6" w:tplc="040C0001" w:tentative="1">
+      <w:start w:val="1"/>
+      <w:numFmt w:val="bullet"/>
+      <w:lvlText w:val=""/>
+      <w:lvlJc w:val="left"/>
+      <w:pPr>
+        <w:ind w:left="5040" w:hanging="360"/>
+      </w:pPr>
+      <w:rPr>
+        <w:rFonts w:ascii="Symbol" w:hAnsi="Symbol" w:hint="default"/>
+      </w:rPr>
+    </w:lvl>
+    <w:lvl w:ilvl="7" w:tplc="040C0003" w:tentative="1">
+      <w:start w:val="1"/>
+      <w:numFmt w:val="bullet"/>
+      <w:lvlText w:val="o"/>
+      <w:lvlJc w:val="left"/>
+      <w:pPr>
+        <w:ind w:left="5760" w:hanging="360"/>
+      </w:pPr>
+      <w:rPr>
+        <w:rFonts w:ascii="Courier New" w:hAnsi="Courier New" w:cs="Courier New" w:hint="default"/>
+      </w:rPr>
+    </w:lvl>
+    <w:lvl w:ilvl="8" w:tplc="040C0005" w:tentative="1">
+      <w:start w:val="1"/>
+      <w:numFmt w:val="bullet"/>
+      <w:lvlText w:val=""/>
+      <w:lvlJc w:val="left"/>
+      <w:pPr>
+        <w:ind w:left="6480" w:hanging="360"/>
+      </w:pPr>
+      <w:rPr>
+        <w:rFonts w:ascii="Wingdings" w:hAnsi="Wingdings" w:hint="default"/>
+      </w:rPr>
+    </w:lvl>
+  </w:abstractNum>
   <w:num w:numId="1">
     <w:abstractNumId w:val="0"/>
+  </w:num>
+  <w:num w:numId="2">
+    <w:abstractNumId w:val="1"/>
   </w:num>
 </w:numbering>
 </file>
@@ -10257,6 +12636,22 @@
       <w:szCs w:val="18"/>
     </w:rPr>
   </w:style>
+  <w:style w:type="character" w:styleId="Accentuation">
+    <w:name w:val="Emphasis"/>
+    <w:basedOn w:val="Policepardfaut"/>
+    <w:uiPriority w:val="20"/>
+    <w:qFormat/>
+    <w:rsid w:val="0036097E"/>
+    <w:rPr>
+      <w:i/>
+      <w:iCs/>
+    </w:rPr>
+  </w:style>
+  <w:style w:type="character" w:customStyle="1" w:styleId="obscuredtextcontentinner54ab5">
+    <w:name w:val="obscuredtextcontentinner__54ab5"/>
+    <w:basedOn w:val="Policepardfaut"/>
+    <w:rsid w:val="0036097E"/>
+  </w:style>
 </w:styles>
 </file>
 
@@ -10560,7 +12955,7 @@
 </file>
 
 <file path=customXml/itemProps1.xml><?xml version="1.0" encoding="utf-8"?>
-<ds:datastoreItem xmlns:ds="http://schemas.openxmlformats.org/officeDocument/2006/customXml" ds:itemID="{6F807362-87D6-E34A-A921-233C34AD0FF0}">
+<ds:datastoreItem xmlns:ds="http://schemas.openxmlformats.org/officeDocument/2006/customXml" ds:itemID="{2F05BDF3-496A-FA45-B73D-77571A842B97}">
   <ds:schemaRefs>
     <ds:schemaRef ds:uri="http://schemas.openxmlformats.org/officeDocument/2006/bibliography"/>
   </ds:schemaRefs>

--- a/Rapport_LEFEVRE_LARZUL.docx
+++ b/Rapport_LEFEVRE_LARZUL.docx
@@ -1,6 +1,6 @@
 
 <file path=word/document.xml><?xml version="1.0" encoding="utf-8"?>
-<w:document xmlns:wpc="http://schemas.microsoft.com/office/word/2010/wordprocessingCanvas" xmlns:cx="http://schemas.microsoft.com/office/drawing/2014/chartex" xmlns:cx1="http://schemas.microsoft.com/office/drawing/2015/9/8/chartex" xmlns:cx2="http://schemas.microsoft.com/office/drawing/2015/10/21/chartex" xmlns:cx3="http://schemas.microsoft.com/office/drawing/2016/5/9/chartex" xmlns:cx4="http://schemas.microsoft.com/office/drawing/2016/5/10/chartex" xmlns:cx5="http://schemas.microsoft.com/office/drawing/2016/5/11/chartex" xmlns:cx6="http://schemas.microsoft.com/office/drawing/2016/5/12/chartex" xmlns:cx7="http://schemas.microsoft.com/office/drawing/2016/5/13/chartex" xmlns:cx8="http://schemas.microsoft.com/office/drawing/2016/5/14/chartex" xmlns:mc="http://schemas.openxmlformats.org/markup-compatibility/2006" xmlns:aink="http://schemas.microsoft.com/office/drawing/2016/ink" xmlns:am3d="http://schemas.microsoft.com/office/drawing/2017/model3d" xmlns:o="urn:schemas-microsoft-com:office:office" xmlns:r="http://schemas.openxmlformats.org/officeDocument/2006/relationships" xmlns:m="http://schemas.openxmlformats.org/officeDocument/2006/math" xmlns:v="urn:schemas-microsoft-com:vml" xmlns:wp14="http://schemas.microsoft.com/office/word/2010/wordprocessingDrawing" xmlns:wp="http://schemas.openxmlformats.org/drawingml/2006/wordprocessingDrawing" xmlns:w10="urn:schemas-microsoft-com:office:word" xmlns:w="http://schemas.openxmlformats.org/wordprocessingml/2006/main" xmlns:w14="http://schemas.microsoft.com/office/word/2010/wordml" xmlns:w15="http://schemas.microsoft.com/office/word/2012/wordml" xmlns:w16cex="http://schemas.microsoft.com/office/word/2018/wordml/cex" xmlns:w16cid="http://schemas.microsoft.com/office/word/2016/wordml/cid" xmlns:w16="http://schemas.microsoft.com/office/word/2018/wordml" xmlns:w16sdtdh="http://schemas.microsoft.com/office/word/2020/wordml/sdtdatahash" xmlns:w16se="http://schemas.microsoft.com/office/word/2015/wordml/symex" xmlns:wpg="http://schemas.microsoft.com/office/word/2010/wordprocessingGroup" xmlns:wpi="http://schemas.microsoft.com/office/word/2010/wordprocessingInk" xmlns:wne="http://schemas.microsoft.com/office/word/2006/wordml" xmlns:wps="http://schemas.microsoft.com/office/word/2010/wordprocessingShape" mc:Ignorable="w14 w15 w16se w16cid w16 w16cex w16sdtdh wp14">
+<w:document xmlns:wpc="http://schemas.microsoft.com/office/word/2010/wordprocessingCanvas" xmlns:cx="http://schemas.microsoft.com/office/drawing/2014/chartex" xmlns:cx1="http://schemas.microsoft.com/office/drawing/2015/9/8/chartex" xmlns:cx2="http://schemas.microsoft.com/office/drawing/2015/10/21/chartex" xmlns:cx3="http://schemas.microsoft.com/office/drawing/2016/5/9/chartex" xmlns:cx4="http://schemas.microsoft.com/office/drawing/2016/5/10/chartex" xmlns:cx5="http://schemas.microsoft.com/office/drawing/2016/5/11/chartex" xmlns:cx6="http://schemas.microsoft.com/office/drawing/2016/5/12/chartex" xmlns:cx7="http://schemas.microsoft.com/office/drawing/2016/5/13/chartex" xmlns:cx8="http://schemas.microsoft.com/office/drawing/2016/5/14/chartex" xmlns:mc="http://schemas.openxmlformats.org/markup-compatibility/2006" xmlns:aink="http://schemas.microsoft.com/office/drawing/2016/ink" xmlns:am3d="http://schemas.microsoft.com/office/drawing/2017/model3d" xmlns:o="urn:schemas-microsoft-com:office:office" xmlns:oel="http://schemas.microsoft.com/office/2019/extlst" xmlns:r="http://schemas.openxmlformats.org/officeDocument/2006/relationships" xmlns:m="http://schemas.openxmlformats.org/officeDocument/2006/math" xmlns:v="urn:schemas-microsoft-com:vml" xmlns:wp14="http://schemas.microsoft.com/office/word/2010/wordprocessingDrawing" xmlns:wp="http://schemas.openxmlformats.org/drawingml/2006/wordprocessingDrawing" xmlns:w10="urn:schemas-microsoft-com:office:word" xmlns:w="http://schemas.openxmlformats.org/wordprocessingml/2006/main" xmlns:w14="http://schemas.microsoft.com/office/word/2010/wordml" xmlns:w15="http://schemas.microsoft.com/office/word/2012/wordml" xmlns:w16cex="http://schemas.microsoft.com/office/word/2018/wordml/cex" xmlns:w16cid="http://schemas.microsoft.com/office/word/2016/wordml/cid" xmlns:w16="http://schemas.microsoft.com/office/word/2018/wordml" xmlns:w16du="http://schemas.microsoft.com/office/word/2023/wordml/word16du" xmlns:w16sdtdh="http://schemas.microsoft.com/office/word/2020/wordml/sdtdatahash" xmlns:w16sdtfl="http://schemas.microsoft.com/office/word/2024/wordml/sdtformatlock" xmlns:w16se="http://schemas.microsoft.com/office/word/2015/wordml/symex" xmlns:wpg="http://schemas.microsoft.com/office/word/2010/wordprocessingGroup" xmlns:wpi="http://schemas.microsoft.com/office/word/2010/wordprocessingInk" xmlns:wne="http://schemas.microsoft.com/office/word/2006/wordml" xmlns:wps="http://schemas.microsoft.com/office/word/2010/wordprocessingShape" mc:Ignorable="w14 w15 w16se w16cid w16 w16cex w16sdtdh w16sdtfl w16du wp14">
   <w:body>
     <w:p>
       <w:r>
@@ -8,7 +8,7 @@
           <w:noProof/>
         </w:rPr>
         <w:drawing>
-          <wp:anchor distT="0" distB="0" distL="114300" distR="114300" simplePos="0" relativeHeight="251659264" behindDoc="0" locked="0" layoutInCell="1" allowOverlap="1" wp14:anchorId="433D47B6" wp14:editId="20F4DA53">
+          <wp:anchor distT="0" distB="0" distL="114300" distR="114300" simplePos="0" relativeHeight="251637760" behindDoc="0" locked="0" layoutInCell="1" allowOverlap="1" wp14:anchorId="433D47B6" wp14:editId="3A838B72">
             <wp:simplePos x="0" y="0"/>
             <wp:positionH relativeFrom="column">
               <wp:posOffset>1042035</wp:posOffset>
@@ -204,7 +204,7 @@
           <w:sz w:val="32"/>
           <w:szCs w:val="32"/>
         </w:rPr>
-        <w:t xml:space="preserve">Julien Larzul &amp; Victor </w:t>
+        <w:t xml:space="preserve">Julien </w:t>
       </w:r>
       <w:proofErr w:type="spellStart"/>
       <w:r>
@@ -214,9 +214,18 @@
           <w:sz w:val="32"/>
           <w:szCs w:val="32"/>
         </w:rPr>
-        <w:t>Lefevre</w:t>
+        <w:t>Larzul</w:t>
       </w:r>
       <w:proofErr w:type="spellEnd"/>
+      <w:r>
+        <w:rPr>
+          <w:b/>
+          <w:bCs/>
+          <w:sz w:val="32"/>
+          <w:szCs w:val="32"/>
+        </w:rPr>
+        <w:t xml:space="preserve"> &amp; Victor Lefevre</w:t>
+      </w:r>
     </w:p>
     <w:p>
       <w:pPr>
@@ -524,6 +533,14 @@
     <w:p/>
     <w:sdt>
       <w:sdtPr>
+        <w:rPr>
+          <w:rFonts w:ascii="Times New Roman" w:eastAsia="Times New Roman" w:hAnsi="Times New Roman" w:cs="Times New Roman"/>
+          <w:b w:val="0"/>
+          <w:bCs w:val="0"/>
+          <w:color w:val="auto"/>
+          <w:sz w:val="24"/>
+          <w:szCs w:val="24"/>
+        </w:rPr>
         <w:id w:val="1412590034"/>
         <w:docPartObj>
           <w:docPartGallery w:val="Table of Contents"/>
@@ -532,11 +549,7 @@
       </w:sdtPr>
       <w:sdtEndPr>
         <w:rPr>
-          <w:rFonts w:ascii="Times New Roman" w:eastAsia="Times New Roman" w:hAnsi="Times New Roman" w:cs="Times New Roman"/>
           <w:noProof/>
-          <w:color w:val="auto"/>
-          <w:sz w:val="24"/>
-          <w:szCs w:val="24"/>
         </w:rPr>
       </w:sdtEndPr>
       <w:sdtContent>
@@ -1309,30 +1322,12 @@
     <w:p>
       <w:pPr>
         <w:pStyle w:val="Titre2"/>
-        <w:rPr>
-          <w:rFonts w:ascii="Times New Roman" w:hAnsi="Times New Roman" w:cs="Times New Roman"/>
-          <w:b/>
-          <w:bCs/>
-          <w:color w:val="000000" w:themeColor="text1"/>
-        </w:rPr>
       </w:pPr>
       <w:bookmarkStart w:id="1" w:name="_Toc196320022"/>
       <w:r>
-        <w:rPr>
-          <w:rFonts w:ascii="Times New Roman" w:hAnsi="Times New Roman" w:cs="Times New Roman"/>
-          <w:b/>
-          <w:bCs/>
-          <w:color w:val="000000" w:themeColor="text1"/>
-        </w:rPr>
         <w:t>Influence de η</w:t>
       </w:r>
       <w:r>
-        <w:rPr>
-          <w:rFonts w:ascii="Times New Roman" w:hAnsi="Times New Roman" w:cs="Times New Roman"/>
-          <w:b/>
-          <w:bCs/>
-          <w:color w:val="000000" w:themeColor="text1"/>
-        </w:rPr>
         <w:t xml:space="preserve"> (mu)</w:t>
       </w:r>
       <w:bookmarkEnd w:id="1"/>
@@ -4755,30 +4750,12 @@
     <w:p>
       <w:pPr>
         <w:pStyle w:val="Titre2"/>
-        <w:rPr>
-          <w:rFonts w:ascii="Times New Roman" w:hAnsi="Times New Roman" w:cs="Times New Roman"/>
-          <w:b/>
-          <w:bCs/>
-          <w:color w:val="000000" w:themeColor="text1"/>
-        </w:rPr>
       </w:pPr>
       <w:bookmarkStart w:id="2" w:name="_Toc196320023"/>
       <w:r>
-        <w:rPr>
-          <w:rFonts w:ascii="Times New Roman" w:hAnsi="Times New Roman" w:cs="Times New Roman"/>
-          <w:b/>
-          <w:bCs/>
-          <w:color w:val="000000" w:themeColor="text1"/>
-        </w:rPr>
         <w:t>Influence de σ</w:t>
       </w:r>
       <w:r>
-        <w:rPr>
-          <w:rFonts w:ascii="Times New Roman" w:hAnsi="Times New Roman" w:cs="Times New Roman"/>
-          <w:b/>
-          <w:bCs/>
-          <w:color w:val="000000" w:themeColor="text1"/>
-        </w:rPr>
         <w:t xml:space="preserve"> (sigma)</w:t>
       </w:r>
       <w:bookmarkEnd w:id="2"/>
@@ -4811,57 +4788,7 @@
           <w:iCs/>
           <w:color w:val="002060"/>
         </w:rPr>
-        <w:t xml:space="preserve">Si σ augmente, les neurones proches du neurone gagnant (dans la carte), </w:t>
-      </w:r>
-      <w:proofErr w:type="spellStart"/>
-      <w:r>
-        <w:rPr>
-          <w:i/>
-          <w:iCs/>
-          <w:color w:val="002060"/>
-        </w:rPr>
-        <w:t>vont-ils</w:t>
-      </w:r>
-      <w:proofErr w:type="spellEnd"/>
-      <w:r>
-        <w:rPr>
-          <w:i/>
-          <w:iCs/>
-          <w:color w:val="002060"/>
-        </w:rPr>
-        <w:t xml:space="preserve"> plus ou moins apprendre</w:t>
-      </w:r>
-      <w:r>
-        <w:rPr>
-          <w:i/>
-          <w:iCs/>
-          <w:color w:val="002060"/>
-        </w:rPr>
-        <w:t xml:space="preserve"> </w:t>
-      </w:r>
-      <w:r>
-        <w:rPr>
-          <w:i/>
-          <w:iCs/>
-          <w:color w:val="002060"/>
-        </w:rPr>
-        <w:t>l’entr</w:t>
-      </w:r>
-      <w:r>
-        <w:rPr>
-          <w:i/>
-          <w:iCs/>
-          <w:color w:val="002060"/>
-        </w:rPr>
-        <w:t>é</w:t>
-      </w:r>
-      <w:r>
-        <w:rPr>
-          <w:i/>
-          <w:iCs/>
-          <w:color w:val="002060"/>
-        </w:rPr>
-        <w:t>e courante ?</w:t>
+        <w:t>Si σ augmente, les neurones proches du neurone gagnant (dans la carte), vont-ils plus ou moins apprendre l’entrée courante ?</w:t>
       </w:r>
     </w:p>
     <w:p>
@@ -6875,7 +6802,23 @@
           <w:color w:val="002060"/>
         </w:rPr>
         <w:lastRenderedPageBreak/>
-        <w:t>Si σ est plus grand, `a convergence, l’auto-organisation obtenue sera-t-elle donc plus</w:t>
+        <w:t xml:space="preserve">Si σ est plus grand, </w:t>
+      </w:r>
+      <w:r>
+        <w:rPr>
+          <w:i/>
+          <w:iCs/>
+          <w:color w:val="002060"/>
+        </w:rPr>
+        <w:t>à</w:t>
+      </w:r>
+      <w:r>
+        <w:rPr>
+          <w:i/>
+          <w:iCs/>
+          <w:color w:val="002060"/>
+        </w:rPr>
+        <w:t xml:space="preserve"> convergence, l’auto-organisation obtenue sera-t-elle donc plus</w:t>
       </w:r>
       <w:r>
         <w:rPr>
@@ -6995,32 +6938,26 @@
           <w:sz w:val="24"/>
           <w:szCs w:val="24"/>
         </w:rPr>
-        <w:t>À la fin de l’apprentissage, les différences entre les neurones voisins sont faibles. On parle alors d’une carte "lâche", qui couvre l’espace d’entrée de manière plus uniforme, mais avec une capacité limitée à distinguer les détails fins.</w:t>
-      </w:r>
-    </w:p>
-    <w:p>
-      <w:pPr>
-        <w:pStyle w:val="p1"/>
-        <w:jc w:val="both"/>
+        <w:t>À la fin de l’apprentissage, les différences entre les neurones voisins sont faibles. On parle alors d’une carte "</w:t>
+      </w:r>
+      <w:r>
         <w:rPr>
           <w:rFonts w:ascii="Times New Roman" w:hAnsi="Times New Roman"/>
           <w:color w:val="auto"/>
           <w:sz w:val="24"/>
           <w:szCs w:val="24"/>
         </w:rPr>
-      </w:pPr>
-    </w:p>
-    <w:p>
-      <w:pPr>
-        <w:pStyle w:val="p1"/>
-        <w:jc w:val="both"/>
+        <w:t>resserrée</w:t>
+      </w:r>
+      <w:r>
         <w:rPr>
           <w:rFonts w:ascii="Times New Roman" w:hAnsi="Times New Roman"/>
           <w:color w:val="auto"/>
           <w:sz w:val="24"/>
           <w:szCs w:val="24"/>
         </w:rPr>
-      </w:pPr>
+        <w:t xml:space="preserve">", </w:t>
+      </w:r>
       <w:r>
         <w:rPr>
           <w:rFonts w:ascii="Times New Roman" w:hAnsi="Times New Roman"/>
@@ -7028,38 +6965,41 @@
           <w:sz w:val="24"/>
           <w:szCs w:val="24"/>
         </w:rPr>
-        <w:t>À l’inverse, quand σ est petit, seuls les neurones très proches du gagnant participent réellement</w:t>
-      </w:r>
-      <w:r>
+        <w:t>car la carte couvre une surface réduite de l’espace des données.</w:t>
+      </w:r>
+    </w:p>
+    <w:p>
+      <w:pPr>
+        <w:pStyle w:val="p1"/>
+        <w:jc w:val="both"/>
         <w:rPr>
           <w:rFonts w:ascii="Times New Roman" w:hAnsi="Times New Roman"/>
           <w:color w:val="auto"/>
           <w:sz w:val="24"/>
           <w:szCs w:val="24"/>
         </w:rPr>
-        <w:t xml:space="preserve"> </w:t>
-      </w:r>
-      <w:r>
+      </w:pPr>
+    </w:p>
+    <w:p>
+      <w:pPr>
+        <w:pStyle w:val="p1"/>
+        <w:jc w:val="both"/>
         <w:rPr>
           <w:rFonts w:ascii="Times New Roman" w:hAnsi="Times New Roman"/>
           <w:color w:val="auto"/>
           <w:sz w:val="24"/>
           <w:szCs w:val="24"/>
         </w:rPr>
-        <w:t xml:space="preserve">à l’apprentissage. Cela conduit à une forte spécialisation : chaque neurone ajuste ses poids pour représenter une petite zone précise de l’espace d’entrée. </w:t>
-      </w:r>
-    </w:p>
-    <w:p>
-      <w:pPr>
-        <w:pStyle w:val="p1"/>
-        <w:jc w:val="both"/>
+      </w:pPr>
+      <w:r>
         <w:rPr>
           <w:rFonts w:ascii="Times New Roman" w:hAnsi="Times New Roman"/>
           <w:color w:val="auto"/>
           <w:sz w:val="24"/>
           <w:szCs w:val="24"/>
         </w:rPr>
-      </w:pPr>
+        <w:t>À l’inverse, quand σ est petit, seuls les neurones très proches du gagnant participent réellement</w:t>
+      </w:r>
       <w:r>
         <w:rPr>
           <w:rFonts w:ascii="Times New Roman" w:hAnsi="Times New Roman"/>
@@ -7067,7 +7007,64 @@
           <w:sz w:val="24"/>
           <w:szCs w:val="24"/>
         </w:rPr>
-        <w:t>La carte devient alors "resserrée", avec des différences marquées entre les neurones voisins, ce qui lui permet de mieux capter les structures locales et de différencier plus finement les données.</w:t>
+        <w:t xml:space="preserve"> </w:t>
+      </w:r>
+      <w:r>
+        <w:rPr>
+          <w:rFonts w:ascii="Times New Roman" w:hAnsi="Times New Roman"/>
+          <w:color w:val="auto"/>
+          <w:sz w:val="24"/>
+          <w:szCs w:val="24"/>
+        </w:rPr>
+        <w:t xml:space="preserve">à l’apprentissage. Cela conduit à une forte spécialisation : chaque neurone ajuste ses poids pour représenter une petite zone précise de l’espace d’entrée. </w:t>
+      </w:r>
+    </w:p>
+    <w:p>
+      <w:pPr>
+        <w:pStyle w:val="p1"/>
+        <w:jc w:val="both"/>
+        <w:rPr>
+          <w:rFonts w:ascii="Times New Roman" w:hAnsi="Times New Roman"/>
+          <w:color w:val="auto"/>
+          <w:sz w:val="24"/>
+          <w:szCs w:val="24"/>
+        </w:rPr>
+      </w:pPr>
+      <w:r>
+        <w:rPr>
+          <w:rFonts w:ascii="Times New Roman" w:hAnsi="Times New Roman"/>
+          <w:color w:val="auto"/>
+          <w:sz w:val="24"/>
+          <w:szCs w:val="24"/>
+        </w:rPr>
+        <w:t>La carte devient alors "</w:t>
+      </w:r>
+      <w:r>
+        <w:rPr>
+          <w:rFonts w:ascii="Times New Roman" w:hAnsi="Times New Roman"/>
+          <w:color w:val="auto"/>
+          <w:sz w:val="24"/>
+          <w:szCs w:val="24"/>
+        </w:rPr>
+        <w:t>lâche</w:t>
+      </w:r>
+      <w:r>
+        <w:rPr>
+          <w:rFonts w:ascii="Times New Roman" w:hAnsi="Times New Roman"/>
+          <w:color w:val="auto"/>
+          <w:sz w:val="24"/>
+          <w:szCs w:val="24"/>
+        </w:rPr>
+        <w:t xml:space="preserve">", </w:t>
+      </w:r>
+      <w:r>
+        <w:rPr>
+          <w:rFonts w:ascii="Times New Roman" w:hAnsi="Times New Roman"/>
+          <w:color w:val="auto"/>
+          <w:sz w:val="24"/>
+          <w:szCs w:val="24"/>
+        </w:rPr>
+        <w:t>avec de plus grandes distances du neurone avec ses voisins.</w:t>
       </w:r>
     </w:p>
     <w:p>
@@ -7140,48 +7137,6 @@
     </w:p>
     <w:p>
       <w:pPr>
-        <w:pStyle w:val="p1"/>
-        <w:jc w:val="both"/>
-        <w:rPr>
-          <w:rFonts w:ascii="Times New Roman" w:hAnsi="Times New Roman"/>
-          <w:i/>
-          <w:iCs/>
-          <w:color w:val="002060"/>
-          <w:sz w:val="24"/>
-          <w:szCs w:val="24"/>
-        </w:rPr>
-      </w:pPr>
-    </w:p>
-    <w:p>
-      <w:pPr>
-        <w:pStyle w:val="p1"/>
-        <w:jc w:val="both"/>
-        <w:rPr>
-          <w:rFonts w:ascii="Times New Roman" w:hAnsi="Times New Roman"/>
-          <w:i/>
-          <w:iCs/>
-          <w:color w:val="002060"/>
-          <w:sz w:val="24"/>
-          <w:szCs w:val="24"/>
-        </w:rPr>
-      </w:pPr>
-    </w:p>
-    <w:p>
-      <w:pPr>
-        <w:pStyle w:val="p1"/>
-        <w:jc w:val="both"/>
-        <w:rPr>
-          <w:rFonts w:ascii="Times New Roman" w:hAnsi="Times New Roman"/>
-          <w:i/>
-          <w:iCs/>
-          <w:color w:val="002060"/>
-          <w:sz w:val="24"/>
-          <w:szCs w:val="24"/>
-        </w:rPr>
-      </w:pPr>
-    </w:p>
-    <w:p>
-      <w:pPr>
         <w:jc w:val="both"/>
         <w:rPr>
           <w:i/>
@@ -7508,7 +7463,6 @@
           <w:sz w:val="24"/>
           <w:szCs w:val="24"/>
         </w:rPr>
-        <w:lastRenderedPageBreak/>
         <w:t xml:space="preserve">Cette approche nous permet de repérer les zones où l’apprentissage local, influencé par σ, a rendu certains neurones trop spécialisés ou a cassé l’homogénéité de la carte. </w:t>
       </w:r>
     </w:p>
@@ -9154,14 +9108,7 @@
       <w:pPr>
         <w:pStyle w:val="p1"/>
         <w:rPr>
-          <w:sz w:val="18"/>
-          <w:szCs w:val="18"/>
-        </w:rPr>
-      </w:pPr>
-    </w:p>
-    <w:p>
-      <w:pPr>
-        <w:rPr>
+          <w:rFonts w:ascii="Times New Roman" w:hAnsi="Times New Roman"/>
           <w:b/>
           <w:bCs/>
           <w:color w:val="000000" w:themeColor="text1"/>
@@ -9172,22 +9119,82 @@
     </w:p>
     <w:p>
       <w:pPr>
-        <w:pStyle w:val="Titre2"/>
-        <w:rPr>
-          <w:rFonts w:ascii="Times New Roman" w:hAnsi="Times New Roman" w:cs="Times New Roman"/>
+        <w:pStyle w:val="p1"/>
+        <w:rPr>
+          <w:rFonts w:ascii="Times New Roman" w:hAnsi="Times New Roman"/>
           <w:b/>
           <w:bCs/>
           <w:color w:val="000000" w:themeColor="text1"/>
-        </w:rPr>
-      </w:pPr>
-      <w:bookmarkStart w:id="3" w:name="_Toc196320024"/>
-      <w:r>
-        <w:rPr>
-          <w:rFonts w:ascii="Times New Roman" w:hAnsi="Times New Roman" w:cs="Times New Roman"/>
+          <w:sz w:val="26"/>
+          <w:szCs w:val="26"/>
+        </w:rPr>
+      </w:pPr>
+    </w:p>
+    <w:p>
+      <w:pPr>
+        <w:pStyle w:val="p1"/>
+        <w:rPr>
+          <w:rFonts w:ascii="Times New Roman" w:hAnsi="Times New Roman"/>
           <w:b/>
           <w:bCs/>
           <w:color w:val="000000" w:themeColor="text1"/>
-        </w:rPr>
+          <w:sz w:val="26"/>
+          <w:szCs w:val="26"/>
+        </w:rPr>
+      </w:pPr>
+    </w:p>
+    <w:p>
+      <w:pPr>
+        <w:pStyle w:val="p1"/>
+        <w:rPr>
+          <w:rFonts w:ascii="Times New Roman" w:hAnsi="Times New Roman"/>
+          <w:b/>
+          <w:bCs/>
+          <w:color w:val="000000" w:themeColor="text1"/>
+          <w:sz w:val="26"/>
+          <w:szCs w:val="26"/>
+        </w:rPr>
+      </w:pPr>
+    </w:p>
+    <w:p>
+      <w:pPr>
+        <w:pStyle w:val="p1"/>
+        <w:rPr>
+          <w:rFonts w:ascii="Times New Roman" w:hAnsi="Times New Roman"/>
+          <w:b/>
+          <w:bCs/>
+          <w:color w:val="000000" w:themeColor="text1"/>
+          <w:sz w:val="26"/>
+          <w:szCs w:val="26"/>
+        </w:rPr>
+      </w:pPr>
+    </w:p>
+    <w:p>
+      <w:pPr>
+        <w:pStyle w:val="p1"/>
+        <w:rPr>
+          <w:sz w:val="18"/>
+          <w:szCs w:val="18"/>
+        </w:rPr>
+      </w:pPr>
+    </w:p>
+    <w:p>
+      <w:pPr>
+        <w:rPr>
+          <w:b/>
+          <w:bCs/>
+          <w:color w:val="000000" w:themeColor="text1"/>
+          <w:sz w:val="26"/>
+          <w:szCs w:val="26"/>
+        </w:rPr>
+      </w:pPr>
+    </w:p>
+    <w:p>
+      <w:pPr>
+        <w:pStyle w:val="Titre2"/>
+      </w:pPr>
+      <w:bookmarkStart w:id="3" w:name="_Toc196320024"/>
+      <w:r>
         <w:lastRenderedPageBreak/>
         <w:t>Influence de la distribution d’entrée</w:t>
       </w:r>
@@ -9798,55 +9805,7 @@
           <w:iCs/>
           <w:color w:val="002060"/>
         </w:rPr>
-        <w:t>M</w:t>
-      </w:r>
-      <w:r>
-        <w:rPr>
-          <w:i/>
-          <w:iCs/>
-          <w:color w:val="002060"/>
-        </w:rPr>
-        <w:t>ê</w:t>
-      </w:r>
-      <w:r>
-        <w:rPr>
-          <w:i/>
-          <w:iCs/>
-          <w:color w:val="002060"/>
-        </w:rPr>
-        <w:t>me question dans le cas d’entr</w:t>
-      </w:r>
-      <w:r>
-        <w:rPr>
-          <w:i/>
-          <w:iCs/>
-          <w:color w:val="002060"/>
-        </w:rPr>
-        <w:t>é</w:t>
-      </w:r>
-      <w:r>
-        <w:rPr>
-          <w:i/>
-          <w:iCs/>
-          <w:color w:val="002060"/>
-        </w:rPr>
-        <w:t>es provenant d’une base de donn</w:t>
-      </w:r>
-      <w:r>
-        <w:rPr>
-          <w:i/>
-          <w:iCs/>
-          <w:color w:val="002060"/>
-        </w:rPr>
-        <w:t>é</w:t>
-      </w:r>
-      <w:r>
-        <w:rPr>
-          <w:i/>
-          <w:iCs/>
-          <w:color w:val="002060"/>
-        </w:rPr>
-        <w:t>es quelconque.</w:t>
+        <w:t>Même question dans le cas d’entrées provenant d’une base de données quelconque.</w:t>
       </w:r>
     </w:p>
     <w:p/>
@@ -9867,10 +9826,7 @@
         <w:t xml:space="preserve"> </w:t>
       </w:r>
       <w:r>
-        <w:t>Donc s</w:t>
-      </w:r>
-      <w:r>
-        <w:t>i certaines entrées apparaissent plus souvent que d’autres, elles auront plus de poids dans cette moyenne.</w:t>
+        <w:t>Donc si certaines entrées apparaissent plus souvent que d’autres, elles auront plus de poids dans cette moyenne.</w:t>
       </w:r>
     </w:p>
     <w:p>
@@ -10168,14 +10124,7 @@
         <w:jc w:val="both"/>
       </w:pPr>
       <w:r>
-        <w:lastRenderedPageBreak/>
-        <w:t>À chaque fois qu’une entrée est présentée, on calcule quel neurone est le plus proche de l’entrée</w:t>
-      </w:r>
-      <w:r>
-        <w:t xml:space="preserve">, donc qui est </w:t>
-      </w:r>
-      <w:r>
-        <w:t>le neurone gagnant.</w:t>
+        <w:t>À chaque fois qu’une entrée est présentée, on calcule quel neurone est le plus proche de l’entrée, donc qui est le neurone gagnant.</w:t>
       </w:r>
     </w:p>
     <w:p>
@@ -10510,7 +10459,7 @@
         <mc:AlternateContent>
           <mc:Choice Requires="wps">
             <w:drawing>
-              <wp:anchor distT="0" distB="0" distL="114300" distR="114300" simplePos="0" relativeHeight="251660288" behindDoc="0" locked="0" layoutInCell="1" allowOverlap="1" wp14:anchorId="68593441" wp14:editId="00406914">
+              <wp:anchor distT="0" distB="0" distL="114300" distR="114300" simplePos="0" relativeHeight="251638784" behindDoc="0" locked="0" layoutInCell="1" allowOverlap="1" wp14:anchorId="68593441" wp14:editId="638971B3">
                 <wp:simplePos x="0" y="0"/>
                 <wp:positionH relativeFrom="column">
                   <wp:posOffset>1927225</wp:posOffset>
@@ -10587,7 +10536,7 @@
                 <v:stroke joinstyle="miter"/>
                 <v:path gradientshapeok="t" o:connecttype="rect"/>
               </v:shapetype>
-              <v:shape id="Zone de texte 2" o:spid="_x0000_s1026" type="#_x0000_t202" style="position:absolute;left:0;text-align:left;margin-left:151.75pt;margin-top:4.65pt;width:148.1pt;height:24.5pt;z-index:251660288;visibility:visible;mso-wrap-style:square;mso-height-percent:0;mso-wrap-distance-left:9pt;mso-wrap-distance-top:0;mso-wrap-distance-right:9pt;mso-wrap-distance-bottom:0;mso-position-horizontal:absolute;mso-position-horizontal-relative:text;mso-position-vertical:absolute;mso-position-vertical-relative:text;mso-height-percent:0;mso-height-relative:margin;v-text-anchor:top" o:gfxdata="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" filled="f" stroked="f" strokeweight=".5pt">
+              <v:shape id="Zone de texte 2" o:spid="_x0000_s1026" type="#_x0000_t202" style="position:absolute;left:0;text-align:left;margin-left:151.75pt;margin-top:4.65pt;width:148.1pt;height:24.5pt;z-index:251638784;visibility:visible;mso-wrap-style:square;mso-height-percent:0;mso-wrap-distance-left:9pt;mso-wrap-distance-top:0;mso-wrap-distance-right:9pt;mso-wrap-distance-bottom:0;mso-position-horizontal:absolute;mso-position-horizontal-relative:text;mso-position-vertical:absolute;mso-position-vertical-relative:text;mso-height-percent:0;mso-height-relative:margin;v-text-anchor:top" o:gfxdata="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" filled="f" stroked="f" strokeweight=".5pt">
                 <v:textbox>
                   <w:txbxContent>
                     <w:p>
@@ -10646,183 +10595,7 @@
           <w:iCs/>
           <w:color w:val="002060"/>
         </w:rPr>
-        <w:t>En d</w:t>
-      </w:r>
-      <w:r>
-        <w:rPr>
-          <w:i/>
-          <w:iCs/>
-          <w:color w:val="002060"/>
-        </w:rPr>
-        <w:t>é</w:t>
-      </w:r>
-      <w:r>
-        <w:rPr>
-          <w:i/>
-          <w:iCs/>
-          <w:color w:val="002060"/>
-        </w:rPr>
-        <w:t>duire comment vont se r</w:t>
-      </w:r>
-      <w:r>
-        <w:rPr>
-          <w:i/>
-          <w:iCs/>
-          <w:color w:val="002060"/>
-        </w:rPr>
-        <w:t>é</w:t>
-      </w:r>
-      <w:r>
-        <w:rPr>
-          <w:i/>
-          <w:iCs/>
-          <w:color w:val="002060"/>
-        </w:rPr>
-        <w:t xml:space="preserve">partir les neurones d’une carte </w:t>
-      </w:r>
-      <w:r>
-        <w:rPr>
-          <w:i/>
-          <w:iCs/>
-          <w:color w:val="002060"/>
-        </w:rPr>
-        <w:t>à</w:t>
-      </w:r>
-      <w:r>
-        <w:rPr>
-          <w:i/>
-          <w:iCs/>
-          <w:color w:val="002060"/>
-        </w:rPr>
-        <w:t xml:space="preserve"> plusieurs neurones recevant des donn</w:t>
-      </w:r>
-      <w:r>
-        <w:rPr>
-          <w:i/>
-          <w:iCs/>
-          <w:color w:val="002060"/>
-        </w:rPr>
-        <w:t>é</w:t>
-      </w:r>
-      <w:r>
-        <w:rPr>
-          <w:i/>
-          <w:iCs/>
-          <w:color w:val="002060"/>
-        </w:rPr>
-        <w:t>es</w:t>
-      </w:r>
-      <w:r>
-        <w:rPr>
-          <w:i/>
-          <w:iCs/>
-          <w:color w:val="002060"/>
-        </w:rPr>
-        <w:t xml:space="preserve"> </w:t>
-      </w:r>
-      <w:r>
-        <w:rPr>
-          <w:i/>
-          <w:iCs/>
-          <w:color w:val="002060"/>
-        </w:rPr>
-        <w:t>d’une base d’apprentissage</w:t>
-      </w:r>
-      <w:r>
-        <w:rPr>
-          <w:i/>
-          <w:iCs/>
-          <w:color w:val="002060"/>
-        </w:rPr>
-        <w:t xml:space="preserve"> </w:t>
-      </w:r>
-      <w:r>
-        <w:rPr>
-          <w:i/>
-          <w:iCs/>
-          <w:color w:val="002060"/>
-        </w:rPr>
-        <w:t>en fonction de la densit</w:t>
-      </w:r>
-      <w:r>
-        <w:rPr>
-          <w:i/>
-          <w:iCs/>
-          <w:color w:val="002060"/>
-        </w:rPr>
-        <w:t>é</w:t>
-      </w:r>
-      <w:r>
-        <w:rPr>
-          <w:i/>
-          <w:iCs/>
-          <w:color w:val="002060"/>
-        </w:rPr>
-        <w:t xml:space="preserve"> des donn</w:t>
-      </w:r>
-      <w:r>
-        <w:rPr>
-          <w:i/>
-          <w:iCs/>
-          <w:color w:val="002060"/>
-        </w:rPr>
-        <w:t>é</w:t>
-      </w:r>
-      <w:r>
-        <w:rPr>
-          <w:i/>
-          <w:iCs/>
-          <w:color w:val="002060"/>
-        </w:rPr>
-        <w:t>es. Pour rappel, la mesure de quantification</w:t>
-      </w:r>
-      <w:r>
-        <w:rPr>
-          <w:i/>
-          <w:iCs/>
-          <w:color w:val="002060"/>
-        </w:rPr>
-        <w:t xml:space="preserve"> </w:t>
-      </w:r>
-      <w:r>
-        <w:rPr>
-          <w:i/>
-          <w:iCs/>
-          <w:color w:val="002060"/>
-        </w:rPr>
-        <w:t>vectorielle permet de mesurer ce ph</w:t>
-      </w:r>
-      <w:r>
-        <w:rPr>
-          <w:i/>
-          <w:iCs/>
-          <w:color w:val="002060"/>
-        </w:rPr>
-        <w:t>é</w:t>
-      </w:r>
-      <w:r>
-        <w:rPr>
-          <w:i/>
-          <w:iCs/>
-          <w:color w:val="002060"/>
-        </w:rPr>
-        <w:t>nom</w:t>
-      </w:r>
-      <w:r>
-        <w:rPr>
-          <w:i/>
-          <w:iCs/>
-          <w:color w:val="002060"/>
-        </w:rPr>
-        <w:t>è</w:t>
-      </w:r>
-      <w:r>
-        <w:rPr>
-          <w:i/>
-          <w:iCs/>
-          <w:color w:val="002060"/>
-        </w:rPr>
-        <w:t>ne.</w:t>
+        <w:t>En déduire comment vont se répartir les neurones d’une carte à plusieurs neurones recevant des données d’une base d’apprentissage en fonction de la densité des données. Pour rappel, la mesure de quantification vectorielle permet de mesurer ce phénomène.</w:t>
       </w:r>
     </w:p>
     <w:p/>
@@ -10831,10 +10604,7 @@
         <w:jc w:val="both"/>
       </w:pPr>
       <w:r>
-        <w:t>L</w:t>
-      </w:r>
-      <w:r>
-        <w:t>es neurones vont progressivement se répartir dans l’espace des données en fonction de la densité locale des exemples.</w:t>
+        <w:t>Les neurones vont progressivement se répartir dans l’espace des données en fonction de la densité locale des exemples.</w:t>
       </w:r>
     </w:p>
     <w:p>
@@ -10847,19 +10617,7 @@
         <w:jc w:val="both"/>
       </w:pPr>
       <w:r>
-        <w:t xml:space="preserve">Les régions contenant beaucoup d’exemples seront plus souvent présentées au réseau. </w:t>
-      </w:r>
-      <w:r>
-        <w:t>Donc</w:t>
-      </w:r>
-      <w:r>
-        <w:t xml:space="preserve"> plus de neurones vont y être attirés, car ils sont mis à jour plus </w:t>
-      </w:r>
-      <w:r>
-        <w:t>souvent</w:t>
-      </w:r>
-      <w:r>
-        <w:t>. À l’inverse, les zones peu denses seront moins représentées.</w:t>
+        <w:t>Les régions contenant beaucoup d’exemples seront plus souvent présentées au réseau. Donc plus de neurones vont y être attirés, car ils sont mis à jour plus souvent. À l’inverse, les zones peu denses seront moins représentées.</w:t>
       </w:r>
     </w:p>
     <w:p>
@@ -10872,13 +10630,7 @@
         <w:jc w:val="both"/>
       </w:pPr>
       <w:r>
-        <w:t xml:space="preserve">Ainsi, les neurones se répartissent de manière non uniforme, en s’adaptant </w:t>
-      </w:r>
-      <w:r>
-        <w:t>aux</w:t>
-      </w:r>
-      <w:r>
-        <w:t xml:space="preserve"> données : ils deviennent plus nombreux dans les zones très peuplées.</w:t>
+        <w:t>Ainsi, les neurones se répartissent de manière non uniforme, en s’adaptant aux données : ils deviennent plus nombreux dans les zones très peuplées.</w:t>
       </w:r>
     </w:p>
     <w:p>
@@ -11136,31 +10888,7 @@
           <w:szCs w:val="44"/>
           <w:lang w:eastAsia="en-US"/>
         </w:rPr>
-        <w:t>Impl</w:t>
-      </w:r>
-      <w:r>
-        <w:rPr>
-          <w:rFonts w:ascii="Times New Roman" w:hAnsi="Times New Roman" w:cs="Times New Roman"/>
-          <w:b/>
-          <w:bCs/>
-          <w:color w:val="000000" w:themeColor="text1"/>
-          <w:sz w:val="44"/>
-          <w:szCs w:val="44"/>
-          <w:lang w:eastAsia="en-US"/>
-        </w:rPr>
-        <w:t>é</w:t>
-      </w:r>
-      <w:r>
-        <w:rPr>
-          <w:rFonts w:ascii="Times New Roman" w:hAnsi="Times New Roman" w:cs="Times New Roman"/>
-          <w:b/>
-          <w:bCs/>
-          <w:color w:val="000000" w:themeColor="text1"/>
-          <w:sz w:val="44"/>
-          <w:szCs w:val="44"/>
-          <w:lang w:eastAsia="en-US"/>
-        </w:rPr>
-        <w:t>mentation</w:t>
+        <w:t>Implémentation</w:t>
       </w:r>
       <w:bookmarkEnd w:id="4"/>
     </w:p>
@@ -11239,6 +10967,7 @@
       <w:r>
         <w:rPr>
           <w:rFonts w:eastAsiaTheme="majorEastAsia"/>
+          <w:noProof/>
           <w:lang w:eastAsia="en-US"/>
         </w:rPr>
         <w:drawing>
@@ -11296,6 +11025,7 @@
       <w:r>
         <w:rPr>
           <w:rFonts w:eastAsiaTheme="majorEastAsia"/>
+          <w:noProof/>
           <w:lang w:eastAsia="en-US"/>
         </w:rPr>
         <w:drawing>
@@ -11567,6 +11297,22 @@
         </w:rPr>
       </w:pPr>
     </w:p>
+    <w:p>
+      <w:pPr>
+        <w:rPr>
+          <w:rFonts w:eastAsiaTheme="majorEastAsia"/>
+          <w:lang w:eastAsia="en-US"/>
+        </w:rPr>
+      </w:pPr>
+    </w:p>
+    <w:p>
+      <w:pPr>
+        <w:rPr>
+          <w:rFonts w:eastAsiaTheme="majorEastAsia"/>
+          <w:lang w:eastAsia="en-US"/>
+        </w:rPr>
+      </w:pPr>
+    </w:p>
     <w:p/>
     <w:p>
       <w:pPr>
@@ -11597,7 +11343,5919 @@
       </w:r>
       <w:bookmarkEnd w:id="5"/>
     </w:p>
+    <w:p>
+      <w:pPr>
+        <w:rPr>
+          <w:lang w:eastAsia="en-US"/>
+        </w:rPr>
+      </w:pPr>
+    </w:p>
+    <w:p>
+      <w:pPr>
+        <w:spacing w:line="276" w:lineRule="auto"/>
+        <w:jc w:val="both"/>
+        <w:rPr>
+          <w:lang w:eastAsia="en-US"/>
+        </w:rPr>
+      </w:pPr>
+      <w:r>
+        <w:rPr>
+          <w:lang w:eastAsia="en-US"/>
+        </w:rPr>
+        <w:t xml:space="preserve">Pour cette partie nous aurions aimé faire une analyse complète en faisant varier tous les hyperparamètres, cependant avec 4 paramètres et 3 variations chacun, nous avions 81 configurations différentes, ce qui est bien trop complexe à gérer. Donc pour une analyse pertinente mais raisonnable, nous allons faire varier un paramètre à la fois avec les autres fixés. Cependant nous explorons des cas qui nous semble intéressant en testant différentes configurations. </w:t>
+      </w:r>
+    </w:p>
+    <w:p>
+      <w:pPr>
+        <w:spacing w:line="276" w:lineRule="auto"/>
+        <w:jc w:val="both"/>
+        <w:rPr>
+          <w:lang w:eastAsia="en-US"/>
+        </w:rPr>
+      </w:pPr>
+    </w:p>
+    <w:p>
+      <w:pPr>
+        <w:spacing w:line="276" w:lineRule="auto"/>
+        <w:jc w:val="both"/>
+        <w:rPr>
+          <w:b/>
+          <w:bCs/>
+          <w:sz w:val="36"/>
+          <w:szCs w:val="36"/>
+          <w:lang w:eastAsia="en-US"/>
+        </w:rPr>
+      </w:pPr>
+      <w:r>
+        <w:rPr>
+          <w:b/>
+          <w:bCs/>
+          <w:sz w:val="36"/>
+          <w:szCs w:val="36"/>
+          <w:lang w:eastAsia="en-US"/>
+        </w:rPr>
+        <w:t xml:space="preserve">3.1 </w:t>
+      </w:r>
+      <w:r>
+        <w:rPr>
+          <w:rStyle w:val="Titre2Car"/>
+        </w:rPr>
+        <w:t>Taux d’apprentissage (</w:t>
+      </w:r>
+      <w:r>
+        <w:rPr>
+          <w:rStyle w:val="Titre2Car"/>
+          <w:lang w:eastAsia="en-US"/>
+        </w:rPr>
+        <w:t>η</w:t>
+      </w:r>
+      <w:r>
+        <w:rPr>
+          <w:rStyle w:val="Titre2Car"/>
+        </w:rPr>
+        <w:t>)</w:t>
+      </w:r>
+    </w:p>
+    <w:p>
+      <w:pPr>
+        <w:pStyle w:val="Titre3"/>
+      </w:pPr>
+      <w:r>
+        <w:t>Hypothèse</w:t>
+      </w:r>
+      <w:r>
+        <w:t> </w:t>
+      </w:r>
+    </w:p>
+    <w:p>
+      <w:pPr>
+        <w:spacing w:line="276" w:lineRule="auto"/>
+        <w:jc w:val="both"/>
+        <w:rPr>
+          <w:lang w:eastAsia="en-US"/>
+        </w:rPr>
+      </w:pPr>
+      <w:r>
+        <w:rPr>
+          <w:lang w:eastAsia="en-US"/>
+        </w:rPr>
+        <w:t>Dans la continuité de ce que l’on a pu analyser dans la partie 3.1, n</w:t>
+      </w:r>
+      <w:r>
+        <w:rPr>
+          <w:lang w:eastAsia="en-US"/>
+        </w:rPr>
+        <w:t>ous nous attendons aux comportements suivants selon la valeur du taux d’apprentissage η :</w:t>
+      </w:r>
+    </w:p>
+    <w:p>
+      <w:pPr>
+        <w:numPr>
+          <w:ilvl w:val="0"/>
+          <w:numId w:val="3"/>
+        </w:numPr>
+        <w:spacing w:line="276" w:lineRule="auto"/>
+        <w:jc w:val="both"/>
+        <w:rPr>
+          <w:lang w:eastAsia="en-US"/>
+        </w:rPr>
+      </w:pPr>
+      <w:proofErr w:type="gramStart"/>
+      <w:r>
+        <w:rPr>
+          <w:lang w:eastAsia="en-US"/>
+        </w:rPr>
+        <w:t>η</w:t>
+      </w:r>
+      <w:proofErr w:type="gramEnd"/>
+      <w:r>
+        <w:rPr>
+          <w:lang w:eastAsia="en-US"/>
+        </w:rPr>
+        <w:t xml:space="preserve"> = 0.0 : Aucun apprentissage ne sera effectué, la carte restera désorganisée comme à l'initialisation aléatoire.</w:t>
+      </w:r>
+    </w:p>
+    <w:p>
+      <w:pPr>
+        <w:numPr>
+          <w:ilvl w:val="0"/>
+          <w:numId w:val="3"/>
+        </w:numPr>
+        <w:spacing w:line="276" w:lineRule="auto"/>
+        <w:jc w:val="both"/>
+        <w:rPr>
+          <w:lang w:eastAsia="en-US"/>
+        </w:rPr>
+      </w:pPr>
+      <w:proofErr w:type="gramStart"/>
+      <w:r>
+        <w:rPr>
+          <w:lang w:eastAsia="en-US"/>
+        </w:rPr>
+        <w:t>η</w:t>
+      </w:r>
+      <w:proofErr w:type="gramEnd"/>
+      <w:r>
+        <w:rPr>
+          <w:lang w:eastAsia="en-US"/>
+        </w:rPr>
+        <w:t xml:space="preserve"> = 0.5 : L’apprentissage sera modéré, permettant une convergence progressive avec une organisation correcte.</w:t>
+      </w:r>
+    </w:p>
+    <w:p>
+      <w:pPr>
+        <w:numPr>
+          <w:ilvl w:val="0"/>
+          <w:numId w:val="3"/>
+        </w:numPr>
+        <w:spacing w:line="276" w:lineRule="auto"/>
+        <w:jc w:val="both"/>
+        <w:rPr>
+          <w:lang w:eastAsia="en-US"/>
+        </w:rPr>
+      </w:pPr>
+      <w:proofErr w:type="gramStart"/>
+      <w:r>
+        <w:rPr>
+          <w:lang w:eastAsia="en-US"/>
+        </w:rPr>
+        <w:t>η</w:t>
+      </w:r>
+      <w:proofErr w:type="gramEnd"/>
+      <w:r>
+        <w:rPr>
+          <w:lang w:eastAsia="en-US"/>
+        </w:rPr>
+        <w:t xml:space="preserve"> = 1.0 : Une convergence rapide aura lieu, mais la carte pourrait ne pas atteindre une organisation optimale.</w:t>
+      </w:r>
+    </w:p>
+    <w:p>
+      <w:pPr>
+        <w:numPr>
+          <w:ilvl w:val="0"/>
+          <w:numId w:val="3"/>
+        </w:numPr>
+        <w:spacing w:line="276" w:lineRule="auto"/>
+        <w:jc w:val="both"/>
+        <w:rPr>
+          <w:lang w:eastAsia="en-US"/>
+        </w:rPr>
+      </w:pPr>
+      <w:proofErr w:type="gramStart"/>
+      <w:r>
+        <w:rPr>
+          <w:lang w:eastAsia="en-US"/>
+        </w:rPr>
+        <w:t>η</w:t>
+      </w:r>
+      <w:proofErr w:type="gramEnd"/>
+      <w:r>
+        <w:rPr>
+          <w:lang w:eastAsia="en-US"/>
+        </w:rPr>
+        <w:t xml:space="preserve"> = 2.0 : L’apprentissage sera instable, avec des poids qui risquent de diverger ou d’osciller.</w:t>
+      </w:r>
+    </w:p>
+    <w:p>
+      <w:pPr>
+        <w:spacing w:before="100" w:beforeAutospacing="1" w:after="100" w:afterAutospacing="1"/>
+      </w:pPr>
+      <w:r>
+        <w:t>Secondement, on suppose que</w:t>
+      </w:r>
+      <w:r>
+        <w:t xml:space="preserve"> le nombre d’itération a un impact significatif sur la carte</w:t>
+      </w:r>
+      <w:r>
+        <w:t xml:space="preserve"> :</w:t>
+      </w:r>
+    </w:p>
+    <w:p>
+      <w:pPr>
+        <w:numPr>
+          <w:ilvl w:val="0"/>
+          <w:numId w:val="3"/>
+        </w:numPr>
+        <w:spacing w:before="100" w:beforeAutospacing="1" w:after="100" w:afterAutospacing="1" w:line="276" w:lineRule="auto"/>
+        <w:jc w:val="both"/>
+      </w:pPr>
+      <w:r>
+        <w:t xml:space="preserve">Un </w:t>
+      </w:r>
+      <w:r>
+        <w:rPr>
+          <w:rStyle w:val="lev"/>
+          <w:rFonts w:eastAsiaTheme="majorEastAsia"/>
+          <w:b w:val="0"/>
+          <w:bCs w:val="0"/>
+        </w:rPr>
+        <w:t>petit nombre d’itérations</w:t>
+      </w:r>
+      <w:r>
+        <w:t xml:space="preserve"> </w:t>
+      </w:r>
+      <w:r>
+        <w:t>à</w:t>
+      </w:r>
+      <w:r>
+        <w:t xml:space="preserve"> 10 000 pourrait être </w:t>
+      </w:r>
+      <w:r>
+        <w:rPr>
+          <w:rStyle w:val="lev"/>
+          <w:rFonts w:eastAsiaTheme="majorEastAsia"/>
+          <w:b w:val="0"/>
+          <w:bCs w:val="0"/>
+        </w:rPr>
+        <w:t>insuffisant</w:t>
+      </w:r>
+      <w:r>
+        <w:t xml:space="preserve"> pour que la carte atteigne une bonne auto-organisation.</w:t>
+      </w:r>
+    </w:p>
+    <w:p>
+      <w:pPr>
+        <w:numPr>
+          <w:ilvl w:val="0"/>
+          <w:numId w:val="3"/>
+        </w:numPr>
+        <w:spacing w:before="100" w:beforeAutospacing="1" w:after="100" w:afterAutospacing="1" w:line="276" w:lineRule="auto"/>
+        <w:jc w:val="both"/>
+      </w:pPr>
+      <w:r>
+        <w:t>Un nombre d’itération à 500 000</w:t>
+      </w:r>
+      <w:r>
+        <w:t xml:space="preserve"> </w:t>
+      </w:r>
+      <w:r>
+        <w:t xml:space="preserve">devrait offrir une </w:t>
+      </w:r>
+      <w:r>
+        <w:t>meilleure stabilité d’apprentissage</w:t>
+      </w:r>
+      <w:r>
+        <w:t>.</w:t>
+      </w:r>
+    </w:p>
+    <w:p>
+      <w:pPr>
+        <w:spacing w:before="100" w:beforeAutospacing="1" w:after="100" w:afterAutospacing="1" w:line="276" w:lineRule="auto"/>
+        <w:jc w:val="both"/>
+      </w:pPr>
+      <w:r>
+        <w:t>U</w:t>
+      </w:r>
+      <w:r>
+        <w:t>n taux d’apprentissage faible ralenti</w:t>
+      </w:r>
+      <w:r>
+        <w:t>ra</w:t>
+      </w:r>
+      <w:r>
+        <w:t xml:space="preserve"> considérablement l’apprentissage et empêche</w:t>
+      </w:r>
+      <w:r>
+        <w:t>ra</w:t>
+      </w:r>
+      <w:r>
+        <w:t xml:space="preserve"> la carte de s’ajuster. À l’inverse, un η trop élevé (&gt; 1) pourrait rendre la carte instable, </w:t>
+      </w:r>
+      <w:r>
+        <w:t xml:space="preserve">en </w:t>
+      </w:r>
+      <w:r>
+        <w:t>conduisant à des poids incohérents. Un η (entre 0.01 et 1) devrait permettre une convergence efficace, en maintenant un bon compromis entre vitesse d’adaptation et stabilité</w:t>
+      </w:r>
+      <w:r>
+        <w:t xml:space="preserve"> mais pourrait demander un plus grand nombre d’itération pour être optimale. </w:t>
+      </w:r>
+    </w:p>
+    <w:p>
+      <w:pPr>
+        <w:pStyle w:val="Titre2"/>
+      </w:pPr>
+      <w:r>
+        <w:t xml:space="preserve">Expériences : </w:t>
+      </w:r>
+    </w:p>
+    <w:p>
+      <w:pPr>
+        <w:rPr>
+          <w:lang w:eastAsia="en-US"/>
+        </w:rPr>
+      </w:pPr>
+    </w:p>
+    <w:p>
+      <w:pPr>
+        <w:rPr>
+          <w:lang w:eastAsia="en-US"/>
+        </w:rPr>
+      </w:pPr>
+      <w:r>
+        <w:rPr>
+          <w:lang w:eastAsia="en-US"/>
+        </w:rPr>
+        <w:t xml:space="preserve">Pour cette série d’expériences nous avons fixé </w:t>
+      </w:r>
+      <w:r>
+        <w:t>σ</w:t>
+      </w:r>
+      <w:r>
+        <w:t xml:space="preserve"> à 1.0, N à 10 000 et carte carrée de taille 10x10. Les valeurs de </w:t>
+      </w:r>
+      <w:r>
+        <w:rPr>
+          <w:lang w:eastAsia="en-US"/>
+        </w:rPr>
+        <w:t>η</w:t>
+      </w:r>
+      <w:r>
+        <w:rPr>
+          <w:lang w:eastAsia="en-US"/>
+        </w:rPr>
+        <w:t xml:space="preserve"> testé sont : 0.0, 0.5, 1.0 et 2.0. Puis nous testerons </w:t>
+      </w:r>
+      <w:r>
+        <w:rPr>
+          <w:lang w:eastAsia="en-US"/>
+        </w:rPr>
+        <w:t>η</w:t>
+      </w:r>
+      <w:r>
+        <w:rPr>
+          <w:lang w:eastAsia="en-US"/>
+        </w:rPr>
+        <w:t xml:space="preserve"> à 0.0</w:t>
+      </w:r>
+      <w:r>
+        <w:rPr>
+          <w:lang w:eastAsia="en-US"/>
+        </w:rPr>
+        <w:t>0</w:t>
+      </w:r>
+      <w:r>
+        <w:rPr>
+          <w:lang w:eastAsia="en-US"/>
+        </w:rPr>
+        <w:t>1 pour N = 10 000</w:t>
+      </w:r>
+      <w:r>
+        <w:rPr>
+          <w:lang w:eastAsia="en-US"/>
+        </w:rPr>
+        <w:t xml:space="preserve"> </w:t>
+      </w:r>
+      <w:r>
+        <w:rPr>
+          <w:lang w:eastAsia="en-US"/>
+        </w:rPr>
+        <w:t xml:space="preserve">et N = 500 000. </w:t>
+      </w:r>
+    </w:p>
+    <w:p>
+      <w:pPr>
+        <w:keepNext/>
+      </w:pPr>
+    </w:p>
+    <w:p>
+      <w:pPr>
+        <w:rPr>
+          <w:lang w:eastAsia="en-US"/>
+        </w:rPr>
+      </w:pPr>
+    </w:p>
+    <w:p>
+      <w:pPr>
+        <w:rPr>
+          <w:lang w:eastAsia="en-US"/>
+        </w:rPr>
+      </w:pPr>
+    </w:p>
+    <w:p>
+      <w:pPr>
+        <w:rPr>
+          <w:lang w:eastAsia="en-US"/>
+        </w:rPr>
+      </w:pPr>
+    </w:p>
+    <w:p>
+      <w:pPr>
+        <w:rPr>
+          <w:lang w:eastAsia="en-US"/>
+        </w:rPr>
+      </w:pPr>
+    </w:p>
+    <w:p>
+      <w:pPr>
+        <w:rPr>
+          <w:lang w:eastAsia="en-US"/>
+        </w:rPr>
+      </w:pPr>
+      <w:r>
+        <w:rPr>
+          <w:noProof/>
+          <w:lang w:eastAsia="en-US"/>
+        </w:rPr>
+        <w:lastRenderedPageBreak/>
+        <mc:AlternateContent>
+          <mc:Choice Requires="wpg">
+            <w:drawing>
+              <wp:anchor distT="0" distB="0" distL="114300" distR="114300" simplePos="0" relativeHeight="251689984" behindDoc="0" locked="0" layoutInCell="1" allowOverlap="1" wp14:anchorId="02074706" wp14:editId="6183E1A9">
+                <wp:simplePos x="0" y="0"/>
+                <wp:positionH relativeFrom="column">
+                  <wp:posOffset>750</wp:posOffset>
+                </wp:positionH>
+                <wp:positionV relativeFrom="paragraph">
+                  <wp:posOffset>-241704</wp:posOffset>
+                </wp:positionV>
+                <wp:extent cx="5760836" cy="2159635"/>
+                <wp:effectExtent l="0" t="0" r="0" b="0"/>
+                <wp:wrapNone/>
+                <wp:docPr id="2119117814" name="Groupe 31"/>
+                <wp:cNvGraphicFramePr/>
+                <a:graphic xmlns:a="http://schemas.openxmlformats.org/drawingml/2006/main">
+                  <a:graphicData uri="http://schemas.microsoft.com/office/word/2010/wordprocessingGroup">
+                    <wpg:wgp>
+                      <wpg:cNvGrpSpPr/>
+                      <wpg:grpSpPr>
+                        <a:xfrm>
+                          <a:off x="0" y="0"/>
+                          <a:ext cx="5760836" cy="2159635"/>
+                          <a:chOff x="0" y="0"/>
+                          <a:chExt cx="5760836" cy="2159635"/>
+                        </a:xfrm>
+                      </wpg:grpSpPr>
+                      <pic:pic xmlns:pic="http://schemas.openxmlformats.org/drawingml/2006/picture">
+                        <pic:nvPicPr>
+                          <pic:cNvPr id="326033375" name="Image 2" descr="Une image contenant texte, croquis, dessin, diagramme&#10;&#10;Le contenu généré par l’IA peut être incorrect."/>
+                          <pic:cNvPicPr>
+                            <a:picLocks noChangeAspect="1"/>
+                          </pic:cNvPicPr>
+                        </pic:nvPicPr>
+                        <pic:blipFill>
+                          <a:blip r:embed="rId10" cstate="print">
+                            <a:extLst>
+                              <a:ext uri="{28A0092B-C50C-407E-A947-70E740481C1C}">
+                                <a14:useLocalDpi xmlns:a14="http://schemas.microsoft.com/office/drawing/2010/main" val="0"/>
+                              </a:ext>
+                            </a:extLst>
+                          </a:blip>
+                          <a:srcRect/>
+                          <a:stretch>
+                            <a:fillRect/>
+                          </a:stretch>
+                        </pic:blipFill>
+                        <pic:spPr bwMode="auto">
+                          <a:xfrm>
+                            <a:off x="2881746" y="0"/>
+                            <a:ext cx="2879090" cy="2159635"/>
+                          </a:xfrm>
+                          <a:prstGeom prst="rect">
+                            <a:avLst/>
+                          </a:prstGeom>
+                          <a:noFill/>
+                          <a:ln>
+                            <a:noFill/>
+                          </a:ln>
+                        </pic:spPr>
+                      </pic:pic>
+                      <pic:pic xmlns:pic="http://schemas.openxmlformats.org/drawingml/2006/picture">
+                        <pic:nvPicPr>
+                          <pic:cNvPr id="71829535" name="Image 3" descr="Une image contenant texte, capture d’écran, carré, mots croisés&#10;&#10;Le contenu généré par l’IA peut être incorrect."/>
+                          <pic:cNvPicPr>
+                            <a:picLocks noChangeAspect="1"/>
+                          </pic:cNvPicPr>
+                        </pic:nvPicPr>
+                        <pic:blipFill>
+                          <a:blip r:embed="rId11" cstate="print">
+                            <a:extLst>
+                              <a:ext uri="{28A0092B-C50C-407E-A947-70E740481C1C}">
+                                <a14:useLocalDpi xmlns:a14="http://schemas.microsoft.com/office/drawing/2010/main" val="0"/>
+                              </a:ext>
+                            </a:extLst>
+                          </a:blip>
+                          <a:srcRect/>
+                          <a:stretch>
+                            <a:fillRect/>
+                          </a:stretch>
+                        </pic:blipFill>
+                        <pic:spPr bwMode="auto">
+                          <a:xfrm>
+                            <a:off x="0" y="0"/>
+                            <a:ext cx="2879090" cy="2159635"/>
+                          </a:xfrm>
+                          <a:prstGeom prst="rect">
+                            <a:avLst/>
+                          </a:prstGeom>
+                          <a:noFill/>
+                          <a:ln>
+                            <a:noFill/>
+                          </a:ln>
+                        </pic:spPr>
+                      </pic:pic>
+                    </wpg:wgp>
+                  </a:graphicData>
+                </a:graphic>
+              </wp:anchor>
+            </w:drawing>
+          </mc:Choice>
+          <mc:Fallback>
+            <w:pict>
+              <v:group w14:anchorId="0107D08D" id="Groupe 31" o:spid="_x0000_s1026" style="position:absolute;margin-left:.05pt;margin-top:-19.05pt;width:453.6pt;height:170.05pt;z-index:251689984" coordsize="57608,21596" o:gfxdata="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">
+                <v:shapetype id="_x0000_t75" coordsize="21600,21600" o:spt="75" o:preferrelative="t" path="m@4@5l@4@11@9@11@9@5xe" filled="f" stroked="f">
+                  <v:stroke joinstyle="miter"/>
+                  <v:formulas>
+                    <v:f eqn="if lineDrawn pixelLineWidth 0"/>
+                    <v:f eqn="sum @0 1 0"/>
+                    <v:f eqn="sum 0 0 @1"/>
+                    <v:f eqn="prod @2 1 2"/>
+                    <v:f eqn="prod @3 21600 pixelWidth"/>
+                    <v:f eqn="prod @3 21600 pixelHeight"/>
+                    <v:f eqn="sum @0 0 1"/>
+                    <v:f eqn="prod @6 1 2"/>
+                    <v:f eqn="prod @7 21600 pixelWidth"/>
+                    <v:f eqn="sum @8 21600 0"/>
+                    <v:f eqn="prod @7 21600 pixelHeight"/>
+                    <v:f eqn="sum @10 21600 0"/>
+                  </v:formulas>
+                  <v:path o:extrusionok="f" gradientshapeok="t" o:connecttype="rect"/>
+                  <o:lock v:ext="edit" aspectratio="t"/>
+                </v:shapetype>
+                <v:shape id="Image 2" o:spid="_x0000_s1027" type="#_x0000_t75" alt="Une image contenant texte, croquis, dessin, diagramme&#10;&#10;Le contenu généré par l’IA peut être incorrect." style="position:absolute;left:28817;width:28791;height:21596;visibility:visible;mso-wrap-style:square" o:gfxdata="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">
+                  <v:imagedata r:id="rId12" o:title="Une image contenant texte, croquis, dessin, diagramme&#10;&#10;Le contenu généré par l’IA peut être incorrect"/>
+                </v:shape>
+                <v:shape id="Image 3" o:spid="_x0000_s1028" type="#_x0000_t75" alt="Une image contenant texte, capture d’écran, carré, mots croisés&#10;&#10;Le contenu généré par l’IA peut être incorrect." style="position:absolute;width:28790;height:21596;visibility:visible;mso-wrap-style:square" o:gfxdata="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">
+                  <v:imagedata r:id="rId13" o:title="Une image contenant texte, capture d’écran, carré, mots croisés&#10;&#10;Le contenu généré par l’IA peut être incorrect"/>
+                </v:shape>
+              </v:group>
+            </w:pict>
+          </mc:Fallback>
+        </mc:AlternateContent>
+      </w:r>
+    </w:p>
+    <w:p>
+      <w:pPr>
+        <w:rPr>
+          <w:lang w:eastAsia="en-US"/>
+        </w:rPr>
+      </w:pPr>
+      <w:r>
+        <w:rPr>
+          <w:noProof/>
+        </w:rPr>
+        <mc:AlternateContent>
+          <mc:Choice Requires="wps">
+            <w:drawing>
+              <wp:anchor distT="0" distB="0" distL="114300" distR="114300" simplePos="0" relativeHeight="251692032" behindDoc="0" locked="0" layoutInCell="1" allowOverlap="1" wp14:anchorId="7DFA1B56" wp14:editId="087F8CFE">
+                <wp:simplePos x="0" y="0"/>
+                <wp:positionH relativeFrom="column">
+                  <wp:posOffset>-172085</wp:posOffset>
+                </wp:positionH>
+                <wp:positionV relativeFrom="paragraph">
+                  <wp:posOffset>1801495</wp:posOffset>
+                </wp:positionV>
+                <wp:extent cx="5761355" cy="635"/>
+                <wp:effectExtent l="0" t="0" r="0" b="0"/>
+                <wp:wrapNone/>
+                <wp:docPr id="955494521" name="Zone de texte 1"/>
+                <wp:cNvGraphicFramePr/>
+                <a:graphic xmlns:a="http://schemas.openxmlformats.org/drawingml/2006/main">
+                  <a:graphicData uri="http://schemas.microsoft.com/office/word/2010/wordprocessingShape">
+                    <wps:wsp>
+                      <wps:cNvSpPr txBox="1"/>
+                      <wps:spPr>
+                        <a:xfrm>
+                          <a:off x="0" y="0"/>
+                          <a:ext cx="5761355" cy="635"/>
+                        </a:xfrm>
+                        <a:prstGeom prst="rect">
+                          <a:avLst/>
+                        </a:prstGeom>
+                        <a:solidFill>
+                          <a:prstClr val="white"/>
+                        </a:solidFill>
+                        <a:ln>
+                          <a:noFill/>
+                        </a:ln>
+                      </wps:spPr>
+                      <wps:txbx>
+                        <w:txbxContent>
+                          <w:p>
+                            <w:pPr>
+                              <w:pStyle w:val="Lgende"/>
+                              <w:ind w:left="2124"/>
+                              <w:jc w:val="both"/>
+                              <w:rPr>
+                                <w:i w:val="0"/>
+                                <w:iCs w:val="0"/>
+                                <w:color w:val="auto"/>
+                                <w:sz w:val="20"/>
+                                <w:szCs w:val="20"/>
+                                <w:lang w:eastAsia="en-US"/>
+                              </w:rPr>
+                            </w:pPr>
+                            <w:r>
+                              <w:rPr>
+                                <w:color w:val="auto"/>
+                                <w:sz w:val="20"/>
+                                <w:szCs w:val="20"/>
+                              </w:rPr>
+                              <w:t xml:space="preserve">Figure </w:t>
+                            </w:r>
+                            <w:r>
+                              <w:rPr>
+                                <w:color w:val="auto"/>
+                                <w:sz w:val="20"/>
+                                <w:szCs w:val="20"/>
+                              </w:rPr>
+                              <w:fldChar w:fldCharType="begin"/>
+                            </w:r>
+                            <w:r>
+                              <w:rPr>
+                                <w:color w:val="auto"/>
+                                <w:sz w:val="20"/>
+                                <w:szCs w:val="20"/>
+                              </w:rPr>
+                              <w:instrText xml:space="preserve"> SEQ Figure \* ARABIC </w:instrText>
+                            </w:r>
+                            <w:r>
+                              <w:rPr>
+                                <w:color w:val="auto"/>
+                                <w:sz w:val="20"/>
+                                <w:szCs w:val="20"/>
+                              </w:rPr>
+                              <w:fldChar w:fldCharType="separate"/>
+                            </w:r>
+                            <w:r>
+                              <w:rPr>
+                                <w:noProof/>
+                                <w:color w:val="auto"/>
+                                <w:sz w:val="20"/>
+                                <w:szCs w:val="20"/>
+                              </w:rPr>
+                              <w:t>1</w:t>
+                            </w:r>
+                            <w:r>
+                              <w:rPr>
+                                <w:color w:val="auto"/>
+                                <w:sz w:val="20"/>
+                                <w:szCs w:val="20"/>
+                              </w:rPr>
+                              <w:fldChar w:fldCharType="end"/>
+                            </w:r>
+                            <w:r>
+                              <w:rPr>
+                                <w:color w:val="auto"/>
+                                <w:sz w:val="20"/>
+                                <w:szCs w:val="20"/>
+                              </w:rPr>
+                              <w:t xml:space="preserve"> : Affichages obtenus après apprentissage avec </w:t>
+                            </w:r>
+                            <w:r>
+                              <w:rPr>
+                                <w:rStyle w:val="Titre2Car"/>
+                                <w:b w:val="0"/>
+                                <w:bCs w:val="0"/>
+                                <w:i w:val="0"/>
+                                <w:iCs w:val="0"/>
+                                <w:color w:val="auto"/>
+                                <w:sz w:val="20"/>
+                                <w:szCs w:val="20"/>
+                                <w:lang w:eastAsia="en-US"/>
+                              </w:rPr>
+                              <w:t>η = 0</w:t>
+                            </w:r>
+                          </w:p>
+                        </w:txbxContent>
+                      </wps:txbx>
+                      <wps:bodyPr rot="0" spcFirstLastPara="0" vertOverflow="overflow" horzOverflow="overflow" vert="horz" wrap="square" lIns="0" tIns="0" rIns="0" bIns="0" numCol="1" spcCol="0" rtlCol="0" fromWordArt="0" anchor="t" anchorCtr="0" forceAA="0" compatLnSpc="1">
+                        <a:prstTxWarp prst="textNoShape">
+                          <a:avLst/>
+                        </a:prstTxWarp>
+                        <a:spAutoFit/>
+                      </wps:bodyPr>
+                    </wps:wsp>
+                  </a:graphicData>
+                </a:graphic>
+              </wp:anchor>
+            </w:drawing>
+          </mc:Choice>
+          <mc:Fallback>
+            <w:pict>
+              <v:shape w14:anchorId="7DFA1B56" id="Zone de texte 1" o:spid="_x0000_s1027" type="#_x0000_t202" style="position:absolute;margin-left:-13.55pt;margin-top:141.85pt;width:453.65pt;height:.05pt;z-index:251692032;visibility:visible;mso-wrap-style:square;mso-wrap-distance-left:9pt;mso-wrap-distance-top:0;mso-wrap-distance-right:9pt;mso-wrap-distance-bottom:0;mso-position-horizontal:absolute;mso-position-horizontal-relative:text;mso-position-vertical:absolute;mso-position-vertical-relative:text;v-text-anchor:top" o:gfxdata="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" stroked="f">
+                <v:textbox style="mso-fit-shape-to-text:t" inset="0,0,0,0">
+                  <w:txbxContent>
+                    <w:p>
+                      <w:pPr>
+                        <w:pStyle w:val="Lgende"/>
+                        <w:ind w:left="2124"/>
+                        <w:jc w:val="both"/>
+                        <w:rPr>
+                          <w:i w:val="0"/>
+                          <w:iCs w:val="0"/>
+                          <w:color w:val="auto"/>
+                          <w:sz w:val="20"/>
+                          <w:szCs w:val="20"/>
+                          <w:lang w:eastAsia="en-US"/>
+                        </w:rPr>
+                      </w:pPr>
+                      <w:r>
+                        <w:rPr>
+                          <w:color w:val="auto"/>
+                          <w:sz w:val="20"/>
+                          <w:szCs w:val="20"/>
+                        </w:rPr>
+                        <w:t xml:space="preserve">Figure </w:t>
+                      </w:r>
+                      <w:r>
+                        <w:rPr>
+                          <w:color w:val="auto"/>
+                          <w:sz w:val="20"/>
+                          <w:szCs w:val="20"/>
+                        </w:rPr>
+                        <w:fldChar w:fldCharType="begin"/>
+                      </w:r>
+                      <w:r>
+                        <w:rPr>
+                          <w:color w:val="auto"/>
+                          <w:sz w:val="20"/>
+                          <w:szCs w:val="20"/>
+                        </w:rPr>
+                        <w:instrText xml:space="preserve"> SEQ Figure \* ARABIC </w:instrText>
+                      </w:r>
+                      <w:r>
+                        <w:rPr>
+                          <w:color w:val="auto"/>
+                          <w:sz w:val="20"/>
+                          <w:szCs w:val="20"/>
+                        </w:rPr>
+                        <w:fldChar w:fldCharType="separate"/>
+                      </w:r>
+                      <w:r>
+                        <w:rPr>
+                          <w:noProof/>
+                          <w:color w:val="auto"/>
+                          <w:sz w:val="20"/>
+                          <w:szCs w:val="20"/>
+                        </w:rPr>
+                        <w:t>1</w:t>
+                      </w:r>
+                      <w:r>
+                        <w:rPr>
+                          <w:color w:val="auto"/>
+                          <w:sz w:val="20"/>
+                          <w:szCs w:val="20"/>
+                        </w:rPr>
+                        <w:fldChar w:fldCharType="end"/>
+                      </w:r>
+                      <w:r>
+                        <w:rPr>
+                          <w:color w:val="auto"/>
+                          <w:sz w:val="20"/>
+                          <w:szCs w:val="20"/>
+                        </w:rPr>
+                        <w:t xml:space="preserve"> : Affichages obtenus après apprentissage avec </w:t>
+                      </w:r>
+                      <w:r>
+                        <w:rPr>
+                          <w:rStyle w:val="Titre2Car"/>
+                          <w:b w:val="0"/>
+                          <w:bCs w:val="0"/>
+                          <w:i w:val="0"/>
+                          <w:iCs w:val="0"/>
+                          <w:color w:val="auto"/>
+                          <w:sz w:val="20"/>
+                          <w:szCs w:val="20"/>
+                          <w:lang w:eastAsia="en-US"/>
+                        </w:rPr>
+                        <w:t>η = 0</w:t>
+                      </w:r>
+                    </w:p>
+                  </w:txbxContent>
+                </v:textbox>
+              </v:shape>
+            </w:pict>
+          </mc:Fallback>
+        </mc:AlternateContent>
+      </w:r>
+    </w:p>
+    <w:p>
+      <w:pPr>
+        <w:rPr>
+          <w:lang w:eastAsia="en-US"/>
+        </w:rPr>
+      </w:pPr>
+    </w:p>
+    <w:p>
+      <w:pPr>
+        <w:rPr>
+          <w:lang w:eastAsia="en-US"/>
+        </w:rPr>
+      </w:pPr>
+    </w:p>
+    <w:p>
+      <w:pPr>
+        <w:rPr>
+          <w:lang w:eastAsia="en-US"/>
+        </w:rPr>
+      </w:pPr>
+    </w:p>
+    <w:p>
+      <w:pPr>
+        <w:rPr>
+          <w:lang w:eastAsia="en-US"/>
+        </w:rPr>
+      </w:pPr>
+    </w:p>
+    <w:p>
+      <w:pPr>
+        <w:rPr>
+          <w:lang w:eastAsia="en-US"/>
+        </w:rPr>
+      </w:pPr>
+    </w:p>
+    <w:p>
+      <w:pPr>
+        <w:rPr>
+          <w:lang w:eastAsia="en-US"/>
+        </w:rPr>
+      </w:pPr>
+    </w:p>
+    <w:p>
+      <w:pPr>
+        <w:rPr>
+          <w:lang w:eastAsia="en-US"/>
+        </w:rPr>
+      </w:pPr>
+    </w:p>
+    <w:p>
+      <w:pPr>
+        <w:rPr>
+          <w:lang w:eastAsia="en-US"/>
+        </w:rPr>
+      </w:pPr>
+    </w:p>
+    <w:p>
+      <w:pPr>
+        <w:rPr>
+          <w:lang w:eastAsia="en-US"/>
+        </w:rPr>
+      </w:pPr>
+    </w:p>
+    <w:p>
+      <w:pPr>
+        <w:rPr>
+          <w:lang w:eastAsia="en-US"/>
+        </w:rPr>
+      </w:pPr>
+    </w:p>
+    <w:p>
+      <w:pPr>
+        <w:rPr>
+          <w:lang w:eastAsia="en-US"/>
+        </w:rPr>
+      </w:pPr>
+    </w:p>
+    <w:p>
+      <w:pPr>
+        <w:rPr>
+          <w:lang w:eastAsia="en-US"/>
+        </w:rPr>
+      </w:pPr>
+      <w:r>
+        <w:rPr>
+          <w:lang w:eastAsia="en-US"/>
+        </w:rPr>
+        <w:t xml:space="preserve">Comme prévu, un </w:t>
+      </w:r>
+      <w:r>
+        <w:rPr>
+          <w:rStyle w:val="Titre2Car"/>
+          <w:b w:val="0"/>
+          <w:bCs w:val="0"/>
+          <w:sz w:val="24"/>
+          <w:szCs w:val="24"/>
+          <w:lang w:eastAsia="en-US"/>
+        </w:rPr>
+        <w:t>η = 0</w:t>
+      </w:r>
+      <w:r>
+        <w:rPr>
+          <w:rStyle w:val="Titre2Car"/>
+          <w:b w:val="0"/>
+          <w:bCs w:val="0"/>
+          <w:i/>
+          <w:iCs/>
+          <w:sz w:val="24"/>
+          <w:szCs w:val="24"/>
+          <w:lang w:eastAsia="en-US"/>
+        </w:rPr>
+        <w:t xml:space="preserve"> </w:t>
+      </w:r>
+      <w:r>
+        <w:rPr>
+          <w:rStyle w:val="Titre2Car"/>
+          <w:b w:val="0"/>
+          <w:bCs w:val="0"/>
+          <w:sz w:val="24"/>
+          <w:szCs w:val="24"/>
+          <w:lang w:eastAsia="en-US"/>
+        </w:rPr>
+        <w:t>est impertinent car il bloque l’apprentissage. La carte est exactement la même que la carte initiale.</w:t>
+      </w:r>
+    </w:p>
+    <w:p>
+      <w:pPr>
+        <w:rPr>
+          <w:lang w:eastAsia="en-US"/>
+        </w:rPr>
+      </w:pPr>
+      <w:r>
+        <w:rPr>
+          <w:noProof/>
+          <w:lang w:eastAsia="en-US"/>
+        </w:rPr>
+        <mc:AlternateContent>
+          <mc:Choice Requires="wpg">
+            <w:drawing>
+              <wp:anchor distT="0" distB="0" distL="114300" distR="114300" simplePos="0" relativeHeight="251667456" behindDoc="0" locked="0" layoutInCell="1" allowOverlap="1" wp14:anchorId="1187FBA3" wp14:editId="3F5323B3">
+                <wp:simplePos x="0" y="0"/>
+                <wp:positionH relativeFrom="column">
+                  <wp:posOffset>750</wp:posOffset>
+                </wp:positionH>
+                <wp:positionV relativeFrom="paragraph">
+                  <wp:posOffset>223809</wp:posOffset>
+                </wp:positionV>
+                <wp:extent cx="5761471" cy="2159635"/>
+                <wp:effectExtent l="0" t="0" r="0" b="0"/>
+                <wp:wrapTight wrapText="bothSides">
+                  <wp:wrapPolygon edited="0">
+                    <wp:start x="0" y="0"/>
+                    <wp:lineTo x="0" y="21340"/>
+                    <wp:lineTo x="21498" y="21340"/>
+                    <wp:lineTo x="21498" y="0"/>
+                    <wp:lineTo x="0" y="0"/>
+                  </wp:wrapPolygon>
+                </wp:wrapTight>
+                <wp:docPr id="727238225" name="Groupe 30"/>
+                <wp:cNvGraphicFramePr/>
+                <a:graphic xmlns:a="http://schemas.openxmlformats.org/drawingml/2006/main">
+                  <a:graphicData uri="http://schemas.microsoft.com/office/word/2010/wordprocessingGroup">
+                    <wpg:wgp>
+                      <wpg:cNvGrpSpPr/>
+                      <wpg:grpSpPr>
+                        <a:xfrm>
+                          <a:off x="0" y="0"/>
+                          <a:ext cx="5761471" cy="2159635"/>
+                          <a:chOff x="0" y="0"/>
+                          <a:chExt cx="5761471" cy="2159635"/>
+                        </a:xfrm>
+                      </wpg:grpSpPr>
+                      <pic:pic xmlns:pic="http://schemas.openxmlformats.org/drawingml/2006/picture">
+                        <pic:nvPicPr>
+                          <pic:cNvPr id="231814903" name="Image 5" descr="Une image contenant diagramme, ligne, motif&#10;&#10;Le contenu généré par l’IA peut être incorrect."/>
+                          <pic:cNvPicPr>
+                            <a:picLocks noChangeAspect="1"/>
+                          </pic:cNvPicPr>
+                        </pic:nvPicPr>
+                        <pic:blipFill>
+                          <a:blip r:embed="rId14">
+                            <a:extLst>
+                              <a:ext uri="{28A0092B-C50C-407E-A947-70E740481C1C}">
+                                <a14:useLocalDpi xmlns:a14="http://schemas.microsoft.com/office/drawing/2010/main" val="0"/>
+                              </a:ext>
+                            </a:extLst>
+                          </a:blip>
+                          <a:srcRect/>
+                          <a:stretch>
+                            <a:fillRect/>
+                          </a:stretch>
+                        </pic:blipFill>
+                        <pic:spPr bwMode="auto">
+                          <a:xfrm>
+                            <a:off x="2881746" y="0"/>
+                            <a:ext cx="2879725" cy="2159635"/>
+                          </a:xfrm>
+                          <a:prstGeom prst="rect">
+                            <a:avLst/>
+                          </a:prstGeom>
+                          <a:noFill/>
+                          <a:ln>
+                            <a:noFill/>
+                          </a:ln>
+                        </pic:spPr>
+                      </pic:pic>
+                      <pic:pic xmlns:pic="http://schemas.openxmlformats.org/drawingml/2006/picture">
+                        <pic:nvPicPr>
+                          <pic:cNvPr id="1306602488" name="Image 4" descr="Une image contenant texte, capture d’écran, Parallèle, Rectangle&#10;&#10;Le contenu généré par l’IA peut être incorrect."/>
+                          <pic:cNvPicPr>
+                            <a:picLocks noChangeAspect="1"/>
+                          </pic:cNvPicPr>
+                        </pic:nvPicPr>
+                        <pic:blipFill>
+                          <a:blip r:embed="rId15">
+                            <a:extLst>
+                              <a:ext uri="{28A0092B-C50C-407E-A947-70E740481C1C}">
+                                <a14:useLocalDpi xmlns:a14="http://schemas.microsoft.com/office/drawing/2010/main" val="0"/>
+                              </a:ext>
+                            </a:extLst>
+                          </a:blip>
+                          <a:srcRect/>
+                          <a:stretch>
+                            <a:fillRect/>
+                          </a:stretch>
+                        </pic:blipFill>
+                        <pic:spPr bwMode="auto">
+                          <a:xfrm>
+                            <a:off x="0" y="0"/>
+                            <a:ext cx="2879725" cy="2159635"/>
+                          </a:xfrm>
+                          <a:prstGeom prst="rect">
+                            <a:avLst/>
+                          </a:prstGeom>
+                          <a:noFill/>
+                          <a:ln>
+                            <a:noFill/>
+                          </a:ln>
+                        </pic:spPr>
+                      </pic:pic>
+                    </wpg:wgp>
+                  </a:graphicData>
+                </a:graphic>
+              </wp:anchor>
+            </w:drawing>
+          </mc:Choice>
+          <mc:Fallback>
+            <w:pict>
+              <v:group w14:anchorId="4AE39C36" id="Groupe 30" o:spid="_x0000_s1026" style="position:absolute;margin-left:.05pt;margin-top:17.6pt;width:453.65pt;height:170.05pt;z-index:251667456" coordsize="57614,21596" o:gfxdata="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">
+                <v:shape id="Image 5" o:spid="_x0000_s1027" type="#_x0000_t75" alt="Une image contenant diagramme, ligne, motif&#10;&#10;Le contenu généré par l’IA peut être incorrect." style="position:absolute;left:28817;width:28797;height:21596;visibility:visible;mso-wrap-style:square" o:gfxdata="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">
+                  <v:imagedata r:id="rId16" o:title="Une image contenant diagramme, ligne, motif&#10;&#10;Le contenu généré par l’IA peut être incorrect"/>
+                </v:shape>
+                <v:shape id="Image 4" o:spid="_x0000_s1028" type="#_x0000_t75" alt="Une image contenant texte, capture d’écran, Parallèle, Rectangle&#10;&#10;Le contenu généré par l’IA peut être incorrect." style="position:absolute;width:28797;height:21596;visibility:visible;mso-wrap-style:square" o:gfxdata="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">
+                  <v:imagedata r:id="rId17" o:title="Une image contenant texte, capture d’écran, Parallèle, Rectangle&#10;&#10;Le contenu généré par l’IA peut être incorrect"/>
+                </v:shape>
+                <w10:wrap type="tight"/>
+              </v:group>
+            </w:pict>
+          </mc:Fallback>
+        </mc:AlternateContent>
+      </w:r>
+    </w:p>
+    <w:p>
+      <w:pPr>
+        <w:rPr>
+          <w:lang w:eastAsia="en-US"/>
+        </w:rPr>
+      </w:pPr>
+      <w:r>
+        <w:rPr>
+          <w:noProof/>
+        </w:rPr>
+        <mc:AlternateContent>
+          <mc:Choice Requires="wps">
+            <w:drawing>
+              <wp:anchor distT="0" distB="0" distL="114300" distR="114300" simplePos="0" relativeHeight="251643904" behindDoc="1" locked="0" layoutInCell="1" allowOverlap="1" wp14:anchorId="08E75656" wp14:editId="2ADBBF56">
+                <wp:simplePos x="0" y="0"/>
+                <wp:positionH relativeFrom="margin">
+                  <wp:posOffset>1237962</wp:posOffset>
+                </wp:positionH>
+                <wp:positionV relativeFrom="paragraph">
+                  <wp:posOffset>2287443</wp:posOffset>
+                </wp:positionV>
+                <wp:extent cx="3665220" cy="635"/>
+                <wp:effectExtent l="0" t="0" r="0" b="0"/>
+                <wp:wrapTight wrapText="bothSides">
+                  <wp:wrapPolygon edited="0">
+                    <wp:start x="0" y="0"/>
+                    <wp:lineTo x="0" y="19591"/>
+                    <wp:lineTo x="21443" y="19591"/>
+                    <wp:lineTo x="21443" y="0"/>
+                    <wp:lineTo x="0" y="0"/>
+                  </wp:wrapPolygon>
+                </wp:wrapTight>
+                <wp:docPr id="375751659" name="Zone de texte 1"/>
+                <wp:cNvGraphicFramePr/>
+                <a:graphic xmlns:a="http://schemas.openxmlformats.org/drawingml/2006/main">
+                  <a:graphicData uri="http://schemas.microsoft.com/office/word/2010/wordprocessingShape">
+                    <wps:wsp>
+                      <wps:cNvSpPr txBox="1"/>
+                      <wps:spPr>
+                        <a:xfrm>
+                          <a:off x="0" y="0"/>
+                          <a:ext cx="3665220" cy="635"/>
+                        </a:xfrm>
+                        <a:prstGeom prst="rect">
+                          <a:avLst/>
+                        </a:prstGeom>
+                        <a:solidFill>
+                          <a:prstClr val="white"/>
+                        </a:solidFill>
+                        <a:ln>
+                          <a:noFill/>
+                        </a:ln>
+                      </wps:spPr>
+                      <wps:txbx>
+                        <w:txbxContent>
+                          <w:p>
+                            <w:pPr>
+                              <w:pStyle w:val="Citation"/>
+                            </w:pPr>
+                            <w:r>
+                              <w:t xml:space="preserve">Figure </w:t>
+                            </w:r>
+                            <w:r>
+                              <w:fldChar w:fldCharType="begin"/>
+                            </w:r>
+                            <w:r>
+                              <w:instrText xml:space="preserve"> SEQ Figure \* ARABIC </w:instrText>
+                            </w:r>
+                            <w:r>
+                              <w:fldChar w:fldCharType="separate"/>
+                            </w:r>
+                            <w:r>
+                              <w:rPr>
+                                <w:noProof/>
+                              </w:rPr>
+                              <w:t>2</w:t>
+                            </w:r>
+                            <w:r>
+                              <w:fldChar w:fldCharType="end"/>
+                            </w:r>
+                            <w:r>
+                              <w:t xml:space="preserve"> : Affichages obtenus après apprentissage avec </w:t>
+                            </w:r>
+                            <w:r>
+                              <w:rPr>
+                                <w:rStyle w:val="Titre2Car"/>
+                                <w:b w:val="0"/>
+                                <w:bCs w:val="0"/>
+                                <w:sz w:val="20"/>
+                                <w:szCs w:val="20"/>
+                              </w:rPr>
+                              <w:t>η = 0</w:t>
+                            </w:r>
+                            <w:r>
+                              <w:rPr>
+                                <w:rStyle w:val="Titre2Car"/>
+                                <w:b w:val="0"/>
+                                <w:bCs w:val="0"/>
+                                <w:sz w:val="20"/>
+                                <w:szCs w:val="20"/>
+                              </w:rPr>
+                              <w:t>.5</w:t>
+                            </w:r>
+                          </w:p>
+                        </w:txbxContent>
+                      </wps:txbx>
+                      <wps:bodyPr rot="0" spcFirstLastPara="0" vertOverflow="overflow" horzOverflow="overflow" vert="horz" wrap="square" lIns="0" tIns="0" rIns="0" bIns="0" numCol="1" spcCol="0" rtlCol="0" fromWordArt="0" anchor="t" anchorCtr="0" forceAA="0" compatLnSpc="1">
+                        <a:prstTxWarp prst="textNoShape">
+                          <a:avLst/>
+                        </a:prstTxWarp>
+                        <a:spAutoFit/>
+                      </wps:bodyPr>
+                    </wps:wsp>
+                  </a:graphicData>
+                </a:graphic>
+                <wp14:sizeRelH relativeFrom="margin">
+                  <wp14:pctWidth>0</wp14:pctWidth>
+                </wp14:sizeRelH>
+              </wp:anchor>
+            </w:drawing>
+          </mc:Choice>
+          <mc:Fallback>
+            <w:pict>
+              <v:shape w14:anchorId="08E75656" id="_x0000_s1028" type="#_x0000_t202" style="position:absolute;margin-left:97.5pt;margin-top:180.1pt;width:288.6pt;height:.05pt;z-index:-251672576;visibility:visible;mso-wrap-style:square;mso-width-percent:0;mso-wrap-distance-left:9pt;mso-wrap-distance-top:0;mso-wrap-distance-right:9pt;mso-wrap-distance-bottom:0;mso-position-horizontal:absolute;mso-position-horizontal-relative:margin;mso-position-vertical:absolute;mso-position-vertical-relative:text;mso-width-percent:0;mso-width-relative:margin;v-text-anchor:top" o:gfxdata="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" stroked="f">
+                <v:textbox style="mso-fit-shape-to-text:t" inset="0,0,0,0">
+                  <w:txbxContent>
+                    <w:p>
+                      <w:pPr>
+                        <w:pStyle w:val="Citation"/>
+                      </w:pPr>
+                      <w:r>
+                        <w:t xml:space="preserve">Figure </w:t>
+                      </w:r>
+                      <w:r>
+                        <w:fldChar w:fldCharType="begin"/>
+                      </w:r>
+                      <w:r>
+                        <w:instrText xml:space="preserve"> SEQ Figure \* ARABIC </w:instrText>
+                      </w:r>
+                      <w:r>
+                        <w:fldChar w:fldCharType="separate"/>
+                      </w:r>
+                      <w:r>
+                        <w:rPr>
+                          <w:noProof/>
+                        </w:rPr>
+                        <w:t>2</w:t>
+                      </w:r>
+                      <w:r>
+                        <w:fldChar w:fldCharType="end"/>
+                      </w:r>
+                      <w:r>
+                        <w:t xml:space="preserve"> : Affichages obtenus après apprentissage avec </w:t>
+                      </w:r>
+                      <w:r>
+                        <w:rPr>
+                          <w:rStyle w:val="Titre2Car"/>
+                          <w:b w:val="0"/>
+                          <w:bCs w:val="0"/>
+                          <w:sz w:val="20"/>
+                          <w:szCs w:val="20"/>
+                        </w:rPr>
+                        <w:t>η = 0</w:t>
+                      </w:r>
+                      <w:r>
+                        <w:rPr>
+                          <w:rStyle w:val="Titre2Car"/>
+                          <w:b w:val="0"/>
+                          <w:bCs w:val="0"/>
+                          <w:sz w:val="20"/>
+                          <w:szCs w:val="20"/>
+                        </w:rPr>
+                        <w:t>.5</w:t>
+                      </w:r>
+                    </w:p>
+                  </w:txbxContent>
+                </v:textbox>
+                <w10:wrap type="tight" anchorx="margin"/>
+              </v:shape>
+            </w:pict>
+          </mc:Fallback>
+        </mc:AlternateContent>
+      </w:r>
+    </w:p>
+    <w:p>
+      <w:pPr>
+        <w:rPr>
+          <w:lang w:eastAsia="en-US"/>
+        </w:rPr>
+      </w:pPr>
+    </w:p>
+    <w:p>
+      <w:pPr>
+        <w:rPr>
+          <w:lang w:eastAsia="en-US"/>
+        </w:rPr>
+      </w:pPr>
+      <w:r>
+        <w:rPr>
+          <w:noProof/>
+          <w:lang w:eastAsia="en-US"/>
+        </w:rPr>
+        <mc:AlternateContent>
+          <mc:Choice Requires="wpg">
+            <w:drawing>
+              <wp:anchor distT="0" distB="0" distL="114300" distR="114300" simplePos="0" relativeHeight="251672576" behindDoc="0" locked="0" layoutInCell="1" allowOverlap="1" wp14:anchorId="55563310" wp14:editId="738D5A33">
+                <wp:simplePos x="0" y="0"/>
+                <wp:positionH relativeFrom="column">
+                  <wp:posOffset>750</wp:posOffset>
+                </wp:positionH>
+                <wp:positionV relativeFrom="paragraph">
+                  <wp:posOffset>620684</wp:posOffset>
+                </wp:positionV>
+                <wp:extent cx="5760201" cy="2159635"/>
+                <wp:effectExtent l="0" t="0" r="0" b="0"/>
+                <wp:wrapTight wrapText="bothSides">
+                  <wp:wrapPolygon edited="0">
+                    <wp:start x="0" y="0"/>
+                    <wp:lineTo x="0" y="21340"/>
+                    <wp:lineTo x="21502" y="21340"/>
+                    <wp:lineTo x="21502" y="0"/>
+                    <wp:lineTo x="0" y="0"/>
+                  </wp:wrapPolygon>
+                </wp:wrapTight>
+                <wp:docPr id="538249703" name="Groupe 29"/>
+                <wp:cNvGraphicFramePr/>
+                <a:graphic xmlns:a="http://schemas.openxmlformats.org/drawingml/2006/main">
+                  <a:graphicData uri="http://schemas.microsoft.com/office/word/2010/wordprocessingGroup">
+                    <wpg:wgp>
+                      <wpg:cNvGrpSpPr/>
+                      <wpg:grpSpPr>
+                        <a:xfrm>
+                          <a:off x="0" y="0"/>
+                          <a:ext cx="5760201" cy="2159635"/>
+                          <a:chOff x="0" y="0"/>
+                          <a:chExt cx="5760201" cy="2159635"/>
+                        </a:xfrm>
+                      </wpg:grpSpPr>
+                      <pic:pic xmlns:pic="http://schemas.openxmlformats.org/drawingml/2006/picture">
+                        <pic:nvPicPr>
+                          <pic:cNvPr id="1528623562" name="Image 7" descr="Une image contenant diagramme, ligne, origami&#10;&#10;Le contenu généré par l’IA peut être incorrect."/>
+                          <pic:cNvPicPr>
+                            <a:picLocks noChangeAspect="1"/>
+                          </pic:cNvPicPr>
+                        </pic:nvPicPr>
+                        <pic:blipFill>
+                          <a:blip r:embed="rId18" cstate="print">
+                            <a:extLst>
+                              <a:ext uri="{28A0092B-C50C-407E-A947-70E740481C1C}">
+                                <a14:useLocalDpi xmlns:a14="http://schemas.microsoft.com/office/drawing/2010/main" val="0"/>
+                              </a:ext>
+                            </a:extLst>
+                          </a:blip>
+                          <a:srcRect/>
+                          <a:stretch>
+                            <a:fillRect/>
+                          </a:stretch>
+                        </pic:blipFill>
+                        <pic:spPr bwMode="auto">
+                          <a:xfrm>
+                            <a:off x="2881746" y="0"/>
+                            <a:ext cx="2878455" cy="2159635"/>
+                          </a:xfrm>
+                          <a:prstGeom prst="rect">
+                            <a:avLst/>
+                          </a:prstGeom>
+                          <a:noFill/>
+                          <a:ln>
+                            <a:noFill/>
+                          </a:ln>
+                        </pic:spPr>
+                      </pic:pic>
+                      <pic:pic xmlns:pic="http://schemas.openxmlformats.org/drawingml/2006/picture">
+                        <pic:nvPicPr>
+                          <pic:cNvPr id="1882419951" name="Image 6" descr="Une image contenant texte, capture d’écran, carré, Parallèle&#10;&#10;Le contenu généré par l’IA peut être incorrect."/>
+                          <pic:cNvPicPr>
+                            <a:picLocks noChangeAspect="1"/>
+                          </pic:cNvPicPr>
+                        </pic:nvPicPr>
+                        <pic:blipFill>
+                          <a:blip r:embed="rId19" cstate="print">
+                            <a:extLst>
+                              <a:ext uri="{28A0092B-C50C-407E-A947-70E740481C1C}">
+                                <a14:useLocalDpi xmlns:a14="http://schemas.microsoft.com/office/drawing/2010/main" val="0"/>
+                              </a:ext>
+                            </a:extLst>
+                          </a:blip>
+                          <a:srcRect/>
+                          <a:stretch>
+                            <a:fillRect/>
+                          </a:stretch>
+                        </pic:blipFill>
+                        <pic:spPr bwMode="auto">
+                          <a:xfrm>
+                            <a:off x="0" y="0"/>
+                            <a:ext cx="2879090" cy="2159635"/>
+                          </a:xfrm>
+                          <a:prstGeom prst="rect">
+                            <a:avLst/>
+                          </a:prstGeom>
+                          <a:noFill/>
+                          <a:ln>
+                            <a:noFill/>
+                          </a:ln>
+                        </pic:spPr>
+                      </pic:pic>
+                    </wpg:wgp>
+                  </a:graphicData>
+                </a:graphic>
+              </wp:anchor>
+            </w:drawing>
+          </mc:Choice>
+          <mc:Fallback>
+            <w:pict>
+              <v:group w14:anchorId="345ACDDE" id="Groupe 29" o:spid="_x0000_s1026" style="position:absolute;margin-left:.05pt;margin-top:48.85pt;width:453.55pt;height:170.05pt;z-index:251672576" coordsize="57602,21596" o:gfxdata="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">
+                <v:shape id="Image 7" o:spid="_x0000_s1027" type="#_x0000_t75" alt="Une image contenant diagramme, ligne, origami&#10;&#10;Le contenu généré par l’IA peut être incorrect." style="position:absolute;left:28817;width:28785;height:21596;visibility:visible;mso-wrap-style:square" o:gfxdata="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">
+                  <v:imagedata r:id="rId20" o:title="Une image contenant diagramme, ligne, origami&#10;&#10;Le contenu généré par l’IA peut être incorrect"/>
+                </v:shape>
+                <v:shape id="Image 6" o:spid="_x0000_s1028" type="#_x0000_t75" alt="Une image contenant texte, capture d’écran, carré, Parallèle&#10;&#10;Le contenu généré par l’IA peut être incorrect." style="position:absolute;width:28790;height:21596;visibility:visible;mso-wrap-style:square" o:gfxdata="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">
+                  <v:imagedata r:id="rId21" o:title="Une image contenant texte, capture d’écran, carré, Parallèle&#10;&#10;Le contenu généré par l’IA peut être incorrect"/>
+                </v:shape>
+                <w10:wrap type="tight"/>
+              </v:group>
+            </w:pict>
+          </mc:Fallback>
+        </mc:AlternateContent>
+      </w:r>
+      <w:r>
+        <w:rPr>
+          <w:lang w:eastAsia="en-US"/>
+        </w:rPr>
+        <w:t xml:space="preserve">La carte est plus ou moins bien organisée, nous obtenons une bonne couverture de l’espace avec une structure assez régulière. Ce n’est pas parfait </w:t>
+      </w:r>
+      <w:r>
+        <w:rPr>
+          <w:lang w:eastAsia="en-US"/>
+        </w:rPr>
+        <w:t>due aux paramètres fixés qui pourrait être mieux ajustés.</w:t>
+      </w:r>
+    </w:p>
+    <w:p>
+      <w:pPr>
+        <w:rPr>
+          <w:lang w:eastAsia="en-US"/>
+        </w:rPr>
+      </w:pPr>
+      <w:r>
+        <w:rPr>
+          <w:noProof/>
+        </w:rPr>
+        <mc:AlternateContent>
+          <mc:Choice Requires="wps">
+            <w:drawing>
+              <wp:anchor distT="0" distB="0" distL="114300" distR="114300" simplePos="0" relativeHeight="251648000" behindDoc="1" locked="0" layoutInCell="1" allowOverlap="1" wp14:anchorId="39483E6D" wp14:editId="4B4821E1">
+                <wp:simplePos x="0" y="0"/>
+                <wp:positionH relativeFrom="margin">
+                  <wp:align>center</wp:align>
+                </wp:positionH>
+                <wp:positionV relativeFrom="paragraph">
+                  <wp:posOffset>2314459</wp:posOffset>
+                </wp:positionV>
+                <wp:extent cx="3200400" cy="635"/>
+                <wp:effectExtent l="0" t="0" r="0" b="0"/>
+                <wp:wrapTight wrapText="bothSides">
+                  <wp:wrapPolygon edited="0">
+                    <wp:start x="0" y="0"/>
+                    <wp:lineTo x="0" y="19591"/>
+                    <wp:lineTo x="21471" y="19591"/>
+                    <wp:lineTo x="21471" y="0"/>
+                    <wp:lineTo x="0" y="0"/>
+                  </wp:wrapPolygon>
+                </wp:wrapTight>
+                <wp:docPr id="786551144" name="Zone de texte 1"/>
+                <wp:cNvGraphicFramePr/>
+                <a:graphic xmlns:a="http://schemas.openxmlformats.org/drawingml/2006/main">
+                  <a:graphicData uri="http://schemas.microsoft.com/office/word/2010/wordprocessingShape">
+                    <wps:wsp>
+                      <wps:cNvSpPr txBox="1"/>
+                      <wps:spPr>
+                        <a:xfrm>
+                          <a:off x="0" y="0"/>
+                          <a:ext cx="3200400" cy="635"/>
+                        </a:xfrm>
+                        <a:prstGeom prst="rect">
+                          <a:avLst/>
+                        </a:prstGeom>
+                        <a:solidFill>
+                          <a:prstClr val="white"/>
+                        </a:solidFill>
+                        <a:ln>
+                          <a:noFill/>
+                        </a:ln>
+                      </wps:spPr>
+                      <wps:txbx>
+                        <w:txbxContent>
+                          <w:p>
+                            <w:pPr>
+                              <w:pStyle w:val="Citation"/>
+                            </w:pPr>
+                            <w:r>
+                              <w:t xml:space="preserve">Figure </w:t>
+                            </w:r>
+                            <w:r>
+                              <w:fldChar w:fldCharType="begin"/>
+                            </w:r>
+                            <w:r>
+                              <w:instrText xml:space="preserve"> SEQ Figure \* ARABIC </w:instrText>
+                            </w:r>
+                            <w:r>
+                              <w:fldChar w:fldCharType="separate"/>
+                            </w:r>
+                            <w:r>
+                              <w:rPr>
+                                <w:noProof/>
+                              </w:rPr>
+                              <w:t>3</w:t>
+                            </w:r>
+                            <w:r>
+                              <w:fldChar w:fldCharType="end"/>
+                            </w:r>
+                            <w:r>
+                              <w:t> :</w:t>
+                            </w:r>
+                            <w:r>
+                              <w:t xml:space="preserve">  Affichages obtenus après apprentissage avec </w:t>
+                            </w:r>
+                            <w:r>
+                              <w:rPr>
+                                <w:rStyle w:val="Titre2Car"/>
+                                <w:b w:val="0"/>
+                                <w:bCs w:val="0"/>
+                                <w:sz w:val="20"/>
+                                <w:szCs w:val="20"/>
+                              </w:rPr>
+                              <w:t xml:space="preserve">η = </w:t>
+                            </w:r>
+                            <w:r>
+                              <w:rPr>
+                                <w:rStyle w:val="Titre2Car"/>
+                                <w:b w:val="0"/>
+                                <w:bCs w:val="0"/>
+                                <w:sz w:val="20"/>
+                                <w:szCs w:val="20"/>
+                              </w:rPr>
+                              <w:t>1</w:t>
+                            </w:r>
+                          </w:p>
+                        </w:txbxContent>
+                      </wps:txbx>
+                      <wps:bodyPr rot="0" spcFirstLastPara="0" vertOverflow="overflow" horzOverflow="overflow" vert="horz" wrap="square" lIns="0" tIns="0" rIns="0" bIns="0" numCol="1" spcCol="0" rtlCol="0" fromWordArt="0" anchor="t" anchorCtr="0" forceAA="0" compatLnSpc="1">
+                        <a:prstTxWarp prst="textNoShape">
+                          <a:avLst/>
+                        </a:prstTxWarp>
+                        <a:spAutoFit/>
+                      </wps:bodyPr>
+                    </wps:wsp>
+                  </a:graphicData>
+                </a:graphic>
+              </wp:anchor>
+            </w:drawing>
+          </mc:Choice>
+          <mc:Fallback>
+            <w:pict>
+              <v:shape w14:anchorId="39483E6D" id="_x0000_s1029" type="#_x0000_t202" style="position:absolute;margin-left:0;margin-top:182.25pt;width:252pt;height:.05pt;z-index:-251668480;visibility:visible;mso-wrap-style:square;mso-wrap-distance-left:9pt;mso-wrap-distance-top:0;mso-wrap-distance-right:9pt;mso-wrap-distance-bottom:0;mso-position-horizontal:center;mso-position-horizontal-relative:margin;mso-position-vertical:absolute;mso-position-vertical-relative:text;v-text-anchor:top" o:gfxdata="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" stroked="f">
+                <v:textbox style="mso-fit-shape-to-text:t" inset="0,0,0,0">
+                  <w:txbxContent>
+                    <w:p>
+                      <w:pPr>
+                        <w:pStyle w:val="Citation"/>
+                      </w:pPr>
+                      <w:r>
+                        <w:t xml:space="preserve">Figure </w:t>
+                      </w:r>
+                      <w:r>
+                        <w:fldChar w:fldCharType="begin"/>
+                      </w:r>
+                      <w:r>
+                        <w:instrText xml:space="preserve"> SEQ Figure \* ARABIC </w:instrText>
+                      </w:r>
+                      <w:r>
+                        <w:fldChar w:fldCharType="separate"/>
+                      </w:r>
+                      <w:r>
+                        <w:rPr>
+                          <w:noProof/>
+                        </w:rPr>
+                        <w:t>3</w:t>
+                      </w:r>
+                      <w:r>
+                        <w:fldChar w:fldCharType="end"/>
+                      </w:r>
+                      <w:r>
+                        <w:t> :</w:t>
+                      </w:r>
+                      <w:r>
+                        <w:t xml:space="preserve">  Affichages obtenus après apprentissage avec </w:t>
+                      </w:r>
+                      <w:r>
+                        <w:rPr>
+                          <w:rStyle w:val="Titre2Car"/>
+                          <w:b w:val="0"/>
+                          <w:bCs w:val="0"/>
+                          <w:sz w:val="20"/>
+                          <w:szCs w:val="20"/>
+                        </w:rPr>
+                        <w:t xml:space="preserve">η = </w:t>
+                      </w:r>
+                      <w:r>
+                        <w:rPr>
+                          <w:rStyle w:val="Titre2Car"/>
+                          <w:b w:val="0"/>
+                          <w:bCs w:val="0"/>
+                          <w:sz w:val="20"/>
+                          <w:szCs w:val="20"/>
+                        </w:rPr>
+                        <w:t>1</w:t>
+                      </w:r>
+                    </w:p>
+                  </w:txbxContent>
+                </v:textbox>
+                <w10:wrap type="tight" anchorx="margin"/>
+              </v:shape>
+            </w:pict>
+          </mc:Fallback>
+        </mc:AlternateContent>
+      </w:r>
+    </w:p>
+    <w:p>
+      <w:pPr>
+        <w:rPr>
+          <w:lang w:eastAsia="en-US"/>
+        </w:rPr>
+      </w:pPr>
+    </w:p>
+    <w:p>
+      <w:pPr>
+        <w:jc w:val="both"/>
+        <w:rPr>
+          <w:lang w:eastAsia="en-US"/>
+        </w:rPr>
+      </w:pPr>
+      <w:r>
+        <w:rPr>
+          <w:lang w:eastAsia="en-US"/>
+        </w:rPr>
+        <w:t xml:space="preserve">On remarque que la carte s’est </w:t>
+      </w:r>
+      <w:r>
+        <w:rPr>
+          <w:lang w:eastAsia="en-US"/>
+        </w:rPr>
+        <w:t>dégradée</w:t>
+      </w:r>
+      <w:r>
+        <w:rPr>
+          <w:lang w:eastAsia="en-US"/>
+        </w:rPr>
+        <w:t xml:space="preserve">, on avait une meilleure structure avec un </w:t>
+      </w:r>
+      <w:r>
+        <w:rPr>
+          <w:rStyle w:val="Titre2Car"/>
+          <w:b w:val="0"/>
+          <w:bCs w:val="0"/>
+          <w:sz w:val="24"/>
+          <w:szCs w:val="24"/>
+          <w:lang w:eastAsia="en-US"/>
+        </w:rPr>
+        <w:t>η=</w:t>
+      </w:r>
+      <w:r>
+        <w:rPr>
+          <w:rStyle w:val="Titre2Car"/>
+          <w:b w:val="0"/>
+          <w:bCs w:val="0"/>
+          <w:sz w:val="24"/>
+          <w:szCs w:val="24"/>
+          <w:lang w:eastAsia="en-US"/>
+        </w:rPr>
+        <w:t>0.5.</w:t>
+      </w:r>
+    </w:p>
+    <w:p>
+      <w:pPr>
+        <w:rPr>
+          <w:lang w:eastAsia="en-US"/>
+        </w:rPr>
+      </w:pPr>
+      <w:r>
+        <w:rPr>
+          <w:noProof/>
+        </w:rPr>
+        <w:lastRenderedPageBreak/>
+        <mc:AlternateContent>
+          <mc:Choice Requires="wps">
+            <w:drawing>
+              <wp:anchor distT="0" distB="0" distL="114300" distR="114300" simplePos="0" relativeHeight="251693056" behindDoc="0" locked="0" layoutInCell="1" allowOverlap="1" wp14:anchorId="3E4B2281" wp14:editId="2FDEADE0">
+                <wp:simplePos x="0" y="0"/>
+                <wp:positionH relativeFrom="margin">
+                  <wp:posOffset>547254</wp:posOffset>
+                </wp:positionH>
+                <wp:positionV relativeFrom="paragraph">
+                  <wp:posOffset>2057515</wp:posOffset>
+                </wp:positionV>
+                <wp:extent cx="5151120" cy="281940"/>
+                <wp:effectExtent l="0" t="0" r="0" b="3810"/>
+                <wp:wrapNone/>
+                <wp:docPr id="390832766" name="Zone de texte 1"/>
+                <wp:cNvGraphicFramePr/>
+                <a:graphic xmlns:a="http://schemas.openxmlformats.org/drawingml/2006/main">
+                  <a:graphicData uri="http://schemas.microsoft.com/office/word/2010/wordprocessingShape">
+                    <wps:wsp>
+                      <wps:cNvSpPr txBox="1"/>
+                      <wps:spPr>
+                        <a:xfrm>
+                          <a:off x="0" y="0"/>
+                          <a:ext cx="5151120" cy="281940"/>
+                        </a:xfrm>
+                        <a:prstGeom prst="rect">
+                          <a:avLst/>
+                        </a:prstGeom>
+                        <a:solidFill>
+                          <a:prstClr val="white"/>
+                        </a:solidFill>
+                        <a:ln>
+                          <a:noFill/>
+                        </a:ln>
+                      </wps:spPr>
+                      <wps:txbx>
+                        <w:txbxContent>
+                          <w:p>
+                            <w:pPr>
+                              <w:pStyle w:val="Citation"/>
+                            </w:pPr>
+                            <w:r>
+                              <w:t xml:space="preserve">Figure </w:t>
+                            </w:r>
+                            <w:r>
+                              <w:fldChar w:fldCharType="begin"/>
+                            </w:r>
+                            <w:r>
+                              <w:instrText xml:space="preserve"> SEQ Figure \* ARABIC </w:instrText>
+                            </w:r>
+                            <w:r>
+                              <w:fldChar w:fldCharType="separate"/>
+                            </w:r>
+                            <w:r>
+                              <w:rPr>
+                                <w:noProof/>
+                              </w:rPr>
+                              <w:t>4</w:t>
+                            </w:r>
+                            <w:r>
+                              <w:fldChar w:fldCharType="end"/>
+                            </w:r>
+                            <w:r>
+                              <w:t xml:space="preserve"> : </w:t>
+                            </w:r>
+                            <w:r>
+                              <w:t xml:space="preserve">Affichages obtenus après apprentissage avec </w:t>
+                            </w:r>
+                            <w:r>
+                              <w:rPr>
+                                <w:rStyle w:val="Titre2Car"/>
+                                <w:b w:val="0"/>
+                                <w:bCs w:val="0"/>
+                                <w:sz w:val="20"/>
+                                <w:szCs w:val="20"/>
+                              </w:rPr>
+                              <w:t xml:space="preserve">η = </w:t>
+                            </w:r>
+                            <w:r>
+                              <w:rPr>
+                                <w:rStyle w:val="Titre2Car"/>
+                                <w:b w:val="0"/>
+                                <w:bCs w:val="0"/>
+                                <w:sz w:val="20"/>
+                                <w:szCs w:val="20"/>
+                              </w:rPr>
+                              <w:t>2</w:t>
+                            </w:r>
+                          </w:p>
+                          <w:p>
+                            <w:pPr>
+                              <w:pStyle w:val="Lgende"/>
+                              <w:rPr>
+                                <w:noProof/>
+                              </w:rPr>
+                            </w:pPr>
+                          </w:p>
+                          <w:p>
+                            <w:pPr>
+                              <w:pStyle w:val="Lgende"/>
+                              <w:rPr>
+                                <w:noProof/>
+                              </w:rPr>
+                            </w:pPr>
+                          </w:p>
+                        </w:txbxContent>
+                      </wps:txbx>
+                      <wps:bodyPr rot="0" spcFirstLastPara="0" vertOverflow="overflow" horzOverflow="overflow" vert="horz" wrap="square" lIns="0" tIns="0" rIns="0" bIns="0" numCol="1" spcCol="0" rtlCol="0" fromWordArt="0" anchor="t" anchorCtr="0" forceAA="0" compatLnSpc="1">
+                        <a:prstTxWarp prst="textNoShape">
+                          <a:avLst/>
+                        </a:prstTxWarp>
+                        <a:noAutofit/>
+                      </wps:bodyPr>
+                    </wps:wsp>
+                  </a:graphicData>
+                </a:graphic>
+              </wp:anchor>
+            </w:drawing>
+          </mc:Choice>
+          <mc:Fallback>
+            <w:pict>
+              <v:shape w14:anchorId="3E4B2281" id="_x0000_s1030" type="#_x0000_t202" style="position:absolute;margin-left:43.1pt;margin-top:162pt;width:405.6pt;height:22.2pt;z-index:251693056;visibility:visible;mso-wrap-style:square;mso-wrap-distance-left:9pt;mso-wrap-distance-top:0;mso-wrap-distance-right:9pt;mso-wrap-distance-bottom:0;mso-position-horizontal:absolute;mso-position-horizontal-relative:margin;mso-position-vertical:absolute;mso-position-vertical-relative:text;v-text-anchor:top" o:gfxdata="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" stroked="f">
+                <v:textbox inset="0,0,0,0">
+                  <w:txbxContent>
+                    <w:p>
+                      <w:pPr>
+                        <w:pStyle w:val="Citation"/>
+                      </w:pPr>
+                      <w:r>
+                        <w:t xml:space="preserve">Figure </w:t>
+                      </w:r>
+                      <w:r>
+                        <w:fldChar w:fldCharType="begin"/>
+                      </w:r>
+                      <w:r>
+                        <w:instrText xml:space="preserve"> SEQ Figure \* ARABIC </w:instrText>
+                      </w:r>
+                      <w:r>
+                        <w:fldChar w:fldCharType="separate"/>
+                      </w:r>
+                      <w:r>
+                        <w:rPr>
+                          <w:noProof/>
+                        </w:rPr>
+                        <w:t>4</w:t>
+                      </w:r>
+                      <w:r>
+                        <w:fldChar w:fldCharType="end"/>
+                      </w:r>
+                      <w:r>
+                        <w:t xml:space="preserve"> : </w:t>
+                      </w:r>
+                      <w:r>
+                        <w:t xml:space="preserve">Affichages obtenus après apprentissage avec </w:t>
+                      </w:r>
+                      <w:r>
+                        <w:rPr>
+                          <w:rStyle w:val="Titre2Car"/>
+                          <w:b w:val="0"/>
+                          <w:bCs w:val="0"/>
+                          <w:sz w:val="20"/>
+                          <w:szCs w:val="20"/>
+                        </w:rPr>
+                        <w:t xml:space="preserve">η = </w:t>
+                      </w:r>
+                      <w:r>
+                        <w:rPr>
+                          <w:rStyle w:val="Titre2Car"/>
+                          <w:b w:val="0"/>
+                          <w:bCs w:val="0"/>
+                          <w:sz w:val="20"/>
+                          <w:szCs w:val="20"/>
+                        </w:rPr>
+                        <w:t>2</w:t>
+                      </w:r>
+                    </w:p>
+                    <w:p>
+                      <w:pPr>
+                        <w:pStyle w:val="Lgende"/>
+                        <w:rPr>
+                          <w:noProof/>
+                        </w:rPr>
+                      </w:pPr>
+                    </w:p>
+                    <w:p>
+                      <w:pPr>
+                        <w:pStyle w:val="Lgende"/>
+                        <w:rPr>
+                          <w:noProof/>
+                        </w:rPr>
+                      </w:pPr>
+                    </w:p>
+                  </w:txbxContent>
+                </v:textbox>
+                <w10:wrap anchorx="margin"/>
+              </v:shape>
+            </w:pict>
+          </mc:Fallback>
+        </mc:AlternateContent>
+      </w:r>
+      <w:r>
+        <w:rPr>
+          <w:noProof/>
+        </w:rPr>
+        <mc:AlternateContent>
+          <mc:Choice Requires="wpg">
+            <w:drawing>
+              <wp:anchor distT="0" distB="0" distL="114300" distR="114300" simplePos="0" relativeHeight="251677696" behindDoc="0" locked="0" layoutInCell="1" allowOverlap="1" wp14:anchorId="60444418" wp14:editId="5B496F7D">
+                <wp:simplePos x="0" y="0"/>
+                <wp:positionH relativeFrom="margin">
+                  <wp:posOffset>96751</wp:posOffset>
+                </wp:positionH>
+                <wp:positionV relativeFrom="paragraph">
+                  <wp:posOffset>288</wp:posOffset>
+                </wp:positionV>
+                <wp:extent cx="5760836" cy="2159635"/>
+                <wp:effectExtent l="0" t="0" r="0" b="0"/>
+                <wp:wrapTight wrapText="bothSides">
+                  <wp:wrapPolygon edited="0">
+                    <wp:start x="0" y="0"/>
+                    <wp:lineTo x="0" y="21340"/>
+                    <wp:lineTo x="21500" y="21340"/>
+                    <wp:lineTo x="21500" y="0"/>
+                    <wp:lineTo x="0" y="0"/>
+                  </wp:wrapPolygon>
+                </wp:wrapTight>
+                <wp:docPr id="2096184530" name="Groupe 28"/>
+                <wp:cNvGraphicFramePr/>
+                <a:graphic xmlns:a="http://schemas.openxmlformats.org/drawingml/2006/main">
+                  <a:graphicData uri="http://schemas.microsoft.com/office/word/2010/wordprocessingGroup">
+                    <wpg:wgp>
+                      <wpg:cNvGrpSpPr/>
+                      <wpg:grpSpPr>
+                        <a:xfrm>
+                          <a:off x="0" y="0"/>
+                          <a:ext cx="5760836" cy="2159635"/>
+                          <a:chOff x="0" y="0"/>
+                          <a:chExt cx="5760836" cy="2159635"/>
+                        </a:xfrm>
+                      </wpg:grpSpPr>
+                      <pic:pic xmlns:pic="http://schemas.openxmlformats.org/drawingml/2006/picture">
+                        <pic:nvPicPr>
+                          <pic:cNvPr id="1204764896" name="Image 11" descr="Une image contenant ligne, diagramme, croquis&#10;&#10;Le contenu généré par l’IA peut être incorrect."/>
+                          <pic:cNvPicPr>
+                            <a:picLocks noChangeAspect="1"/>
+                          </pic:cNvPicPr>
+                        </pic:nvPicPr>
+                        <pic:blipFill>
+                          <a:blip r:embed="rId22">
+                            <a:extLst>
+                              <a:ext uri="{28A0092B-C50C-407E-A947-70E740481C1C}">
+                                <a14:useLocalDpi xmlns:a14="http://schemas.microsoft.com/office/drawing/2010/main" val="0"/>
+                              </a:ext>
+                            </a:extLst>
+                          </a:blip>
+                          <a:srcRect/>
+                          <a:stretch>
+                            <a:fillRect/>
+                          </a:stretch>
+                        </pic:blipFill>
+                        <pic:spPr bwMode="auto">
+                          <a:xfrm>
+                            <a:off x="2881746" y="0"/>
+                            <a:ext cx="2879090" cy="2159635"/>
+                          </a:xfrm>
+                          <a:prstGeom prst="rect">
+                            <a:avLst/>
+                          </a:prstGeom>
+                          <a:noFill/>
+                          <a:ln>
+                            <a:noFill/>
+                          </a:ln>
+                        </pic:spPr>
+                      </pic:pic>
+                      <pic:pic xmlns:pic="http://schemas.openxmlformats.org/drawingml/2006/picture">
+                        <pic:nvPicPr>
+                          <pic:cNvPr id="1585621321" name="Image 10" descr="Une image contenant texte, capture d’écran, carré, Rectangle&#10;&#10;Le contenu généré par l’IA peut être incorrect."/>
+                          <pic:cNvPicPr>
+                            <a:picLocks noChangeAspect="1"/>
+                          </pic:cNvPicPr>
+                        </pic:nvPicPr>
+                        <pic:blipFill>
+                          <a:blip r:embed="rId23">
+                            <a:extLst>
+                              <a:ext uri="{28A0092B-C50C-407E-A947-70E740481C1C}">
+                                <a14:useLocalDpi xmlns:a14="http://schemas.microsoft.com/office/drawing/2010/main" val="0"/>
+                              </a:ext>
+                            </a:extLst>
+                          </a:blip>
+                          <a:srcRect/>
+                          <a:stretch>
+                            <a:fillRect/>
+                          </a:stretch>
+                        </pic:blipFill>
+                        <pic:spPr bwMode="auto">
+                          <a:xfrm>
+                            <a:off x="0" y="0"/>
+                            <a:ext cx="2879090" cy="2159635"/>
+                          </a:xfrm>
+                          <a:prstGeom prst="rect">
+                            <a:avLst/>
+                          </a:prstGeom>
+                          <a:noFill/>
+                          <a:ln>
+                            <a:noFill/>
+                          </a:ln>
+                        </pic:spPr>
+                      </pic:pic>
+                    </wpg:wgp>
+                  </a:graphicData>
+                </a:graphic>
+              </wp:anchor>
+            </w:drawing>
+          </mc:Choice>
+          <mc:Fallback>
+            <w:pict>
+              <v:group w14:anchorId="24825140" id="Groupe 28" o:spid="_x0000_s1026" style="position:absolute;margin-left:7.6pt;margin-top:0;width:453.6pt;height:170.05pt;z-index:251677696;mso-position-horizontal-relative:margin" coordsize="57608,21596" o:gfxdata="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">
+                <v:shape id="Image 11" o:spid="_x0000_s1027" type="#_x0000_t75" alt="Une image contenant ligne, diagramme, croquis&#10;&#10;Le contenu généré par l’IA peut être incorrect." style="position:absolute;left:28817;width:28791;height:21596;visibility:visible;mso-wrap-style:square" o:gfxdata="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">
+                  <v:imagedata r:id="rId24" o:title="Une image contenant ligne, diagramme, croquis&#10;&#10;Le contenu généré par l’IA peut être incorrect"/>
+                </v:shape>
+                <v:shape id="Image 10" o:spid="_x0000_s1028" type="#_x0000_t75" alt="Une image contenant texte, capture d’écran, carré, Rectangle&#10;&#10;Le contenu généré par l’IA peut être incorrect." style="position:absolute;width:28790;height:21596;visibility:visible;mso-wrap-style:square" o:gfxdata="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">
+                  <v:imagedata r:id="rId25" o:title="Une image contenant texte, capture d’écran, carré, Rectangle&#10;&#10;Le contenu généré par l’IA peut être incorrect"/>
+                </v:shape>
+                <w10:wrap type="tight" anchorx="margin"/>
+              </v:group>
+            </w:pict>
+          </mc:Fallback>
+        </mc:AlternateContent>
+      </w:r>
+    </w:p>
+    <w:p>
+      <w:pPr>
+        <w:rPr>
+          <w:lang w:eastAsia="en-US"/>
+        </w:rPr>
+      </w:pPr>
+    </w:p>
+    <w:p>
+      <w:pPr>
+        <w:rPr>
+          <w:lang w:eastAsia="en-US"/>
+        </w:rPr>
+      </w:pPr>
+    </w:p>
+    <w:p>
+      <w:pPr>
+        <w:spacing w:line="276" w:lineRule="auto"/>
+        <w:jc w:val="both"/>
+        <w:rPr>
+          <w:lang w:eastAsia="en-US"/>
+        </w:rPr>
+      </w:pPr>
+    </w:p>
+    <w:p>
+      <w:pPr>
+        <w:rPr>
+          <w:lang w:eastAsia="en-US"/>
+        </w:rPr>
+      </w:pPr>
+    </w:p>
+    <w:p>
+      <w:r>
+        <w:rPr>
+          <w:noProof/>
+        </w:rPr>
+        <mc:AlternateContent>
+          <mc:Choice Requires="wpg">
+            <w:drawing>
+              <wp:anchor distT="0" distB="0" distL="114300" distR="114300" simplePos="0" relativeHeight="251682816" behindDoc="0" locked="0" layoutInCell="1" allowOverlap="1" wp14:anchorId="58AEE016" wp14:editId="39B9805C">
+                <wp:simplePos x="0" y="0"/>
+                <wp:positionH relativeFrom="column">
+                  <wp:posOffset>750</wp:posOffset>
+                </wp:positionH>
+                <wp:positionV relativeFrom="paragraph">
+                  <wp:posOffset>11430</wp:posOffset>
+                </wp:positionV>
+                <wp:extent cx="5762741" cy="2159635"/>
+                <wp:effectExtent l="0" t="0" r="9525" b="0"/>
+                <wp:wrapNone/>
+                <wp:docPr id="210077117" name="Groupe 27"/>
+                <wp:cNvGraphicFramePr/>
+                <a:graphic xmlns:a="http://schemas.openxmlformats.org/drawingml/2006/main">
+                  <a:graphicData uri="http://schemas.microsoft.com/office/word/2010/wordprocessingGroup">
+                    <wpg:wgp>
+                      <wpg:cNvGrpSpPr/>
+                      <wpg:grpSpPr>
+                        <a:xfrm>
+                          <a:off x="0" y="0"/>
+                          <a:ext cx="5762741" cy="2159635"/>
+                          <a:chOff x="0" y="0"/>
+                          <a:chExt cx="5762741" cy="2159635"/>
+                        </a:xfrm>
+                      </wpg:grpSpPr>
+                      <pic:pic xmlns:pic="http://schemas.openxmlformats.org/drawingml/2006/picture">
+                        <pic:nvPicPr>
+                          <pic:cNvPr id="1155892727" name="Image 12" descr="Une image contenant croquis, dessin, diagramme, capture d’écran&#10;&#10;Le contenu généré par l’IA peut être incorrect."/>
+                          <pic:cNvPicPr>
+                            <a:picLocks noChangeAspect="1"/>
+                          </pic:cNvPicPr>
+                        </pic:nvPicPr>
+                        <pic:blipFill>
+                          <a:blip r:embed="rId26" cstate="print">
+                            <a:extLst>
+                              <a:ext uri="{28A0092B-C50C-407E-A947-70E740481C1C}">
+                                <a14:useLocalDpi xmlns:a14="http://schemas.microsoft.com/office/drawing/2010/main" val="0"/>
+                              </a:ext>
+                            </a:extLst>
+                          </a:blip>
+                          <a:srcRect/>
+                          <a:stretch>
+                            <a:fillRect/>
+                          </a:stretch>
+                        </pic:blipFill>
+                        <pic:spPr bwMode="auto">
+                          <a:xfrm>
+                            <a:off x="2881746" y="0"/>
+                            <a:ext cx="2880995" cy="2159635"/>
+                          </a:xfrm>
+                          <a:prstGeom prst="rect">
+                            <a:avLst/>
+                          </a:prstGeom>
+                          <a:noFill/>
+                          <a:ln>
+                            <a:noFill/>
+                          </a:ln>
+                        </pic:spPr>
+                      </pic:pic>
+                      <pic:pic xmlns:pic="http://schemas.openxmlformats.org/drawingml/2006/picture">
+                        <pic:nvPicPr>
+                          <pic:cNvPr id="377473477" name="Image 13" descr="Une image contenant texte, capture d’écran, Rectangle, carré&#10;&#10;Le contenu généré par l’IA peut être incorrect."/>
+                          <pic:cNvPicPr>
+                            <a:picLocks noChangeAspect="1"/>
+                          </pic:cNvPicPr>
+                        </pic:nvPicPr>
+                        <pic:blipFill>
+                          <a:blip r:embed="rId27" cstate="print">
+                            <a:extLst>
+                              <a:ext uri="{28A0092B-C50C-407E-A947-70E740481C1C}">
+                                <a14:useLocalDpi xmlns:a14="http://schemas.microsoft.com/office/drawing/2010/main" val="0"/>
+                              </a:ext>
+                            </a:extLst>
+                          </a:blip>
+                          <a:srcRect/>
+                          <a:stretch>
+                            <a:fillRect/>
+                          </a:stretch>
+                        </pic:blipFill>
+                        <pic:spPr bwMode="auto">
+                          <a:xfrm>
+                            <a:off x="0" y="0"/>
+                            <a:ext cx="2882265" cy="2159635"/>
+                          </a:xfrm>
+                          <a:prstGeom prst="rect">
+                            <a:avLst/>
+                          </a:prstGeom>
+                          <a:noFill/>
+                          <a:ln>
+                            <a:noFill/>
+                          </a:ln>
+                        </pic:spPr>
+                      </pic:pic>
+                    </wpg:wgp>
+                  </a:graphicData>
+                </a:graphic>
+              </wp:anchor>
+            </w:drawing>
+          </mc:Choice>
+          <mc:Fallback>
+            <w:pict>
+              <v:group w14:anchorId="505DCE9E" id="Groupe 27" o:spid="_x0000_s1026" style="position:absolute;margin-left:.05pt;margin-top:.9pt;width:453.75pt;height:170.05pt;z-index:251682816" coordsize="57627,21596" o:gfxdata="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">
+                <v:shape id="Image 12" o:spid="_x0000_s1027" type="#_x0000_t75" alt="Une image contenant croquis, dessin, diagramme, capture d’écran&#10;&#10;Le contenu généré par l’IA peut être incorrect." style="position:absolute;left:28817;width:28810;height:21596;visibility:visible;mso-wrap-style:square" o:gfxdata="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">
+                  <v:imagedata r:id="rId28" o:title="Une image contenant croquis, dessin, diagramme, capture d’écran&#10;&#10;Le contenu généré par l’IA peut être incorrect"/>
+                </v:shape>
+                <v:shape id="Image 13" o:spid="_x0000_s1028" type="#_x0000_t75" alt="Une image contenant texte, capture d’écran, Rectangle, carré&#10;&#10;Le contenu généré par l’IA peut être incorrect." style="position:absolute;width:28822;height:21596;visibility:visible;mso-wrap-style:square" o:gfxdata="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">
+                  <v:imagedata r:id="rId29" o:title="Une image contenant texte, capture d’écran, Rectangle, carré&#10;&#10;Le contenu généré par l’IA peut être incorrect"/>
+                </v:shape>
+              </v:group>
+            </w:pict>
+          </mc:Fallback>
+        </mc:AlternateContent>
+      </w:r>
+      <w:r>
+        <w:t xml:space="preserve">La carte est sans structure, avec des poids mal répartis, le taux d’apprentissage est trop </w:t>
+      </w:r>
+      <w:r>
+        <w:t>élevé</w:t>
+      </w:r>
+      <w:r>
+        <w:t>.</w:t>
+      </w:r>
+    </w:p>
     <w:p/>
+    <w:p>
+      <w:r>
+        <w:rPr>
+          <w:noProof/>
+        </w:rPr>
+        <mc:AlternateContent>
+          <mc:Choice Requires="wps">
+            <w:drawing>
+              <wp:anchor distT="0" distB="0" distL="114300" distR="114300" simplePos="0" relativeHeight="251656192" behindDoc="0" locked="0" layoutInCell="1" allowOverlap="1" wp14:anchorId="1C3D78CA" wp14:editId="606A2BBD">
+                <wp:simplePos x="0" y="0"/>
+                <wp:positionH relativeFrom="margin">
+                  <wp:posOffset>469900</wp:posOffset>
+                </wp:positionH>
+                <wp:positionV relativeFrom="paragraph">
+                  <wp:posOffset>1934210</wp:posOffset>
+                </wp:positionV>
+                <wp:extent cx="4470400" cy="635"/>
+                <wp:effectExtent l="0" t="0" r="6350" b="0"/>
+                <wp:wrapSquare wrapText="bothSides"/>
+                <wp:docPr id="2076115070" name="Zone de texte 1"/>
+                <wp:cNvGraphicFramePr/>
+                <a:graphic xmlns:a="http://schemas.openxmlformats.org/drawingml/2006/main">
+                  <a:graphicData uri="http://schemas.microsoft.com/office/word/2010/wordprocessingShape">
+                    <wps:wsp>
+                      <wps:cNvSpPr txBox="1"/>
+                      <wps:spPr>
+                        <a:xfrm>
+                          <a:off x="0" y="0"/>
+                          <a:ext cx="4470400" cy="635"/>
+                        </a:xfrm>
+                        <a:prstGeom prst="rect">
+                          <a:avLst/>
+                        </a:prstGeom>
+                        <a:solidFill>
+                          <a:prstClr val="white"/>
+                        </a:solidFill>
+                        <a:ln>
+                          <a:noFill/>
+                        </a:ln>
+                      </wps:spPr>
+                      <wps:txbx>
+                        <w:txbxContent>
+                          <w:p>
+                            <w:pPr>
+                              <w:pStyle w:val="Lgende"/>
+                              <w:rPr>
+                                <w:noProof/>
+                              </w:rPr>
+                            </w:pPr>
+                            <w:r>
+                              <w:t xml:space="preserve">Figure </w:t>
+                            </w:r>
+                            <w:r>
+                              <w:fldChar w:fldCharType="begin"/>
+                            </w:r>
+                            <w:r>
+                              <w:instrText xml:space="preserve"> SEQ Figure \* ARABIC </w:instrText>
+                            </w:r>
+                            <w:r>
+                              <w:fldChar w:fldCharType="separate"/>
+                            </w:r>
+                            <w:r>
+                              <w:rPr>
+                                <w:noProof/>
+                              </w:rPr>
+                              <w:t>5</w:t>
+                            </w:r>
+                            <w:r>
+                              <w:fldChar w:fldCharType="end"/>
+                            </w:r>
+                            <w:r>
+                              <w:t xml:space="preserve"> : </w:t>
+                            </w:r>
+                            <w:bookmarkStart w:id="6" w:name="_Hlk196831881"/>
+                            <w:r>
+                              <w:t xml:space="preserve">Affichages obtenus après apprentissage avec </w:t>
+                            </w:r>
+                            <w:r>
+                              <w:rPr>
+                                <w:rStyle w:val="Titre2Car"/>
+                                <w:b w:val="0"/>
+                                <w:bCs w:val="0"/>
+                                <w:sz w:val="18"/>
+                                <w:szCs w:val="18"/>
+                              </w:rPr>
+                              <w:t xml:space="preserve">η = </w:t>
+                            </w:r>
+                            <w:r>
+                              <w:rPr>
+                                <w:rStyle w:val="Titre2Car"/>
+                                <w:b w:val="0"/>
+                                <w:bCs w:val="0"/>
+                                <w:sz w:val="20"/>
+                                <w:szCs w:val="20"/>
+                              </w:rPr>
+                              <w:t>0.001 et N = 10 000</w:t>
+                            </w:r>
+                            <w:bookmarkEnd w:id="6"/>
+                          </w:p>
+                        </w:txbxContent>
+                      </wps:txbx>
+                      <wps:bodyPr rot="0" spcFirstLastPara="0" vertOverflow="overflow" horzOverflow="overflow" vert="horz" wrap="square" lIns="0" tIns="0" rIns="0" bIns="0" numCol="1" spcCol="0" rtlCol="0" fromWordArt="0" anchor="t" anchorCtr="0" forceAA="0" compatLnSpc="1">
+                        <a:prstTxWarp prst="textNoShape">
+                          <a:avLst/>
+                        </a:prstTxWarp>
+                        <a:spAutoFit/>
+                      </wps:bodyPr>
+                    </wps:wsp>
+                  </a:graphicData>
+                </a:graphic>
+                <wp14:sizeRelH relativeFrom="margin">
+                  <wp14:pctWidth>0</wp14:pctWidth>
+                </wp14:sizeRelH>
+              </wp:anchor>
+            </w:drawing>
+          </mc:Choice>
+          <mc:Fallback>
+            <w:pict>
+              <v:shape w14:anchorId="1C3D78CA" id="_x0000_s1031" type="#_x0000_t202" style="position:absolute;margin-left:37pt;margin-top:152.3pt;width:352pt;height:.05pt;z-index:251656192;visibility:visible;mso-wrap-style:square;mso-width-percent:0;mso-wrap-distance-left:9pt;mso-wrap-distance-top:0;mso-wrap-distance-right:9pt;mso-wrap-distance-bottom:0;mso-position-horizontal:absolute;mso-position-horizontal-relative:margin;mso-position-vertical:absolute;mso-position-vertical-relative:text;mso-width-percent:0;mso-width-relative:margin;v-text-anchor:top" o:gfxdata="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" stroked="f">
+                <v:textbox style="mso-fit-shape-to-text:t" inset="0,0,0,0">
+                  <w:txbxContent>
+                    <w:p>
+                      <w:pPr>
+                        <w:pStyle w:val="Lgende"/>
+                        <w:rPr>
+                          <w:noProof/>
+                        </w:rPr>
+                      </w:pPr>
+                      <w:r>
+                        <w:t xml:space="preserve">Figure </w:t>
+                      </w:r>
+                      <w:r>
+                        <w:fldChar w:fldCharType="begin"/>
+                      </w:r>
+                      <w:r>
+                        <w:instrText xml:space="preserve"> SEQ Figure \* ARABIC </w:instrText>
+                      </w:r>
+                      <w:r>
+                        <w:fldChar w:fldCharType="separate"/>
+                      </w:r>
+                      <w:r>
+                        <w:rPr>
+                          <w:noProof/>
+                        </w:rPr>
+                        <w:t>5</w:t>
+                      </w:r>
+                      <w:r>
+                        <w:fldChar w:fldCharType="end"/>
+                      </w:r>
+                      <w:r>
+                        <w:t xml:space="preserve"> : </w:t>
+                      </w:r>
+                      <w:bookmarkStart w:id="7" w:name="_Hlk196831881"/>
+                      <w:r>
+                        <w:t xml:space="preserve">Affichages obtenus après apprentissage avec </w:t>
+                      </w:r>
+                      <w:r>
+                        <w:rPr>
+                          <w:rStyle w:val="Titre2Car"/>
+                          <w:b w:val="0"/>
+                          <w:bCs w:val="0"/>
+                          <w:sz w:val="18"/>
+                          <w:szCs w:val="18"/>
+                        </w:rPr>
+                        <w:t xml:space="preserve">η = </w:t>
+                      </w:r>
+                      <w:r>
+                        <w:rPr>
+                          <w:rStyle w:val="Titre2Car"/>
+                          <w:b w:val="0"/>
+                          <w:bCs w:val="0"/>
+                          <w:sz w:val="20"/>
+                          <w:szCs w:val="20"/>
+                        </w:rPr>
+                        <w:t>0.001 et N = 10 000</w:t>
+                      </w:r>
+                      <w:bookmarkEnd w:id="7"/>
+                    </w:p>
+                  </w:txbxContent>
+                </v:textbox>
+                <w10:wrap type="square" anchorx="margin"/>
+              </v:shape>
+            </w:pict>
+          </mc:Fallback>
+        </mc:AlternateContent>
+      </w:r>
+    </w:p>
+    <w:p/>
+    <w:p/>
+    <w:p/>
+    <w:p/>
+    <w:p/>
+    <w:p/>
+    <w:p/>
+    <w:p>
+      <w:r>
+        <w:t xml:space="preserve"> </w:t>
+      </w:r>
+    </w:p>
+    <w:p/>
+    <w:p/>
+    <w:p>
+      <w:r>
+        <w:rPr>
+          <w:noProof/>
+        </w:rPr>
+        <mc:AlternateContent>
+          <mc:Choice Requires="wps">
+            <w:drawing>
+              <wp:anchor distT="0" distB="0" distL="114300" distR="114300" simplePos="0" relativeHeight="251660288" behindDoc="1" locked="0" layoutInCell="1" allowOverlap="1" wp14:anchorId="00F2FE4D" wp14:editId="13C6C71B">
+                <wp:simplePos x="0" y="0"/>
+                <wp:positionH relativeFrom="column">
+                  <wp:posOffset>724651</wp:posOffset>
+                </wp:positionH>
+                <wp:positionV relativeFrom="paragraph">
+                  <wp:posOffset>2470035</wp:posOffset>
+                </wp:positionV>
+                <wp:extent cx="4464050" cy="635"/>
+                <wp:effectExtent l="0" t="0" r="0" b="0"/>
+                <wp:wrapTight wrapText="bothSides">
+                  <wp:wrapPolygon edited="0">
+                    <wp:start x="0" y="0"/>
+                    <wp:lineTo x="0" y="19591"/>
+                    <wp:lineTo x="21477" y="19591"/>
+                    <wp:lineTo x="21477" y="0"/>
+                    <wp:lineTo x="0" y="0"/>
+                  </wp:wrapPolygon>
+                </wp:wrapTight>
+                <wp:docPr id="2095107011" name="Zone de texte 1"/>
+                <wp:cNvGraphicFramePr/>
+                <a:graphic xmlns:a="http://schemas.openxmlformats.org/drawingml/2006/main">
+                  <a:graphicData uri="http://schemas.microsoft.com/office/word/2010/wordprocessingShape">
+                    <wps:wsp>
+                      <wps:cNvSpPr txBox="1"/>
+                      <wps:spPr>
+                        <a:xfrm>
+                          <a:off x="0" y="0"/>
+                          <a:ext cx="4464050" cy="635"/>
+                        </a:xfrm>
+                        <a:prstGeom prst="rect">
+                          <a:avLst/>
+                        </a:prstGeom>
+                        <a:solidFill>
+                          <a:prstClr val="white"/>
+                        </a:solidFill>
+                        <a:ln>
+                          <a:noFill/>
+                        </a:ln>
+                      </wps:spPr>
+                      <wps:txbx>
+                        <w:txbxContent>
+                          <w:p>
+                            <w:pPr>
+                              <w:pStyle w:val="Lgende"/>
+                              <w:rPr>
+                                <w:noProof/>
+                              </w:rPr>
+                            </w:pPr>
+                            <w:r>
+                              <w:t xml:space="preserve">Figure </w:t>
+                            </w:r>
+                            <w:r>
+                              <w:fldChar w:fldCharType="begin"/>
+                            </w:r>
+                            <w:r>
+                              <w:instrText xml:space="preserve"> SEQ Figure \* ARABIC </w:instrText>
+                            </w:r>
+                            <w:r>
+                              <w:fldChar w:fldCharType="separate"/>
+                            </w:r>
+                            <w:r>
+                              <w:rPr>
+                                <w:noProof/>
+                              </w:rPr>
+                              <w:t>6</w:t>
+                            </w:r>
+                            <w:r>
+                              <w:fldChar w:fldCharType="end"/>
+                            </w:r>
+                            <w:r>
+                              <w:t xml:space="preserve"> : </w:t>
+                            </w:r>
+                            <w:r>
+                              <w:t xml:space="preserve">Affichages obtenus après apprentissage avec </w:t>
+                            </w:r>
+                            <w:r>
+                              <w:rPr>
+                                <w:rStyle w:val="Titre2Car"/>
+                                <w:b w:val="0"/>
+                                <w:bCs w:val="0"/>
+                                <w:sz w:val="18"/>
+                                <w:szCs w:val="18"/>
+                              </w:rPr>
+                              <w:t xml:space="preserve">η = </w:t>
+                            </w:r>
+                            <w:r>
+                              <w:rPr>
+                                <w:rStyle w:val="Titre2Car"/>
+                                <w:b w:val="0"/>
+                                <w:bCs w:val="0"/>
+                                <w:sz w:val="20"/>
+                                <w:szCs w:val="20"/>
+                              </w:rPr>
+                              <w:t xml:space="preserve">0.001 et N = </w:t>
+                            </w:r>
+                            <w:r>
+                              <w:rPr>
+                                <w:rStyle w:val="Titre2Car"/>
+                                <w:b w:val="0"/>
+                                <w:bCs w:val="0"/>
+                                <w:sz w:val="20"/>
+                                <w:szCs w:val="20"/>
+                              </w:rPr>
+                              <w:t>5</w:t>
+                            </w:r>
+                            <w:r>
+                              <w:rPr>
+                                <w:rStyle w:val="Titre2Car"/>
+                                <w:b w:val="0"/>
+                                <w:bCs w:val="0"/>
+                                <w:sz w:val="20"/>
+                                <w:szCs w:val="20"/>
+                              </w:rPr>
+                              <w:t>00 000</w:t>
+                            </w:r>
+                          </w:p>
+                        </w:txbxContent>
+                      </wps:txbx>
+                      <wps:bodyPr rot="0" spcFirstLastPara="0" vertOverflow="overflow" horzOverflow="overflow" vert="horz" wrap="square" lIns="0" tIns="0" rIns="0" bIns="0" numCol="1" spcCol="0" rtlCol="0" fromWordArt="0" anchor="t" anchorCtr="0" forceAA="0" compatLnSpc="1">
+                        <a:prstTxWarp prst="textNoShape">
+                          <a:avLst/>
+                        </a:prstTxWarp>
+                        <a:spAutoFit/>
+                      </wps:bodyPr>
+                    </wps:wsp>
+                  </a:graphicData>
+                </a:graphic>
+                <wp14:sizeRelH relativeFrom="margin">
+                  <wp14:pctWidth>0</wp14:pctWidth>
+                </wp14:sizeRelH>
+              </wp:anchor>
+            </w:drawing>
+          </mc:Choice>
+          <mc:Fallback>
+            <w:pict>
+              <v:shape w14:anchorId="00F2FE4D" id="_x0000_s1032" type="#_x0000_t202" style="position:absolute;margin-left:57.05pt;margin-top:194.5pt;width:351.5pt;height:.05pt;z-index:-251656192;visibility:visible;mso-wrap-style:square;mso-width-percent:0;mso-wrap-distance-left:9pt;mso-wrap-distance-top:0;mso-wrap-distance-right:9pt;mso-wrap-distance-bottom:0;mso-position-horizontal:absolute;mso-position-horizontal-relative:text;mso-position-vertical:absolute;mso-position-vertical-relative:text;mso-width-percent:0;mso-width-relative:margin;v-text-anchor:top" o:gfxdata="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" stroked="f">
+                <v:textbox style="mso-fit-shape-to-text:t" inset="0,0,0,0">
+                  <w:txbxContent>
+                    <w:p>
+                      <w:pPr>
+                        <w:pStyle w:val="Lgende"/>
+                        <w:rPr>
+                          <w:noProof/>
+                        </w:rPr>
+                      </w:pPr>
+                      <w:r>
+                        <w:t xml:space="preserve">Figure </w:t>
+                      </w:r>
+                      <w:r>
+                        <w:fldChar w:fldCharType="begin"/>
+                      </w:r>
+                      <w:r>
+                        <w:instrText xml:space="preserve"> SEQ Figure \* ARABIC </w:instrText>
+                      </w:r>
+                      <w:r>
+                        <w:fldChar w:fldCharType="separate"/>
+                      </w:r>
+                      <w:r>
+                        <w:rPr>
+                          <w:noProof/>
+                        </w:rPr>
+                        <w:t>6</w:t>
+                      </w:r>
+                      <w:r>
+                        <w:fldChar w:fldCharType="end"/>
+                      </w:r>
+                      <w:r>
+                        <w:t xml:space="preserve"> : </w:t>
+                      </w:r>
+                      <w:r>
+                        <w:t xml:space="preserve">Affichages obtenus après apprentissage avec </w:t>
+                      </w:r>
+                      <w:r>
+                        <w:rPr>
+                          <w:rStyle w:val="Titre2Car"/>
+                          <w:b w:val="0"/>
+                          <w:bCs w:val="0"/>
+                          <w:sz w:val="18"/>
+                          <w:szCs w:val="18"/>
+                        </w:rPr>
+                        <w:t xml:space="preserve">η = </w:t>
+                      </w:r>
+                      <w:r>
+                        <w:rPr>
+                          <w:rStyle w:val="Titre2Car"/>
+                          <w:b w:val="0"/>
+                          <w:bCs w:val="0"/>
+                          <w:sz w:val="20"/>
+                          <w:szCs w:val="20"/>
+                        </w:rPr>
+                        <w:t xml:space="preserve">0.001 et N = </w:t>
+                      </w:r>
+                      <w:r>
+                        <w:rPr>
+                          <w:rStyle w:val="Titre2Car"/>
+                          <w:b w:val="0"/>
+                          <w:bCs w:val="0"/>
+                          <w:sz w:val="20"/>
+                          <w:szCs w:val="20"/>
+                        </w:rPr>
+                        <w:t>5</w:t>
+                      </w:r>
+                      <w:r>
+                        <w:rPr>
+                          <w:rStyle w:val="Titre2Car"/>
+                          <w:b w:val="0"/>
+                          <w:bCs w:val="0"/>
+                          <w:sz w:val="20"/>
+                          <w:szCs w:val="20"/>
+                        </w:rPr>
+                        <w:t>00 000</w:t>
+                      </w:r>
+                    </w:p>
+                  </w:txbxContent>
+                </v:textbox>
+                <w10:wrap type="tight"/>
+              </v:shape>
+            </w:pict>
+          </mc:Fallback>
+        </mc:AlternateContent>
+      </w:r>
+      <w:r>
+        <w:rPr>
+          <w:noProof/>
+        </w:rPr>
+        <mc:AlternateContent>
+          <mc:Choice Requires="wpg">
+            <w:drawing>
+              <wp:anchor distT="0" distB="0" distL="114300" distR="114300" simplePos="0" relativeHeight="251684864" behindDoc="0" locked="0" layoutInCell="1" allowOverlap="1" wp14:anchorId="52846BB4" wp14:editId="09B098F7">
+                <wp:simplePos x="0" y="0"/>
+                <wp:positionH relativeFrom="margin">
+                  <wp:align>right</wp:align>
+                </wp:positionH>
+                <wp:positionV relativeFrom="paragraph">
+                  <wp:posOffset>335800</wp:posOffset>
+                </wp:positionV>
+                <wp:extent cx="5757719" cy="2166563"/>
+                <wp:effectExtent l="0" t="0" r="0" b="5715"/>
+                <wp:wrapTight wrapText="bothSides">
+                  <wp:wrapPolygon edited="0">
+                    <wp:start x="0" y="0"/>
+                    <wp:lineTo x="0" y="21467"/>
+                    <wp:lineTo x="10649" y="21467"/>
+                    <wp:lineTo x="21512" y="21467"/>
+                    <wp:lineTo x="21512" y="0"/>
+                    <wp:lineTo x="0" y="0"/>
+                  </wp:wrapPolygon>
+                </wp:wrapTight>
+                <wp:docPr id="206474054" name="Groupe 32"/>
+                <wp:cNvGraphicFramePr/>
+                <a:graphic xmlns:a="http://schemas.openxmlformats.org/drawingml/2006/main">
+                  <a:graphicData uri="http://schemas.microsoft.com/office/word/2010/wordprocessingGroup">
+                    <wpg:wgp>
+                      <wpg:cNvGrpSpPr/>
+                      <wpg:grpSpPr>
+                        <a:xfrm>
+                          <a:off x="0" y="0"/>
+                          <a:ext cx="5757719" cy="2166563"/>
+                          <a:chOff x="0" y="0"/>
+                          <a:chExt cx="5757719" cy="2166563"/>
+                        </a:xfrm>
+                      </wpg:grpSpPr>
+                      <pic:pic xmlns:pic="http://schemas.openxmlformats.org/drawingml/2006/picture">
+                        <pic:nvPicPr>
+                          <pic:cNvPr id="818762686" name="Image 17" descr="Une image contenant diagramme, ligne, texte, Tracé&#10;&#10;Le contenu généré par l’IA peut être incorrect."/>
+                          <pic:cNvPicPr>
+                            <a:picLocks noChangeAspect="1"/>
+                          </pic:cNvPicPr>
+                        </pic:nvPicPr>
+                        <pic:blipFill>
+                          <a:blip r:embed="rId30" cstate="print">
+                            <a:extLst>
+                              <a:ext uri="{28A0092B-C50C-407E-A947-70E740481C1C}">
+                                <a14:useLocalDpi xmlns:a14="http://schemas.microsoft.com/office/drawing/2010/main" val="0"/>
+                              </a:ext>
+                            </a:extLst>
+                          </a:blip>
+                          <a:srcRect/>
+                          <a:stretch>
+                            <a:fillRect/>
+                          </a:stretch>
+                        </pic:blipFill>
+                        <pic:spPr bwMode="auto">
+                          <a:xfrm>
+                            <a:off x="2874819" y="6928"/>
+                            <a:ext cx="2882900" cy="2159635"/>
+                          </a:xfrm>
+                          <a:prstGeom prst="rect">
+                            <a:avLst/>
+                          </a:prstGeom>
+                          <a:noFill/>
+                          <a:ln>
+                            <a:noFill/>
+                          </a:ln>
+                        </pic:spPr>
+                      </pic:pic>
+                      <pic:pic xmlns:pic="http://schemas.openxmlformats.org/drawingml/2006/picture">
+                        <pic:nvPicPr>
+                          <pic:cNvPr id="40931886" name="Image 16" descr="Une image contenant texte, capture d’écran, carré, Rectangle&#10;&#10;Le contenu généré par l’IA peut être incorrect."/>
+                          <pic:cNvPicPr>
+                            <a:picLocks noChangeAspect="1"/>
+                          </pic:cNvPicPr>
+                        </pic:nvPicPr>
+                        <pic:blipFill>
+                          <a:blip r:embed="rId31" cstate="print">
+                            <a:extLst>
+                              <a:ext uri="{28A0092B-C50C-407E-A947-70E740481C1C}">
+                                <a14:useLocalDpi xmlns:a14="http://schemas.microsoft.com/office/drawing/2010/main" val="0"/>
+                              </a:ext>
+                            </a:extLst>
+                          </a:blip>
+                          <a:srcRect/>
+                          <a:stretch>
+                            <a:fillRect/>
+                          </a:stretch>
+                        </pic:blipFill>
+                        <pic:spPr bwMode="auto">
+                          <a:xfrm>
+                            <a:off x="0" y="0"/>
+                            <a:ext cx="2881630" cy="2159635"/>
+                          </a:xfrm>
+                          <a:prstGeom prst="rect">
+                            <a:avLst/>
+                          </a:prstGeom>
+                          <a:noFill/>
+                          <a:ln>
+                            <a:noFill/>
+                          </a:ln>
+                        </pic:spPr>
+                      </pic:pic>
+                    </wpg:wgp>
+                  </a:graphicData>
+                </a:graphic>
+              </wp:anchor>
+            </w:drawing>
+          </mc:Choice>
+          <mc:Fallback>
+            <w:pict>
+              <v:group w14:anchorId="54BB029B" id="Groupe 32" o:spid="_x0000_s1026" style="position:absolute;margin-left:402.15pt;margin-top:26.45pt;width:453.35pt;height:170.6pt;z-index:251684864;mso-position-horizontal:right;mso-position-horizontal-relative:margin" coordsize="57577,21665" o:gfxdata="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">
+                <v:shape id="Image 17" o:spid="_x0000_s1027" type="#_x0000_t75" alt="Une image contenant diagramme, ligne, texte, Tracé&#10;&#10;Le contenu généré par l’IA peut être incorrect." style="position:absolute;left:28748;top:69;width:28829;height:21596;visibility:visible;mso-wrap-style:square" o:gfxdata="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">
+                  <v:imagedata r:id="rId32" o:title="Une image contenant diagramme, ligne, texte, Tracé&#10;&#10;Le contenu généré par l’IA peut être incorrect"/>
+                </v:shape>
+                <v:shape id="Image 16" o:spid="_x0000_s1028" type="#_x0000_t75" alt="Une image contenant texte, capture d’écran, carré, Rectangle&#10;&#10;Le contenu généré par l’IA peut être incorrect." style="position:absolute;width:28816;height:21596;visibility:visible;mso-wrap-style:square" o:gfxdata="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">
+                  <v:imagedata r:id="rId33" o:title="Une image contenant texte, capture d’écran, carré, Rectangle&#10;&#10;Le contenu généré par l’IA peut être incorrect"/>
+                </v:shape>
+                <w10:wrap type="tight" anchorx="margin"/>
+              </v:group>
+            </w:pict>
+          </mc:Fallback>
+        </mc:AlternateContent>
+      </w:r>
+    </w:p>
+    <w:p/>
+    <w:p/>
+    <w:p/>
+    <w:p>
+      <w:r>
+        <w:lastRenderedPageBreak/>
+        <w:t xml:space="preserve">La carte semble </w:t>
+      </w:r>
+      <w:r>
+        <w:t>très bien</w:t>
+      </w:r>
+      <w:r>
+        <w:t xml:space="preserve"> mais n’est clairement pas aussi optimale </w:t>
+      </w:r>
+      <w:r>
+        <w:t>qu’attendue</w:t>
+      </w:r>
+      <w:r>
+        <w:t>.</w:t>
+      </w:r>
+      <w:r>
+        <w:t xml:space="preserve"> Au vu du nombre d’itération, nous nous attendions à un meilleur résultat. </w:t>
+      </w:r>
+      <w:r>
+        <w:t xml:space="preserve"> </w:t>
+      </w:r>
+    </w:p>
+    <w:p/>
+    <w:tbl>
+      <w:tblPr>
+        <w:tblStyle w:val="Grilledutableau"/>
+        <w:tblW w:w="0" w:type="auto"/>
+        <w:tblLook w:val="04A0" w:firstRow="1" w:lastRow="0" w:firstColumn="1" w:lastColumn="0" w:noHBand="0" w:noVBand="1"/>
+      </w:tblPr>
+      <w:tblGrid>
+        <w:gridCol w:w="2265"/>
+        <w:gridCol w:w="2265"/>
+        <w:gridCol w:w="2266"/>
+        <w:gridCol w:w="2266"/>
+      </w:tblGrid>
+      <w:tr>
+        <w:tc>
+          <w:tcPr>
+            <w:tcW w:w="2265" w:type="dxa"/>
+          </w:tcPr>
+          <w:p>
+            <w:proofErr w:type="gramStart"/>
+            <w:r>
+              <w:t>η</w:t>
+            </w:r>
+            <w:proofErr w:type="gramEnd"/>
+          </w:p>
+        </w:tc>
+        <w:tc>
+          <w:tcPr>
+            <w:tcW w:w="2265" w:type="dxa"/>
+          </w:tcPr>
+          <w:p>
+            <w:r>
+              <w:t>EQV</w:t>
+            </w:r>
+          </w:p>
+        </w:tc>
+        <w:tc>
+          <w:tcPr>
+            <w:tcW w:w="2266" w:type="dxa"/>
+          </w:tcPr>
+          <w:p>
+            <w:r>
+              <w:t>Mesure simple</w:t>
+            </w:r>
+          </w:p>
+        </w:tc>
+        <w:tc>
+          <w:tcPr>
+            <w:tcW w:w="2266" w:type="dxa"/>
+            <w:vAlign w:val="center"/>
+          </w:tcPr>
+          <w:p>
+            <w:r>
+              <w:t>M</w:t>
+            </w:r>
+            <w:r>
+              <w:t>esure</w:t>
+            </w:r>
+            <w:r>
+              <w:t xml:space="preserve"> quadratique</w:t>
+            </w:r>
+          </w:p>
+        </w:tc>
+      </w:tr>
+      <w:tr>
+        <w:tc>
+          <w:tcPr>
+            <w:tcW w:w="2265" w:type="dxa"/>
+          </w:tcPr>
+          <w:p>
+            <w:r>
+              <w:t>0</w:t>
+            </w:r>
+          </w:p>
+        </w:tc>
+        <w:tc>
+          <w:tcPr>
+            <w:tcW w:w="2265" w:type="dxa"/>
+          </w:tcPr>
+          <w:p>
+            <w:r>
+              <w:t>0.33</w:t>
+            </w:r>
+          </w:p>
+        </w:tc>
+        <w:tc>
+          <w:tcPr>
+            <w:tcW w:w="2266" w:type="dxa"/>
+          </w:tcPr>
+          <w:p>
+            <w:r>
+              <w:t>0.49</w:t>
+            </w:r>
+          </w:p>
+        </w:tc>
+        <w:tc>
+          <w:tcPr>
+            <w:tcW w:w="2266" w:type="dxa"/>
+          </w:tcPr>
+          <w:p>
+            <w:r>
+              <w:t>0.30</w:t>
+            </w:r>
+          </w:p>
+        </w:tc>
+      </w:tr>
+      <w:tr>
+        <w:tc>
+          <w:tcPr>
+            <w:tcW w:w="2265" w:type="dxa"/>
+          </w:tcPr>
+          <w:p>
+            <w:r>
+              <w:t>0.5</w:t>
+            </w:r>
+          </w:p>
+        </w:tc>
+        <w:tc>
+          <w:tcPr>
+            <w:tcW w:w="2265" w:type="dxa"/>
+          </w:tcPr>
+          <w:p>
+            <w:r>
+              <w:t>0.0004</w:t>
+            </w:r>
+          </w:p>
+        </w:tc>
+        <w:tc>
+          <w:tcPr>
+            <w:tcW w:w="2266" w:type="dxa"/>
+          </w:tcPr>
+          <w:p>
+            <w:r>
+              <w:t>0.21</w:t>
+            </w:r>
+          </w:p>
+        </w:tc>
+        <w:tc>
+          <w:tcPr>
+            <w:tcW w:w="2266" w:type="dxa"/>
+          </w:tcPr>
+          <w:p>
+            <w:r>
+              <w:t>0.03</w:t>
+            </w:r>
+          </w:p>
+        </w:tc>
+      </w:tr>
+      <w:tr>
+        <w:tc>
+          <w:tcPr>
+            <w:tcW w:w="2265" w:type="dxa"/>
+          </w:tcPr>
+          <w:p>
+            <w:r>
+              <w:t>1</w:t>
+            </w:r>
+          </w:p>
+        </w:tc>
+        <w:tc>
+          <w:tcPr>
+            <w:tcW w:w="2265" w:type="dxa"/>
+          </w:tcPr>
+          <w:p>
+            <w:r>
+              <w:t>0.001</w:t>
+            </w:r>
+          </w:p>
+        </w:tc>
+        <w:tc>
+          <w:tcPr>
+            <w:tcW w:w="2266" w:type="dxa"/>
+          </w:tcPr>
+          <w:p>
+            <w:r>
+              <w:t>0.21</w:t>
+            </w:r>
+          </w:p>
+        </w:tc>
+        <w:tc>
+          <w:tcPr>
+            <w:tcW w:w="2266" w:type="dxa"/>
+          </w:tcPr>
+          <w:p>
+            <w:r>
+              <w:t>0.04</w:t>
+            </w:r>
+          </w:p>
+        </w:tc>
+      </w:tr>
+      <w:tr>
+        <w:tc>
+          <w:tcPr>
+            <w:tcW w:w="2265" w:type="dxa"/>
+          </w:tcPr>
+          <w:p>
+            <w:r>
+              <w:t>2</w:t>
+            </w:r>
+          </w:p>
+        </w:tc>
+        <w:tc>
+          <w:tcPr>
+            <w:tcW w:w="2265" w:type="dxa"/>
+          </w:tcPr>
+          <w:p>
+            <w:r>
+              <w:t>0.00</w:t>
+            </w:r>
+            <w:r>
+              <w:t>2</w:t>
+            </w:r>
+          </w:p>
+        </w:tc>
+        <w:tc>
+          <w:tcPr>
+            <w:tcW w:w="2266" w:type="dxa"/>
+          </w:tcPr>
+          <w:p>
+            <w:r>
+              <w:t>0.33</w:t>
+            </w:r>
+          </w:p>
+        </w:tc>
+        <w:tc>
+          <w:tcPr>
+            <w:tcW w:w="2266" w:type="dxa"/>
+          </w:tcPr>
+          <w:p>
+            <w:r>
+              <w:t>0.12</w:t>
+            </w:r>
+          </w:p>
+        </w:tc>
+      </w:tr>
+      <w:tr>
+        <w:tc>
+          <w:tcPr>
+            <w:tcW w:w="2265" w:type="dxa"/>
+          </w:tcPr>
+          <w:p>
+            <w:r>
+              <w:t>0.001 N=10 000</w:t>
+            </w:r>
+          </w:p>
+        </w:tc>
+        <w:tc>
+          <w:tcPr>
+            <w:tcW w:w="2265" w:type="dxa"/>
+          </w:tcPr>
+          <w:p>
+            <w:r>
+              <w:t>0.02</w:t>
+            </w:r>
+          </w:p>
+        </w:tc>
+        <w:tc>
+          <w:tcPr>
+            <w:tcW w:w="2266" w:type="dxa"/>
+          </w:tcPr>
+          <w:p>
+            <w:r>
+              <w:t>0.40</w:t>
+            </w:r>
+          </w:p>
+        </w:tc>
+        <w:tc>
+          <w:tcPr>
+            <w:tcW w:w="2266" w:type="dxa"/>
+          </w:tcPr>
+          <w:p>
+            <w:r>
+              <w:t>0.20</w:t>
+            </w:r>
+          </w:p>
+        </w:tc>
+      </w:tr>
+      <w:tr>
+        <w:tc>
+          <w:tcPr>
+            <w:tcW w:w="2265" w:type="dxa"/>
+          </w:tcPr>
+          <w:p>
+            <w:r>
+              <w:t>0.001 N=500 000</w:t>
+            </w:r>
+          </w:p>
+        </w:tc>
+        <w:tc>
+          <w:tcPr>
+            <w:tcW w:w="2265" w:type="dxa"/>
+          </w:tcPr>
+          <w:p>
+            <w:r>
+              <w:t>0.0006</w:t>
+            </w:r>
+          </w:p>
+        </w:tc>
+        <w:tc>
+          <w:tcPr>
+            <w:tcW w:w="2266" w:type="dxa"/>
+          </w:tcPr>
+          <w:p>
+            <w:r>
+              <w:t>0.22</w:t>
+            </w:r>
+          </w:p>
+        </w:tc>
+        <w:tc>
+          <w:tcPr>
+            <w:tcW w:w="2266" w:type="dxa"/>
+          </w:tcPr>
+          <w:p>
+            <w:r>
+              <w:t>0.0</w:t>
+            </w:r>
+            <w:r>
+              <w:t>4</w:t>
+            </w:r>
+          </w:p>
+        </w:tc>
+      </w:tr>
+    </w:tbl>
+    <w:p/>
+    <w:p/>
+    <w:p>
+      <w:pPr>
+        <w:spacing w:line="276" w:lineRule="auto"/>
+        <w:jc w:val="both"/>
+      </w:pPr>
+      <w:r>
+        <w:t>Lorsqu’on observe l'évolution de l'Erreur de Quantification Vectorielle (EQV), on constate que les valeurs très élevées de η ou nulles mènent à des performances médiocres : dans le premier cas, l’apprentissage devient instable et les poids varient trop brutalement, ce qui empêche la carte de converger vers une bonne représentation des données</w:t>
+      </w:r>
+      <w:r>
+        <w:t>.</w:t>
+      </w:r>
+      <w:r>
+        <w:t xml:space="preserve"> </w:t>
+      </w:r>
+      <w:r>
+        <w:t>D</w:t>
+      </w:r>
+      <w:r>
+        <w:t xml:space="preserve">ans le second cas, aucun apprentissage n’a lieu. </w:t>
+      </w:r>
+      <w:r>
+        <w:t>Cependant</w:t>
+      </w:r>
+      <w:r>
+        <w:t>, des valeurs intermédiaires produisent des EQV très faibles, indiquant une bonne approximation des données d'entrée.</w:t>
+      </w:r>
+    </w:p>
+    <w:p>
+      <w:pPr>
+        <w:spacing w:line="276" w:lineRule="auto"/>
+        <w:jc w:val="both"/>
+      </w:pPr>
+      <w:r>
+        <w:t>Cependant, les valeurs faibles de η ne donnent de bons résultats qu’à condition d’augmenter drastiquement le nombre d’itérations. Pour η = 0.001 avec seulement 10 000 itérations, la carte est partiellement structurée, mais loin d’être optimale</w:t>
+      </w:r>
+      <w:r>
+        <w:t xml:space="preserve"> : </w:t>
+      </w:r>
+      <w:r>
+        <w:t>EQV = 0.02. À 500 000 itérations, cette même valeur de η permet une excellente organisation</w:t>
+      </w:r>
+      <w:r>
+        <w:t xml:space="preserve"> : </w:t>
+      </w:r>
+      <w:r>
+        <w:t>EQV</w:t>
+      </w:r>
+      <w:r>
+        <w:t xml:space="preserve"> =</w:t>
+      </w:r>
+      <w:r>
+        <w:t xml:space="preserve"> 0.0006, comparable aux meilleurs résultats obtenus avec η = 0.5 ou η = 1</w:t>
+      </w:r>
+      <w:r>
+        <w:t xml:space="preserve">, mais reste tout de même moins bon. Cela est </w:t>
+      </w:r>
+      <w:r>
+        <w:t>peut-être dû</w:t>
+      </w:r>
+      <w:r>
+        <w:t xml:space="preserve"> au fait qu</w:t>
+      </w:r>
+      <w:r>
+        <w:t xml:space="preserve">’un </w:t>
+      </w:r>
+      <w:r>
+        <w:t>η</w:t>
+      </w:r>
+      <w:r>
+        <w:t xml:space="preserve"> trop faible de permet pas de faire varier suffisamment la carte.</w:t>
+      </w:r>
+      <w:r>
+        <w:t xml:space="preserve"> Ou que le nombre d’itération est trop élevé mais nous verrons cela par la suite. </w:t>
+      </w:r>
+    </w:p>
+    <w:p>
+      <w:pPr>
+        <w:spacing w:line="276" w:lineRule="auto"/>
+        <w:jc w:val="both"/>
+      </w:pPr>
+    </w:p>
+    <w:p>
+      <w:pPr>
+        <w:spacing w:line="276" w:lineRule="auto"/>
+        <w:jc w:val="both"/>
+      </w:pPr>
+      <w:r>
+        <w:t xml:space="preserve">Du point de vue de la mesure locale simple, qui reflète la cohérence locale entre les poids des neurones voisins, les meilleurs résultats sont observés pour η = 0.5, η = 1 et η = 0.001 avec 500 000 itérations. Cela montre qu’un taux d’apprentissage modéré ou un taux très faible compensé par un long apprentissage permet de préserver les relations de proximité sur la carte, ce qui est essentiel pour une bonne continuité topologique. Inversement, η = 0 ou η = 2 conduisent à des valeurs élevées, </w:t>
+      </w:r>
+      <w:r>
+        <w:t>montrant</w:t>
+      </w:r>
+      <w:r>
+        <w:t xml:space="preserve"> un réseau désorganisé localement.</w:t>
+      </w:r>
+    </w:p>
+    <w:p>
+      <w:pPr>
+        <w:spacing w:line="276" w:lineRule="auto"/>
+        <w:jc w:val="both"/>
+      </w:pPr>
+    </w:p>
+    <w:p>
+      <w:pPr>
+        <w:pStyle w:val="Titre2"/>
+      </w:pPr>
+      <w:r>
+        <w:t xml:space="preserve">Conclusion : </w:t>
+      </w:r>
+    </w:p>
+    <w:p>
+      <w:pPr>
+        <w:spacing w:line="276" w:lineRule="auto"/>
+        <w:jc w:val="both"/>
+      </w:pPr>
+      <w:r>
+        <w:t>En résumé, un taux d’apprentissage faible assure une adaptation fine, mais nécessite un grand nombre d’itérations pour permettre une convergence satisfaisante. Un taux élevé offre une convergence rapide, mais au prix d’une instabilité et d’une mauvaise organisation locale. Les valeurs intermédiaires</w:t>
+      </w:r>
+      <w:r>
+        <w:t xml:space="preserve"> </w:t>
+      </w:r>
+      <w:r>
+        <w:t>représentent donc un compromis efficace, combinant vitesse de convergence, faible erreur de quantification et cohérence topologique, comme en témoignent les trois indicateurs mesurés.</w:t>
+      </w:r>
+    </w:p>
+    <w:p>
+      <w:pPr>
+        <w:spacing w:line="276" w:lineRule="auto"/>
+        <w:jc w:val="both"/>
+      </w:pPr>
+    </w:p>
+    <w:p>
+      <w:pPr>
+        <w:spacing w:line="276" w:lineRule="auto"/>
+        <w:jc w:val="both"/>
+      </w:pPr>
+    </w:p>
+    <w:p>
+      <w:pPr>
+        <w:spacing w:line="276" w:lineRule="auto"/>
+        <w:jc w:val="both"/>
+      </w:pPr>
+    </w:p>
+    <w:p>
+      <w:pPr>
+        <w:spacing w:line="276" w:lineRule="auto"/>
+        <w:jc w:val="both"/>
+      </w:pPr>
+    </w:p>
+    <w:p>
+      <w:pPr>
+        <w:spacing w:line="276" w:lineRule="auto"/>
+        <w:jc w:val="both"/>
+      </w:pPr>
+    </w:p>
+    <w:p>
+      <w:pPr>
+        <w:spacing w:line="276" w:lineRule="auto"/>
+        <w:jc w:val="both"/>
+      </w:pPr>
+    </w:p>
+    <w:p>
+      <w:pPr>
+        <w:pStyle w:val="Titre2"/>
+      </w:pPr>
+    </w:p>
+    <w:p>
+      <w:pPr>
+        <w:pStyle w:val="Titre2"/>
+      </w:pPr>
+      <w:r>
+        <w:t>3.2</w:t>
+      </w:r>
+      <w:r>
+        <w:tab/>
+        <w:t>Largeur du voisinage (</w:t>
+      </w:r>
+      <w:r>
+        <w:t>σ</w:t>
+      </w:r>
+      <w:r>
+        <w:t>)</w:t>
+      </w:r>
+    </w:p>
+    <w:p>
+      <w:pPr>
+        <w:pStyle w:val="Titre3"/>
+      </w:pPr>
+      <w:r>
+        <w:t>Hypothèse</w:t>
+      </w:r>
+      <w:r>
+        <w:t> :</w:t>
+      </w:r>
+    </w:p>
+    <w:p>
+      <w:pPr>
+        <w:spacing w:line="276" w:lineRule="auto"/>
+        <w:jc w:val="both"/>
+        <w:rPr>
+          <w:lang w:eastAsia="en-US"/>
+        </w:rPr>
+      </w:pPr>
+      <w:r>
+        <w:rPr>
+          <w:lang w:eastAsia="en-US"/>
+        </w:rPr>
+        <w:t>Une largeur de voisinage σ élevée rend tous les neurones sensibles à chaque entrée. Cela crée un effet de lissage global : les poids deviennent très similaires, la carte couvre une surface réduite dans l’espace d’entrée, et les neurones se regroupent fortement.</w:t>
+      </w:r>
+    </w:p>
+    <w:p>
+      <w:pPr>
+        <w:spacing w:line="276" w:lineRule="auto"/>
+        <w:jc w:val="both"/>
+        <w:rPr>
+          <w:lang w:eastAsia="en-US"/>
+        </w:rPr>
+      </w:pPr>
+      <w:r>
+        <w:rPr>
+          <w:lang w:eastAsia="en-US"/>
+        </w:rPr>
+        <w:t>À l’inverse, un σ faible limite l’apprentissage aux neurones proches du gagnant, ce qui favorise une différenciation fine mais nécessite plus d’itérations pour converger.</w:t>
+      </w:r>
+    </w:p>
+    <w:p>
+      <w:pPr>
+        <w:pStyle w:val="Titre2"/>
+      </w:pPr>
+      <w:r>
+        <w:t xml:space="preserve">Expériences : </w:t>
+      </w:r>
+    </w:p>
+    <w:p>
+      <w:pPr>
+        <w:spacing w:line="276" w:lineRule="auto"/>
+        <w:jc w:val="both"/>
+        <w:rPr>
+          <w:lang w:eastAsia="en-US"/>
+        </w:rPr>
+      </w:pPr>
+      <w:r>
+        <w:rPr>
+          <w:lang w:eastAsia="en-US"/>
+        </w:rPr>
+        <w:t xml:space="preserve">Pour cette série d’expériences nous avons fixé </w:t>
+      </w:r>
+      <w:r>
+        <w:rPr>
+          <w:lang w:eastAsia="en-US"/>
+        </w:rPr>
+        <w:t>η</w:t>
+      </w:r>
+      <w:r>
+        <w:t xml:space="preserve"> à 0.1, N à 50 000 et carte carrée de taille 10x10. Les valeurs de </w:t>
+      </w:r>
+      <w:r>
+        <w:rPr>
+          <w:lang w:eastAsia="en-US"/>
+        </w:rPr>
+        <w:t>σ</w:t>
+      </w:r>
+      <w:r>
+        <w:rPr>
+          <w:lang w:eastAsia="en-US"/>
+        </w:rPr>
+        <w:t xml:space="preserve"> testé sont : 0.1, 1.0, 2.0 et 5.0. Puis nous testerons </w:t>
+      </w:r>
+      <w:r>
+        <w:rPr>
+          <w:lang w:eastAsia="en-US"/>
+        </w:rPr>
+        <w:t>σ</w:t>
+      </w:r>
+      <w:r>
+        <w:rPr>
+          <w:lang w:eastAsia="en-US"/>
+        </w:rPr>
+        <w:t xml:space="preserve"> à 0.</w:t>
+      </w:r>
+      <w:r>
+        <w:rPr>
+          <w:lang w:eastAsia="en-US"/>
+        </w:rPr>
+        <w:t>5</w:t>
+      </w:r>
+      <w:r>
+        <w:rPr>
+          <w:lang w:eastAsia="en-US"/>
+        </w:rPr>
+        <w:t xml:space="preserve"> </w:t>
+      </w:r>
+      <w:r>
+        <w:rPr>
+          <w:lang w:eastAsia="en-US"/>
+        </w:rPr>
+        <w:t xml:space="preserve">pour N = 50 000 et </w:t>
+      </w:r>
+      <w:r>
+        <w:rPr>
+          <w:lang w:eastAsia="en-US"/>
+        </w:rPr>
+        <w:t xml:space="preserve">pour N = 500 000. </w:t>
+      </w:r>
+    </w:p>
+    <w:p>
+      <w:pPr>
+        <w:rPr>
+          <w:lang w:eastAsia="en-US"/>
+        </w:rPr>
+      </w:pPr>
+    </w:p>
+    <w:tbl>
+      <w:tblPr>
+        <w:tblStyle w:val="Grilledutableau"/>
+        <w:tblW w:w="9493" w:type="dxa"/>
+        <w:tblLook w:val="04A0" w:firstRow="1" w:lastRow="0" w:firstColumn="1" w:lastColumn="0" w:noHBand="0" w:noVBand="1"/>
+      </w:tblPr>
+      <w:tblGrid>
+        <w:gridCol w:w="1728"/>
+        <w:gridCol w:w="1728"/>
+        <w:gridCol w:w="1728"/>
+        <w:gridCol w:w="1728"/>
+        <w:gridCol w:w="2581"/>
+      </w:tblGrid>
+      <w:tr>
+        <w:tc>
+          <w:tcPr>
+            <w:tcW w:w="1728" w:type="dxa"/>
+            <w:tcBorders>
+              <w:top w:val="single" w:sz="4" w:space="0" w:color="auto"/>
+              <w:left w:val="single" w:sz="4" w:space="0" w:color="auto"/>
+              <w:bottom w:val="single" w:sz="4" w:space="0" w:color="auto"/>
+              <w:right w:val="single" w:sz="4" w:space="0" w:color="auto"/>
+            </w:tcBorders>
+            <w:hideMark/>
+          </w:tcPr>
+          <w:p>
+            <w:pPr>
+              <w:rPr>
+                <w:lang w:val="en-US" w:eastAsia="en-US"/>
+              </w:rPr>
+            </w:pPr>
+            <w:r>
+              <w:rPr>
+                <w:lang w:val="en-US" w:eastAsia="en-US"/>
+              </w:rPr>
+              <w:t>σ (Sigma)</w:t>
+            </w:r>
+          </w:p>
+        </w:tc>
+        <w:tc>
+          <w:tcPr>
+            <w:tcW w:w="1728" w:type="dxa"/>
+            <w:tcBorders>
+              <w:top w:val="single" w:sz="4" w:space="0" w:color="auto"/>
+              <w:left w:val="single" w:sz="4" w:space="0" w:color="auto"/>
+              <w:bottom w:val="single" w:sz="4" w:space="0" w:color="auto"/>
+              <w:right w:val="single" w:sz="4" w:space="0" w:color="auto"/>
+            </w:tcBorders>
+            <w:hideMark/>
+          </w:tcPr>
+          <w:p>
+            <w:pPr>
+              <w:rPr>
+                <w:lang w:val="en-US" w:eastAsia="en-US"/>
+              </w:rPr>
+            </w:pPr>
+            <w:r>
+              <w:rPr>
+                <w:lang w:val="en-US" w:eastAsia="en-US"/>
+              </w:rPr>
+              <w:t>N</w:t>
+            </w:r>
+          </w:p>
+        </w:tc>
+        <w:tc>
+          <w:tcPr>
+            <w:tcW w:w="1728" w:type="dxa"/>
+            <w:tcBorders>
+              <w:top w:val="single" w:sz="4" w:space="0" w:color="auto"/>
+              <w:left w:val="single" w:sz="4" w:space="0" w:color="auto"/>
+              <w:bottom w:val="single" w:sz="4" w:space="0" w:color="auto"/>
+              <w:right w:val="single" w:sz="4" w:space="0" w:color="auto"/>
+            </w:tcBorders>
+            <w:hideMark/>
+          </w:tcPr>
+          <w:p>
+            <w:pPr>
+              <w:rPr>
+                <w:lang w:val="en-US" w:eastAsia="en-US"/>
+              </w:rPr>
+            </w:pPr>
+            <w:r>
+              <w:rPr>
+                <w:lang w:val="en-US" w:eastAsia="en-US"/>
+              </w:rPr>
+              <w:t>EQV</w:t>
+            </w:r>
+          </w:p>
+        </w:tc>
+        <w:tc>
+          <w:tcPr>
+            <w:tcW w:w="1728" w:type="dxa"/>
+            <w:tcBorders>
+              <w:top w:val="single" w:sz="4" w:space="0" w:color="auto"/>
+              <w:left w:val="single" w:sz="4" w:space="0" w:color="auto"/>
+              <w:bottom w:val="single" w:sz="4" w:space="0" w:color="auto"/>
+              <w:right w:val="single" w:sz="4" w:space="0" w:color="auto"/>
+            </w:tcBorders>
+            <w:hideMark/>
+          </w:tcPr>
+          <w:p>
+            <w:pPr>
+              <w:rPr>
+                <w:lang w:val="en-US" w:eastAsia="en-US"/>
+              </w:rPr>
+            </w:pPr>
+            <w:proofErr w:type="spellStart"/>
+            <w:r>
+              <w:rPr>
+                <w:lang w:val="en-US" w:eastAsia="en-US"/>
+              </w:rPr>
+              <w:t>Mesure</w:t>
+            </w:r>
+            <w:proofErr w:type="spellEnd"/>
+            <w:r>
+              <w:rPr>
+                <w:lang w:val="en-US" w:eastAsia="en-US"/>
+              </w:rPr>
+              <w:t xml:space="preserve"> simple</w:t>
+            </w:r>
+          </w:p>
+        </w:tc>
+        <w:tc>
+          <w:tcPr>
+            <w:tcW w:w="2581" w:type="dxa"/>
+            <w:tcBorders>
+              <w:top w:val="single" w:sz="4" w:space="0" w:color="auto"/>
+              <w:left w:val="single" w:sz="4" w:space="0" w:color="auto"/>
+              <w:bottom w:val="single" w:sz="4" w:space="0" w:color="auto"/>
+              <w:right w:val="single" w:sz="4" w:space="0" w:color="auto"/>
+            </w:tcBorders>
+            <w:hideMark/>
+          </w:tcPr>
+          <w:p>
+            <w:pPr>
+              <w:rPr>
+                <w:lang w:val="en-US" w:eastAsia="en-US"/>
+              </w:rPr>
+            </w:pPr>
+            <w:proofErr w:type="spellStart"/>
+            <w:r>
+              <w:rPr>
+                <w:lang w:val="en-US" w:eastAsia="en-US"/>
+              </w:rPr>
+              <w:t>Mesure</w:t>
+            </w:r>
+            <w:proofErr w:type="spellEnd"/>
+            <w:r>
+              <w:rPr>
+                <w:lang w:val="en-US" w:eastAsia="en-US"/>
+              </w:rPr>
+              <w:t xml:space="preserve"> </w:t>
+            </w:r>
+            <w:proofErr w:type="spellStart"/>
+            <w:r>
+              <w:rPr>
+                <w:lang w:val="en-US" w:eastAsia="en-US"/>
+              </w:rPr>
+              <w:t>quadratique</w:t>
+            </w:r>
+            <w:proofErr w:type="spellEnd"/>
+          </w:p>
+        </w:tc>
+      </w:tr>
+      <w:tr>
+        <w:tc>
+          <w:tcPr>
+            <w:tcW w:w="1728" w:type="dxa"/>
+            <w:tcBorders>
+              <w:top w:val="single" w:sz="4" w:space="0" w:color="auto"/>
+              <w:left w:val="single" w:sz="4" w:space="0" w:color="auto"/>
+              <w:bottom w:val="single" w:sz="4" w:space="0" w:color="auto"/>
+              <w:right w:val="single" w:sz="4" w:space="0" w:color="auto"/>
+            </w:tcBorders>
+            <w:hideMark/>
+          </w:tcPr>
+          <w:p>
+            <w:pPr>
+              <w:rPr>
+                <w:lang w:val="en-US" w:eastAsia="en-US"/>
+              </w:rPr>
+            </w:pPr>
+            <w:r>
+              <w:rPr>
+                <w:lang w:val="en-US" w:eastAsia="en-US"/>
+              </w:rPr>
+              <w:t>0.1</w:t>
+            </w:r>
+          </w:p>
+        </w:tc>
+        <w:tc>
+          <w:tcPr>
+            <w:tcW w:w="1728" w:type="dxa"/>
+            <w:tcBorders>
+              <w:top w:val="single" w:sz="4" w:space="0" w:color="auto"/>
+              <w:left w:val="single" w:sz="4" w:space="0" w:color="auto"/>
+              <w:bottom w:val="single" w:sz="4" w:space="0" w:color="auto"/>
+              <w:right w:val="single" w:sz="4" w:space="0" w:color="auto"/>
+            </w:tcBorders>
+            <w:hideMark/>
+          </w:tcPr>
+          <w:p>
+            <w:pPr>
+              <w:rPr>
+                <w:lang w:val="en-US" w:eastAsia="en-US"/>
+              </w:rPr>
+            </w:pPr>
+            <w:r>
+              <w:rPr>
+                <w:lang w:val="en-US" w:eastAsia="en-US"/>
+              </w:rPr>
+              <w:t>50000</w:t>
+            </w:r>
+          </w:p>
+        </w:tc>
+        <w:tc>
+          <w:tcPr>
+            <w:tcW w:w="1728" w:type="dxa"/>
+            <w:tcBorders>
+              <w:top w:val="single" w:sz="4" w:space="0" w:color="auto"/>
+              <w:left w:val="single" w:sz="4" w:space="0" w:color="auto"/>
+              <w:bottom w:val="single" w:sz="4" w:space="0" w:color="auto"/>
+              <w:right w:val="single" w:sz="4" w:space="0" w:color="auto"/>
+            </w:tcBorders>
+            <w:hideMark/>
+          </w:tcPr>
+          <w:p>
+            <w:pPr>
+              <w:rPr>
+                <w:lang w:val="en-US" w:eastAsia="en-US"/>
+              </w:rPr>
+            </w:pPr>
+            <w:r>
+              <w:rPr>
+                <w:lang w:val="en-US" w:eastAsia="en-US"/>
+              </w:rPr>
+              <w:t>0.0002</w:t>
+            </w:r>
+          </w:p>
+        </w:tc>
+        <w:tc>
+          <w:tcPr>
+            <w:tcW w:w="1728" w:type="dxa"/>
+            <w:tcBorders>
+              <w:top w:val="single" w:sz="4" w:space="0" w:color="auto"/>
+              <w:left w:val="single" w:sz="4" w:space="0" w:color="auto"/>
+              <w:bottom w:val="single" w:sz="4" w:space="0" w:color="auto"/>
+              <w:right w:val="single" w:sz="4" w:space="0" w:color="auto"/>
+            </w:tcBorders>
+            <w:hideMark/>
+          </w:tcPr>
+          <w:p>
+            <w:pPr>
+              <w:rPr>
+                <w:lang w:val="en-US" w:eastAsia="en-US"/>
+              </w:rPr>
+            </w:pPr>
+            <w:r>
+              <w:rPr>
+                <w:lang w:val="en-US" w:eastAsia="en-US"/>
+              </w:rPr>
+              <w:t>0.91</w:t>
+            </w:r>
+          </w:p>
+        </w:tc>
+        <w:tc>
+          <w:tcPr>
+            <w:tcW w:w="2581" w:type="dxa"/>
+            <w:tcBorders>
+              <w:top w:val="single" w:sz="4" w:space="0" w:color="auto"/>
+              <w:left w:val="single" w:sz="4" w:space="0" w:color="auto"/>
+              <w:bottom w:val="single" w:sz="4" w:space="0" w:color="auto"/>
+              <w:right w:val="single" w:sz="4" w:space="0" w:color="auto"/>
+            </w:tcBorders>
+            <w:hideMark/>
+          </w:tcPr>
+          <w:p>
+            <w:pPr>
+              <w:rPr>
+                <w:lang w:val="en-US" w:eastAsia="en-US"/>
+              </w:rPr>
+            </w:pPr>
+            <w:r>
+              <w:rPr>
+                <w:lang w:val="en-US" w:eastAsia="en-US"/>
+              </w:rPr>
+              <w:t>1.10</w:t>
+            </w:r>
+          </w:p>
+        </w:tc>
+      </w:tr>
+      <w:tr>
+        <w:tc>
+          <w:tcPr>
+            <w:tcW w:w="1728" w:type="dxa"/>
+            <w:tcBorders>
+              <w:top w:val="single" w:sz="4" w:space="0" w:color="auto"/>
+              <w:left w:val="single" w:sz="4" w:space="0" w:color="auto"/>
+              <w:bottom w:val="single" w:sz="4" w:space="0" w:color="auto"/>
+              <w:right w:val="single" w:sz="4" w:space="0" w:color="auto"/>
+            </w:tcBorders>
+            <w:hideMark/>
+          </w:tcPr>
+          <w:p>
+            <w:pPr>
+              <w:rPr>
+                <w:lang w:val="en-US" w:eastAsia="en-US"/>
+              </w:rPr>
+            </w:pPr>
+            <w:r>
+              <w:rPr>
+                <w:lang w:val="en-US" w:eastAsia="en-US"/>
+              </w:rPr>
+              <w:t>0.1</w:t>
+            </w:r>
+          </w:p>
+        </w:tc>
+        <w:tc>
+          <w:tcPr>
+            <w:tcW w:w="1728" w:type="dxa"/>
+            <w:tcBorders>
+              <w:top w:val="single" w:sz="4" w:space="0" w:color="auto"/>
+              <w:left w:val="single" w:sz="4" w:space="0" w:color="auto"/>
+              <w:bottom w:val="single" w:sz="4" w:space="0" w:color="auto"/>
+              <w:right w:val="single" w:sz="4" w:space="0" w:color="auto"/>
+            </w:tcBorders>
+            <w:hideMark/>
+          </w:tcPr>
+          <w:p>
+            <w:pPr>
+              <w:rPr>
+                <w:lang w:val="en-US" w:eastAsia="en-US"/>
+              </w:rPr>
+            </w:pPr>
+            <w:r>
+              <w:rPr>
+                <w:lang w:val="en-US" w:eastAsia="en-US"/>
+              </w:rPr>
+              <w:t>500000</w:t>
+            </w:r>
+          </w:p>
+        </w:tc>
+        <w:tc>
+          <w:tcPr>
+            <w:tcW w:w="1728" w:type="dxa"/>
+            <w:tcBorders>
+              <w:top w:val="single" w:sz="4" w:space="0" w:color="auto"/>
+              <w:left w:val="single" w:sz="4" w:space="0" w:color="auto"/>
+              <w:bottom w:val="single" w:sz="4" w:space="0" w:color="auto"/>
+              <w:right w:val="single" w:sz="4" w:space="0" w:color="auto"/>
+            </w:tcBorders>
+            <w:hideMark/>
+          </w:tcPr>
+          <w:p>
+            <w:pPr>
+              <w:rPr>
+                <w:lang w:val="en-US" w:eastAsia="en-US"/>
+              </w:rPr>
+            </w:pPr>
+            <w:r>
+              <w:rPr>
+                <w:lang w:val="en-US" w:eastAsia="en-US"/>
+              </w:rPr>
+              <w:t>7.9e-05</w:t>
+            </w:r>
+          </w:p>
+        </w:tc>
+        <w:tc>
+          <w:tcPr>
+            <w:tcW w:w="1728" w:type="dxa"/>
+            <w:tcBorders>
+              <w:top w:val="single" w:sz="4" w:space="0" w:color="auto"/>
+              <w:left w:val="single" w:sz="4" w:space="0" w:color="auto"/>
+              <w:bottom w:val="single" w:sz="4" w:space="0" w:color="auto"/>
+              <w:right w:val="single" w:sz="4" w:space="0" w:color="auto"/>
+            </w:tcBorders>
+            <w:hideMark/>
+          </w:tcPr>
+          <w:p>
+            <w:pPr>
+              <w:rPr>
+                <w:lang w:val="en-US" w:eastAsia="en-US"/>
+              </w:rPr>
+            </w:pPr>
+            <w:r>
+              <w:rPr>
+                <w:lang w:val="en-US" w:eastAsia="en-US"/>
+              </w:rPr>
+              <w:t>1.0</w:t>
+            </w:r>
+            <w:r>
+              <w:rPr>
+                <w:lang w:val="en-US" w:eastAsia="en-US"/>
+              </w:rPr>
+              <w:t>2</w:t>
+            </w:r>
+          </w:p>
+        </w:tc>
+        <w:tc>
+          <w:tcPr>
+            <w:tcW w:w="2581" w:type="dxa"/>
+            <w:tcBorders>
+              <w:top w:val="single" w:sz="4" w:space="0" w:color="auto"/>
+              <w:left w:val="single" w:sz="4" w:space="0" w:color="auto"/>
+              <w:bottom w:val="single" w:sz="4" w:space="0" w:color="auto"/>
+              <w:right w:val="single" w:sz="4" w:space="0" w:color="auto"/>
+            </w:tcBorders>
+            <w:hideMark/>
+          </w:tcPr>
+          <w:p>
+            <w:pPr>
+              <w:rPr>
+                <w:lang w:val="en-US" w:eastAsia="en-US"/>
+              </w:rPr>
+            </w:pPr>
+            <w:r>
+              <w:rPr>
+                <w:lang w:val="en-US" w:eastAsia="en-US"/>
+              </w:rPr>
+              <w:t>1.</w:t>
+            </w:r>
+            <w:r>
+              <w:rPr>
+                <w:lang w:val="en-US" w:eastAsia="en-US"/>
+              </w:rPr>
+              <w:t>30</w:t>
+            </w:r>
+          </w:p>
+        </w:tc>
+      </w:tr>
+      <w:tr>
+        <w:tc>
+          <w:tcPr>
+            <w:tcW w:w="1728" w:type="dxa"/>
+            <w:tcBorders>
+              <w:top w:val="single" w:sz="4" w:space="0" w:color="auto"/>
+              <w:left w:val="single" w:sz="4" w:space="0" w:color="auto"/>
+              <w:bottom w:val="single" w:sz="4" w:space="0" w:color="auto"/>
+              <w:right w:val="single" w:sz="4" w:space="0" w:color="auto"/>
+            </w:tcBorders>
+            <w:hideMark/>
+          </w:tcPr>
+          <w:p>
+            <w:pPr>
+              <w:rPr>
+                <w:lang w:val="en-US" w:eastAsia="en-US"/>
+              </w:rPr>
+            </w:pPr>
+            <w:r>
+              <w:rPr>
+                <w:lang w:val="en-US" w:eastAsia="en-US"/>
+              </w:rPr>
+              <w:t>0.5</w:t>
+            </w:r>
+          </w:p>
+        </w:tc>
+        <w:tc>
+          <w:tcPr>
+            <w:tcW w:w="1728" w:type="dxa"/>
+            <w:tcBorders>
+              <w:top w:val="single" w:sz="4" w:space="0" w:color="auto"/>
+              <w:left w:val="single" w:sz="4" w:space="0" w:color="auto"/>
+              <w:bottom w:val="single" w:sz="4" w:space="0" w:color="auto"/>
+              <w:right w:val="single" w:sz="4" w:space="0" w:color="auto"/>
+            </w:tcBorders>
+            <w:hideMark/>
+          </w:tcPr>
+          <w:p>
+            <w:pPr>
+              <w:rPr>
+                <w:lang w:val="en-US" w:eastAsia="en-US"/>
+              </w:rPr>
+            </w:pPr>
+            <w:r>
+              <w:rPr>
+                <w:lang w:val="en-US" w:eastAsia="en-US"/>
+              </w:rPr>
+              <w:t>50000</w:t>
+            </w:r>
+          </w:p>
+        </w:tc>
+        <w:tc>
+          <w:tcPr>
+            <w:tcW w:w="1728" w:type="dxa"/>
+            <w:tcBorders>
+              <w:top w:val="single" w:sz="4" w:space="0" w:color="auto"/>
+              <w:left w:val="single" w:sz="4" w:space="0" w:color="auto"/>
+              <w:bottom w:val="single" w:sz="4" w:space="0" w:color="auto"/>
+              <w:right w:val="single" w:sz="4" w:space="0" w:color="auto"/>
+            </w:tcBorders>
+            <w:hideMark/>
+          </w:tcPr>
+          <w:p>
+            <w:pPr>
+              <w:rPr>
+                <w:lang w:val="en-US" w:eastAsia="en-US"/>
+              </w:rPr>
+            </w:pPr>
+            <w:r>
+              <w:rPr>
+                <w:lang w:val="en-US" w:eastAsia="en-US"/>
+              </w:rPr>
+              <w:t>0.0001</w:t>
+            </w:r>
+          </w:p>
+        </w:tc>
+        <w:tc>
+          <w:tcPr>
+            <w:tcW w:w="1728" w:type="dxa"/>
+            <w:tcBorders>
+              <w:top w:val="single" w:sz="4" w:space="0" w:color="auto"/>
+              <w:left w:val="single" w:sz="4" w:space="0" w:color="auto"/>
+              <w:bottom w:val="single" w:sz="4" w:space="0" w:color="auto"/>
+              <w:right w:val="single" w:sz="4" w:space="0" w:color="auto"/>
+            </w:tcBorders>
+            <w:hideMark/>
+          </w:tcPr>
+          <w:p>
+            <w:pPr>
+              <w:rPr>
+                <w:lang w:val="en-US" w:eastAsia="en-US"/>
+              </w:rPr>
+            </w:pPr>
+            <w:r>
+              <w:rPr>
+                <w:lang w:val="en-US" w:eastAsia="en-US"/>
+              </w:rPr>
+              <w:t>0.33</w:t>
+            </w:r>
+          </w:p>
+        </w:tc>
+        <w:tc>
+          <w:tcPr>
+            <w:tcW w:w="2581" w:type="dxa"/>
+            <w:tcBorders>
+              <w:top w:val="single" w:sz="4" w:space="0" w:color="auto"/>
+              <w:left w:val="single" w:sz="4" w:space="0" w:color="auto"/>
+              <w:bottom w:val="single" w:sz="4" w:space="0" w:color="auto"/>
+              <w:right w:val="single" w:sz="4" w:space="0" w:color="auto"/>
+            </w:tcBorders>
+            <w:hideMark/>
+          </w:tcPr>
+          <w:p>
+            <w:pPr>
+              <w:rPr>
+                <w:lang w:val="en-US" w:eastAsia="en-US"/>
+              </w:rPr>
+            </w:pPr>
+            <w:r>
+              <w:rPr>
+                <w:lang w:val="en-US" w:eastAsia="en-US"/>
+              </w:rPr>
+              <w:t>0.</w:t>
+            </w:r>
+            <w:r>
+              <w:rPr>
+                <w:lang w:val="en-US" w:eastAsia="en-US"/>
+              </w:rPr>
+              <w:t>1</w:t>
+            </w:r>
+          </w:p>
+        </w:tc>
+      </w:tr>
+      <w:tr>
+        <w:tc>
+          <w:tcPr>
+            <w:tcW w:w="1728" w:type="dxa"/>
+            <w:tcBorders>
+              <w:top w:val="single" w:sz="4" w:space="0" w:color="auto"/>
+              <w:left w:val="single" w:sz="4" w:space="0" w:color="auto"/>
+              <w:bottom w:val="single" w:sz="4" w:space="0" w:color="auto"/>
+              <w:right w:val="single" w:sz="4" w:space="0" w:color="auto"/>
+            </w:tcBorders>
+            <w:hideMark/>
+          </w:tcPr>
+          <w:p>
+            <w:pPr>
+              <w:rPr>
+                <w:lang w:val="en-US" w:eastAsia="en-US"/>
+              </w:rPr>
+            </w:pPr>
+            <w:r>
+              <w:rPr>
+                <w:lang w:val="en-US" w:eastAsia="en-US"/>
+              </w:rPr>
+              <w:t>0.5</w:t>
+            </w:r>
+          </w:p>
+        </w:tc>
+        <w:tc>
+          <w:tcPr>
+            <w:tcW w:w="1728" w:type="dxa"/>
+            <w:tcBorders>
+              <w:top w:val="single" w:sz="4" w:space="0" w:color="auto"/>
+              <w:left w:val="single" w:sz="4" w:space="0" w:color="auto"/>
+              <w:bottom w:val="single" w:sz="4" w:space="0" w:color="auto"/>
+              <w:right w:val="single" w:sz="4" w:space="0" w:color="auto"/>
+            </w:tcBorders>
+            <w:hideMark/>
+          </w:tcPr>
+          <w:p>
+            <w:pPr>
+              <w:rPr>
+                <w:lang w:val="en-US" w:eastAsia="en-US"/>
+              </w:rPr>
+            </w:pPr>
+            <w:r>
+              <w:rPr>
+                <w:lang w:val="en-US" w:eastAsia="en-US"/>
+              </w:rPr>
+              <w:t>500000</w:t>
+            </w:r>
+          </w:p>
+        </w:tc>
+        <w:tc>
+          <w:tcPr>
+            <w:tcW w:w="1728" w:type="dxa"/>
+            <w:tcBorders>
+              <w:top w:val="single" w:sz="4" w:space="0" w:color="auto"/>
+              <w:left w:val="single" w:sz="4" w:space="0" w:color="auto"/>
+              <w:bottom w:val="single" w:sz="4" w:space="0" w:color="auto"/>
+              <w:right w:val="single" w:sz="4" w:space="0" w:color="auto"/>
+            </w:tcBorders>
+            <w:hideMark/>
+          </w:tcPr>
+          <w:p>
+            <w:pPr>
+              <w:rPr>
+                <w:lang w:val="en-US" w:eastAsia="en-US"/>
+              </w:rPr>
+            </w:pPr>
+            <w:r>
+              <w:rPr>
+                <w:lang w:val="en-US" w:eastAsia="en-US"/>
+              </w:rPr>
+              <w:t>8.4e-05</w:t>
+            </w:r>
+          </w:p>
+        </w:tc>
+        <w:tc>
+          <w:tcPr>
+            <w:tcW w:w="1728" w:type="dxa"/>
+            <w:tcBorders>
+              <w:top w:val="single" w:sz="4" w:space="0" w:color="auto"/>
+              <w:left w:val="single" w:sz="4" w:space="0" w:color="auto"/>
+              <w:bottom w:val="single" w:sz="4" w:space="0" w:color="auto"/>
+              <w:right w:val="single" w:sz="4" w:space="0" w:color="auto"/>
+            </w:tcBorders>
+            <w:hideMark/>
+          </w:tcPr>
+          <w:p>
+            <w:pPr>
+              <w:rPr>
+                <w:lang w:val="en-US" w:eastAsia="en-US"/>
+              </w:rPr>
+            </w:pPr>
+            <w:r>
+              <w:rPr>
+                <w:lang w:val="en-US" w:eastAsia="en-US"/>
+              </w:rPr>
+              <w:t>0.2</w:t>
+            </w:r>
+            <w:r>
+              <w:rPr>
+                <w:lang w:val="en-US" w:eastAsia="en-US"/>
+              </w:rPr>
+              <w:t>4</w:t>
+            </w:r>
+          </w:p>
+        </w:tc>
+        <w:tc>
+          <w:tcPr>
+            <w:tcW w:w="2581" w:type="dxa"/>
+            <w:tcBorders>
+              <w:top w:val="single" w:sz="4" w:space="0" w:color="auto"/>
+              <w:left w:val="single" w:sz="4" w:space="0" w:color="auto"/>
+              <w:bottom w:val="single" w:sz="4" w:space="0" w:color="auto"/>
+              <w:right w:val="single" w:sz="4" w:space="0" w:color="auto"/>
+            </w:tcBorders>
+            <w:hideMark/>
+          </w:tcPr>
+          <w:p>
+            <w:pPr>
+              <w:rPr>
+                <w:lang w:val="en-US" w:eastAsia="en-US"/>
+              </w:rPr>
+            </w:pPr>
+            <w:r>
+              <w:rPr>
+                <w:lang w:val="en-US" w:eastAsia="en-US"/>
+              </w:rPr>
+              <w:t>0.04</w:t>
+            </w:r>
+          </w:p>
+        </w:tc>
+      </w:tr>
+      <w:tr>
+        <w:tc>
+          <w:tcPr>
+            <w:tcW w:w="1728" w:type="dxa"/>
+            <w:tcBorders>
+              <w:top w:val="single" w:sz="4" w:space="0" w:color="auto"/>
+              <w:left w:val="single" w:sz="4" w:space="0" w:color="auto"/>
+              <w:bottom w:val="single" w:sz="4" w:space="0" w:color="auto"/>
+              <w:right w:val="single" w:sz="4" w:space="0" w:color="auto"/>
+            </w:tcBorders>
+            <w:hideMark/>
+          </w:tcPr>
+          <w:p>
+            <w:pPr>
+              <w:rPr>
+                <w:lang w:val="en-US" w:eastAsia="en-US"/>
+              </w:rPr>
+            </w:pPr>
+            <w:r>
+              <w:rPr>
+                <w:lang w:val="en-US" w:eastAsia="en-US"/>
+              </w:rPr>
+              <w:t>1.0</w:t>
+            </w:r>
+          </w:p>
+        </w:tc>
+        <w:tc>
+          <w:tcPr>
+            <w:tcW w:w="1728" w:type="dxa"/>
+            <w:tcBorders>
+              <w:top w:val="single" w:sz="4" w:space="0" w:color="auto"/>
+              <w:left w:val="single" w:sz="4" w:space="0" w:color="auto"/>
+              <w:bottom w:val="single" w:sz="4" w:space="0" w:color="auto"/>
+              <w:right w:val="single" w:sz="4" w:space="0" w:color="auto"/>
+            </w:tcBorders>
+            <w:hideMark/>
+          </w:tcPr>
+          <w:p>
+            <w:pPr>
+              <w:rPr>
+                <w:lang w:val="en-US" w:eastAsia="en-US"/>
+              </w:rPr>
+            </w:pPr>
+            <w:r>
+              <w:rPr>
+                <w:lang w:val="en-US" w:eastAsia="en-US"/>
+              </w:rPr>
+              <w:t>5000</w:t>
+            </w:r>
+          </w:p>
+        </w:tc>
+        <w:tc>
+          <w:tcPr>
+            <w:tcW w:w="1728" w:type="dxa"/>
+            <w:tcBorders>
+              <w:top w:val="single" w:sz="4" w:space="0" w:color="auto"/>
+              <w:left w:val="single" w:sz="4" w:space="0" w:color="auto"/>
+              <w:bottom w:val="single" w:sz="4" w:space="0" w:color="auto"/>
+              <w:right w:val="single" w:sz="4" w:space="0" w:color="auto"/>
+            </w:tcBorders>
+            <w:hideMark/>
+          </w:tcPr>
+          <w:p>
+            <w:pPr>
+              <w:rPr>
+                <w:lang w:val="en-US" w:eastAsia="en-US"/>
+              </w:rPr>
+            </w:pPr>
+            <w:r>
+              <w:rPr>
+                <w:lang w:val="en-US" w:eastAsia="en-US"/>
+              </w:rPr>
+              <w:t>0.0005</w:t>
+            </w:r>
+          </w:p>
+        </w:tc>
+        <w:tc>
+          <w:tcPr>
+            <w:tcW w:w="1728" w:type="dxa"/>
+            <w:tcBorders>
+              <w:top w:val="single" w:sz="4" w:space="0" w:color="auto"/>
+              <w:left w:val="single" w:sz="4" w:space="0" w:color="auto"/>
+              <w:bottom w:val="single" w:sz="4" w:space="0" w:color="auto"/>
+              <w:right w:val="single" w:sz="4" w:space="0" w:color="auto"/>
+            </w:tcBorders>
+            <w:hideMark/>
+          </w:tcPr>
+          <w:p>
+            <w:pPr>
+              <w:rPr>
+                <w:lang w:val="en-US" w:eastAsia="en-US"/>
+              </w:rPr>
+            </w:pPr>
+            <w:r>
+              <w:rPr>
+                <w:lang w:val="en-US" w:eastAsia="en-US"/>
+              </w:rPr>
+              <w:t>0.23</w:t>
+            </w:r>
+          </w:p>
+        </w:tc>
+        <w:tc>
+          <w:tcPr>
+            <w:tcW w:w="2581" w:type="dxa"/>
+            <w:tcBorders>
+              <w:top w:val="single" w:sz="4" w:space="0" w:color="auto"/>
+              <w:left w:val="single" w:sz="4" w:space="0" w:color="auto"/>
+              <w:bottom w:val="single" w:sz="4" w:space="0" w:color="auto"/>
+              <w:right w:val="single" w:sz="4" w:space="0" w:color="auto"/>
+            </w:tcBorders>
+            <w:hideMark/>
+          </w:tcPr>
+          <w:p>
+            <w:pPr>
+              <w:rPr>
+                <w:lang w:val="en-US" w:eastAsia="en-US"/>
+              </w:rPr>
+            </w:pPr>
+            <w:r>
+              <w:rPr>
+                <w:lang w:val="en-US" w:eastAsia="en-US"/>
+              </w:rPr>
+              <w:t>0.0</w:t>
+            </w:r>
+            <w:r>
+              <w:rPr>
+                <w:lang w:val="en-US" w:eastAsia="en-US"/>
+              </w:rPr>
+              <w:t>5</w:t>
+            </w:r>
+          </w:p>
+        </w:tc>
+      </w:tr>
+      <w:tr>
+        <w:tc>
+          <w:tcPr>
+            <w:tcW w:w="1728" w:type="dxa"/>
+            <w:tcBorders>
+              <w:top w:val="single" w:sz="4" w:space="0" w:color="auto"/>
+              <w:left w:val="single" w:sz="4" w:space="0" w:color="auto"/>
+              <w:bottom w:val="single" w:sz="4" w:space="0" w:color="auto"/>
+              <w:right w:val="single" w:sz="4" w:space="0" w:color="auto"/>
+            </w:tcBorders>
+            <w:hideMark/>
+          </w:tcPr>
+          <w:p>
+            <w:pPr>
+              <w:rPr>
+                <w:lang w:val="en-US" w:eastAsia="en-US"/>
+              </w:rPr>
+            </w:pPr>
+            <w:r>
+              <w:rPr>
+                <w:lang w:val="en-US" w:eastAsia="en-US"/>
+              </w:rPr>
+              <w:t>2.0</w:t>
+            </w:r>
+          </w:p>
+        </w:tc>
+        <w:tc>
+          <w:tcPr>
+            <w:tcW w:w="1728" w:type="dxa"/>
+            <w:tcBorders>
+              <w:top w:val="single" w:sz="4" w:space="0" w:color="auto"/>
+              <w:left w:val="single" w:sz="4" w:space="0" w:color="auto"/>
+              <w:bottom w:val="single" w:sz="4" w:space="0" w:color="auto"/>
+              <w:right w:val="single" w:sz="4" w:space="0" w:color="auto"/>
+            </w:tcBorders>
+            <w:hideMark/>
+          </w:tcPr>
+          <w:p>
+            <w:pPr>
+              <w:rPr>
+                <w:lang w:val="en-US" w:eastAsia="en-US"/>
+              </w:rPr>
+            </w:pPr>
+            <w:r>
+              <w:rPr>
+                <w:lang w:val="en-US" w:eastAsia="en-US"/>
+              </w:rPr>
+              <w:t>50000</w:t>
+            </w:r>
+          </w:p>
+        </w:tc>
+        <w:tc>
+          <w:tcPr>
+            <w:tcW w:w="1728" w:type="dxa"/>
+            <w:tcBorders>
+              <w:top w:val="single" w:sz="4" w:space="0" w:color="auto"/>
+              <w:left w:val="single" w:sz="4" w:space="0" w:color="auto"/>
+              <w:bottom w:val="single" w:sz="4" w:space="0" w:color="auto"/>
+              <w:right w:val="single" w:sz="4" w:space="0" w:color="auto"/>
+            </w:tcBorders>
+            <w:hideMark/>
+          </w:tcPr>
+          <w:p>
+            <w:pPr>
+              <w:rPr>
+                <w:lang w:val="en-US" w:eastAsia="en-US"/>
+              </w:rPr>
+            </w:pPr>
+            <w:r>
+              <w:rPr>
+                <w:lang w:val="en-US" w:eastAsia="en-US"/>
+              </w:rPr>
+              <w:t>0.005</w:t>
+            </w:r>
+          </w:p>
+        </w:tc>
+        <w:tc>
+          <w:tcPr>
+            <w:tcW w:w="1728" w:type="dxa"/>
+            <w:tcBorders>
+              <w:top w:val="single" w:sz="4" w:space="0" w:color="auto"/>
+              <w:left w:val="single" w:sz="4" w:space="0" w:color="auto"/>
+              <w:bottom w:val="single" w:sz="4" w:space="0" w:color="auto"/>
+              <w:right w:val="single" w:sz="4" w:space="0" w:color="auto"/>
+            </w:tcBorders>
+            <w:hideMark/>
+          </w:tcPr>
+          <w:p>
+            <w:pPr>
+              <w:rPr>
+                <w:lang w:val="en-US" w:eastAsia="en-US"/>
+              </w:rPr>
+            </w:pPr>
+            <w:r>
+              <w:rPr>
+                <w:lang w:val="en-US" w:eastAsia="en-US"/>
+              </w:rPr>
+              <w:t>0.16</w:t>
+            </w:r>
+          </w:p>
+        </w:tc>
+        <w:tc>
+          <w:tcPr>
+            <w:tcW w:w="2581" w:type="dxa"/>
+            <w:tcBorders>
+              <w:top w:val="single" w:sz="4" w:space="0" w:color="auto"/>
+              <w:left w:val="single" w:sz="4" w:space="0" w:color="auto"/>
+              <w:bottom w:val="single" w:sz="4" w:space="0" w:color="auto"/>
+              <w:right w:val="single" w:sz="4" w:space="0" w:color="auto"/>
+            </w:tcBorders>
+            <w:hideMark/>
+          </w:tcPr>
+          <w:p>
+            <w:pPr>
+              <w:rPr>
+                <w:lang w:val="en-US" w:eastAsia="en-US"/>
+              </w:rPr>
+            </w:pPr>
+            <w:r>
+              <w:rPr>
+                <w:lang w:val="en-US" w:eastAsia="en-US"/>
+              </w:rPr>
+              <w:t>0.0</w:t>
+            </w:r>
+            <w:r>
+              <w:rPr>
+                <w:lang w:val="en-US" w:eastAsia="en-US"/>
+              </w:rPr>
+              <w:t>2</w:t>
+            </w:r>
+          </w:p>
+        </w:tc>
+      </w:tr>
+      <w:tr>
+        <w:tc>
+          <w:tcPr>
+            <w:tcW w:w="1728" w:type="dxa"/>
+            <w:tcBorders>
+              <w:top w:val="single" w:sz="4" w:space="0" w:color="auto"/>
+              <w:left w:val="single" w:sz="4" w:space="0" w:color="auto"/>
+              <w:bottom w:val="single" w:sz="4" w:space="0" w:color="auto"/>
+              <w:right w:val="single" w:sz="4" w:space="0" w:color="auto"/>
+            </w:tcBorders>
+            <w:hideMark/>
+          </w:tcPr>
+          <w:p>
+            <w:pPr>
+              <w:rPr>
+                <w:lang w:val="en-US" w:eastAsia="en-US"/>
+              </w:rPr>
+            </w:pPr>
+            <w:r>
+              <w:rPr>
+                <w:lang w:val="en-US" w:eastAsia="en-US"/>
+              </w:rPr>
+              <w:t>5.0</w:t>
+            </w:r>
+          </w:p>
+        </w:tc>
+        <w:tc>
+          <w:tcPr>
+            <w:tcW w:w="1728" w:type="dxa"/>
+            <w:tcBorders>
+              <w:top w:val="single" w:sz="4" w:space="0" w:color="auto"/>
+              <w:left w:val="single" w:sz="4" w:space="0" w:color="auto"/>
+              <w:bottom w:val="single" w:sz="4" w:space="0" w:color="auto"/>
+              <w:right w:val="single" w:sz="4" w:space="0" w:color="auto"/>
+            </w:tcBorders>
+            <w:hideMark/>
+          </w:tcPr>
+          <w:p>
+            <w:pPr>
+              <w:rPr>
+                <w:lang w:val="en-US" w:eastAsia="en-US"/>
+              </w:rPr>
+            </w:pPr>
+            <w:r>
+              <w:rPr>
+                <w:lang w:val="en-US" w:eastAsia="en-US"/>
+              </w:rPr>
+              <w:t>50000</w:t>
+            </w:r>
+          </w:p>
+        </w:tc>
+        <w:tc>
+          <w:tcPr>
+            <w:tcW w:w="1728" w:type="dxa"/>
+            <w:tcBorders>
+              <w:top w:val="single" w:sz="4" w:space="0" w:color="auto"/>
+              <w:left w:val="single" w:sz="4" w:space="0" w:color="auto"/>
+              <w:bottom w:val="single" w:sz="4" w:space="0" w:color="auto"/>
+              <w:right w:val="single" w:sz="4" w:space="0" w:color="auto"/>
+            </w:tcBorders>
+            <w:hideMark/>
+          </w:tcPr>
+          <w:p>
+            <w:pPr>
+              <w:rPr>
+                <w:lang w:val="en-US" w:eastAsia="en-US"/>
+              </w:rPr>
+            </w:pPr>
+            <w:r>
+              <w:rPr>
+                <w:lang w:val="en-US" w:eastAsia="en-US"/>
+              </w:rPr>
+              <w:t>0.10</w:t>
+            </w:r>
+            <w:r>
+              <w:rPr>
+                <w:lang w:val="en-US" w:eastAsia="en-US"/>
+              </w:rPr>
+              <w:t>5</w:t>
+            </w:r>
+          </w:p>
+        </w:tc>
+        <w:tc>
+          <w:tcPr>
+            <w:tcW w:w="1728" w:type="dxa"/>
+            <w:tcBorders>
+              <w:top w:val="single" w:sz="4" w:space="0" w:color="auto"/>
+              <w:left w:val="single" w:sz="4" w:space="0" w:color="auto"/>
+              <w:bottom w:val="single" w:sz="4" w:space="0" w:color="auto"/>
+              <w:right w:val="single" w:sz="4" w:space="0" w:color="auto"/>
+            </w:tcBorders>
+            <w:hideMark/>
+          </w:tcPr>
+          <w:p>
+            <w:pPr>
+              <w:rPr>
+                <w:lang w:val="en-US" w:eastAsia="en-US"/>
+              </w:rPr>
+            </w:pPr>
+            <w:r>
+              <w:rPr>
+                <w:lang w:val="en-US" w:eastAsia="en-US"/>
+              </w:rPr>
+              <w:t>0.07</w:t>
+            </w:r>
+          </w:p>
+        </w:tc>
+        <w:tc>
+          <w:tcPr>
+            <w:tcW w:w="2581" w:type="dxa"/>
+            <w:tcBorders>
+              <w:top w:val="single" w:sz="4" w:space="0" w:color="auto"/>
+              <w:left w:val="single" w:sz="4" w:space="0" w:color="auto"/>
+              <w:bottom w:val="single" w:sz="4" w:space="0" w:color="auto"/>
+              <w:right w:val="single" w:sz="4" w:space="0" w:color="auto"/>
+            </w:tcBorders>
+            <w:hideMark/>
+          </w:tcPr>
+          <w:p>
+            <w:pPr>
+              <w:rPr>
+                <w:lang w:val="en-US" w:eastAsia="en-US"/>
+              </w:rPr>
+            </w:pPr>
+            <w:r>
+              <w:rPr>
+                <w:lang w:val="en-US" w:eastAsia="en-US"/>
+              </w:rPr>
+              <w:t>0.004</w:t>
+            </w:r>
+          </w:p>
+        </w:tc>
+      </w:tr>
+    </w:tbl>
+    <w:p>
+      <w:pPr>
+        <w:spacing w:line="276" w:lineRule="auto"/>
+        <w:jc w:val="both"/>
+      </w:pPr>
+    </w:p>
+    <w:p>
+      <w:pPr>
+        <w:spacing w:line="276" w:lineRule="auto"/>
+        <w:jc w:val="both"/>
+      </w:pPr>
+      <w:r>
+        <w:t>Comme prévu, une valeur élevée de σ entraîne un lissage important de la carte : tous les neurones, même éloignés du neurone gagnant, participent activement à l’apprentissage. Cela se traduit par une faible variabilité locale entre les poids, confirmée par les valeurs très faibles des mesures locales, notamment pour σ = 5.0 (mesure simple ≈ 0.07, quadratique ≈ 0.004). Cependant, cette uniformité excessive nuit à la capacité de la carte à modéliser les détails fins de la distribution, comme en témoigne l’EQV relativement élevée (≈ 0.105), signe d’une faible précision globale.</w:t>
+      </w:r>
+    </w:p>
+    <w:p>
+      <w:pPr>
+        <w:spacing w:line="276" w:lineRule="auto"/>
+        <w:jc w:val="both"/>
+      </w:pPr>
+      <w:r>
+        <w:t>À l’inverse, les petites valeurs de σ, notamment σ = 0.1, produisent une différenciation locale marquée</w:t>
+      </w:r>
+      <w:r>
+        <w:t>. S</w:t>
+      </w:r>
+      <w:r>
+        <w:t>euls les neurones très proches du gagnant sont mis à jour, ce qui favorise une spécialisation forte. Cela se vérifie avec les valeurs très élevées des mesures locales (ex. : mesure quadratique ≈ 1.29 pour N = 500 000), indiquant des transitions abruptes entre neurones voisins. Ce comportement permet une meilleure adaptation aux données, comme le montre la très faible EQV (≈ 7.8e-5), mais requiert un grand nombre d’itérations pour converger efficacement.</w:t>
+      </w:r>
+    </w:p>
+    <w:p>
+      <w:pPr>
+        <w:spacing w:line="276" w:lineRule="auto"/>
+        <w:jc w:val="both"/>
+      </w:pPr>
+      <w:r>
+        <w:t xml:space="preserve">Entre ces deux extrêmes, les valeurs intermédiaires de σ (ex. : 0.5 ou 1.0) semblent offrir le meilleur compromis. À σ = </w:t>
+      </w:r>
+      <w:r>
+        <w:t>1</w:t>
+      </w:r>
+      <w:r>
+        <w:t xml:space="preserve"> et N = 50 000, on observe à la fois une EQV très basse (≈ </w:t>
+      </w:r>
+      <w:r>
+        <w:rPr>
+          <w:lang w:val="en-US" w:eastAsia="en-US"/>
+        </w:rPr>
+        <w:t>0.0005</w:t>
+      </w:r>
+      <w:r>
+        <w:t>) et des mesures locales modérées, traduisant une carte bien organisée, capable de représenter les structures des données tout en conservant une certaine régularité.</w:t>
+      </w:r>
+    </w:p>
+    <w:p>
+      <w:pPr>
+        <w:spacing w:line="276" w:lineRule="auto"/>
+        <w:jc w:val="both"/>
+      </w:pPr>
+    </w:p>
+    <w:p>
+      <w:pPr>
+        <w:spacing w:line="276" w:lineRule="auto"/>
+        <w:jc w:val="both"/>
+        <w:rPr>
+          <w:rStyle w:val="Titre2Car"/>
+        </w:rPr>
+      </w:pPr>
+      <w:r>
+        <w:rPr>
+          <w:rStyle w:val="Titre2Car"/>
+        </w:rPr>
+        <w:lastRenderedPageBreak/>
+        <w:t>Conclusion :</w:t>
+      </w:r>
+    </w:p>
+    <w:p>
+      <w:pPr>
+        <w:spacing w:line="276" w:lineRule="auto"/>
+        <w:jc w:val="both"/>
+      </w:pPr>
+      <w:r>
+        <w:t>En résumé, ces observations valident l’hypothèse initiale : un grand σ lisse la carte au détriment de la précision, tandis qu’un petit σ permet une spécialisation forte mais lente à converger, et des valeurs intermédiaires offrent le meilleur équilibre entre organisation topologique et approximation des données.</w:t>
+      </w:r>
+    </w:p>
+    <w:p>
+      <w:pPr>
+        <w:spacing w:line="276" w:lineRule="auto"/>
+        <w:jc w:val="both"/>
+      </w:pPr>
+    </w:p>
+    <w:p>
+      <w:pPr>
+        <w:spacing w:line="276" w:lineRule="auto"/>
+        <w:jc w:val="both"/>
+      </w:pPr>
+    </w:p>
+    <w:p>
+      <w:pPr>
+        <w:spacing w:line="276" w:lineRule="auto"/>
+        <w:jc w:val="both"/>
+      </w:pPr>
+    </w:p>
+    <w:p>
+      <w:pPr>
+        <w:spacing w:line="276" w:lineRule="auto"/>
+        <w:jc w:val="both"/>
+      </w:pPr>
+    </w:p>
+    <w:p>
+      <w:pPr>
+        <w:spacing w:line="276" w:lineRule="auto"/>
+        <w:jc w:val="both"/>
+      </w:pPr>
+    </w:p>
+    <w:p>
+      <w:pPr>
+        <w:spacing w:line="276" w:lineRule="auto"/>
+        <w:jc w:val="both"/>
+      </w:pPr>
+    </w:p>
+    <w:p>
+      <w:pPr>
+        <w:spacing w:line="276" w:lineRule="auto"/>
+        <w:jc w:val="both"/>
+      </w:pPr>
+    </w:p>
+    <w:p>
+      <w:pPr>
+        <w:spacing w:line="276" w:lineRule="auto"/>
+        <w:jc w:val="both"/>
+      </w:pPr>
+    </w:p>
+    <w:p>
+      <w:pPr>
+        <w:spacing w:line="276" w:lineRule="auto"/>
+        <w:jc w:val="both"/>
+      </w:pPr>
+    </w:p>
+    <w:p>
+      <w:pPr>
+        <w:spacing w:line="276" w:lineRule="auto"/>
+        <w:jc w:val="both"/>
+      </w:pPr>
+    </w:p>
+    <w:p>
+      <w:pPr>
+        <w:spacing w:line="276" w:lineRule="auto"/>
+        <w:jc w:val="both"/>
+      </w:pPr>
+    </w:p>
+    <w:p>
+      <w:pPr>
+        <w:spacing w:line="276" w:lineRule="auto"/>
+        <w:jc w:val="both"/>
+      </w:pPr>
+    </w:p>
+    <w:p>
+      <w:pPr>
+        <w:spacing w:line="276" w:lineRule="auto"/>
+        <w:jc w:val="both"/>
+      </w:pPr>
+    </w:p>
+    <w:p>
+      <w:pPr>
+        <w:spacing w:line="276" w:lineRule="auto"/>
+        <w:jc w:val="both"/>
+      </w:pPr>
+    </w:p>
+    <w:p>
+      <w:pPr>
+        <w:spacing w:line="276" w:lineRule="auto"/>
+        <w:jc w:val="both"/>
+      </w:pPr>
+    </w:p>
+    <w:p>
+      <w:pPr>
+        <w:spacing w:line="276" w:lineRule="auto"/>
+        <w:jc w:val="both"/>
+      </w:pPr>
+    </w:p>
+    <w:p>
+      <w:pPr>
+        <w:spacing w:line="276" w:lineRule="auto"/>
+        <w:jc w:val="both"/>
+      </w:pPr>
+    </w:p>
+    <w:p>
+      <w:pPr>
+        <w:spacing w:line="276" w:lineRule="auto"/>
+        <w:jc w:val="both"/>
+      </w:pPr>
+    </w:p>
+    <w:p>
+      <w:pPr>
+        <w:spacing w:line="276" w:lineRule="auto"/>
+        <w:jc w:val="both"/>
+      </w:pPr>
+    </w:p>
+    <w:p>
+      <w:pPr>
+        <w:spacing w:line="276" w:lineRule="auto"/>
+        <w:jc w:val="both"/>
+      </w:pPr>
+    </w:p>
+    <w:p>
+      <w:pPr>
+        <w:spacing w:line="276" w:lineRule="auto"/>
+        <w:jc w:val="both"/>
+      </w:pPr>
+    </w:p>
+    <w:p>
+      <w:pPr>
+        <w:spacing w:line="276" w:lineRule="auto"/>
+        <w:jc w:val="both"/>
+      </w:pPr>
+    </w:p>
+    <w:p>
+      <w:pPr>
+        <w:spacing w:line="276" w:lineRule="auto"/>
+        <w:jc w:val="both"/>
+      </w:pPr>
+    </w:p>
+    <w:p>
+      <w:pPr>
+        <w:spacing w:line="276" w:lineRule="auto"/>
+        <w:jc w:val="both"/>
+      </w:pPr>
+    </w:p>
+    <w:p>
+      <w:pPr>
+        <w:spacing w:line="276" w:lineRule="auto"/>
+        <w:jc w:val="both"/>
+      </w:pPr>
+    </w:p>
+    <w:p>
+      <w:pPr>
+        <w:spacing w:line="276" w:lineRule="auto"/>
+        <w:jc w:val="both"/>
+      </w:pPr>
+    </w:p>
+    <w:p>
+      <w:pPr>
+        <w:spacing w:line="276" w:lineRule="auto"/>
+        <w:jc w:val="both"/>
+      </w:pPr>
+    </w:p>
+    <w:p>
+      <w:pPr>
+        <w:spacing w:line="276" w:lineRule="auto"/>
+        <w:jc w:val="both"/>
+      </w:pPr>
+    </w:p>
+    <w:p>
+      <w:pPr>
+        <w:spacing w:line="276" w:lineRule="auto"/>
+        <w:jc w:val="both"/>
+      </w:pPr>
+    </w:p>
+    <w:p>
+      <w:pPr>
+        <w:spacing w:line="276" w:lineRule="auto"/>
+        <w:jc w:val="both"/>
+      </w:pPr>
+    </w:p>
+    <w:p>
+      <w:pPr>
+        <w:spacing w:line="276" w:lineRule="auto"/>
+        <w:jc w:val="both"/>
+      </w:pPr>
+    </w:p>
+    <w:p>
+      <w:pPr>
+        <w:spacing w:line="276" w:lineRule="auto"/>
+        <w:jc w:val="both"/>
+      </w:pPr>
+    </w:p>
+    <w:p>
+      <w:pPr>
+        <w:spacing w:line="276" w:lineRule="auto"/>
+        <w:jc w:val="both"/>
+      </w:pPr>
+    </w:p>
+    <w:p>
+      <w:pPr>
+        <w:spacing w:line="276" w:lineRule="auto"/>
+        <w:jc w:val="both"/>
+      </w:pPr>
+    </w:p>
+    <w:p>
+      <w:pPr>
+        <w:spacing w:line="276" w:lineRule="auto"/>
+        <w:jc w:val="both"/>
+      </w:pPr>
+    </w:p>
+    <w:p>
+      <w:pPr>
+        <w:spacing w:line="276" w:lineRule="auto"/>
+        <w:jc w:val="both"/>
+      </w:pPr>
+    </w:p>
+    <w:p>
+      <w:pPr>
+        <w:spacing w:line="276" w:lineRule="auto"/>
+        <w:jc w:val="both"/>
+      </w:pPr>
+    </w:p>
+    <w:p>
+      <w:pPr>
+        <w:spacing w:line="276" w:lineRule="auto"/>
+        <w:jc w:val="both"/>
+      </w:pPr>
+    </w:p>
+    <w:p>
+      <w:pPr>
+        <w:pStyle w:val="Titre2"/>
+      </w:pPr>
+      <w:r>
+        <w:lastRenderedPageBreak/>
+        <w:t>3.3</w:t>
+      </w:r>
+      <w:r>
+        <w:tab/>
+        <w:t>Nombre d’itération (N)</w:t>
+      </w:r>
+    </w:p>
+    <w:p>
+      <w:pPr>
+        <w:rPr>
+          <w:lang w:eastAsia="en-US"/>
+        </w:rPr>
+      </w:pPr>
+    </w:p>
+    <w:p>
+      <w:pPr>
+        <w:spacing w:line="276" w:lineRule="auto"/>
+        <w:jc w:val="both"/>
+        <w:rPr>
+          <w:lang w:eastAsia="en-US"/>
+        </w:rPr>
+      </w:pPr>
+      <w:r>
+        <w:rPr>
+          <w:b/>
+          <w:bCs/>
+          <w:lang w:eastAsia="en-US"/>
+        </w:rPr>
+        <w:t>Hypothèse :</w:t>
+      </w:r>
+      <w:r>
+        <w:rPr>
+          <w:lang w:eastAsia="en-US"/>
+        </w:rPr>
+        <w:br/>
+        <w:t>Un nombre d’itérations élevé laisse le temps au réseau de converger vers une auto-organisation précise. La carte devient alors plus structurée, avec une meilleure couverture de l’espace d’entrée. À l’inverse, un nombre d’itérations trop faible pourrait interrompre prématurément l’apprentissage, conduisant à une organisation incomplète ou désordonnée. Il est donc attendu qu’un faible N entraîne une mauvaise structuration, tandis qu’un grand N permette une convergence plus fine.</w:t>
+      </w:r>
+    </w:p>
+    <w:p>
+      <w:pPr>
+        <w:spacing w:line="276" w:lineRule="auto"/>
+        <w:jc w:val="both"/>
+        <w:rPr>
+          <w:lang w:eastAsia="en-US"/>
+        </w:rPr>
+      </w:pPr>
+      <w:r>
+        <w:rPr>
+          <w:b/>
+          <w:bCs/>
+          <w:lang w:eastAsia="en-US"/>
+        </w:rPr>
+        <w:t>Expériences</w:t>
+      </w:r>
+      <w:r>
+        <w:rPr>
+          <w:lang w:eastAsia="en-US"/>
+        </w:rPr>
+        <w:br/>
+        <w:t>Pour cette série d’expériences nous avons fixé η à 0.05, σ à 1.5 et utilisé une carte carrée de taille 10×10. Les valeurs de N testées sont : 1 000, 10 000, 100 000, 500 000 et 1 000 000.</w:t>
+      </w:r>
+    </w:p>
+    <w:p>
+      <w:pPr>
+        <w:rPr>
+          <w:lang w:eastAsia="en-US"/>
+        </w:rPr>
+      </w:pPr>
+    </w:p>
+    <w:tbl>
+      <w:tblPr>
+        <w:tblStyle w:val="Grilledutableau"/>
+        <w:tblW w:w="7765" w:type="dxa"/>
+        <w:tblLook w:val="04A0" w:firstRow="1" w:lastRow="0" w:firstColumn="1" w:lastColumn="0" w:noHBand="0" w:noVBand="1"/>
+      </w:tblPr>
+      <w:tblGrid>
+        <w:gridCol w:w="1728"/>
+        <w:gridCol w:w="1728"/>
+        <w:gridCol w:w="1728"/>
+        <w:gridCol w:w="2581"/>
+      </w:tblGrid>
+      <w:tr>
+        <w:tc>
+          <w:tcPr>
+            <w:tcW w:w="1728" w:type="dxa"/>
+            <w:tcBorders>
+              <w:top w:val="single" w:sz="4" w:space="0" w:color="auto"/>
+              <w:left w:val="single" w:sz="4" w:space="0" w:color="auto"/>
+              <w:bottom w:val="single" w:sz="4" w:space="0" w:color="auto"/>
+              <w:right w:val="single" w:sz="4" w:space="0" w:color="auto"/>
+            </w:tcBorders>
+            <w:hideMark/>
+          </w:tcPr>
+          <w:p>
+            <w:pPr>
+              <w:rPr>
+                <w:lang w:val="en-US" w:eastAsia="en-US"/>
+              </w:rPr>
+            </w:pPr>
+            <w:r>
+              <w:rPr>
+                <w:lang w:val="en-US" w:eastAsia="en-US"/>
+              </w:rPr>
+              <w:t>N</w:t>
+            </w:r>
+          </w:p>
+        </w:tc>
+        <w:tc>
+          <w:tcPr>
+            <w:tcW w:w="1728" w:type="dxa"/>
+            <w:tcBorders>
+              <w:top w:val="single" w:sz="4" w:space="0" w:color="auto"/>
+              <w:left w:val="single" w:sz="4" w:space="0" w:color="auto"/>
+              <w:bottom w:val="single" w:sz="4" w:space="0" w:color="auto"/>
+              <w:right w:val="single" w:sz="4" w:space="0" w:color="auto"/>
+            </w:tcBorders>
+            <w:hideMark/>
+          </w:tcPr>
+          <w:p>
+            <w:pPr>
+              <w:rPr>
+                <w:lang w:val="en-US" w:eastAsia="en-US"/>
+              </w:rPr>
+            </w:pPr>
+            <w:r>
+              <w:rPr>
+                <w:lang w:val="en-US" w:eastAsia="en-US"/>
+              </w:rPr>
+              <w:t>EQV</w:t>
+            </w:r>
+          </w:p>
+        </w:tc>
+        <w:tc>
+          <w:tcPr>
+            <w:tcW w:w="1728" w:type="dxa"/>
+            <w:tcBorders>
+              <w:top w:val="single" w:sz="4" w:space="0" w:color="auto"/>
+              <w:left w:val="single" w:sz="4" w:space="0" w:color="auto"/>
+              <w:bottom w:val="single" w:sz="4" w:space="0" w:color="auto"/>
+              <w:right w:val="single" w:sz="4" w:space="0" w:color="auto"/>
+            </w:tcBorders>
+            <w:hideMark/>
+          </w:tcPr>
+          <w:p>
+            <w:pPr>
+              <w:rPr>
+                <w:lang w:val="en-US" w:eastAsia="en-US"/>
+              </w:rPr>
+            </w:pPr>
+            <w:proofErr w:type="spellStart"/>
+            <w:r>
+              <w:rPr>
+                <w:lang w:val="en-US" w:eastAsia="en-US"/>
+              </w:rPr>
+              <w:t>Mesure</w:t>
+            </w:r>
+            <w:proofErr w:type="spellEnd"/>
+            <w:r>
+              <w:rPr>
+                <w:lang w:val="en-US" w:eastAsia="en-US"/>
+              </w:rPr>
+              <w:t xml:space="preserve"> simple</w:t>
+            </w:r>
+          </w:p>
+        </w:tc>
+        <w:tc>
+          <w:tcPr>
+            <w:tcW w:w="2581" w:type="dxa"/>
+            <w:tcBorders>
+              <w:top w:val="single" w:sz="4" w:space="0" w:color="auto"/>
+              <w:left w:val="single" w:sz="4" w:space="0" w:color="auto"/>
+              <w:bottom w:val="single" w:sz="4" w:space="0" w:color="auto"/>
+              <w:right w:val="single" w:sz="4" w:space="0" w:color="auto"/>
+            </w:tcBorders>
+            <w:hideMark/>
+          </w:tcPr>
+          <w:p>
+            <w:pPr>
+              <w:rPr>
+                <w:lang w:val="en-US" w:eastAsia="en-US"/>
+              </w:rPr>
+            </w:pPr>
+            <w:proofErr w:type="spellStart"/>
+            <w:r>
+              <w:rPr>
+                <w:lang w:val="en-US" w:eastAsia="en-US"/>
+              </w:rPr>
+              <w:t>Mesure</w:t>
+            </w:r>
+            <w:proofErr w:type="spellEnd"/>
+            <w:r>
+              <w:rPr>
+                <w:lang w:val="en-US" w:eastAsia="en-US"/>
+              </w:rPr>
+              <w:t xml:space="preserve"> </w:t>
+            </w:r>
+            <w:proofErr w:type="spellStart"/>
+            <w:r>
+              <w:rPr>
+                <w:lang w:val="en-US" w:eastAsia="en-US"/>
+              </w:rPr>
+              <w:t>quadratique</w:t>
+            </w:r>
+            <w:proofErr w:type="spellEnd"/>
+          </w:p>
+        </w:tc>
+      </w:tr>
+      <w:tr>
+        <w:tc>
+          <w:tcPr>
+            <w:tcW w:w="1728" w:type="dxa"/>
+            <w:tcBorders>
+              <w:top w:val="single" w:sz="4" w:space="0" w:color="auto"/>
+              <w:left w:val="single" w:sz="4" w:space="0" w:color="auto"/>
+              <w:bottom w:val="single" w:sz="4" w:space="0" w:color="auto"/>
+              <w:right w:val="single" w:sz="4" w:space="0" w:color="auto"/>
+            </w:tcBorders>
+            <w:hideMark/>
+          </w:tcPr>
+          <w:p>
+            <w:pPr>
+              <w:rPr>
+                <w:lang w:val="en-US" w:eastAsia="en-US"/>
+              </w:rPr>
+            </w:pPr>
+            <w:r>
+              <w:rPr>
+                <w:lang w:val="en-US" w:eastAsia="en-US"/>
+              </w:rPr>
+              <w:t>1 000</w:t>
+            </w:r>
+          </w:p>
+        </w:tc>
+        <w:tc>
+          <w:tcPr>
+            <w:tcW w:w="1728" w:type="dxa"/>
+            <w:tcBorders>
+              <w:top w:val="single" w:sz="4" w:space="0" w:color="auto"/>
+              <w:left w:val="single" w:sz="4" w:space="0" w:color="auto"/>
+              <w:bottom w:val="single" w:sz="4" w:space="0" w:color="auto"/>
+              <w:right w:val="single" w:sz="4" w:space="0" w:color="auto"/>
+            </w:tcBorders>
+            <w:hideMark/>
+          </w:tcPr>
+          <w:p>
+            <w:pPr>
+              <w:rPr>
+                <w:lang w:val="en-US" w:eastAsia="en-US"/>
+              </w:rPr>
+            </w:pPr>
+            <w:r>
+              <w:rPr>
+                <w:lang w:eastAsia="en-US"/>
+              </w:rPr>
+              <w:t>0.00</w:t>
+            </w:r>
+            <w:r>
+              <w:rPr>
+                <w:lang w:eastAsia="en-US"/>
+              </w:rPr>
+              <w:t>5</w:t>
+            </w:r>
+          </w:p>
+        </w:tc>
+        <w:tc>
+          <w:tcPr>
+            <w:tcW w:w="1728" w:type="dxa"/>
+            <w:tcBorders>
+              <w:top w:val="single" w:sz="4" w:space="0" w:color="auto"/>
+              <w:left w:val="single" w:sz="4" w:space="0" w:color="auto"/>
+              <w:bottom w:val="single" w:sz="4" w:space="0" w:color="auto"/>
+              <w:right w:val="single" w:sz="4" w:space="0" w:color="auto"/>
+            </w:tcBorders>
+            <w:hideMark/>
+          </w:tcPr>
+          <w:p>
+            <w:pPr>
+              <w:rPr>
+                <w:lang w:val="en-US" w:eastAsia="en-US"/>
+              </w:rPr>
+            </w:pPr>
+            <w:r>
+              <w:rPr>
+                <w:lang w:val="en-US" w:eastAsia="en-US"/>
+              </w:rPr>
+              <w:t>0.</w:t>
+            </w:r>
+            <w:r>
+              <w:rPr>
+                <w:lang w:val="en-US" w:eastAsia="en-US"/>
+              </w:rPr>
+              <w:t>22</w:t>
+            </w:r>
+          </w:p>
+        </w:tc>
+        <w:tc>
+          <w:tcPr>
+            <w:tcW w:w="2581" w:type="dxa"/>
+            <w:tcBorders>
+              <w:top w:val="single" w:sz="4" w:space="0" w:color="auto"/>
+              <w:left w:val="single" w:sz="4" w:space="0" w:color="auto"/>
+              <w:bottom w:val="single" w:sz="4" w:space="0" w:color="auto"/>
+              <w:right w:val="single" w:sz="4" w:space="0" w:color="auto"/>
+            </w:tcBorders>
+            <w:hideMark/>
+          </w:tcPr>
+          <w:p>
+            <w:pPr>
+              <w:tabs>
+                <w:tab w:val="center" w:pos="1182"/>
+              </w:tabs>
+              <w:rPr>
+                <w:lang w:val="en-US" w:eastAsia="en-US"/>
+              </w:rPr>
+            </w:pPr>
+            <w:r>
+              <w:rPr>
+                <w:lang w:val="en-US" w:eastAsia="en-US"/>
+              </w:rPr>
+              <w:t>0.05</w:t>
+            </w:r>
+            <w:r>
+              <w:rPr>
+                <w:lang w:val="en-US" w:eastAsia="en-US"/>
+              </w:rPr>
+              <w:tab/>
+            </w:r>
+          </w:p>
+        </w:tc>
+      </w:tr>
+      <w:tr>
+        <w:tc>
+          <w:tcPr>
+            <w:tcW w:w="1728" w:type="dxa"/>
+            <w:tcBorders>
+              <w:top w:val="single" w:sz="4" w:space="0" w:color="auto"/>
+              <w:left w:val="single" w:sz="4" w:space="0" w:color="auto"/>
+              <w:bottom w:val="single" w:sz="4" w:space="0" w:color="auto"/>
+              <w:right w:val="single" w:sz="4" w:space="0" w:color="auto"/>
+            </w:tcBorders>
+            <w:hideMark/>
+          </w:tcPr>
+          <w:p>
+            <w:pPr>
+              <w:rPr>
+                <w:lang w:val="en-US" w:eastAsia="en-US"/>
+              </w:rPr>
+            </w:pPr>
+            <w:r>
+              <w:rPr>
+                <w:lang w:val="en-US" w:eastAsia="en-US"/>
+              </w:rPr>
+              <w:t>10 000</w:t>
+            </w:r>
+          </w:p>
+        </w:tc>
+        <w:tc>
+          <w:tcPr>
+            <w:tcW w:w="1728" w:type="dxa"/>
+            <w:tcBorders>
+              <w:top w:val="single" w:sz="4" w:space="0" w:color="auto"/>
+              <w:left w:val="single" w:sz="4" w:space="0" w:color="auto"/>
+              <w:bottom w:val="single" w:sz="4" w:space="0" w:color="auto"/>
+              <w:right w:val="single" w:sz="4" w:space="0" w:color="auto"/>
+            </w:tcBorders>
+            <w:hideMark/>
+          </w:tcPr>
+          <w:p>
+            <w:pPr>
+              <w:rPr>
+                <w:lang w:val="en-US" w:eastAsia="en-US"/>
+              </w:rPr>
+            </w:pPr>
+            <w:r>
+              <w:rPr>
+                <w:lang w:val="en-US" w:eastAsia="en-US"/>
+              </w:rPr>
+              <w:t>0.001</w:t>
+            </w:r>
+            <w:r>
+              <w:rPr>
+                <w:lang w:val="en-US" w:eastAsia="en-US"/>
+              </w:rPr>
+              <w:t>7</w:t>
+            </w:r>
+          </w:p>
+        </w:tc>
+        <w:tc>
+          <w:tcPr>
+            <w:tcW w:w="1728" w:type="dxa"/>
+            <w:tcBorders>
+              <w:top w:val="single" w:sz="4" w:space="0" w:color="auto"/>
+              <w:left w:val="single" w:sz="4" w:space="0" w:color="auto"/>
+              <w:bottom w:val="single" w:sz="4" w:space="0" w:color="auto"/>
+              <w:right w:val="single" w:sz="4" w:space="0" w:color="auto"/>
+            </w:tcBorders>
+            <w:hideMark/>
+          </w:tcPr>
+          <w:p>
+            <w:pPr>
+              <w:rPr>
+                <w:lang w:val="en-US" w:eastAsia="en-US"/>
+              </w:rPr>
+            </w:pPr>
+            <w:r>
+              <w:rPr>
+                <w:lang w:val="en-US" w:eastAsia="en-US"/>
+              </w:rPr>
+              <w:t>0.018</w:t>
+            </w:r>
+          </w:p>
+        </w:tc>
+        <w:tc>
+          <w:tcPr>
+            <w:tcW w:w="2581" w:type="dxa"/>
+            <w:tcBorders>
+              <w:top w:val="single" w:sz="4" w:space="0" w:color="auto"/>
+              <w:left w:val="single" w:sz="4" w:space="0" w:color="auto"/>
+              <w:bottom w:val="single" w:sz="4" w:space="0" w:color="auto"/>
+              <w:right w:val="single" w:sz="4" w:space="0" w:color="auto"/>
+            </w:tcBorders>
+            <w:hideMark/>
+          </w:tcPr>
+          <w:p>
+            <w:pPr>
+              <w:rPr>
+                <w:lang w:val="en-US" w:eastAsia="en-US"/>
+              </w:rPr>
+            </w:pPr>
+            <w:r>
+              <w:rPr>
+                <w:lang w:val="en-US" w:eastAsia="en-US"/>
+              </w:rPr>
+              <w:t>0.024</w:t>
+            </w:r>
+          </w:p>
+        </w:tc>
+      </w:tr>
+      <w:tr>
+        <w:tc>
+          <w:tcPr>
+            <w:tcW w:w="1728" w:type="dxa"/>
+            <w:tcBorders>
+              <w:top w:val="single" w:sz="4" w:space="0" w:color="auto"/>
+              <w:left w:val="single" w:sz="4" w:space="0" w:color="auto"/>
+              <w:bottom w:val="single" w:sz="4" w:space="0" w:color="auto"/>
+              <w:right w:val="single" w:sz="4" w:space="0" w:color="auto"/>
+            </w:tcBorders>
+            <w:hideMark/>
+          </w:tcPr>
+          <w:p>
+            <w:pPr>
+              <w:rPr>
+                <w:lang w:val="en-US" w:eastAsia="en-US"/>
+              </w:rPr>
+            </w:pPr>
+            <w:r>
+              <w:rPr>
+                <w:lang w:val="en-US" w:eastAsia="en-US"/>
+              </w:rPr>
+              <w:t>100 000</w:t>
+            </w:r>
+          </w:p>
+        </w:tc>
+        <w:tc>
+          <w:tcPr>
+            <w:tcW w:w="1728" w:type="dxa"/>
+            <w:tcBorders>
+              <w:top w:val="single" w:sz="4" w:space="0" w:color="auto"/>
+              <w:left w:val="single" w:sz="4" w:space="0" w:color="auto"/>
+              <w:bottom w:val="single" w:sz="4" w:space="0" w:color="auto"/>
+              <w:right w:val="single" w:sz="4" w:space="0" w:color="auto"/>
+            </w:tcBorders>
+            <w:hideMark/>
+          </w:tcPr>
+          <w:p>
+            <w:pPr>
+              <w:rPr>
+                <w:lang w:val="en-US" w:eastAsia="en-US"/>
+              </w:rPr>
+            </w:pPr>
+            <w:r>
+              <w:rPr>
+                <w:lang w:val="en-US" w:eastAsia="en-US"/>
+              </w:rPr>
+              <w:t>0.0</w:t>
+            </w:r>
+            <w:r>
+              <w:rPr>
+                <w:lang w:val="en-US" w:eastAsia="en-US"/>
+              </w:rPr>
+              <w:t>014</w:t>
+            </w:r>
+          </w:p>
+        </w:tc>
+        <w:tc>
+          <w:tcPr>
+            <w:tcW w:w="1728" w:type="dxa"/>
+            <w:tcBorders>
+              <w:top w:val="single" w:sz="4" w:space="0" w:color="auto"/>
+              <w:left w:val="single" w:sz="4" w:space="0" w:color="auto"/>
+              <w:bottom w:val="single" w:sz="4" w:space="0" w:color="auto"/>
+              <w:right w:val="single" w:sz="4" w:space="0" w:color="auto"/>
+            </w:tcBorders>
+            <w:hideMark/>
+          </w:tcPr>
+          <w:p>
+            <w:pPr>
+              <w:rPr>
+                <w:lang w:val="en-US" w:eastAsia="en-US"/>
+              </w:rPr>
+            </w:pPr>
+            <w:r>
+              <w:rPr>
+                <w:lang w:val="en-US" w:eastAsia="en-US"/>
+              </w:rPr>
+              <w:t>0.</w:t>
+            </w:r>
+            <w:r>
+              <w:rPr>
+                <w:lang w:val="en-US" w:eastAsia="en-US"/>
+              </w:rPr>
+              <w:t>22</w:t>
+            </w:r>
+          </w:p>
+        </w:tc>
+        <w:tc>
+          <w:tcPr>
+            <w:tcW w:w="2581" w:type="dxa"/>
+            <w:tcBorders>
+              <w:top w:val="single" w:sz="4" w:space="0" w:color="auto"/>
+              <w:left w:val="single" w:sz="4" w:space="0" w:color="auto"/>
+              <w:bottom w:val="single" w:sz="4" w:space="0" w:color="auto"/>
+              <w:right w:val="single" w:sz="4" w:space="0" w:color="auto"/>
+            </w:tcBorders>
+            <w:hideMark/>
+          </w:tcPr>
+          <w:p>
+            <w:pPr>
+              <w:rPr>
+                <w:lang w:val="en-US" w:eastAsia="en-US"/>
+              </w:rPr>
+            </w:pPr>
+            <w:r>
+              <w:rPr>
+                <w:lang w:val="en-US" w:eastAsia="en-US"/>
+              </w:rPr>
+              <w:t>0.</w:t>
+            </w:r>
+            <w:r>
+              <w:rPr>
+                <w:lang w:val="en-US" w:eastAsia="en-US"/>
+              </w:rPr>
+              <w:t>024</w:t>
+            </w:r>
+          </w:p>
+        </w:tc>
+      </w:tr>
+      <w:tr>
+        <w:tc>
+          <w:tcPr>
+            <w:tcW w:w="1728" w:type="dxa"/>
+            <w:tcBorders>
+              <w:top w:val="single" w:sz="4" w:space="0" w:color="auto"/>
+              <w:left w:val="single" w:sz="4" w:space="0" w:color="auto"/>
+              <w:bottom w:val="single" w:sz="4" w:space="0" w:color="auto"/>
+              <w:right w:val="single" w:sz="4" w:space="0" w:color="auto"/>
+            </w:tcBorders>
+            <w:hideMark/>
+          </w:tcPr>
+          <w:p>
+            <w:pPr>
+              <w:rPr>
+                <w:lang w:val="en-US" w:eastAsia="en-US"/>
+              </w:rPr>
+            </w:pPr>
+            <w:r>
+              <w:rPr>
+                <w:lang w:val="en-US" w:eastAsia="en-US"/>
+              </w:rPr>
+              <w:t>500 000</w:t>
+            </w:r>
+          </w:p>
+        </w:tc>
+        <w:tc>
+          <w:tcPr>
+            <w:tcW w:w="1728" w:type="dxa"/>
+            <w:tcBorders>
+              <w:top w:val="single" w:sz="4" w:space="0" w:color="auto"/>
+              <w:left w:val="single" w:sz="4" w:space="0" w:color="auto"/>
+              <w:bottom w:val="single" w:sz="4" w:space="0" w:color="auto"/>
+              <w:right w:val="single" w:sz="4" w:space="0" w:color="auto"/>
+            </w:tcBorders>
+            <w:hideMark/>
+          </w:tcPr>
+          <w:p>
+            <w:pPr>
+              <w:rPr>
+                <w:lang w:val="en-US" w:eastAsia="en-US"/>
+              </w:rPr>
+            </w:pPr>
+            <w:r>
+              <w:rPr>
+                <w:lang w:val="en-US" w:eastAsia="en-US"/>
+              </w:rPr>
+              <w:t>0.00</w:t>
+            </w:r>
+            <w:r>
+              <w:rPr>
+                <w:lang w:val="en-US" w:eastAsia="en-US"/>
+              </w:rPr>
+              <w:t>13</w:t>
+            </w:r>
+          </w:p>
+        </w:tc>
+        <w:tc>
+          <w:tcPr>
+            <w:tcW w:w="1728" w:type="dxa"/>
+            <w:tcBorders>
+              <w:top w:val="single" w:sz="4" w:space="0" w:color="auto"/>
+              <w:left w:val="single" w:sz="4" w:space="0" w:color="auto"/>
+              <w:bottom w:val="single" w:sz="4" w:space="0" w:color="auto"/>
+              <w:right w:val="single" w:sz="4" w:space="0" w:color="auto"/>
+            </w:tcBorders>
+            <w:hideMark/>
+          </w:tcPr>
+          <w:p>
+            <w:pPr>
+              <w:rPr>
+                <w:lang w:val="en-US" w:eastAsia="en-US"/>
+              </w:rPr>
+            </w:pPr>
+            <w:r>
+              <w:rPr>
+                <w:lang w:val="en-US" w:eastAsia="en-US"/>
+              </w:rPr>
+              <w:t>0.</w:t>
+            </w:r>
+            <w:r>
+              <w:rPr>
+                <w:lang w:val="en-US" w:eastAsia="en-US"/>
+              </w:rPr>
+              <w:t>19</w:t>
+            </w:r>
+          </w:p>
+        </w:tc>
+        <w:tc>
+          <w:tcPr>
+            <w:tcW w:w="2581" w:type="dxa"/>
+            <w:tcBorders>
+              <w:top w:val="single" w:sz="4" w:space="0" w:color="auto"/>
+              <w:left w:val="single" w:sz="4" w:space="0" w:color="auto"/>
+              <w:bottom w:val="single" w:sz="4" w:space="0" w:color="auto"/>
+              <w:right w:val="single" w:sz="4" w:space="0" w:color="auto"/>
+            </w:tcBorders>
+            <w:hideMark/>
+          </w:tcPr>
+          <w:p>
+            <w:pPr>
+              <w:rPr>
+                <w:lang w:val="en-US" w:eastAsia="en-US"/>
+              </w:rPr>
+            </w:pPr>
+            <w:r>
+              <w:rPr>
+                <w:lang w:val="en-US" w:eastAsia="en-US"/>
+              </w:rPr>
+              <w:t>0.0</w:t>
+            </w:r>
+            <w:r>
+              <w:rPr>
+                <w:lang w:val="en-US" w:eastAsia="en-US"/>
+              </w:rPr>
+              <w:t>24</w:t>
+            </w:r>
+          </w:p>
+        </w:tc>
+      </w:tr>
+      <w:tr>
+        <w:tc>
+          <w:tcPr>
+            <w:tcW w:w="1728" w:type="dxa"/>
+            <w:tcBorders>
+              <w:top w:val="single" w:sz="4" w:space="0" w:color="auto"/>
+              <w:left w:val="single" w:sz="4" w:space="0" w:color="auto"/>
+              <w:bottom w:val="single" w:sz="4" w:space="0" w:color="auto"/>
+              <w:right w:val="single" w:sz="4" w:space="0" w:color="auto"/>
+            </w:tcBorders>
+            <w:hideMark/>
+          </w:tcPr>
+          <w:p>
+            <w:pPr>
+              <w:rPr>
+                <w:lang w:val="en-US" w:eastAsia="en-US"/>
+              </w:rPr>
+            </w:pPr>
+            <w:r>
+              <w:rPr>
+                <w:lang w:val="en-US" w:eastAsia="en-US"/>
+              </w:rPr>
+              <w:t>1 000 000</w:t>
+            </w:r>
+          </w:p>
+        </w:tc>
+        <w:tc>
+          <w:tcPr>
+            <w:tcW w:w="1728" w:type="dxa"/>
+            <w:tcBorders>
+              <w:top w:val="single" w:sz="4" w:space="0" w:color="auto"/>
+              <w:left w:val="single" w:sz="4" w:space="0" w:color="auto"/>
+              <w:bottom w:val="single" w:sz="4" w:space="0" w:color="auto"/>
+              <w:right w:val="single" w:sz="4" w:space="0" w:color="auto"/>
+            </w:tcBorders>
+            <w:hideMark/>
+          </w:tcPr>
+          <w:p>
+            <w:pPr>
+              <w:rPr>
+                <w:lang w:val="en-US" w:eastAsia="en-US"/>
+              </w:rPr>
+            </w:pPr>
+            <w:r>
+              <w:rPr>
+                <w:lang w:val="en-US" w:eastAsia="en-US"/>
+              </w:rPr>
+              <w:t>0.</w:t>
+            </w:r>
+            <w:r>
+              <w:rPr>
+                <w:lang w:val="en-US" w:eastAsia="en-US"/>
+              </w:rPr>
+              <w:t>00</w:t>
+            </w:r>
+            <w:r>
+              <w:rPr>
+                <w:lang w:val="en-US" w:eastAsia="en-US"/>
+              </w:rPr>
+              <w:t>1</w:t>
+            </w:r>
+          </w:p>
+        </w:tc>
+        <w:tc>
+          <w:tcPr>
+            <w:tcW w:w="1728" w:type="dxa"/>
+            <w:tcBorders>
+              <w:top w:val="single" w:sz="4" w:space="0" w:color="auto"/>
+              <w:left w:val="single" w:sz="4" w:space="0" w:color="auto"/>
+              <w:bottom w:val="single" w:sz="4" w:space="0" w:color="auto"/>
+              <w:right w:val="single" w:sz="4" w:space="0" w:color="auto"/>
+            </w:tcBorders>
+            <w:hideMark/>
+          </w:tcPr>
+          <w:p>
+            <w:pPr>
+              <w:rPr>
+                <w:lang w:val="en-US" w:eastAsia="en-US"/>
+              </w:rPr>
+            </w:pPr>
+            <w:r>
+              <w:rPr>
+                <w:lang w:val="en-US" w:eastAsia="en-US"/>
+              </w:rPr>
+              <w:t>0.</w:t>
+            </w:r>
+            <w:r>
+              <w:rPr>
+                <w:lang w:val="en-US" w:eastAsia="en-US"/>
+              </w:rPr>
+              <w:t>1</w:t>
+            </w:r>
+            <w:r>
+              <w:rPr>
+                <w:lang w:val="en-US" w:eastAsia="en-US"/>
+              </w:rPr>
+              <w:t>8</w:t>
+            </w:r>
+          </w:p>
+        </w:tc>
+        <w:tc>
+          <w:tcPr>
+            <w:tcW w:w="2581" w:type="dxa"/>
+            <w:tcBorders>
+              <w:top w:val="single" w:sz="4" w:space="0" w:color="auto"/>
+              <w:left w:val="single" w:sz="4" w:space="0" w:color="auto"/>
+              <w:bottom w:val="single" w:sz="4" w:space="0" w:color="auto"/>
+              <w:right w:val="single" w:sz="4" w:space="0" w:color="auto"/>
+            </w:tcBorders>
+            <w:hideMark/>
+          </w:tcPr>
+          <w:p>
+            <w:pPr>
+              <w:rPr>
+                <w:lang w:val="en-US" w:eastAsia="en-US"/>
+              </w:rPr>
+            </w:pPr>
+            <w:r>
+              <w:rPr>
+                <w:lang w:val="en-US" w:eastAsia="en-US"/>
+              </w:rPr>
+              <w:t>0.0</w:t>
+            </w:r>
+            <w:r>
+              <w:rPr>
+                <w:lang w:val="en-US" w:eastAsia="en-US"/>
+              </w:rPr>
+              <w:t>25</w:t>
+            </w:r>
+          </w:p>
+        </w:tc>
+      </w:tr>
+    </w:tbl>
+    <w:p>
+      <w:pPr>
+        <w:rPr>
+          <w:lang w:eastAsia="en-US"/>
+        </w:rPr>
+      </w:pPr>
+    </w:p>
+    <w:p>
+      <w:pPr>
+        <w:rPr>
+          <w:lang w:eastAsia="en-US"/>
+        </w:rPr>
+      </w:pPr>
+    </w:p>
+    <w:p>
+      <w:pPr>
+        <w:pStyle w:val="Titre2"/>
+        <w:rPr>
+          <w:b w:val="0"/>
+          <w:bCs w:val="0"/>
+          <w:sz w:val="24"/>
+          <w:szCs w:val="24"/>
+        </w:rPr>
+      </w:pPr>
+      <w:r>
+        <w:rPr>
+          <w:b w:val="0"/>
+          <w:bCs w:val="0"/>
+          <w:sz w:val="24"/>
+          <w:szCs w:val="24"/>
+        </w:rPr>
+        <w:t>Le passage de N = 1 000 à N = 10 000 entraîne une nette amélioration des performances : l’EQV chute fortement, la carte devient plus régulière et les mesures locales indiquent une meilleure organisation des neurones dans l’espace d’entrée.</w:t>
+      </w:r>
+    </w:p>
+    <w:p>
+      <w:pPr>
+        <w:pStyle w:val="Titre2"/>
+        <w:rPr>
+          <w:b w:val="0"/>
+          <w:bCs w:val="0"/>
+          <w:sz w:val="24"/>
+          <w:szCs w:val="24"/>
+        </w:rPr>
+      </w:pPr>
+      <w:r>
+        <w:rPr>
+          <w:b w:val="0"/>
+          <w:bCs w:val="0"/>
+          <w:sz w:val="24"/>
+          <w:szCs w:val="24"/>
+        </w:rPr>
+        <w:t>À partir de N = 100 000, la carte semble avoir convergé. L’EQV continue de baisser légèrement jusqu’à N = 1 000 000, mais les mesures locales ne montrent plus d’évolution significative. Cela suggère que l’apprentissage a atteint un plateau : les gains supplémentaires en précision deviennent marginaux, tandis que la structure de la carte reste stable.</w:t>
+      </w:r>
+    </w:p>
+    <w:p>
+      <w:pPr>
+        <w:pStyle w:val="Titre2"/>
+        <w:rPr>
+          <w:b w:val="0"/>
+          <w:bCs w:val="0"/>
+          <w:sz w:val="24"/>
+          <w:szCs w:val="24"/>
+        </w:rPr>
+      </w:pPr>
+    </w:p>
+    <w:p>
+      <w:pPr>
+        <w:pStyle w:val="Titre2"/>
+      </w:pPr>
+      <w:r>
+        <w:t xml:space="preserve">Conclusion </w:t>
+      </w:r>
+    </w:p>
+    <w:p>
+      <w:pPr>
+        <w:rPr>
+          <w:lang w:eastAsia="en-US"/>
+        </w:rPr>
+      </w:pPr>
+    </w:p>
+    <w:p>
+      <w:pPr>
+        <w:spacing w:line="276" w:lineRule="auto"/>
+        <w:jc w:val="both"/>
+        <w:rPr>
+          <w:lang w:eastAsia="en-US"/>
+        </w:rPr>
+      </w:pPr>
+      <w:r>
+        <w:rPr>
+          <w:lang w:eastAsia="en-US"/>
+        </w:rPr>
+        <w:t>On en conclut donc qu’un nombre d’itérations suffisant est essentiel pour converger vers une organisation stable, mais qu’un excès d’itérations n’apporte pas d’amélioration, et peut même entraîner une perte d’efficacité.</w:t>
+      </w:r>
+    </w:p>
+    <w:p>
+      <w:pPr>
+        <w:ind w:left="720"/>
+        <w:rPr>
+          <w:lang w:eastAsia="en-US"/>
+        </w:rPr>
+      </w:pPr>
+    </w:p>
+    <w:p>
+      <w:pPr>
+        <w:rPr>
+          <w:lang w:eastAsia="en-US"/>
+        </w:rPr>
+      </w:pPr>
+      <w:r>
+        <w:rPr>
+          <w:lang w:eastAsia="en-US"/>
+        </w:rPr>
+        <w:t>Pour aller plus loin, nous avons voulu tester le cas où η et σ évoluent dynamiquement au cours de l’apprentissage, au lieu de rester constants.</w:t>
+      </w:r>
+    </w:p>
+    <w:p>
+      <w:pPr>
+        <w:rPr>
+          <w:lang w:eastAsia="en-US"/>
+        </w:rPr>
+      </w:pPr>
+      <w:r>
+        <w:rPr>
+          <w:lang w:eastAsia="en-US"/>
+        </w:rPr>
+        <w:t>Faire décroître η au fil des itérations permet d’éviter que l’apprentissage ne perturbe la carte une fois que celle-ci est déjà globalement structurée. En fin d’apprentissage, η devient très faible, ce qui permet de stabiliser les poids et d’empêcher des modifications inutiles.</w:t>
+      </w:r>
+      <w:r>
+        <w:rPr>
+          <w:lang w:eastAsia="en-US"/>
+        </w:rPr>
+        <w:br/>
+        <w:t xml:space="preserve">η(t) = </w:t>
+      </w:r>
+      <w:proofErr w:type="spellStart"/>
+      <w:r>
+        <w:rPr>
+          <w:lang w:eastAsia="en-US"/>
+        </w:rPr>
+        <w:t>η_init</w:t>
+      </w:r>
+      <w:proofErr w:type="spellEnd"/>
+      <w:r>
+        <w:rPr>
+          <w:lang w:eastAsia="en-US"/>
+        </w:rPr>
+        <w:t xml:space="preserve"> × </w:t>
+      </w:r>
+      <w:proofErr w:type="spellStart"/>
+      <w:proofErr w:type="gramStart"/>
+      <w:r>
+        <w:rPr>
+          <w:lang w:eastAsia="en-US"/>
+        </w:rPr>
+        <w:t>exp</w:t>
+      </w:r>
+      <w:proofErr w:type="spellEnd"/>
+      <w:r>
+        <w:rPr>
+          <w:lang w:eastAsia="en-US"/>
+        </w:rPr>
+        <w:t>(</w:t>
+      </w:r>
+      <w:proofErr w:type="gramEnd"/>
+      <w:r>
+        <w:rPr>
+          <w:lang w:eastAsia="en-US"/>
+        </w:rPr>
+        <w:t xml:space="preserve">-t / </w:t>
+      </w:r>
+      <w:proofErr w:type="spellStart"/>
+      <w:r>
+        <w:rPr>
+          <w:lang w:eastAsia="en-US"/>
+        </w:rPr>
+        <w:t>τ_η</w:t>
+      </w:r>
+      <w:proofErr w:type="spellEnd"/>
+      <w:r>
+        <w:rPr>
+          <w:lang w:eastAsia="en-US"/>
+        </w:rPr>
+        <w:t>)</w:t>
+      </w:r>
+    </w:p>
+    <w:p>
+      <w:pPr>
+        <w:rPr>
+          <w:lang w:eastAsia="en-US"/>
+        </w:rPr>
+      </w:pPr>
+      <w:r>
+        <w:rPr>
+          <w:lang w:eastAsia="en-US"/>
+        </w:rPr>
+        <w:t>De la même manière, faire décroître σ progressivement permet d’élargir le voisinage au début, puis de le réduire au fil du temps pour affiner les structures locales.</w:t>
+      </w:r>
+      <w:r>
+        <w:rPr>
+          <w:lang w:eastAsia="en-US"/>
+        </w:rPr>
+        <w:br/>
+        <w:t xml:space="preserve">σ(t) = </w:t>
+      </w:r>
+      <w:proofErr w:type="spellStart"/>
+      <w:r>
+        <w:rPr>
+          <w:lang w:eastAsia="en-US"/>
+        </w:rPr>
+        <w:t>σ_init</w:t>
+      </w:r>
+      <w:proofErr w:type="spellEnd"/>
+      <w:r>
+        <w:rPr>
+          <w:lang w:eastAsia="en-US"/>
+        </w:rPr>
+        <w:t xml:space="preserve"> × </w:t>
+      </w:r>
+      <w:proofErr w:type="spellStart"/>
+      <w:proofErr w:type="gramStart"/>
+      <w:r>
+        <w:rPr>
+          <w:lang w:eastAsia="en-US"/>
+        </w:rPr>
+        <w:t>exp</w:t>
+      </w:r>
+      <w:proofErr w:type="spellEnd"/>
+      <w:r>
+        <w:rPr>
+          <w:lang w:eastAsia="en-US"/>
+        </w:rPr>
+        <w:t>(</w:t>
+      </w:r>
+      <w:proofErr w:type="gramEnd"/>
+      <w:r>
+        <w:rPr>
+          <w:lang w:eastAsia="en-US"/>
+        </w:rPr>
+        <w:t xml:space="preserve">-t / </w:t>
+      </w:r>
+      <w:proofErr w:type="spellStart"/>
+      <w:r>
+        <w:rPr>
+          <w:lang w:eastAsia="en-US"/>
+        </w:rPr>
+        <w:t>τ_σ</w:t>
+      </w:r>
+      <w:proofErr w:type="spellEnd"/>
+      <w:r>
+        <w:rPr>
+          <w:lang w:eastAsia="en-US"/>
+        </w:rPr>
+        <w:t>)</w:t>
+      </w:r>
+    </w:p>
+    <w:p>
+      <w:pPr>
+        <w:rPr>
+          <w:lang w:eastAsia="en-US"/>
+        </w:rPr>
+      </w:pPr>
+    </w:p>
+    <w:p>
+      <w:pPr>
+        <w:rPr>
+          <w:lang w:eastAsia="en-US"/>
+        </w:rPr>
+      </w:pPr>
+      <w:r>
+        <w:rPr>
+          <w:lang w:eastAsia="en-US"/>
+        </w:rPr>
+        <w:lastRenderedPageBreak/>
+        <w:t xml:space="preserve">Cette méthode b=nous a permis d’obtenir des résultats remarquables avec un EQV à 5.42 e-05, un mesure locale simple à 0.23 et quadratique à 0.03. </w:t>
+      </w:r>
+    </w:p>
     <w:sectPr>
       <w:pgSz w:w="11906" w:h="16838"/>
       <w:pgMar w:top="1417" w:right="1417" w:bottom="1417" w:left="1417" w:header="708" w:footer="708" w:gutter="0"/>
@@ -11609,8 +17267,157 @@
 </file>
 
 <file path=word/numbering.xml><?xml version="1.0" encoding="utf-8"?>
-<w:numbering xmlns:wpc="http://schemas.microsoft.com/office/word/2010/wordprocessingCanvas" xmlns:cx="http://schemas.microsoft.com/office/drawing/2014/chartex" xmlns:cx1="http://schemas.microsoft.com/office/drawing/2015/9/8/chartex" xmlns:cx2="http://schemas.microsoft.com/office/drawing/2015/10/21/chartex" xmlns:cx3="http://schemas.microsoft.com/office/drawing/2016/5/9/chartex" xmlns:cx4="http://schemas.microsoft.com/office/drawing/2016/5/10/chartex" xmlns:cx5="http://schemas.microsoft.com/office/drawing/2016/5/11/chartex" xmlns:cx6="http://schemas.microsoft.com/office/drawing/2016/5/12/chartex" xmlns:cx7="http://schemas.microsoft.com/office/drawing/2016/5/13/chartex" xmlns:cx8="http://schemas.microsoft.com/office/drawing/2016/5/14/chartex" xmlns:mc="http://schemas.openxmlformats.org/markup-compatibility/2006" xmlns:aink="http://schemas.microsoft.com/office/drawing/2016/ink" xmlns:am3d="http://schemas.microsoft.com/office/drawing/2017/model3d" xmlns:o="urn:schemas-microsoft-com:office:office" xmlns:r="http://schemas.openxmlformats.org/officeDocument/2006/relationships" xmlns:m="http://schemas.openxmlformats.org/officeDocument/2006/math" xmlns:v="urn:schemas-microsoft-com:vml" xmlns:wp14="http://schemas.microsoft.com/office/word/2010/wordprocessingDrawing" xmlns:wp="http://schemas.openxmlformats.org/drawingml/2006/wordprocessingDrawing" xmlns:w10="urn:schemas-microsoft-com:office:word" xmlns:w="http://schemas.openxmlformats.org/wordprocessingml/2006/main" xmlns:w14="http://schemas.microsoft.com/office/word/2010/wordml" xmlns:w15="http://schemas.microsoft.com/office/word/2012/wordml" xmlns:w16cex="http://schemas.microsoft.com/office/word/2018/wordml/cex" xmlns:w16cid="http://schemas.microsoft.com/office/word/2016/wordml/cid" xmlns:w16="http://schemas.microsoft.com/office/word/2018/wordml" xmlns:w16sdtdh="http://schemas.microsoft.com/office/word/2020/wordml/sdtdatahash" xmlns:w16se="http://schemas.microsoft.com/office/word/2015/wordml/symex" xmlns:wpg="http://schemas.microsoft.com/office/word/2010/wordprocessingGroup" xmlns:wpi="http://schemas.microsoft.com/office/word/2010/wordprocessingInk" xmlns:wne="http://schemas.microsoft.com/office/word/2006/wordml" xmlns:wps="http://schemas.microsoft.com/office/word/2010/wordprocessingShape" mc:Ignorable="w14 w15 w16se w16cid w16 w16cex w16sdtdh wp14">
+<w:numbering xmlns:wpc="http://schemas.microsoft.com/office/word/2010/wordprocessingCanvas" xmlns:cx="http://schemas.microsoft.com/office/drawing/2014/chartex" xmlns:cx1="http://schemas.microsoft.com/office/drawing/2015/9/8/chartex" xmlns:cx2="http://schemas.microsoft.com/office/drawing/2015/10/21/chartex" xmlns:cx3="http://schemas.microsoft.com/office/drawing/2016/5/9/chartex" xmlns:cx4="http://schemas.microsoft.com/office/drawing/2016/5/10/chartex" xmlns:cx5="http://schemas.microsoft.com/office/drawing/2016/5/11/chartex" xmlns:cx6="http://schemas.microsoft.com/office/drawing/2016/5/12/chartex" xmlns:cx7="http://schemas.microsoft.com/office/drawing/2016/5/13/chartex" xmlns:cx8="http://schemas.microsoft.com/office/drawing/2016/5/14/chartex" xmlns:mc="http://schemas.openxmlformats.org/markup-compatibility/2006" xmlns:aink="http://schemas.microsoft.com/office/drawing/2016/ink" xmlns:am3d="http://schemas.microsoft.com/office/drawing/2017/model3d" xmlns:o="urn:schemas-microsoft-com:office:office" xmlns:oel="http://schemas.microsoft.com/office/2019/extlst" xmlns:r="http://schemas.openxmlformats.org/officeDocument/2006/relationships" xmlns:m="http://schemas.openxmlformats.org/officeDocument/2006/math" xmlns:v="urn:schemas-microsoft-com:vml" xmlns:wp14="http://schemas.microsoft.com/office/word/2010/wordprocessingDrawing" xmlns:wp="http://schemas.openxmlformats.org/drawingml/2006/wordprocessingDrawing" xmlns:w10="urn:schemas-microsoft-com:office:word" xmlns:w="http://schemas.openxmlformats.org/wordprocessingml/2006/main" xmlns:w14="http://schemas.microsoft.com/office/word/2010/wordml" xmlns:w15="http://schemas.microsoft.com/office/word/2012/wordml" xmlns:w16cex="http://schemas.microsoft.com/office/word/2018/wordml/cex" xmlns:w16cid="http://schemas.microsoft.com/office/word/2016/wordml/cid" xmlns:w16="http://schemas.microsoft.com/office/word/2018/wordml" xmlns:w16du="http://schemas.microsoft.com/office/word/2023/wordml/word16du" xmlns:w16sdtdh="http://schemas.microsoft.com/office/word/2020/wordml/sdtdatahash" xmlns:w16sdtfl="http://schemas.microsoft.com/office/word/2024/wordml/sdtformatlock" xmlns:w16se="http://schemas.microsoft.com/office/word/2015/wordml/symex" xmlns:wpg="http://schemas.microsoft.com/office/word/2010/wordprocessingGroup" xmlns:wpi="http://schemas.microsoft.com/office/word/2010/wordprocessingInk" xmlns:wne="http://schemas.microsoft.com/office/word/2006/wordml" xmlns:wps="http://schemas.microsoft.com/office/word/2010/wordprocessingShape" mc:Ignorable="w14 w15 w16se w16cid w16 w16cex w16sdtdh w16sdtfl w16du wp14">
   <w:abstractNum w:abstractNumId="0" w15:restartNumberingAfterBreak="0">
+    <w:nsid w:val="286B4C9E"/>
+    <w:multiLevelType w:val="multilevel"/>
+    <w:tmpl w:val="1D8E107C"/>
+    <w:lvl w:ilvl="0">
+      <w:start w:val="1"/>
+      <w:numFmt w:val="bullet"/>
+      <w:lvlText w:val=""/>
+      <w:lvlJc w:val="left"/>
+      <w:pPr>
+        <w:tabs>
+          <w:tab w:val="num" w:pos="720"/>
+        </w:tabs>
+        <w:ind w:left="720" w:hanging="360"/>
+      </w:pPr>
+      <w:rPr>
+        <w:rFonts w:ascii="Symbol" w:hAnsi="Symbol" w:hint="default"/>
+        <w:sz w:val="20"/>
+      </w:rPr>
+    </w:lvl>
+    <w:lvl w:ilvl="1" w:tentative="1">
+      <w:start w:val="1"/>
+      <w:numFmt w:val="bullet"/>
+      <w:lvlText w:val="o"/>
+      <w:lvlJc w:val="left"/>
+      <w:pPr>
+        <w:tabs>
+          <w:tab w:val="num" w:pos="1440"/>
+        </w:tabs>
+        <w:ind w:left="1440" w:hanging="360"/>
+      </w:pPr>
+      <w:rPr>
+        <w:rFonts w:ascii="Courier New" w:hAnsi="Courier New" w:hint="default"/>
+        <w:sz w:val="20"/>
+      </w:rPr>
+    </w:lvl>
+    <w:lvl w:ilvl="2" w:tentative="1">
+      <w:start w:val="1"/>
+      <w:numFmt w:val="bullet"/>
+      <w:lvlText w:val=""/>
+      <w:lvlJc w:val="left"/>
+      <w:pPr>
+        <w:tabs>
+          <w:tab w:val="num" w:pos="2160"/>
+        </w:tabs>
+        <w:ind w:left="2160" w:hanging="360"/>
+      </w:pPr>
+      <w:rPr>
+        <w:rFonts w:ascii="Wingdings" w:hAnsi="Wingdings" w:hint="default"/>
+        <w:sz w:val="20"/>
+      </w:rPr>
+    </w:lvl>
+    <w:lvl w:ilvl="3" w:tentative="1">
+      <w:start w:val="1"/>
+      <w:numFmt w:val="bullet"/>
+      <w:lvlText w:val=""/>
+      <w:lvlJc w:val="left"/>
+      <w:pPr>
+        <w:tabs>
+          <w:tab w:val="num" w:pos="2880"/>
+        </w:tabs>
+        <w:ind w:left="2880" w:hanging="360"/>
+      </w:pPr>
+      <w:rPr>
+        <w:rFonts w:ascii="Wingdings" w:hAnsi="Wingdings" w:hint="default"/>
+        <w:sz w:val="20"/>
+      </w:rPr>
+    </w:lvl>
+    <w:lvl w:ilvl="4" w:tentative="1">
+      <w:start w:val="1"/>
+      <w:numFmt w:val="bullet"/>
+      <w:lvlText w:val=""/>
+      <w:lvlJc w:val="left"/>
+      <w:pPr>
+        <w:tabs>
+          <w:tab w:val="num" w:pos="3600"/>
+        </w:tabs>
+        <w:ind w:left="3600" w:hanging="360"/>
+      </w:pPr>
+      <w:rPr>
+        <w:rFonts w:ascii="Wingdings" w:hAnsi="Wingdings" w:hint="default"/>
+        <w:sz w:val="20"/>
+      </w:rPr>
+    </w:lvl>
+    <w:lvl w:ilvl="5" w:tentative="1">
+      <w:start w:val="1"/>
+      <w:numFmt w:val="bullet"/>
+      <w:lvlText w:val=""/>
+      <w:lvlJc w:val="left"/>
+      <w:pPr>
+        <w:tabs>
+          <w:tab w:val="num" w:pos="4320"/>
+        </w:tabs>
+        <w:ind w:left="4320" w:hanging="360"/>
+      </w:pPr>
+      <w:rPr>
+        <w:rFonts w:ascii="Wingdings" w:hAnsi="Wingdings" w:hint="default"/>
+        <w:sz w:val="20"/>
+      </w:rPr>
+    </w:lvl>
+    <w:lvl w:ilvl="6" w:tentative="1">
+      <w:start w:val="1"/>
+      <w:numFmt w:val="bullet"/>
+      <w:lvlText w:val=""/>
+      <w:lvlJc w:val="left"/>
+      <w:pPr>
+        <w:tabs>
+          <w:tab w:val="num" w:pos="5040"/>
+        </w:tabs>
+        <w:ind w:left="5040" w:hanging="360"/>
+      </w:pPr>
+      <w:rPr>
+        <w:rFonts w:ascii="Wingdings" w:hAnsi="Wingdings" w:hint="default"/>
+        <w:sz w:val="20"/>
+      </w:rPr>
+    </w:lvl>
+    <w:lvl w:ilvl="7" w:tentative="1">
+      <w:start w:val="1"/>
+      <w:numFmt w:val="bullet"/>
+      <w:lvlText w:val=""/>
+      <w:lvlJc w:val="left"/>
+      <w:pPr>
+        <w:tabs>
+          <w:tab w:val="num" w:pos="5760"/>
+        </w:tabs>
+        <w:ind w:left="5760" w:hanging="360"/>
+      </w:pPr>
+      <w:rPr>
+        <w:rFonts w:ascii="Wingdings" w:hAnsi="Wingdings" w:hint="default"/>
+        <w:sz w:val="20"/>
+      </w:rPr>
+    </w:lvl>
+    <w:lvl w:ilvl="8" w:tentative="1">
+      <w:start w:val="1"/>
+      <w:numFmt w:val="bullet"/>
+      <w:lvlText w:val=""/>
+      <w:lvlJc w:val="left"/>
+      <w:pPr>
+        <w:tabs>
+          <w:tab w:val="num" w:pos="6480"/>
+        </w:tabs>
+        <w:ind w:left="6480" w:hanging="360"/>
+      </w:pPr>
+      <w:rPr>
+        <w:rFonts w:ascii="Wingdings" w:hAnsi="Wingdings" w:hint="default"/>
+        <w:sz w:val="20"/>
+      </w:rPr>
+    </w:lvl>
+  </w:abstractNum>
+  <w:abstractNum w:abstractNumId="1" w15:restartNumberingAfterBreak="0">
     <w:nsid w:val="3B6B37E7"/>
     <w:multiLevelType w:val="hybridMultilevel"/>
     <w:tmpl w:val="029A2734"/>
@@ -11723,7 +17530,7 @@
       </w:rPr>
     </w:lvl>
   </w:abstractNum>
-  <w:abstractNum w:abstractNumId="1" w15:restartNumberingAfterBreak="0">
+  <w:abstractNum w:abstractNumId="2" w15:restartNumberingAfterBreak="0">
     <w:nsid w:val="42B96418"/>
     <w:multiLevelType w:val="hybridMultilevel"/>
     <w:tmpl w:val="070CBA8E"/>
@@ -11835,17 +17642,324 @@
       </w:rPr>
     </w:lvl>
   </w:abstractNum>
-  <w:num w:numId="1">
+  <w:abstractNum w:abstractNumId="3" w15:restartNumberingAfterBreak="0">
+    <w:nsid w:val="4E3751D6"/>
+    <w:multiLevelType w:val="multilevel"/>
+    <w:tmpl w:val="7FE62918"/>
+    <w:lvl w:ilvl="0">
+      <w:start w:val="1"/>
+      <w:numFmt w:val="bullet"/>
+      <w:lvlText w:val=""/>
+      <w:lvlJc w:val="left"/>
+      <w:pPr>
+        <w:tabs>
+          <w:tab w:val="num" w:pos="720"/>
+        </w:tabs>
+        <w:ind w:left="720" w:hanging="360"/>
+      </w:pPr>
+      <w:rPr>
+        <w:rFonts w:ascii="Symbol" w:hAnsi="Symbol" w:hint="default"/>
+        <w:sz w:val="20"/>
+      </w:rPr>
+    </w:lvl>
+    <w:lvl w:ilvl="1" w:tentative="1">
+      <w:start w:val="1"/>
+      <w:numFmt w:val="bullet"/>
+      <w:lvlText w:val="o"/>
+      <w:lvlJc w:val="left"/>
+      <w:pPr>
+        <w:tabs>
+          <w:tab w:val="num" w:pos="1440"/>
+        </w:tabs>
+        <w:ind w:left="1440" w:hanging="360"/>
+      </w:pPr>
+      <w:rPr>
+        <w:rFonts w:ascii="Courier New" w:hAnsi="Courier New" w:hint="default"/>
+        <w:sz w:val="20"/>
+      </w:rPr>
+    </w:lvl>
+    <w:lvl w:ilvl="2" w:tentative="1">
+      <w:start w:val="1"/>
+      <w:numFmt w:val="bullet"/>
+      <w:lvlText w:val=""/>
+      <w:lvlJc w:val="left"/>
+      <w:pPr>
+        <w:tabs>
+          <w:tab w:val="num" w:pos="2160"/>
+        </w:tabs>
+        <w:ind w:left="2160" w:hanging="360"/>
+      </w:pPr>
+      <w:rPr>
+        <w:rFonts w:ascii="Wingdings" w:hAnsi="Wingdings" w:hint="default"/>
+        <w:sz w:val="20"/>
+      </w:rPr>
+    </w:lvl>
+    <w:lvl w:ilvl="3" w:tentative="1">
+      <w:start w:val="1"/>
+      <w:numFmt w:val="bullet"/>
+      <w:lvlText w:val=""/>
+      <w:lvlJc w:val="left"/>
+      <w:pPr>
+        <w:tabs>
+          <w:tab w:val="num" w:pos="2880"/>
+        </w:tabs>
+        <w:ind w:left="2880" w:hanging="360"/>
+      </w:pPr>
+      <w:rPr>
+        <w:rFonts w:ascii="Wingdings" w:hAnsi="Wingdings" w:hint="default"/>
+        <w:sz w:val="20"/>
+      </w:rPr>
+    </w:lvl>
+    <w:lvl w:ilvl="4" w:tentative="1">
+      <w:start w:val="1"/>
+      <w:numFmt w:val="bullet"/>
+      <w:lvlText w:val=""/>
+      <w:lvlJc w:val="left"/>
+      <w:pPr>
+        <w:tabs>
+          <w:tab w:val="num" w:pos="3600"/>
+        </w:tabs>
+        <w:ind w:left="3600" w:hanging="360"/>
+      </w:pPr>
+      <w:rPr>
+        <w:rFonts w:ascii="Wingdings" w:hAnsi="Wingdings" w:hint="default"/>
+        <w:sz w:val="20"/>
+      </w:rPr>
+    </w:lvl>
+    <w:lvl w:ilvl="5" w:tentative="1">
+      <w:start w:val="1"/>
+      <w:numFmt w:val="bullet"/>
+      <w:lvlText w:val=""/>
+      <w:lvlJc w:val="left"/>
+      <w:pPr>
+        <w:tabs>
+          <w:tab w:val="num" w:pos="4320"/>
+        </w:tabs>
+        <w:ind w:left="4320" w:hanging="360"/>
+      </w:pPr>
+      <w:rPr>
+        <w:rFonts w:ascii="Wingdings" w:hAnsi="Wingdings" w:hint="default"/>
+        <w:sz w:val="20"/>
+      </w:rPr>
+    </w:lvl>
+    <w:lvl w:ilvl="6" w:tentative="1">
+      <w:start w:val="1"/>
+      <w:numFmt w:val="bullet"/>
+      <w:lvlText w:val=""/>
+      <w:lvlJc w:val="left"/>
+      <w:pPr>
+        <w:tabs>
+          <w:tab w:val="num" w:pos="5040"/>
+        </w:tabs>
+        <w:ind w:left="5040" w:hanging="360"/>
+      </w:pPr>
+      <w:rPr>
+        <w:rFonts w:ascii="Wingdings" w:hAnsi="Wingdings" w:hint="default"/>
+        <w:sz w:val="20"/>
+      </w:rPr>
+    </w:lvl>
+    <w:lvl w:ilvl="7" w:tentative="1">
+      <w:start w:val="1"/>
+      <w:numFmt w:val="bullet"/>
+      <w:lvlText w:val=""/>
+      <w:lvlJc w:val="left"/>
+      <w:pPr>
+        <w:tabs>
+          <w:tab w:val="num" w:pos="5760"/>
+        </w:tabs>
+        <w:ind w:left="5760" w:hanging="360"/>
+      </w:pPr>
+      <w:rPr>
+        <w:rFonts w:ascii="Wingdings" w:hAnsi="Wingdings" w:hint="default"/>
+        <w:sz w:val="20"/>
+      </w:rPr>
+    </w:lvl>
+    <w:lvl w:ilvl="8" w:tentative="1">
+      <w:start w:val="1"/>
+      <w:numFmt w:val="bullet"/>
+      <w:lvlText w:val=""/>
+      <w:lvlJc w:val="left"/>
+      <w:pPr>
+        <w:tabs>
+          <w:tab w:val="num" w:pos="6480"/>
+        </w:tabs>
+        <w:ind w:left="6480" w:hanging="360"/>
+      </w:pPr>
+      <w:rPr>
+        <w:rFonts w:ascii="Wingdings" w:hAnsi="Wingdings" w:hint="default"/>
+        <w:sz w:val="20"/>
+      </w:rPr>
+    </w:lvl>
+  </w:abstractNum>
+  <w:abstractNum w:abstractNumId="4" w15:restartNumberingAfterBreak="0">
+    <w:nsid w:val="606258EB"/>
+    <w:multiLevelType w:val="multilevel"/>
+    <w:tmpl w:val="D988DFE4"/>
+    <w:lvl w:ilvl="0">
+      <w:start w:val="1"/>
+      <w:numFmt w:val="bullet"/>
+      <w:lvlText w:val=""/>
+      <w:lvlJc w:val="left"/>
+      <w:pPr>
+        <w:tabs>
+          <w:tab w:val="num" w:pos="720"/>
+        </w:tabs>
+        <w:ind w:left="720" w:hanging="360"/>
+      </w:pPr>
+      <w:rPr>
+        <w:rFonts w:ascii="Symbol" w:hAnsi="Symbol" w:hint="default"/>
+        <w:sz w:val="20"/>
+      </w:rPr>
+    </w:lvl>
+    <w:lvl w:ilvl="1" w:tentative="1">
+      <w:start w:val="1"/>
+      <w:numFmt w:val="bullet"/>
+      <w:lvlText w:val="o"/>
+      <w:lvlJc w:val="left"/>
+      <w:pPr>
+        <w:tabs>
+          <w:tab w:val="num" w:pos="1440"/>
+        </w:tabs>
+        <w:ind w:left="1440" w:hanging="360"/>
+      </w:pPr>
+      <w:rPr>
+        <w:rFonts w:ascii="Courier New" w:hAnsi="Courier New" w:hint="default"/>
+        <w:sz w:val="20"/>
+      </w:rPr>
+    </w:lvl>
+    <w:lvl w:ilvl="2" w:tentative="1">
+      <w:start w:val="1"/>
+      <w:numFmt w:val="bullet"/>
+      <w:lvlText w:val=""/>
+      <w:lvlJc w:val="left"/>
+      <w:pPr>
+        <w:tabs>
+          <w:tab w:val="num" w:pos="2160"/>
+        </w:tabs>
+        <w:ind w:left="2160" w:hanging="360"/>
+      </w:pPr>
+      <w:rPr>
+        <w:rFonts w:ascii="Wingdings" w:hAnsi="Wingdings" w:hint="default"/>
+        <w:sz w:val="20"/>
+      </w:rPr>
+    </w:lvl>
+    <w:lvl w:ilvl="3" w:tentative="1">
+      <w:start w:val="1"/>
+      <w:numFmt w:val="bullet"/>
+      <w:lvlText w:val=""/>
+      <w:lvlJc w:val="left"/>
+      <w:pPr>
+        <w:tabs>
+          <w:tab w:val="num" w:pos="2880"/>
+        </w:tabs>
+        <w:ind w:left="2880" w:hanging="360"/>
+      </w:pPr>
+      <w:rPr>
+        <w:rFonts w:ascii="Wingdings" w:hAnsi="Wingdings" w:hint="default"/>
+        <w:sz w:val="20"/>
+      </w:rPr>
+    </w:lvl>
+    <w:lvl w:ilvl="4" w:tentative="1">
+      <w:start w:val="1"/>
+      <w:numFmt w:val="bullet"/>
+      <w:lvlText w:val=""/>
+      <w:lvlJc w:val="left"/>
+      <w:pPr>
+        <w:tabs>
+          <w:tab w:val="num" w:pos="3600"/>
+        </w:tabs>
+        <w:ind w:left="3600" w:hanging="360"/>
+      </w:pPr>
+      <w:rPr>
+        <w:rFonts w:ascii="Wingdings" w:hAnsi="Wingdings" w:hint="default"/>
+        <w:sz w:val="20"/>
+      </w:rPr>
+    </w:lvl>
+    <w:lvl w:ilvl="5" w:tentative="1">
+      <w:start w:val="1"/>
+      <w:numFmt w:val="bullet"/>
+      <w:lvlText w:val=""/>
+      <w:lvlJc w:val="left"/>
+      <w:pPr>
+        <w:tabs>
+          <w:tab w:val="num" w:pos="4320"/>
+        </w:tabs>
+        <w:ind w:left="4320" w:hanging="360"/>
+      </w:pPr>
+      <w:rPr>
+        <w:rFonts w:ascii="Wingdings" w:hAnsi="Wingdings" w:hint="default"/>
+        <w:sz w:val="20"/>
+      </w:rPr>
+    </w:lvl>
+    <w:lvl w:ilvl="6" w:tentative="1">
+      <w:start w:val="1"/>
+      <w:numFmt w:val="bullet"/>
+      <w:lvlText w:val=""/>
+      <w:lvlJc w:val="left"/>
+      <w:pPr>
+        <w:tabs>
+          <w:tab w:val="num" w:pos="5040"/>
+        </w:tabs>
+        <w:ind w:left="5040" w:hanging="360"/>
+      </w:pPr>
+      <w:rPr>
+        <w:rFonts w:ascii="Wingdings" w:hAnsi="Wingdings" w:hint="default"/>
+        <w:sz w:val="20"/>
+      </w:rPr>
+    </w:lvl>
+    <w:lvl w:ilvl="7" w:tentative="1">
+      <w:start w:val="1"/>
+      <w:numFmt w:val="bullet"/>
+      <w:lvlText w:val=""/>
+      <w:lvlJc w:val="left"/>
+      <w:pPr>
+        <w:tabs>
+          <w:tab w:val="num" w:pos="5760"/>
+        </w:tabs>
+        <w:ind w:left="5760" w:hanging="360"/>
+      </w:pPr>
+      <w:rPr>
+        <w:rFonts w:ascii="Wingdings" w:hAnsi="Wingdings" w:hint="default"/>
+        <w:sz w:val="20"/>
+      </w:rPr>
+    </w:lvl>
+    <w:lvl w:ilvl="8" w:tentative="1">
+      <w:start w:val="1"/>
+      <w:numFmt w:val="bullet"/>
+      <w:lvlText w:val=""/>
+      <w:lvlJc w:val="left"/>
+      <w:pPr>
+        <w:tabs>
+          <w:tab w:val="num" w:pos="6480"/>
+        </w:tabs>
+        <w:ind w:left="6480" w:hanging="360"/>
+      </w:pPr>
+      <w:rPr>
+        <w:rFonts w:ascii="Wingdings" w:hAnsi="Wingdings" w:hint="default"/>
+        <w:sz w:val="20"/>
+      </w:rPr>
+    </w:lvl>
+  </w:abstractNum>
+  <w:num w:numId="1" w16cid:durableId="263155411">
+    <w:abstractNumId w:val="1"/>
+  </w:num>
+  <w:num w:numId="2" w16cid:durableId="2145073892">
+    <w:abstractNumId w:val="2"/>
+  </w:num>
+  <w:num w:numId="3" w16cid:durableId="1386560318">
     <w:abstractNumId w:val="0"/>
   </w:num>
-  <w:num w:numId="2">
-    <w:abstractNumId w:val="1"/>
+  <w:num w:numId="4" w16cid:durableId="69616527">
+    <w:abstractNumId w:val="3"/>
+  </w:num>
+  <w:num w:numId="5" w16cid:durableId="1685396884">
+    <w:abstractNumId w:val="4"/>
   </w:num>
 </w:numbering>
 </file>
 
 <file path=word/styles.xml><?xml version="1.0" encoding="utf-8"?>
-<w:styles xmlns:mc="http://schemas.openxmlformats.org/markup-compatibility/2006" xmlns:r="http://schemas.openxmlformats.org/officeDocument/2006/relationships" xmlns:w="http://schemas.openxmlformats.org/wordprocessingml/2006/main" xmlns:w14="http://schemas.microsoft.com/office/word/2010/wordml" xmlns:w15="http://schemas.microsoft.com/office/word/2012/wordml" xmlns:w16cex="http://schemas.microsoft.com/office/word/2018/wordml/cex" xmlns:w16cid="http://schemas.microsoft.com/office/word/2016/wordml/cid" xmlns:w16="http://schemas.microsoft.com/office/word/2018/wordml" xmlns:w16sdtdh="http://schemas.microsoft.com/office/word/2020/wordml/sdtdatahash" xmlns:w16se="http://schemas.microsoft.com/office/word/2015/wordml/symex" mc:Ignorable="w14 w15 w16se w16cid w16 w16cex w16sdtdh">
+<w:styles xmlns:mc="http://schemas.openxmlformats.org/markup-compatibility/2006" xmlns:r="http://schemas.openxmlformats.org/officeDocument/2006/relationships" xmlns:w="http://schemas.openxmlformats.org/wordprocessingml/2006/main" xmlns:w14="http://schemas.microsoft.com/office/word/2010/wordml" xmlns:w15="http://schemas.microsoft.com/office/word/2012/wordml" xmlns:w16cex="http://schemas.microsoft.com/office/word/2018/wordml/cex" xmlns:w16cid="http://schemas.microsoft.com/office/word/2016/wordml/cid" xmlns:w16="http://schemas.microsoft.com/office/word/2018/wordml" xmlns:w16du="http://schemas.microsoft.com/office/word/2023/wordml/word16du" xmlns:w16sdtdh="http://schemas.microsoft.com/office/word/2020/wordml/sdtdatahash" xmlns:w16sdtfl="http://schemas.microsoft.com/office/word/2024/wordml/sdtformatlock" xmlns:w16se="http://schemas.microsoft.com/office/word/2015/wordml/symex" mc:Ignorable="w14 w15 w16se w16cid w16 w16cex w16sdtdh w16sdtfl w16du">
   <w:docDefaults>
     <w:rPrDefault>
       <w:rPr>
@@ -12273,24 +18387,45 @@
     <w:uiPriority w:val="9"/>
     <w:unhideWhenUsed/>
     <w:qFormat/>
-    <w:rsid w:val="009213E0"/>
+    <w:rsid w:val="004C6D63"/>
     <w:pPr>
-      <w:keepNext/>
-      <w:keepLines/>
-      <w:spacing w:before="40"/>
+      <w:spacing w:line="276" w:lineRule="auto"/>
+      <w:jc w:val="both"/>
       <w:outlineLvl w:val="1"/>
     </w:pPr>
     <w:rPr>
-      <w:rFonts w:asciiTheme="majorHAnsi" w:eastAsiaTheme="majorEastAsia" w:hAnsiTheme="majorHAnsi" w:cstheme="majorBidi"/>
-      <w:color w:val="2F5496" w:themeColor="accent1" w:themeShade="BF"/>
-      <w:sz w:val="26"/>
-      <w:szCs w:val="26"/>
+      <w:b/>
+      <w:bCs/>
+      <w:sz w:val="36"/>
+      <w:szCs w:val="36"/>
+      <w:lang w:eastAsia="en-US"/>
+    </w:rPr>
+  </w:style>
+  <w:style w:type="paragraph" w:styleId="Titre3">
+    <w:name w:val="heading 3"/>
+    <w:basedOn w:val="Normal"/>
+    <w:next w:val="Normal"/>
+    <w:link w:val="Titre3Car"/>
+    <w:uiPriority w:val="9"/>
+    <w:unhideWhenUsed/>
+    <w:qFormat/>
+    <w:rsid w:val="004C6D63"/>
+    <w:pPr>
+      <w:spacing w:line="276" w:lineRule="auto"/>
+      <w:jc w:val="both"/>
+      <w:outlineLvl w:val="2"/>
+    </w:pPr>
+    <w:rPr>
+      <w:b/>
+      <w:bCs/>
+      <w:sz w:val="32"/>
+      <w:szCs w:val="32"/>
+      <w:lang w:eastAsia="en-US"/>
     </w:rPr>
   </w:style>
   <w:style w:type="character" w:default="1" w:styleId="Policepardfaut">
     <w:name w:val="Default Paragraph Font"/>
     <w:uiPriority w:val="1"/>
-    <w:semiHidden/>
     <w:unhideWhenUsed/>
   </w:style>
   <w:style w:type="table" w:default="1" w:styleId="TableauNormal">
@@ -12344,13 +18479,13 @@
     <w:basedOn w:val="Policepardfaut"/>
     <w:link w:val="Titre2"/>
     <w:uiPriority w:val="9"/>
-    <w:rsid w:val="009213E0"/>
+    <w:rsid w:val="004C6D63"/>
     <w:rPr>
-      <w:rFonts w:asciiTheme="majorHAnsi" w:eastAsiaTheme="majorEastAsia" w:hAnsiTheme="majorHAnsi" w:cstheme="majorBidi"/>
-      <w:color w:val="2F5496" w:themeColor="accent1" w:themeShade="BF"/>
-      <w:sz w:val="26"/>
-      <w:szCs w:val="26"/>
-      <w:lang w:eastAsia="fr-FR"/>
+      <w:rFonts w:ascii="Times New Roman" w:eastAsia="Times New Roman" w:hAnsi="Times New Roman" w:cs="Times New Roman"/>
+      <w:b/>
+      <w:bCs/>
+      <w:sz w:val="36"/>
+      <w:szCs w:val="36"/>
     </w:rPr>
   </w:style>
   <w:style w:type="character" w:customStyle="1" w:styleId="s1">
@@ -12651,6 +18786,84 @@
     <w:name w:val="obscuredtextcontentinner__54ab5"/>
     <w:basedOn w:val="Policepardfaut"/>
     <w:rsid w:val="0036097E"/>
+  </w:style>
+  <w:style w:type="character" w:customStyle="1" w:styleId="Titre3Car">
+    <w:name w:val="Titre 3 Car"/>
+    <w:basedOn w:val="Policepardfaut"/>
+    <w:link w:val="Titre3"/>
+    <w:uiPriority w:val="9"/>
+    <w:rsid w:val="004C6D63"/>
+    <w:rPr>
+      <w:rFonts w:ascii="Times New Roman" w:eastAsia="Times New Roman" w:hAnsi="Times New Roman" w:cs="Times New Roman"/>
+      <w:b/>
+      <w:bCs/>
+      <w:sz w:val="32"/>
+      <w:szCs w:val="32"/>
+    </w:rPr>
+  </w:style>
+  <w:style w:type="paragraph" w:styleId="Lgende">
+    <w:name w:val="caption"/>
+    <w:basedOn w:val="Normal"/>
+    <w:next w:val="Normal"/>
+    <w:uiPriority w:val="35"/>
+    <w:unhideWhenUsed/>
+    <w:qFormat/>
+    <w:rsid w:val="00F42122"/>
+    <w:pPr>
+      <w:spacing w:after="200"/>
+    </w:pPr>
+    <w:rPr>
+      <w:i/>
+      <w:iCs/>
+      <w:color w:val="44546A" w:themeColor="text2"/>
+      <w:sz w:val="18"/>
+      <w:szCs w:val="18"/>
+    </w:rPr>
+  </w:style>
+  <w:style w:type="paragraph" w:styleId="Citation">
+    <w:name w:val="Quote"/>
+    <w:basedOn w:val="Lgende"/>
+    <w:next w:val="Normal"/>
+    <w:link w:val="CitationCar"/>
+    <w:uiPriority w:val="29"/>
+    <w:qFormat/>
+    <w:rsid w:val="00F42122"/>
+    <w:rPr>
+      <w:color w:val="auto"/>
+      <w:sz w:val="20"/>
+      <w:szCs w:val="20"/>
+    </w:rPr>
+  </w:style>
+  <w:style w:type="character" w:customStyle="1" w:styleId="CitationCar">
+    <w:name w:val="Citation Car"/>
+    <w:basedOn w:val="Policepardfaut"/>
+    <w:link w:val="Citation"/>
+    <w:uiPriority w:val="29"/>
+    <w:rsid w:val="00F42122"/>
+    <w:rPr>
+      <w:rFonts w:ascii="Times New Roman" w:eastAsia="Times New Roman" w:hAnsi="Times New Roman" w:cs="Times New Roman"/>
+      <w:i/>
+      <w:iCs/>
+      <w:sz w:val="20"/>
+      <w:szCs w:val="20"/>
+      <w:lang w:eastAsia="fr-FR"/>
+    </w:rPr>
+  </w:style>
+  <w:style w:type="table" w:styleId="Grilledutableau">
+    <w:name w:val="Table Grid"/>
+    <w:basedOn w:val="TableauNormal"/>
+    <w:uiPriority w:val="39"/>
+    <w:rsid w:val="00BC3983"/>
+    <w:tblPr>
+      <w:tblBorders>
+        <w:top w:val="single" w:sz="4" w:space="0" w:color="auto"/>
+        <w:left w:val="single" w:sz="4" w:space="0" w:color="auto"/>
+        <w:bottom w:val="single" w:sz="4" w:space="0" w:color="auto"/>
+        <w:right w:val="single" w:sz="4" w:space="0" w:color="auto"/>
+        <w:insideH w:val="single" w:sz="4" w:space="0" w:color="auto"/>
+        <w:insideV w:val="single" w:sz="4" w:space="0" w:color="auto"/>
+      </w:tblBorders>
+    </w:tblPr>
   </w:style>
 </w:styles>
 </file>
